--- a/ParkWise/ex1_solution_2026_Acendent.docx
+++ b/ParkWise/ex1_solution_2026_Acendent.docx
@@ -123,11 +123,19 @@
         </w:rPr>
         <w:t xml:space="preserve">System Name: </w:t>
       </w:r>
+      <w:proofErr w:type="spellStart"/>
       <w:r>
         <w:rPr>
           <w:color w:val="000000" w:themeColor="text1"/>
         </w:rPr>
-        <w:t xml:space="preserve">ParkWise </w:t>
+        <w:t>ParkWise</w:t>
+      </w:r>
+      <w:proofErr w:type="spellEnd"/>
+      <w:r>
+        <w:rPr>
+          <w:color w:val="000000" w:themeColor="text1"/>
+        </w:rPr>
+        <w:t xml:space="preserve"> </w:t>
       </w:r>
     </w:p>
     <w:p>
@@ -207,6 +215,7 @@
         </w:rPr>
         <w:t xml:space="preserve"> </w:t>
       </w:r>
+      <w:proofErr w:type="spellStart"/>
       <w:r>
         <w:rPr>
           <w:rFonts w:ascii="Calibri" w:eastAsia="Arial" w:hAnsi="Calibri" w:cs="Calibri"/>
@@ -214,6 +223,7 @@
         </w:rPr>
         <w:t>Acendent</w:t>
       </w:r>
+      <w:proofErr w:type="spellEnd"/>
     </w:p>
     <w:p>
       <w:pPr>
@@ -246,6 +256,7 @@
         <w:tab/>
         <w:t xml:space="preserve">   </w:t>
       </w:r>
+      <w:proofErr w:type="spellStart"/>
       <w:r>
         <w:rPr>
           <w:rFonts w:ascii="Calibri" w:eastAsia="Arial" w:hAnsi="Calibri" w:cs="Calibri"/>
@@ -261,6 +272,7 @@
         </w:rPr>
         <w:t>imini</w:t>
       </w:r>
+      <w:proofErr w:type="spellEnd"/>
     </w:p>
     <w:p>
       <w:pPr>
@@ -285,7 +297,23 @@
           <w:rFonts w:ascii="Calibri" w:eastAsia="Arial" w:hAnsi="Calibri" w:cs="Calibri"/>
           <w:b/>
         </w:rPr>
-        <w:t xml:space="preserve">Link to the conversation with the LLM (in addition to the csv file uploaded to Moodle) </w:t>
+        <w:t xml:space="preserve">Link to the conversation with the LLM (in addition to the </w:t>
+      </w:r>
+      <w:proofErr w:type="spellStart"/>
+      <w:r>
+        <w:rPr>
+          <w:rFonts w:ascii="Calibri" w:eastAsia="Arial" w:hAnsi="Calibri" w:cs="Calibri"/>
+          <w:b/>
+        </w:rPr>
+        <w:t>csv</w:t>
+      </w:r>
+      <w:proofErr w:type="spellEnd"/>
+      <w:r>
+        <w:rPr>
+          <w:rFonts w:ascii="Calibri" w:eastAsia="Arial" w:hAnsi="Calibri" w:cs="Calibri"/>
+          <w:b/>
+        </w:rPr>
+        <w:t xml:space="preserve"> file uploaded to Moodle) </w:t>
       </w:r>
       <w:r>
         <w:rPr>
@@ -418,6 +446,7 @@
         </w:rPr>
         <w:t xml:space="preserve"> </w:t>
       </w:r>
+      <w:proofErr w:type="gramStart"/>
       <w:r>
         <w:rPr>
           <w:rFonts w:ascii="Calibri" w:eastAsia="Arial" w:hAnsi="Calibri" w:cs="Calibri"/>
@@ -428,7 +457,14 @@
         <w:rPr>
           <w:rFonts w:ascii="Calibri" w:eastAsia="Arial" w:hAnsi="Calibri" w:cs="Calibri"/>
         </w:rPr>
-        <w:t>lease provide concise information aimed at clarifying key aspects for the exercise evaluator</w:t>
+        <w:t>lease</w:t>
+      </w:r>
+      <w:proofErr w:type="gramEnd"/>
+      <w:r>
+        <w:rPr>
+          <w:rFonts w:ascii="Calibri" w:eastAsia="Arial" w:hAnsi="Calibri" w:cs="Calibri"/>
+        </w:rPr>
+        <w:t xml:space="preserve"> provide concise information aimed at clarifying key aspects for the exercise evaluator</w:t>
       </w:r>
       <w:r>
         <w:rPr>
@@ -462,7 +498,29 @@
           <w:rFonts w:ascii="Calibri" w:hAnsi="Calibri" w:cs="Calibri"/>
         </w:rPr>
         <w:lastRenderedPageBreak/>
-        <w:t xml:space="preserve">1.1.a </w:t>
+        <w:t>1.1</w:t>
+      </w:r>
+      <w:proofErr w:type="gramStart"/>
+      <w:r>
+        <w:rPr>
+          <w:rFonts w:ascii="Calibri" w:hAnsi="Calibri" w:cs="Calibri"/>
+        </w:rPr>
+        <w:t>.</w:t>
+      </w:r>
+      <w:proofErr w:type="spellStart"/>
+      <w:r>
+        <w:rPr>
+          <w:rFonts w:ascii="Calibri" w:hAnsi="Calibri" w:cs="Calibri"/>
+        </w:rPr>
+        <w:t>a</w:t>
+      </w:r>
+      <w:proofErr w:type="spellEnd"/>
+      <w:proofErr w:type="gramEnd"/>
+      <w:r>
+        <w:rPr>
+          <w:rFonts w:ascii="Calibri" w:hAnsi="Calibri" w:cs="Calibri"/>
+        </w:rPr>
+        <w:t xml:space="preserve"> </w:t>
       </w:r>
       <w:r>
         <w:rPr>
@@ -475,6 +533,189 @@
           <w:rFonts w:ascii="Calibri" w:hAnsi="Calibri" w:cs="Calibri"/>
         </w:rPr>
         <w:t>Use Case Diagram:</w:t>
+      </w:r>
+    </w:p>
+    <w:p>
+      <w:pPr>
+        <w:bidi w:val="0"/>
+        <w:rPr>
+          <w:rFonts w:ascii="Calibri" w:eastAsia="Arial" w:hAnsi="Calibri" w:cs="Calibri"/>
+        </w:rPr>
+      </w:pPr>
+    </w:p>
+    <w:p>
+      <w:pPr>
+        <w:rPr>
+          <w:rFonts w:ascii="Calibri" w:hAnsi="Calibri" w:cs="Calibri"/>
+          <w:b/>
+          <w:bCs/>
+          <w:kern w:val="32"/>
+          <w:sz w:val="32"/>
+          <w:szCs w:val="32"/>
+        </w:rPr>
+      </w:pPr>
+      <w:bookmarkStart w:id="0" w:name="_GoBack"/>
+      <w:r>
+        <w:rPr>
+          <w:rFonts w:ascii="Calibri" w:hAnsi="Calibri" w:cs="Calibri"/>
+          <w:b/>
+          <w:bCs/>
+          <w:noProof/>
+          <w:kern w:val="32"/>
+          <w:sz w:val="34"/>
+          <w:szCs w:val="34"/>
+        </w:rPr>
+        <w:drawing>
+          <wp:inline distT="0" distB="0" distL="0" distR="0" wp14:anchorId="4D97E29A" wp14:editId="674D029A">
+            <wp:extent cx="8122635" cy="3959614"/>
+            <wp:effectExtent l="5080" t="0" r="0" b="0"/>
+            <wp:docPr id="2" name="תמונה 2"/>
+            <wp:cNvGraphicFramePr>
+              <a:graphicFrameLocks xmlns:a="http://schemas.openxmlformats.org/drawingml/2006/main" noChangeAspect="1"/>
+            </wp:cNvGraphicFramePr>
+            <a:graphic xmlns:a="http://schemas.openxmlformats.org/drawingml/2006/main">
+              <a:graphicData uri="http://schemas.openxmlformats.org/drawingml/2006/picture">
+                <pic:pic xmlns:pic="http://schemas.openxmlformats.org/drawingml/2006/picture">
+                  <pic:nvPicPr>
+                    <pic:cNvPr id="0" name="parkwise use case diagram final.png"/>
+                    <pic:cNvPicPr/>
+                  </pic:nvPicPr>
+                  <pic:blipFill>
+                    <a:blip r:embed="rId11">
+                      <a:extLst>
+                        <a:ext uri="{28A0092B-C50C-407E-A947-70E740481C1C}">
+                          <a14:useLocalDpi xmlns:a14="http://schemas.microsoft.com/office/drawing/2010/main" val="0"/>
+                        </a:ext>
+                      </a:extLst>
+                    </a:blip>
+                    <a:stretch>
+                      <a:fillRect/>
+                    </a:stretch>
+                  </pic:blipFill>
+                  <pic:spPr>
+                    <a:xfrm rot="5400000">
+                      <a:off x="0" y="0"/>
+                      <a:ext cx="8114421" cy="3955610"/>
+                    </a:xfrm>
+                    <a:prstGeom prst="rect">
+                      <a:avLst/>
+                    </a:prstGeom>
+                  </pic:spPr>
+                </pic:pic>
+              </a:graphicData>
+            </a:graphic>
+          </wp:inline>
+        </w:drawing>
+      </w:r>
+      <w:bookmarkEnd w:id="0"/>
+    </w:p>
+    <w:p>
+      <w:pPr>
+        <w:rPr>
+          <w:rFonts w:ascii="Calibri" w:hAnsi="Calibri" w:cs="Calibri"/>
+          <w:b/>
+          <w:bCs/>
+          <w:kern w:val="32"/>
+          <w:sz w:val="32"/>
+          <w:szCs w:val="32"/>
+        </w:rPr>
+      </w:pPr>
+      <w:r>
+        <w:rPr>
+          <w:rFonts w:ascii="Calibri" w:hAnsi="Calibri" w:cs="Calibri"/>
+        </w:rPr>
+        <w:lastRenderedPageBreak/>
+        <w:br w:type="page"/>
+      </w:r>
+    </w:p>
+    <w:p>
+      <w:pPr>
+        <w:pStyle w:val="1"/>
+        <w:bidi w:val="0"/>
+        <w:rPr>
+          <w:rFonts w:ascii="Calibri" w:hAnsi="Calibri" w:cs="Calibri"/>
+        </w:rPr>
+      </w:pPr>
+      <w:r>
+        <w:rPr>
+          <w:rFonts w:ascii="Calibri" w:hAnsi="Calibri" w:cs="Calibri"/>
+        </w:rPr>
+        <w:lastRenderedPageBreak/>
+        <w:t>1.1</w:t>
+      </w:r>
+      <w:proofErr w:type="gramStart"/>
+      <w:r>
+        <w:rPr>
+          <w:rFonts w:ascii="Calibri" w:hAnsi="Calibri" w:cs="Calibri"/>
+        </w:rPr>
+        <w:t>.b</w:t>
+      </w:r>
+      <w:proofErr w:type="gramEnd"/>
+      <w:r>
+        <w:rPr>
+          <w:rFonts w:ascii="Calibri" w:hAnsi="Calibri" w:cs="Calibri"/>
+        </w:rPr>
+        <w:t xml:space="preserve">. </w:t>
+      </w:r>
+      <w:r>
+        <w:rPr>
+          <w:rFonts w:ascii="Calibri" w:hAnsi="Calibri" w:cs="Calibri"/>
+        </w:rPr>
+        <w:t xml:space="preserve">The </w:t>
+      </w:r>
+      <w:r>
+        <w:rPr>
+          <w:rFonts w:ascii="Calibri" w:hAnsi="Calibri" w:cs="Calibri"/>
+        </w:rPr>
+        <w:t>Description</w:t>
+      </w:r>
+      <w:r>
+        <w:rPr>
+          <w:rFonts w:ascii="Calibri" w:hAnsi="Calibri" w:cs="Calibri"/>
+        </w:rPr>
+        <w:t>s</w:t>
+      </w:r>
+      <w:r>
+        <w:rPr>
+          <w:rFonts w:ascii="Calibri" w:hAnsi="Calibri" w:cs="Calibri"/>
+        </w:rPr>
+        <w:t xml:space="preserve"> of </w:t>
+      </w:r>
+      <w:r>
+        <w:rPr>
+          <w:rFonts w:ascii="Calibri" w:hAnsi="Calibri" w:cs="Calibri"/>
+        </w:rPr>
+        <w:t xml:space="preserve">the </w:t>
+      </w:r>
+      <w:r>
+        <w:rPr>
+          <w:rFonts w:ascii="Calibri" w:hAnsi="Calibri" w:cs="Calibri"/>
+        </w:rPr>
+        <w:t>U</w:t>
+      </w:r>
+      <w:r>
+        <w:rPr>
+          <w:rFonts w:ascii="Calibri" w:hAnsi="Calibri" w:cs="Calibri"/>
+        </w:rPr>
+        <w:t xml:space="preserve">se </w:t>
+      </w:r>
+      <w:r>
+        <w:rPr>
+          <w:rFonts w:ascii="Calibri" w:hAnsi="Calibri" w:cs="Calibri"/>
+        </w:rPr>
+        <w:t>C</w:t>
+      </w:r>
+      <w:r>
+        <w:rPr>
+          <w:rFonts w:ascii="Calibri" w:hAnsi="Calibri" w:cs="Calibri"/>
+        </w:rPr>
+        <w:t>ases</w:t>
+      </w:r>
+      <w:r>
+        <w:rPr>
+          <w:rFonts w:ascii="Calibri" w:hAnsi="Calibri" w:cs="Calibri"/>
+        </w:rPr>
+        <w:t>:</w:t>
       </w:r>
     </w:p>
     <w:p>
@@ -487,128 +728,139 @@
         </w:pBdr>
         <w:bidi w:val="0"/>
         <w:rPr>
-          <w:rFonts w:ascii="Calibri" w:eastAsia="Arial" w:hAnsi="Calibri" w:cs="Calibri"/>
-        </w:rPr>
-      </w:pPr>
-      <w:r>
-        <w:rPr>
-          <w:rFonts w:ascii="Calibri" w:eastAsia="Arial" w:hAnsi="Calibri" w:cs="Calibri"/>
-        </w:rPr>
-        <w:t>Verify</w:t>
-      </w:r>
-      <w:r>
-        <w:rPr>
-          <w:rFonts w:ascii="Calibri" w:eastAsia="Arial" w:hAnsi="Calibri" w:cs="Calibri"/>
-        </w:rPr>
-        <w:t xml:space="preserve"> readability</w:t>
-      </w:r>
-      <w:r>
-        <w:rPr>
-          <w:rFonts w:ascii="Calibri" w:eastAsia="Arial" w:hAnsi="Calibri" w:cs="Calibri"/>
-        </w:rPr>
-        <w:t xml:space="preserve"> of the figure.</w:t>
-      </w:r>
-      <w:r>
-        <w:rPr>
-          <w:rFonts w:ascii="Calibri" w:eastAsia="Arial" w:hAnsi="Calibri" w:cs="Calibri"/>
-        </w:rPr>
-        <w:t xml:space="preserve"> </w:t>
-      </w:r>
-    </w:p>
-    <w:p>
-      <w:pPr>
-        <w:bidi w:val="0"/>
-        <w:rPr>
-          <w:rFonts w:ascii="Calibri" w:eastAsia="Arial" w:hAnsi="Calibri" w:cs="Calibri"/>
-        </w:rPr>
-      </w:pPr>
-    </w:p>
-    <w:p>
-      <w:pPr>
-        <w:rPr>
-          <w:rFonts w:ascii="Calibri" w:hAnsi="Calibri" w:cs="Calibri"/>
-          <w:b/>
-          <w:bCs/>
-          <w:kern w:val="32"/>
-          <w:sz w:val="32"/>
-          <w:szCs w:val="32"/>
-        </w:rPr>
-      </w:pPr>
-      <w:r>
-        <w:rPr>
-          <w:rFonts w:ascii="Calibri" w:hAnsi="Calibri" w:cs="Calibri"/>
-        </w:rPr>
-        <w:br w:type="page"/>
+          <w:rFonts w:ascii="Calibri" w:hAnsi="Calibri" w:cs="Calibri"/>
+        </w:rPr>
+      </w:pPr>
+      <w:r>
+        <w:rPr>
+          <w:rFonts w:ascii="Calibri" w:hAnsi="Calibri" w:cs="Calibri"/>
+        </w:rPr>
+        <w:t>Make sure the description</w:t>
+      </w:r>
+      <w:r>
+        <w:rPr>
+          <w:rFonts w:ascii="Calibri" w:hAnsi="Calibri" w:cs="Calibri"/>
+        </w:rPr>
+        <w:t>s</w:t>
+      </w:r>
+      <w:r>
+        <w:rPr>
+          <w:rFonts w:ascii="Calibri" w:hAnsi="Calibri" w:cs="Calibri"/>
+        </w:rPr>
+        <w:t xml:space="preserve"> are </w:t>
+      </w:r>
+      <w:r>
+        <w:rPr>
+          <w:rFonts w:ascii="Calibri" w:hAnsi="Calibri" w:cs="Calibri"/>
+        </w:rPr>
+        <w:t>short</w:t>
+      </w:r>
+      <w:r>
+        <w:rPr>
+          <w:rFonts w:ascii="Calibri" w:hAnsi="Calibri" w:cs="Calibri"/>
+        </w:rPr>
+        <w:t xml:space="preserve"> and </w:t>
+      </w:r>
+      <w:r>
+        <w:rPr>
+          <w:rFonts w:ascii="Calibri" w:hAnsi="Calibri" w:cs="Calibri"/>
+        </w:rPr>
+        <w:t>concisely</w:t>
+      </w:r>
+      <w:r>
+        <w:rPr>
+          <w:rFonts w:ascii="Calibri" w:hAnsi="Calibri" w:cs="Calibri"/>
+        </w:rPr>
+        <w:t xml:space="preserve"> describe</w:t>
+      </w:r>
+      <w:r>
+        <w:rPr>
+          <w:rFonts w:ascii="Calibri" w:hAnsi="Calibri" w:cs="Calibri"/>
+        </w:rPr>
+        <w:t xml:space="preserve"> the responsibilities of the various use cases</w:t>
+      </w:r>
+      <w:r>
+        <w:rPr>
+          <w:rFonts w:ascii="Calibri" w:hAnsi="Calibri" w:cs="Calibri"/>
+        </w:rPr>
+        <w:t>.</w:t>
       </w:r>
     </w:p>
     <w:p>
       <w:pPr>
         <w:pStyle w:val="1"/>
         <w:bidi w:val="0"/>
-        <w:rPr>
-          <w:rFonts w:ascii="Calibri" w:hAnsi="Calibri" w:cs="Calibri"/>
-        </w:rPr>
-      </w:pPr>
+        <w:spacing w:line="360" w:lineRule="auto"/>
+        <w:ind w:right="-142"/>
+        <w:rPr>
+          <w:rFonts w:ascii="Calibri" w:hAnsi="Calibri" w:cs="Calibri"/>
+          <w:b w:val="0"/>
+          <w:bCs w:val="0"/>
+          <w:sz w:val="24"/>
+          <w:szCs w:val="24"/>
+        </w:rPr>
+      </w:pPr>
+    </w:p>
+    <w:p>
+      <w:pPr>
+        <w:pStyle w:val="1"/>
+        <w:bidi w:val="0"/>
+        <w:spacing w:line="360" w:lineRule="auto"/>
+        <w:ind w:right="-142"/>
+        <w:rPr>
+          <w:rFonts w:ascii="Calibri" w:hAnsi="Calibri" w:cs="Calibri"/>
+        </w:rPr>
+      </w:pPr>
+      <w:r>
+        <w:rPr>
+          <w:rFonts w:ascii="Calibri" w:hAnsi="Calibri" w:cs="Calibri"/>
+        </w:rPr>
+        <w:br w:type="page"/>
+      </w:r>
       <w:r>
         <w:rPr>
           <w:rFonts w:ascii="Calibri" w:hAnsi="Calibri" w:cs="Calibri"/>
         </w:rPr>
         <w:lastRenderedPageBreak/>
-        <w:t xml:space="preserve">1.1.b. </w:t>
-      </w:r>
-      <w:r>
-        <w:rPr>
-          <w:rFonts w:ascii="Calibri" w:hAnsi="Calibri" w:cs="Calibri"/>
-        </w:rPr>
-        <w:t xml:space="preserve">The </w:t>
-      </w:r>
-      <w:r>
-        <w:rPr>
-          <w:rFonts w:ascii="Calibri" w:hAnsi="Calibri" w:cs="Calibri"/>
-        </w:rPr>
-        <w:t>Description</w:t>
-      </w:r>
-      <w:r>
-        <w:rPr>
-          <w:rFonts w:ascii="Calibri" w:hAnsi="Calibri" w:cs="Calibri"/>
-        </w:rPr>
-        <w:t>s</w:t>
-      </w:r>
-      <w:r>
-        <w:rPr>
-          <w:rFonts w:ascii="Calibri" w:hAnsi="Calibri" w:cs="Calibri"/>
-        </w:rPr>
-        <w:t xml:space="preserve"> of </w:t>
-      </w:r>
-      <w:r>
-        <w:rPr>
-          <w:rFonts w:ascii="Calibri" w:hAnsi="Calibri" w:cs="Calibri"/>
-        </w:rPr>
-        <w:t xml:space="preserve">the </w:t>
-      </w:r>
-      <w:r>
-        <w:rPr>
-          <w:rFonts w:ascii="Calibri" w:hAnsi="Calibri" w:cs="Calibri"/>
-        </w:rPr>
-        <w:t>U</w:t>
-      </w:r>
-      <w:r>
-        <w:rPr>
-          <w:rFonts w:ascii="Calibri" w:hAnsi="Calibri" w:cs="Calibri"/>
-        </w:rPr>
-        <w:t xml:space="preserve">se </w:t>
-      </w:r>
-      <w:r>
-        <w:rPr>
-          <w:rFonts w:ascii="Calibri" w:hAnsi="Calibri" w:cs="Calibri"/>
-        </w:rPr>
-        <w:t>C</w:t>
-      </w:r>
-      <w:r>
-        <w:rPr>
-          <w:rFonts w:ascii="Calibri" w:hAnsi="Calibri" w:cs="Calibri"/>
-        </w:rPr>
-        <w:t>ases</w:t>
+        <w:t>1.1</w:t>
+      </w:r>
+      <w:proofErr w:type="gramStart"/>
+      <w:r>
+        <w:rPr>
+          <w:rFonts w:ascii="Calibri" w:hAnsi="Calibri" w:cs="Calibri"/>
+        </w:rPr>
+        <w:t>.c</w:t>
+      </w:r>
+      <w:proofErr w:type="gramEnd"/>
+      <w:r>
+        <w:rPr>
+          <w:rFonts w:ascii="Calibri" w:hAnsi="Calibri" w:cs="Calibri"/>
+        </w:rPr>
+        <w:t xml:space="preserve">. </w:t>
+      </w:r>
+      <w:r>
+        <w:rPr>
+          <w:rFonts w:ascii="Calibri" w:hAnsi="Calibri" w:cs="Calibri"/>
+        </w:rPr>
+        <w:t>The</w:t>
+      </w:r>
+      <w:r>
+        <w:rPr>
+          <w:rFonts w:ascii="Calibri" w:hAnsi="Calibri" w:cs="Calibri"/>
+        </w:rPr>
+        <w:t xml:space="preserve"> UML </w:t>
+      </w:r>
+      <w:r>
+        <w:rPr>
+          <w:rFonts w:ascii="Calibri" w:hAnsi="Calibri" w:cs="Calibri"/>
+        </w:rPr>
+        <w:t xml:space="preserve">Class </w:t>
+      </w:r>
+      <w:r>
+        <w:rPr>
+          <w:rFonts w:ascii="Calibri" w:hAnsi="Calibri" w:cs="Calibri"/>
+        </w:rPr>
+        <w:t>Diagram</w:t>
       </w:r>
       <w:r>
         <w:rPr>
@@ -627,316 +879,52 @@
         </w:pBdr>
         <w:bidi w:val="0"/>
         <w:rPr>
-          <w:rFonts w:ascii="Calibri" w:hAnsi="Calibri" w:cs="Calibri"/>
-        </w:rPr>
-      </w:pPr>
-      <w:r>
-        <w:rPr>
-          <w:rFonts w:ascii="Calibri" w:hAnsi="Calibri" w:cs="Calibri"/>
-        </w:rPr>
-        <w:t>Make sure the description</w:t>
-      </w:r>
-      <w:r>
-        <w:rPr>
-          <w:rFonts w:ascii="Calibri" w:hAnsi="Calibri" w:cs="Calibri"/>
-        </w:rPr>
-        <w:t>s</w:t>
-      </w:r>
-      <w:r>
-        <w:rPr>
-          <w:rFonts w:ascii="Calibri" w:hAnsi="Calibri" w:cs="Calibri"/>
-        </w:rPr>
-        <w:t xml:space="preserve"> are </w:t>
-      </w:r>
-      <w:r>
-        <w:rPr>
-          <w:rFonts w:ascii="Calibri" w:hAnsi="Calibri" w:cs="Calibri"/>
-        </w:rPr>
-        <w:t>short</w:t>
-      </w:r>
-      <w:r>
-        <w:rPr>
-          <w:rFonts w:ascii="Calibri" w:hAnsi="Calibri" w:cs="Calibri"/>
-        </w:rPr>
-        <w:t xml:space="preserve"> and </w:t>
-      </w:r>
-      <w:r>
-        <w:rPr>
-          <w:rFonts w:ascii="Calibri" w:hAnsi="Calibri" w:cs="Calibri"/>
-        </w:rPr>
-        <w:t>concisely</w:t>
-      </w:r>
-      <w:r>
-        <w:rPr>
-          <w:rFonts w:ascii="Calibri" w:hAnsi="Calibri" w:cs="Calibri"/>
-        </w:rPr>
-        <w:t xml:space="preserve"> describe</w:t>
-      </w:r>
-      <w:r>
-        <w:rPr>
-          <w:rFonts w:ascii="Calibri" w:hAnsi="Calibri" w:cs="Calibri"/>
-        </w:rPr>
-        <w:t xml:space="preserve"> the responsibilities of the various use cases</w:t>
-      </w:r>
-      <w:r>
-        <w:rPr>
-          <w:rFonts w:ascii="Calibri" w:hAnsi="Calibri" w:cs="Calibri"/>
+          <w:rFonts w:ascii="Calibri" w:eastAsia="Arial" w:hAnsi="Calibri" w:cs="Calibri"/>
+        </w:rPr>
+      </w:pPr>
+      <w:r>
+        <w:rPr>
+          <w:rFonts w:ascii="Calibri" w:eastAsia="Arial" w:hAnsi="Calibri" w:cs="Calibri"/>
+        </w:rPr>
+        <w:t xml:space="preserve">Verify </w:t>
+      </w:r>
+      <w:r>
+        <w:rPr>
+          <w:rFonts w:ascii="Calibri" w:eastAsia="Arial" w:hAnsi="Calibri" w:cs="Calibri"/>
+        </w:rPr>
+        <w:t>readability</w:t>
+      </w:r>
+      <w:r>
+        <w:rPr>
+          <w:rFonts w:ascii="Calibri" w:eastAsia="Arial" w:hAnsi="Calibri" w:cs="Calibri"/>
+        </w:rPr>
+        <w:t xml:space="preserve"> of the figure</w:t>
+      </w:r>
+      <w:r>
+        <w:rPr>
+          <w:rFonts w:ascii="Calibri" w:eastAsia="Arial" w:hAnsi="Calibri" w:cs="Calibri"/>
         </w:rPr>
         <w:t>.</w:t>
       </w:r>
-    </w:p>
-    <w:p>
-      <w:pPr>
-        <w:pBdr>
-          <w:top w:val="single" w:sz="4" w:space="1" w:color="auto"/>
-          <w:left w:val="single" w:sz="4" w:space="4" w:color="auto"/>
-          <w:bottom w:val="single" w:sz="4" w:space="1" w:color="auto"/>
-          <w:right w:val="single" w:sz="4" w:space="4" w:color="auto"/>
-        </w:pBdr>
-        <w:bidi w:val="0"/>
-        <w:rPr>
-          <w:rFonts w:ascii="Calibri" w:hAnsi="Calibri" w:cs="Calibri"/>
-        </w:rPr>
-      </w:pPr>
-    </w:p>
-    <w:p>
-      <w:pPr>
-        <w:pStyle w:val="1"/>
-        <w:bidi w:val="0"/>
-        <w:spacing w:line="360" w:lineRule="auto"/>
-        <w:ind w:right="-142"/>
-        <w:rPr>
-          <w:rFonts w:ascii="Calibri" w:hAnsi="Calibri" w:cs="Calibri"/>
-          <w:b w:val="0"/>
-          <w:bCs w:val="0"/>
-          <w:sz w:val="24"/>
-          <w:szCs w:val="24"/>
-        </w:rPr>
-      </w:pPr>
-      <w:r>
-        <w:rPr>
-          <w:rFonts w:ascii="Calibri" w:hAnsi="Calibri" w:cs="Calibri"/>
-          <w:b w:val="0"/>
-          <w:bCs w:val="0"/>
-          <w:sz w:val="24"/>
-          <w:szCs w:val="24"/>
-        </w:rPr>
-        <w:t>Draft:</w:t>
-      </w:r>
-      <w:bookmarkStart w:id="0" w:name="_GoBack"/>
-      <w:bookmarkEnd w:id="0"/>
-    </w:p>
-    <w:p>
-      <w:pPr>
-        <w:pStyle w:val="1"/>
-        <w:bidi w:val="0"/>
-        <w:spacing w:line="360" w:lineRule="auto"/>
-        <w:ind w:right="-142"/>
-        <w:rPr>
-          <w:rFonts w:ascii="Calibri" w:hAnsi="Calibri" w:cs="Calibri"/>
-          <w:b w:val="0"/>
-          <w:bCs w:val="0"/>
-          <w:sz w:val="24"/>
-          <w:szCs w:val="24"/>
-        </w:rPr>
-      </w:pPr>
-      <w:r>
-        <w:rPr>
-          <w:rFonts w:ascii="Calibri" w:eastAsia="Arial" w:hAnsi="Calibri" w:cs="Calibri"/>
-          <w:noProof/>
-        </w:rPr>
-        <w:drawing>
-          <wp:inline distT="0" distB="0" distL="0" distR="0" wp14:anchorId="1B53A92D" wp14:editId="738DD6E5">
-            <wp:extent cx="5263515" cy="2520315"/>
-            <wp:effectExtent l="0" t="0" r="0" b="0"/>
-            <wp:docPr id="4" name="תמונה 4" descr="C:\Users\ASUS\AppData\Local\Microsoft\Windows\INetCache\Content.Word\fffffff.png"/>
-            <wp:cNvGraphicFramePr>
-              <a:graphicFrameLocks xmlns:a="http://schemas.openxmlformats.org/drawingml/2006/main" noChangeAspect="1"/>
-            </wp:cNvGraphicFramePr>
-            <a:graphic xmlns:a="http://schemas.openxmlformats.org/drawingml/2006/main">
-              <a:graphicData uri="http://schemas.openxmlformats.org/drawingml/2006/picture">
-                <pic:pic xmlns:pic="http://schemas.openxmlformats.org/drawingml/2006/picture">
-                  <pic:nvPicPr>
-                    <pic:cNvPr id="0" name="Picture 7" descr="C:\Users\ASUS\AppData\Local\Microsoft\Windows\INetCache\Content.Word\fffffff.png"/>
-                    <pic:cNvPicPr>
-                      <a:picLocks noChangeAspect="1" noChangeArrowheads="1"/>
-                    </pic:cNvPicPr>
-                  </pic:nvPicPr>
-                  <pic:blipFill>
-                    <a:blip r:embed="rId11" cstate="print">
-                      <a:extLst>
-                        <a:ext uri="{28A0092B-C50C-407E-A947-70E740481C1C}">
-                          <a14:useLocalDpi xmlns:a14="http://schemas.microsoft.com/office/drawing/2010/main" val="0"/>
-                        </a:ext>
-                      </a:extLst>
-                    </a:blip>
-                    <a:srcRect/>
-                    <a:stretch>
-                      <a:fillRect/>
-                    </a:stretch>
-                  </pic:blipFill>
-                  <pic:spPr bwMode="auto">
-                    <a:xfrm>
-                      <a:off x="0" y="0"/>
-                      <a:ext cx="5263515" cy="2520315"/>
-                    </a:xfrm>
-                    <a:prstGeom prst="rect">
-                      <a:avLst/>
-                    </a:prstGeom>
-                    <a:noFill/>
-                    <a:ln>
-                      <a:noFill/>
-                    </a:ln>
-                  </pic:spPr>
-                </pic:pic>
-              </a:graphicData>
-            </a:graphic>
-          </wp:inline>
-        </w:drawing>
-      </w:r>
-    </w:p>
-    <w:p>
-      <w:pPr>
-        <w:bidi w:val="0"/>
-      </w:pPr>
-      <w:r>
-        <w:rPr>
-          <w:rFonts w:ascii="Calibri" w:hAnsi="Calibri" w:cs="Calibri"/>
-        </w:rPr>
-        <w:t>final</w:t>
-      </w:r>
-      <w:r>
-        <w:rPr>
-          <w:rFonts w:ascii="Calibri" w:hAnsi="Calibri" w:cs="Calibri"/>
-        </w:rPr>
-        <w:t>:</w:t>
-      </w:r>
-    </w:p>
-    <w:p>
-      <w:pPr>
-        <w:pStyle w:val="1"/>
-        <w:bidi w:val="0"/>
-        <w:spacing w:line="360" w:lineRule="auto"/>
-        <w:ind w:right="-142"/>
-        <w:rPr>
-          <w:rFonts w:ascii="Calibri" w:hAnsi="Calibri" w:cs="Calibri"/>
-        </w:rPr>
-      </w:pPr>
-      <w:r>
-        <w:rPr>
-          <w:rFonts w:ascii="Calibri" w:hAnsi="Calibri" w:cs="Calibri"/>
-        </w:rPr>
-        <w:pict w14:anchorId="29CD04CB">
-          <v:shapetype id="_x0000_t75" coordsize="21600,21600" o:spt="75" o:preferrelative="t" path="m@4@5l@4@11@9@11@9@5xe" filled="f" stroked="f">
-            <v:stroke joinstyle="miter"/>
-            <v:formulas>
-              <v:f eqn="if lineDrawn pixelLineWidth 0"/>
-              <v:f eqn="sum @0 1 0"/>
-              <v:f eqn="sum 0 0 @1"/>
-              <v:f eqn="prod @2 1 2"/>
-              <v:f eqn="prod @3 21600 pixelWidth"/>
-              <v:f eqn="prod @3 21600 pixelHeight"/>
-              <v:f eqn="sum @0 0 1"/>
-              <v:f eqn="prod @6 1 2"/>
-              <v:f eqn="prod @7 21600 pixelWidth"/>
-              <v:f eqn="sum @8 21600 0"/>
-              <v:f eqn="prod @7 21600 pixelHeight"/>
-              <v:f eqn="sum @10 21600 0"/>
-            </v:formulas>
-            <v:path o:extrusionok="f" gradientshapeok="t" o:connecttype="rect"/>
-            <o:lock v:ext="edit" aspectratio="t"/>
-          </v:shapetype>
-          <v:shape id="_x0000_i1025" type="#_x0000_t75" style="width:414.45pt;height:202.25pt">
-            <v:imagedata r:id="rId12" o:title="parkwise use case diagram final"/>
-          </v:shape>
-        </w:pict>
-      </w:r>
-      <w:r>
-        <w:rPr>
-          <w:rFonts w:ascii="Calibri" w:hAnsi="Calibri" w:cs="Calibri"/>
-        </w:rPr>
-        <w:br w:type="page"/>
-      </w:r>
-      <w:r>
-        <w:rPr>
-          <w:rFonts w:ascii="Calibri" w:hAnsi="Calibri" w:cs="Calibri"/>
-        </w:rPr>
-        <w:lastRenderedPageBreak/>
-        <w:t xml:space="preserve">1.1.c. </w:t>
-      </w:r>
-      <w:r>
-        <w:rPr>
-          <w:rFonts w:ascii="Calibri" w:hAnsi="Calibri" w:cs="Calibri"/>
-        </w:rPr>
-        <w:t>The</w:t>
-      </w:r>
-      <w:r>
-        <w:rPr>
-          <w:rFonts w:ascii="Calibri" w:hAnsi="Calibri" w:cs="Calibri"/>
-        </w:rPr>
-        <w:t xml:space="preserve"> UML </w:t>
-      </w:r>
-      <w:r>
-        <w:rPr>
-          <w:rFonts w:ascii="Calibri" w:hAnsi="Calibri" w:cs="Calibri"/>
-        </w:rPr>
-        <w:t xml:space="preserve">Class </w:t>
-      </w:r>
-      <w:r>
-        <w:rPr>
-          <w:rFonts w:ascii="Calibri" w:hAnsi="Calibri" w:cs="Calibri"/>
-        </w:rPr>
-        <w:t>Diagram</w:t>
-      </w:r>
-      <w:r>
-        <w:rPr>
-          <w:rFonts w:ascii="Calibri" w:hAnsi="Calibri" w:cs="Calibri"/>
-        </w:rPr>
-        <w:t>:</w:t>
-      </w:r>
-    </w:p>
-    <w:p>
-      <w:pPr>
-        <w:pBdr>
-          <w:top w:val="single" w:sz="4" w:space="1" w:color="auto"/>
-          <w:left w:val="single" w:sz="4" w:space="4" w:color="auto"/>
-          <w:bottom w:val="single" w:sz="4" w:space="1" w:color="auto"/>
-          <w:right w:val="single" w:sz="4" w:space="4" w:color="auto"/>
-        </w:pBdr>
-        <w:bidi w:val="0"/>
-        <w:rPr>
-          <w:rFonts w:ascii="Calibri" w:eastAsia="Arial" w:hAnsi="Calibri" w:cs="Calibri"/>
-        </w:rPr>
-      </w:pPr>
-      <w:r>
-        <w:rPr>
-          <w:rFonts w:ascii="Calibri" w:eastAsia="Arial" w:hAnsi="Calibri" w:cs="Calibri"/>
-        </w:rPr>
-        <w:t xml:space="preserve">Verify </w:t>
-      </w:r>
-      <w:r>
-        <w:rPr>
-          <w:rFonts w:ascii="Calibri" w:eastAsia="Arial" w:hAnsi="Calibri" w:cs="Calibri"/>
-        </w:rPr>
-        <w:t>readability</w:t>
-      </w:r>
-      <w:r>
-        <w:rPr>
-          <w:rFonts w:ascii="Calibri" w:eastAsia="Arial" w:hAnsi="Calibri" w:cs="Calibri"/>
-        </w:rPr>
-        <w:t xml:space="preserve"> of the figure</w:t>
-      </w:r>
-      <w:r>
-        <w:rPr>
-          <w:rFonts w:ascii="Calibri" w:eastAsia="Arial" w:hAnsi="Calibri" w:cs="Calibri"/>
-        </w:rPr>
-        <w:t>.</w:t>
-      </w:r>
-      <w:r>
-        <w:rPr>
-          <w:rFonts w:ascii="Calibri" w:eastAsia="Arial" w:hAnsi="Calibri" w:cs="Calibri"/>
-        </w:rPr>
-        <w:t xml:space="preserve"> The text file in PlantUML format should be uploaded to Moodle!</w:t>
+      <w:r>
+        <w:rPr>
+          <w:rFonts w:ascii="Calibri" w:eastAsia="Arial" w:hAnsi="Calibri" w:cs="Calibri"/>
+        </w:rPr>
+        <w:t xml:space="preserve"> The text file in </w:t>
+      </w:r>
+      <w:proofErr w:type="spellStart"/>
+      <w:r>
+        <w:rPr>
+          <w:rFonts w:ascii="Calibri" w:eastAsia="Arial" w:hAnsi="Calibri" w:cs="Calibri"/>
+        </w:rPr>
+        <w:t>PlantUML</w:t>
+      </w:r>
+      <w:proofErr w:type="spellEnd"/>
+      <w:r>
+        <w:rPr>
+          <w:rFonts w:ascii="Calibri" w:eastAsia="Arial" w:hAnsi="Calibri" w:cs="Calibri"/>
+        </w:rPr>
+        <w:t xml:space="preserve"> format should be uploaded to Moodle!</w:t>
       </w:r>
     </w:p>
     <w:p>
@@ -988,7 +976,14 @@
           <w:rFonts w:ascii="Calibri" w:hAnsi="Calibri" w:cs="Calibri"/>
         </w:rPr>
         <w:lastRenderedPageBreak/>
-        <w:t>1.1.</w:t>
+        <w:t>1.1</w:t>
+      </w:r>
+      <w:proofErr w:type="gramStart"/>
+      <w:r>
+        <w:rPr>
+          <w:rFonts w:ascii="Calibri" w:hAnsi="Calibri" w:cs="Calibri"/>
+        </w:rPr>
+        <w:t>.</w:t>
       </w:r>
       <w:r>
         <w:rPr>
@@ -996,6 +991,7 @@
         </w:rPr>
         <w:t>d</w:t>
       </w:r>
+      <w:proofErr w:type="gramEnd"/>
       <w:r>
         <w:rPr>
           <w:rFonts w:ascii="Calibri" w:hAnsi="Calibri" w:cs="Calibri"/>
@@ -1008,7 +1004,15 @@
         <w:pStyle w:val="2"/>
       </w:pPr>
       <w:r>
-        <w:t>1.1.d1. The Tables:</w:t>
+        <w:t>1.1</w:t>
+      </w:r>
+      <w:proofErr w:type="gramStart"/>
+      <w:r>
+        <w:t>.d1</w:t>
+      </w:r>
+      <w:proofErr w:type="gramEnd"/>
+      <w:r>
+        <w:t>. The Tables:</w:t>
       </w:r>
     </w:p>
     <w:p>
@@ -1153,6 +1157,7 @@
               </w:rPr>
               <w:t xml:space="preserve">with the notation of FK </w:t>
             </w:r>
+            <w:proofErr w:type="spellStart"/>
             <w:r>
               <w:rPr>
                 <w:rFonts w:ascii="Calibri" w:eastAsia="Arial" w:hAnsi="Calibri" w:cs="Calibri"/>
@@ -1162,6 +1167,7 @@
               </w:rPr>
               <w:t>table_name</w:t>
             </w:r>
+            <w:proofErr w:type="spellEnd"/>
             <w:r>
               <w:rPr>
                 <w:rFonts w:ascii="Calibri" w:eastAsia="Arial" w:hAnsi="Calibri" w:cs="Calibri"/>
@@ -1584,7 +1590,15 @@
       </w:pPr>
       <w:r>
         <w:lastRenderedPageBreak/>
-        <w:t xml:space="preserve">1.1.d2. </w:t>
+        <w:t>1.1</w:t>
+      </w:r>
+      <w:proofErr w:type="gramStart"/>
+      <w:r>
+        <w:t>.d2</w:t>
+      </w:r>
+      <w:proofErr w:type="gramEnd"/>
+      <w:r>
+        <w:t xml:space="preserve">. </w:t>
       </w:r>
       <w:r>
         <w:t xml:space="preserve">The Mutual </w:t>
@@ -1661,13 +1675,27 @@
           <w:rFonts w:ascii="Calibri" w:hAnsi="Calibri" w:cs="Calibri"/>
         </w:rPr>
         <w:lastRenderedPageBreak/>
-        <w:t>1.1.</w:t>
-      </w:r>
-      <w:r>
-        <w:rPr>
-          <w:rFonts w:ascii="Calibri" w:hAnsi="Calibri" w:cs="Calibri"/>
-        </w:rPr>
-        <w:t xml:space="preserve">e. The </w:t>
+        <w:t>1.1</w:t>
+      </w:r>
+      <w:proofErr w:type="gramStart"/>
+      <w:r>
+        <w:rPr>
+          <w:rFonts w:ascii="Calibri" w:hAnsi="Calibri" w:cs="Calibri"/>
+        </w:rPr>
+        <w:t>.</w:t>
+      </w:r>
+      <w:r>
+        <w:rPr>
+          <w:rFonts w:ascii="Calibri" w:hAnsi="Calibri" w:cs="Calibri"/>
+        </w:rPr>
+        <w:t>e</w:t>
+      </w:r>
+      <w:proofErr w:type="gramEnd"/>
+      <w:r>
+        <w:rPr>
+          <w:rFonts w:ascii="Calibri" w:hAnsi="Calibri" w:cs="Calibri"/>
+        </w:rPr>
+        <w:t xml:space="preserve">. The </w:t>
       </w:r>
       <w:r>
         <w:rPr>
@@ -1747,8 +1775,8 @@
       <w:bookmarkEnd w:id="1"/>
     </w:p>
     <w:sectPr>
-      <w:footerReference w:type="even" r:id="rId13"/>
-      <w:footerReference w:type="default" r:id="rId14"/>
+      <w:footerReference w:type="even" r:id="rId12"/>
+      <w:footerReference w:type="default" r:id="rId13"/>
       <w:pgSz w:w="11906" w:h="16838"/>
       <w:pgMar w:top="1440" w:right="1800" w:bottom="1440" w:left="1800" w:header="708" w:footer="708" w:gutter="0"/>
       <w:pgNumType w:start="1"/>
@@ -1881,7 +1909,7 @@
         <w:color w:val="000000"/>
         <w:rtl/>
       </w:rPr>
-      <w:t>4</w:t>
+      <w:t>3</w:t>
     </w:r>
     <w:r>
       <w:rPr>
@@ -3444,7 +3472,7 @@
 </file>
 
 <file path=customXml/itemProps2.xml><?xml version="1.0" encoding="utf-8"?>
-<ds:datastoreItem xmlns:ds="http://schemas.openxmlformats.org/officeDocument/2006/customXml" ds:itemID="{AF4BCD66-DC47-4AE0-81D3-80EF1CAB8401}">
+<ds:datastoreItem xmlns:ds="http://schemas.openxmlformats.org/officeDocument/2006/customXml" ds:itemID="{3C890877-9081-42D0-B6AF-3B02DB5CBC36}">
   <ds:schemaRefs>
     <ds:schemaRef ds:uri="http://schemas.openxmlformats.org/officeDocument/2006/bibliography"/>
   </ds:schemaRefs>

--- a/ParkWise/ex1_solution_2026_Acendent.docx
+++ b/ParkWise/ex1_solution_2026_Acendent.docx
@@ -554,7 +554,6 @@
           <w:szCs w:val="32"/>
         </w:rPr>
       </w:pPr>
-      <w:bookmarkStart w:id="0" w:name="_GoBack"/>
       <w:r>
         <w:rPr>
           <w:rFonts w:ascii="Calibri" w:hAnsi="Calibri" w:cs="Calibri"/>
@@ -607,7 +606,6 @@
           </wp:inline>
         </w:drawing>
       </w:r>
-      <w:bookmarkEnd w:id="0"/>
     </w:p>
     <w:p>
       <w:pPr>
@@ -820,8 +818,69 @@
       <w:r>
         <w:rPr>
           <w:rFonts w:ascii="Calibri" w:hAnsi="Calibri" w:cs="Calibri"/>
+          <w:noProof/>
         </w:rPr>
         <w:lastRenderedPageBreak/>
+        <w:drawing>
+          <wp:anchor distT="0" distB="0" distL="114300" distR="114300" simplePos="0" relativeHeight="251658240" behindDoc="0" locked="0" layoutInCell="1" allowOverlap="1" wp14:anchorId="1AF06762" wp14:editId="31898D8B">
+            <wp:simplePos x="0" y="0"/>
+            <wp:positionH relativeFrom="column">
+              <wp:posOffset>-739140</wp:posOffset>
+            </wp:positionH>
+            <wp:positionV relativeFrom="paragraph">
+              <wp:posOffset>541655</wp:posOffset>
+            </wp:positionV>
+            <wp:extent cx="6953250" cy="7219315"/>
+            <wp:effectExtent l="0" t="0" r="0" b="635"/>
+            <wp:wrapSquare wrapText="bothSides"/>
+            <wp:docPr id="1" name="תמונה 1"/>
+            <wp:cNvGraphicFramePr>
+              <a:graphicFrameLocks xmlns:a="http://schemas.openxmlformats.org/drawingml/2006/main" noChangeAspect="1"/>
+            </wp:cNvGraphicFramePr>
+            <a:graphic xmlns:a="http://schemas.openxmlformats.org/drawingml/2006/main">
+              <a:graphicData uri="http://schemas.openxmlformats.org/drawingml/2006/picture">
+                <pic:pic xmlns:pic="http://schemas.openxmlformats.org/drawingml/2006/picture">
+                  <pic:nvPicPr>
+                    <pic:cNvPr id="0" name="parkwise CD diagram final.png"/>
+                    <pic:cNvPicPr/>
+                  </pic:nvPicPr>
+                  <pic:blipFill>
+                    <a:blip r:embed="rId12">
+                      <a:extLst>
+                        <a:ext uri="{28A0092B-C50C-407E-A947-70E740481C1C}">
+                          <a14:useLocalDpi xmlns:a14="http://schemas.microsoft.com/office/drawing/2010/main" val="0"/>
+                        </a:ext>
+                      </a:extLst>
+                    </a:blip>
+                    <a:stretch>
+                      <a:fillRect/>
+                    </a:stretch>
+                  </pic:blipFill>
+                  <pic:spPr>
+                    <a:xfrm>
+                      <a:off x="0" y="0"/>
+                      <a:ext cx="6953250" cy="7219315"/>
+                    </a:xfrm>
+                    <a:prstGeom prst="rect">
+                      <a:avLst/>
+                    </a:prstGeom>
+                  </pic:spPr>
+                </pic:pic>
+              </a:graphicData>
+            </a:graphic>
+            <wp14:sizeRelH relativeFrom="page">
+              <wp14:pctWidth>0</wp14:pctWidth>
+            </wp14:sizeRelH>
+            <wp14:sizeRelV relativeFrom="page">
+              <wp14:pctHeight>0</wp14:pctHeight>
+            </wp14:sizeRelV>
+          </wp:anchor>
+        </w:drawing>
+      </w:r>
+      <w:r>
+        <w:rPr>
+          <w:rFonts w:ascii="Calibri" w:hAnsi="Calibri" w:cs="Calibri"/>
+        </w:rPr>
         <w:t>1.1</w:t>
       </w:r>
       <w:proofErr w:type="gramStart"/>
@@ -868,81 +927,8 @@
         </w:rPr>
         <w:t>:</w:t>
       </w:r>
-    </w:p>
-    <w:p>
-      <w:pPr>
-        <w:pBdr>
-          <w:top w:val="single" w:sz="4" w:space="1" w:color="auto"/>
-          <w:left w:val="single" w:sz="4" w:space="4" w:color="auto"/>
-          <w:bottom w:val="single" w:sz="4" w:space="1" w:color="auto"/>
-          <w:right w:val="single" w:sz="4" w:space="4" w:color="auto"/>
-        </w:pBdr>
-        <w:bidi w:val="0"/>
-        <w:rPr>
-          <w:rFonts w:ascii="Calibri" w:eastAsia="Arial" w:hAnsi="Calibri" w:cs="Calibri"/>
-        </w:rPr>
-      </w:pPr>
-      <w:r>
-        <w:rPr>
-          <w:rFonts w:ascii="Calibri" w:eastAsia="Arial" w:hAnsi="Calibri" w:cs="Calibri"/>
-        </w:rPr>
-        <w:t xml:space="preserve">Verify </w:t>
-      </w:r>
-      <w:r>
-        <w:rPr>
-          <w:rFonts w:ascii="Calibri" w:eastAsia="Arial" w:hAnsi="Calibri" w:cs="Calibri"/>
-        </w:rPr>
-        <w:t>readability</w:t>
-      </w:r>
-      <w:r>
-        <w:rPr>
-          <w:rFonts w:ascii="Calibri" w:eastAsia="Arial" w:hAnsi="Calibri" w:cs="Calibri"/>
-        </w:rPr>
-        <w:t xml:space="preserve"> of the figure</w:t>
-      </w:r>
-      <w:r>
-        <w:rPr>
-          <w:rFonts w:ascii="Calibri" w:eastAsia="Arial" w:hAnsi="Calibri" w:cs="Calibri"/>
-        </w:rPr>
-        <w:t>.</w:t>
-      </w:r>
-      <w:r>
-        <w:rPr>
-          <w:rFonts w:ascii="Calibri" w:eastAsia="Arial" w:hAnsi="Calibri" w:cs="Calibri"/>
-        </w:rPr>
-        <w:t xml:space="preserve"> The text file in </w:t>
-      </w:r>
-      <w:proofErr w:type="spellStart"/>
-      <w:r>
-        <w:rPr>
-          <w:rFonts w:ascii="Calibri" w:eastAsia="Arial" w:hAnsi="Calibri" w:cs="Calibri"/>
-        </w:rPr>
-        <w:t>PlantUML</w:t>
-      </w:r>
-      <w:proofErr w:type="spellEnd"/>
-      <w:r>
-        <w:rPr>
-          <w:rFonts w:ascii="Calibri" w:eastAsia="Arial" w:hAnsi="Calibri" w:cs="Calibri"/>
-        </w:rPr>
-        <w:t xml:space="preserve"> format should be uploaded to Moodle!</w:t>
-      </w:r>
-    </w:p>
-    <w:p>
-      <w:pPr>
-        <w:bidi w:val="0"/>
-        <w:rPr>
-          <w:rFonts w:ascii="Calibri" w:hAnsi="Calibri" w:cs="Calibri"/>
-        </w:rPr>
-      </w:pPr>
-    </w:p>
-    <w:p>
-      <w:pPr>
-        <w:pStyle w:val="1"/>
-        <w:bidi w:val="0"/>
-        <w:rPr>
-          <w:rFonts w:ascii="Calibri" w:hAnsi="Calibri" w:cs="Calibri"/>
-        </w:rPr>
-      </w:pPr>
+      <w:bookmarkStart w:id="0" w:name="_GoBack"/>
+      <w:bookmarkEnd w:id="0"/>
     </w:p>
     <w:p>
       <w:pPr>
@@ -1775,8 +1761,8 @@
       <w:bookmarkEnd w:id="1"/>
     </w:p>
     <w:sectPr>
-      <w:footerReference w:type="even" r:id="rId12"/>
-      <w:footerReference w:type="default" r:id="rId13"/>
+      <w:footerReference w:type="even" r:id="rId13"/>
+      <w:footerReference w:type="default" r:id="rId14"/>
       <w:pgSz w:w="11906" w:h="16838"/>
       <w:pgMar w:top="1440" w:right="1800" w:bottom="1440" w:left="1800" w:header="708" w:footer="708" w:gutter="0"/>
       <w:pgNumType w:start="1"/>
@@ -1909,7 +1895,7 @@
         <w:color w:val="000000"/>
         <w:rtl/>
       </w:rPr>
-      <w:t>3</w:t>
+      <w:t>6</w:t>
     </w:r>
     <w:r>
       <w:rPr>
@@ -3472,7 +3458,7 @@
 </file>
 
 <file path=customXml/itemProps2.xml><?xml version="1.0" encoding="utf-8"?>
-<ds:datastoreItem xmlns:ds="http://schemas.openxmlformats.org/officeDocument/2006/customXml" ds:itemID="{3C890877-9081-42D0-B6AF-3B02DB5CBC36}">
+<ds:datastoreItem xmlns:ds="http://schemas.openxmlformats.org/officeDocument/2006/customXml" ds:itemID="{F1904C0C-98BB-4017-B465-D02DEF6883A8}">
   <ds:schemaRefs>
     <ds:schemaRef ds:uri="http://schemas.openxmlformats.org/officeDocument/2006/bibliography"/>
   </ds:schemaRefs>

--- a/ParkWise/ex1_solution_2026_Acendent.docx
+++ b/ParkWise/ex1_solution_2026_Acendent.docx
@@ -609,25 +609,6 @@
     </w:p>
     <w:p>
       <w:pPr>
-        <w:rPr>
-          <w:rFonts w:ascii="Calibri" w:hAnsi="Calibri" w:cs="Calibri"/>
-          <w:b/>
-          <w:bCs/>
-          <w:kern w:val="32"/>
-          <w:sz w:val="32"/>
-          <w:szCs w:val="32"/>
-        </w:rPr>
-      </w:pPr>
-      <w:r>
-        <w:rPr>
-          <w:rFonts w:ascii="Calibri" w:hAnsi="Calibri" w:cs="Calibri"/>
-        </w:rPr>
-        <w:lastRenderedPageBreak/>
-        <w:br w:type="page"/>
-      </w:r>
-    </w:p>
-    <w:p>
-      <w:pPr>
         <w:pStyle w:val="1"/>
         <w:bidi w:val="0"/>
         <w:rPr>
@@ -716,74 +697,627 @@
         <w:t>:</w:t>
       </w:r>
     </w:p>
-    <w:p>
-      <w:pPr>
-        <w:pBdr>
-          <w:top w:val="single" w:sz="4" w:space="1" w:color="auto"/>
-          <w:left w:val="single" w:sz="4" w:space="4" w:color="auto"/>
-          <w:bottom w:val="single" w:sz="4" w:space="1" w:color="auto"/>
-          <w:right w:val="single" w:sz="4" w:space="4" w:color="auto"/>
-        </w:pBdr>
-        <w:bidi w:val="0"/>
-        <w:rPr>
-          <w:rFonts w:ascii="Calibri" w:hAnsi="Calibri" w:cs="Calibri"/>
-        </w:rPr>
-      </w:pPr>
-      <w:r>
-        <w:rPr>
-          <w:rFonts w:ascii="Calibri" w:hAnsi="Calibri" w:cs="Calibri"/>
-        </w:rPr>
-        <w:t>Make sure the description</w:t>
-      </w:r>
-      <w:r>
-        <w:rPr>
-          <w:rFonts w:ascii="Calibri" w:hAnsi="Calibri" w:cs="Calibri"/>
-        </w:rPr>
-        <w:t>s</w:t>
-      </w:r>
-      <w:r>
-        <w:rPr>
-          <w:rFonts w:ascii="Calibri" w:hAnsi="Calibri" w:cs="Calibri"/>
-        </w:rPr>
-        <w:t xml:space="preserve"> are </w:t>
-      </w:r>
-      <w:r>
-        <w:rPr>
-          <w:rFonts w:ascii="Calibri" w:hAnsi="Calibri" w:cs="Calibri"/>
-        </w:rPr>
-        <w:t>short</w:t>
-      </w:r>
-      <w:r>
-        <w:rPr>
-          <w:rFonts w:ascii="Calibri" w:hAnsi="Calibri" w:cs="Calibri"/>
-        </w:rPr>
-        <w:t xml:space="preserve"> and </w:t>
-      </w:r>
-      <w:r>
-        <w:rPr>
-          <w:rFonts w:ascii="Calibri" w:hAnsi="Calibri" w:cs="Calibri"/>
-        </w:rPr>
-        <w:t>concisely</w:t>
-      </w:r>
-      <w:r>
-        <w:rPr>
-          <w:rFonts w:ascii="Calibri" w:hAnsi="Calibri" w:cs="Calibri"/>
-        </w:rPr>
-        <w:t xml:space="preserve"> describe</w:t>
-      </w:r>
-      <w:r>
-        <w:rPr>
-          <w:rFonts w:ascii="Calibri" w:hAnsi="Calibri" w:cs="Calibri"/>
-        </w:rPr>
-        <w:t xml:space="preserve"> the responsibilities of the various use cases</w:t>
-      </w:r>
-      <w:r>
-        <w:rPr>
-          <w:rFonts w:ascii="Calibri" w:hAnsi="Calibri" w:cs="Calibri"/>
-        </w:rPr>
-        <w:t>.</w:t>
-      </w:r>
-    </w:p>
+    <w:tbl>
+      <w:tblPr>
+        <w:tblStyle w:val="a4"/>
+        <w:tblW w:w="0" w:type="auto"/>
+        <w:tblBorders>
+          <w:top w:val="none" w:sz="0" w:space="0" w:color="auto"/>
+          <w:left w:val="none" w:sz="0" w:space="0" w:color="auto"/>
+          <w:bottom w:val="none" w:sz="0" w:space="0" w:color="auto"/>
+          <w:right w:val="none" w:sz="0" w:space="0" w:color="auto"/>
+        </w:tblBorders>
+        <w:tblLook w:val="04A0" w:firstRow="1" w:lastRow="0" w:firstColumn="1" w:lastColumn="0" w:noHBand="0" w:noVBand="1"/>
+      </w:tblPr>
+      <w:tblGrid>
+        <w:gridCol w:w="8522"/>
+      </w:tblGrid>
+      <w:tr>
+        <w:trPr>
+          <w:trHeight w:val="794"/>
+        </w:trPr>
+        <w:tc>
+          <w:tcPr>
+            <w:tcW w:w="8522" w:type="dxa"/>
+            <w:vAlign w:val="center"/>
+          </w:tcPr>
+          <w:p>
+            <w:pPr>
+              <w:pStyle w:val="1"/>
+              <w:bidi w:val="0"/>
+              <w:spacing w:line="360" w:lineRule="auto"/>
+              <w:ind w:right="-142"/>
+              <w:rPr>
+                <w:rFonts w:asciiTheme="minorBidi" w:hAnsiTheme="minorBidi" w:cstheme="minorBidi"/>
+                <w:sz w:val="24"/>
+                <w:szCs w:val="24"/>
+              </w:rPr>
+            </w:pPr>
+            <w:proofErr w:type="gramStart"/>
+            <w:r>
+              <w:rPr>
+                <w:rFonts w:asciiTheme="minorBidi" w:hAnsiTheme="minorBidi" w:cstheme="minorBidi"/>
+                <w:sz w:val="24"/>
+                <w:szCs w:val="24"/>
+              </w:rPr>
+              <w:t>client</w:t>
+            </w:r>
+            <w:proofErr w:type="gramEnd"/>
+          </w:p>
+        </w:tc>
+      </w:tr>
+      <w:tr>
+        <w:trPr>
+          <w:trHeight w:val="794"/>
+        </w:trPr>
+        <w:tc>
+          <w:tcPr>
+            <w:tcW w:w="8522" w:type="dxa"/>
+            <w:vAlign w:val="center"/>
+          </w:tcPr>
+          <w:p>
+            <w:pPr>
+              <w:pStyle w:val="1"/>
+              <w:bidi w:val="0"/>
+              <w:spacing w:line="360" w:lineRule="auto"/>
+              <w:ind w:right="-142"/>
+              <w:rPr>
+                <w:rFonts w:asciiTheme="minorBidi" w:hAnsiTheme="minorBidi" w:cstheme="minorBidi"/>
+                <w:b w:val="0"/>
+                <w:bCs w:val="0"/>
+                <w:sz w:val="24"/>
+                <w:szCs w:val="24"/>
+              </w:rPr>
+            </w:pPr>
+            <w:r>
+              <w:rPr>
+                <w:rFonts w:asciiTheme="minorBidi" w:hAnsiTheme="minorBidi" w:cstheme="minorBidi"/>
+                <w:b w:val="0"/>
+                <w:bCs w:val="0"/>
+                <w:sz w:val="24"/>
+                <w:szCs w:val="24"/>
+              </w:rPr>
+              <w:t>Register to system:</w:t>
+            </w:r>
+          </w:p>
+          <w:p>
+            <w:pPr>
+              <w:pStyle w:val="af"/>
+              <w:numPr>
+                <w:ilvl w:val="0"/>
+                <w:numId w:val="2"/>
+              </w:numPr>
+              <w:bidi w:val="0"/>
+              <w:rPr>
+                <w:rFonts w:asciiTheme="minorBidi" w:hAnsiTheme="minorBidi" w:cstheme="minorBidi"/>
+                <w:kern w:val="32"/>
+              </w:rPr>
+            </w:pPr>
+            <w:r>
+              <w:rPr>
+                <w:rFonts w:asciiTheme="minorBidi" w:hAnsiTheme="minorBidi" w:cstheme="minorBidi"/>
+                <w:kern w:val="32"/>
+              </w:rPr>
+              <w:t>Input client’s info</w:t>
+            </w:r>
+          </w:p>
+          <w:p>
+            <w:pPr>
+              <w:pStyle w:val="af"/>
+              <w:numPr>
+                <w:ilvl w:val="0"/>
+                <w:numId w:val="2"/>
+              </w:numPr>
+              <w:bidi w:val="0"/>
+              <w:rPr>
+                <w:rFonts w:asciiTheme="minorBidi" w:hAnsiTheme="minorBidi" w:cstheme="minorBidi"/>
+                <w:kern w:val="32"/>
+              </w:rPr>
+            </w:pPr>
+            <w:r>
+              <w:rPr>
+                <w:rFonts w:asciiTheme="minorBidi" w:hAnsiTheme="minorBidi" w:cstheme="minorBidi"/>
+                <w:kern w:val="32"/>
+              </w:rPr>
+              <w:t>Input car’s photos, from which the system extracts relevant information and saves it in the DB</w:t>
+            </w:r>
+          </w:p>
+          <w:p>
+            <w:pPr>
+              <w:pStyle w:val="1"/>
+              <w:bidi w:val="0"/>
+              <w:spacing w:line="360" w:lineRule="auto"/>
+              <w:ind w:right="-142"/>
+              <w:rPr>
+                <w:rFonts w:asciiTheme="minorBidi" w:hAnsiTheme="minorBidi" w:cstheme="minorBidi"/>
+                <w:b w:val="0"/>
+                <w:bCs w:val="0"/>
+                <w:sz w:val="24"/>
+                <w:szCs w:val="24"/>
+              </w:rPr>
+            </w:pPr>
+            <w:r>
+              <w:rPr>
+                <w:rFonts w:asciiTheme="minorBidi" w:hAnsiTheme="minorBidi" w:cstheme="minorBidi"/>
+                <w:b w:val="0"/>
+                <w:bCs w:val="0"/>
+                <w:sz w:val="24"/>
+                <w:szCs w:val="24"/>
+              </w:rPr>
+              <w:t>Register to club, buys the client one free month of parking and discount</w:t>
+            </w:r>
+          </w:p>
+          <w:p>
+            <w:pPr>
+              <w:pStyle w:val="1"/>
+              <w:bidi w:val="0"/>
+              <w:spacing w:line="360" w:lineRule="auto"/>
+              <w:ind w:right="-142"/>
+              <w:rPr>
+                <w:rFonts w:asciiTheme="minorBidi" w:hAnsiTheme="minorBidi" w:cstheme="minorBidi"/>
+                <w:b w:val="0"/>
+                <w:bCs w:val="0"/>
+                <w:sz w:val="24"/>
+                <w:szCs w:val="24"/>
+              </w:rPr>
+            </w:pPr>
+            <w:r>
+              <w:rPr>
+                <w:rFonts w:asciiTheme="minorBidi" w:hAnsiTheme="minorBidi" w:cstheme="minorBidi"/>
+                <w:b w:val="0"/>
+                <w:bCs w:val="0"/>
+                <w:sz w:val="24"/>
+                <w:szCs w:val="24"/>
+              </w:rPr>
+              <w:t>Select preferred parking lot</w:t>
+            </w:r>
+          </w:p>
+          <w:p>
+            <w:pPr>
+              <w:bidi w:val="0"/>
+              <w:rPr>
+                <w:rFonts w:asciiTheme="minorBidi" w:hAnsiTheme="minorBidi" w:cstheme="minorBidi"/>
+              </w:rPr>
+            </w:pPr>
+            <w:r>
+              <w:rPr>
+                <w:rFonts w:asciiTheme="minorBidi" w:hAnsiTheme="minorBidi" w:cstheme="minorBidi"/>
+              </w:rPr>
+              <w:t>End parking session:</w:t>
+            </w:r>
+          </w:p>
+          <w:p>
+            <w:pPr>
+              <w:pStyle w:val="af"/>
+              <w:numPr>
+                <w:ilvl w:val="0"/>
+                <w:numId w:val="2"/>
+              </w:numPr>
+              <w:bidi w:val="0"/>
+              <w:rPr>
+                <w:rFonts w:asciiTheme="minorBidi" w:hAnsiTheme="minorBidi" w:cstheme="minorBidi"/>
+              </w:rPr>
+            </w:pPr>
+            <w:r>
+              <w:rPr>
+                <w:rFonts w:asciiTheme="minorBidi" w:hAnsiTheme="minorBidi" w:cstheme="minorBidi"/>
+              </w:rPr>
+              <w:t>Calculation and processing of payment needed</w:t>
+            </w:r>
+          </w:p>
+          <w:p>
+            <w:pPr>
+              <w:pStyle w:val="af"/>
+              <w:numPr>
+                <w:ilvl w:val="0"/>
+                <w:numId w:val="2"/>
+              </w:numPr>
+              <w:bidi w:val="0"/>
+              <w:rPr>
+                <w:rFonts w:asciiTheme="minorBidi" w:hAnsiTheme="minorBidi" w:cstheme="minorBidi"/>
+              </w:rPr>
+            </w:pPr>
+            <w:r>
+              <w:rPr>
+                <w:rFonts w:asciiTheme="minorBidi" w:hAnsiTheme="minorBidi" w:cstheme="minorBidi"/>
+              </w:rPr>
+              <w:t>Orders the opening of the  barrier</w:t>
+            </w:r>
+          </w:p>
+          <w:p>
+            <w:pPr>
+              <w:pStyle w:val="af"/>
+              <w:numPr>
+                <w:ilvl w:val="0"/>
+                <w:numId w:val="2"/>
+              </w:numPr>
+              <w:bidi w:val="0"/>
+              <w:rPr>
+                <w:rFonts w:asciiTheme="minorBidi" w:hAnsiTheme="minorBidi" w:cstheme="minorBidi"/>
+              </w:rPr>
+            </w:pPr>
+            <w:r>
+              <w:rPr>
+                <w:rFonts w:asciiTheme="minorBidi" w:hAnsiTheme="minorBidi" w:cstheme="minorBidi"/>
+              </w:rPr>
+              <w:t xml:space="preserve">Send </w:t>
+            </w:r>
+            <w:r>
+              <w:rPr>
+                <w:rFonts w:asciiTheme="minorBidi" w:hAnsiTheme="minorBidi" w:cstheme="minorBidi"/>
+              </w:rPr>
+              <w:t xml:space="preserve">parking </w:t>
+            </w:r>
+            <w:r>
+              <w:rPr>
+                <w:rFonts w:asciiTheme="minorBidi" w:hAnsiTheme="minorBidi" w:cstheme="minorBidi"/>
+              </w:rPr>
+              <w:t>SMS to customer</w:t>
+            </w:r>
+          </w:p>
+          <w:p>
+            <w:pPr>
+              <w:pStyle w:val="af"/>
+              <w:numPr>
+                <w:ilvl w:val="0"/>
+                <w:numId w:val="2"/>
+              </w:numPr>
+              <w:bidi w:val="0"/>
+              <w:rPr>
+                <w:rFonts w:asciiTheme="minorBidi" w:hAnsiTheme="minorBidi" w:cstheme="minorBidi"/>
+              </w:rPr>
+            </w:pPr>
+            <w:r>
+              <w:rPr>
+                <w:rFonts w:asciiTheme="minorBidi" w:hAnsiTheme="minorBidi" w:cstheme="minorBidi"/>
+              </w:rPr>
+              <w:t>Send receipt to PG</w:t>
+            </w:r>
+          </w:p>
+          <w:p>
+            <w:pPr>
+              <w:bidi w:val="0"/>
+              <w:rPr>
+                <w:rFonts w:asciiTheme="minorBidi" w:hAnsiTheme="minorBidi" w:cstheme="minorBidi"/>
+              </w:rPr>
+            </w:pPr>
+          </w:p>
+          <w:p>
+            <w:pPr>
+              <w:bidi w:val="0"/>
+              <w:rPr>
+                <w:rFonts w:asciiTheme="minorBidi" w:hAnsiTheme="minorBidi" w:cstheme="minorBidi"/>
+                <w:b/>
+                <w:bCs/>
+                <w:kern w:val="32"/>
+              </w:rPr>
+            </w:pPr>
+            <w:r>
+              <w:rPr>
+                <w:rFonts w:asciiTheme="minorBidi" w:hAnsiTheme="minorBidi" w:cstheme="minorBidi"/>
+                <w:b/>
+                <w:bCs/>
+                <w:kern w:val="32"/>
+              </w:rPr>
+              <w:t>Administer</w:t>
+            </w:r>
+          </w:p>
+        </w:tc>
+      </w:tr>
+      <w:tr>
+        <w:trPr>
+          <w:trHeight w:val="794"/>
+        </w:trPr>
+        <w:tc>
+          <w:tcPr>
+            <w:tcW w:w="8522" w:type="dxa"/>
+            <w:vAlign w:val="center"/>
+          </w:tcPr>
+          <w:p>
+            <w:pPr>
+              <w:pStyle w:val="1"/>
+              <w:bidi w:val="0"/>
+              <w:spacing w:line="360" w:lineRule="auto"/>
+              <w:ind w:right="-142"/>
+              <w:rPr>
+                <w:rFonts w:asciiTheme="minorBidi" w:hAnsiTheme="minorBidi" w:cstheme="minorBidi"/>
+                <w:b w:val="0"/>
+                <w:bCs w:val="0"/>
+                <w:sz w:val="24"/>
+                <w:szCs w:val="24"/>
+              </w:rPr>
+            </w:pPr>
+            <w:r>
+              <w:rPr>
+                <w:rFonts w:asciiTheme="minorBidi" w:hAnsiTheme="minorBidi" w:cstheme="minorBidi"/>
+                <w:b w:val="0"/>
+                <w:bCs w:val="0"/>
+                <w:sz w:val="24"/>
+                <w:szCs w:val="24"/>
+              </w:rPr>
+              <w:t xml:space="preserve">Generate annual summary report: generate </w:t>
+            </w:r>
+            <w:proofErr w:type="spellStart"/>
+            <w:r>
+              <w:rPr>
+                <w:rFonts w:asciiTheme="minorBidi" w:hAnsiTheme="minorBidi" w:cstheme="minorBidi"/>
+                <w:b w:val="0"/>
+                <w:bCs w:val="0"/>
+                <w:sz w:val="24"/>
+                <w:szCs w:val="24"/>
+              </w:rPr>
+              <w:t>botho</w:t>
+            </w:r>
+            <w:proofErr w:type="spellEnd"/>
+            <w:r>
+              <w:rPr>
+                <w:rFonts w:asciiTheme="minorBidi" w:hAnsiTheme="minorBidi" w:cstheme="minorBidi"/>
+                <w:b w:val="0"/>
+                <w:bCs w:val="0"/>
+                <w:sz w:val="24"/>
+                <w:szCs w:val="24"/>
+              </w:rPr>
+              <w:t xml:space="preserve"> PDF and XML files, include total incomes, some information about the cars and will be ordered by cities</w:t>
+            </w:r>
+          </w:p>
+          <w:p>
+            <w:pPr>
+              <w:bidi w:val="0"/>
+              <w:rPr>
+                <w:rFonts w:asciiTheme="minorBidi" w:hAnsiTheme="minorBidi" w:cstheme="minorBidi"/>
+              </w:rPr>
+            </w:pPr>
+            <w:r>
+              <w:rPr>
+                <w:rFonts w:asciiTheme="minorBidi" w:hAnsiTheme="minorBidi" w:cstheme="minorBidi"/>
+              </w:rPr>
+              <w:t xml:space="preserve">Generate costumed club report- done monthly and reports back the sum of new recruits and the sum of the </w:t>
+            </w:r>
+            <w:proofErr w:type="spellStart"/>
+            <w:r>
+              <w:rPr>
+                <w:rFonts w:asciiTheme="minorBidi" w:hAnsiTheme="minorBidi" w:cstheme="minorBidi"/>
+              </w:rPr>
+              <w:t>over all</w:t>
+            </w:r>
+            <w:proofErr w:type="spellEnd"/>
+            <w:r>
+              <w:rPr>
+                <w:rFonts w:asciiTheme="minorBidi" w:hAnsiTheme="minorBidi" w:cstheme="minorBidi"/>
+              </w:rPr>
+              <w:t xml:space="preserve"> club members</w:t>
+            </w:r>
+            <w:r>
+              <w:rPr>
+                <w:rFonts w:asciiTheme="minorBidi" w:hAnsiTheme="minorBidi" w:cstheme="minorBidi"/>
+              </w:rPr>
+              <w:t>.</w:t>
+            </w:r>
+          </w:p>
+          <w:p>
+            <w:pPr>
+              <w:bidi w:val="0"/>
+              <w:rPr>
+                <w:rFonts w:asciiTheme="minorBidi" w:hAnsiTheme="minorBidi" w:cstheme="minorBidi"/>
+              </w:rPr>
+            </w:pPr>
+            <w:r>
+              <w:rPr>
+                <w:rFonts w:asciiTheme="minorBidi" w:hAnsiTheme="minorBidi" w:cstheme="minorBidi"/>
+              </w:rPr>
+              <w:t>Update parking lot details.</w:t>
+            </w:r>
+          </w:p>
+          <w:p>
+            <w:pPr>
+              <w:bidi w:val="0"/>
+              <w:rPr>
+                <w:rFonts w:asciiTheme="minorBidi" w:hAnsiTheme="minorBidi" w:cstheme="minorBidi"/>
+              </w:rPr>
+            </w:pPr>
+            <w:r>
+              <w:rPr>
+                <w:rFonts w:asciiTheme="minorBidi" w:hAnsiTheme="minorBidi" w:cstheme="minorBidi"/>
+                <w:b/>
+                <w:bCs/>
+              </w:rPr>
+              <w:t>Cc</w:t>
+            </w:r>
+          </w:p>
+        </w:tc>
+      </w:tr>
+      <w:tr>
+        <w:trPr>
+          <w:trHeight w:val="794"/>
+        </w:trPr>
+        <w:tc>
+          <w:tcPr>
+            <w:tcW w:w="8522" w:type="dxa"/>
+            <w:vAlign w:val="center"/>
+          </w:tcPr>
+          <w:p>
+            <w:pPr>
+              <w:bidi w:val="0"/>
+              <w:rPr>
+                <w:rFonts w:asciiTheme="minorBidi" w:hAnsiTheme="minorBidi" w:cstheme="minorBidi"/>
+              </w:rPr>
+            </w:pPr>
+            <w:r>
+              <w:rPr>
+                <w:rFonts w:asciiTheme="minorBidi" w:hAnsiTheme="minorBidi" w:cstheme="minorBidi"/>
+              </w:rPr>
+              <w:t>Decides on the optimal route for the car, while considering its size and weight</w:t>
+            </w:r>
+          </w:p>
+          <w:p>
+            <w:pPr>
+              <w:pStyle w:val="1"/>
+              <w:bidi w:val="0"/>
+              <w:spacing w:line="360" w:lineRule="auto"/>
+              <w:ind w:right="-142"/>
+              <w:rPr>
+                <w:rFonts w:asciiTheme="minorBidi" w:hAnsiTheme="minorBidi" w:cstheme="minorBidi"/>
+                <w:b w:val="0"/>
+                <w:bCs w:val="0"/>
+                <w:sz w:val="24"/>
+                <w:szCs w:val="24"/>
+              </w:rPr>
+            </w:pPr>
+            <w:r>
+              <w:rPr>
+                <w:rFonts w:asciiTheme="minorBidi" w:hAnsiTheme="minorBidi" w:cstheme="minorBidi"/>
+                <w:b w:val="0"/>
+                <w:bCs w:val="0"/>
+                <w:sz w:val="24"/>
+                <w:szCs w:val="24"/>
+              </w:rPr>
+              <w:t>IRS</w:t>
+            </w:r>
+          </w:p>
+        </w:tc>
+      </w:tr>
+      <w:tr>
+        <w:trPr>
+          <w:trHeight w:val="794"/>
+        </w:trPr>
+        <w:tc>
+          <w:tcPr>
+            <w:tcW w:w="8522" w:type="dxa"/>
+            <w:vAlign w:val="center"/>
+          </w:tcPr>
+          <w:p>
+            <w:pPr>
+              <w:bidi w:val="0"/>
+              <w:rPr>
+                <w:rFonts w:asciiTheme="minorBidi" w:hAnsiTheme="minorBidi" w:cstheme="minorBidi"/>
+              </w:rPr>
+            </w:pPr>
+            <w:r>
+              <w:rPr>
+                <w:rFonts w:asciiTheme="minorBidi" w:hAnsiTheme="minorBidi" w:cstheme="minorBidi"/>
+              </w:rPr>
+              <w:t>Updating price lists</w:t>
+            </w:r>
+          </w:p>
+          <w:p>
+            <w:pPr>
+              <w:bidi w:val="0"/>
+              <w:rPr>
+                <w:rFonts w:asciiTheme="minorBidi" w:hAnsiTheme="minorBidi" w:cstheme="minorBidi"/>
+              </w:rPr>
+            </w:pPr>
+            <w:r>
+              <w:rPr>
+                <w:rFonts w:asciiTheme="minorBidi" w:hAnsiTheme="minorBidi" w:cstheme="minorBidi"/>
+                <w:b/>
+                <w:bCs/>
+              </w:rPr>
+              <w:t>GS</w:t>
+            </w:r>
+          </w:p>
+        </w:tc>
+      </w:tr>
+      <w:tr>
+        <w:trPr>
+          <w:trHeight w:val="794"/>
+        </w:trPr>
+        <w:tc>
+          <w:tcPr>
+            <w:tcW w:w="8522" w:type="dxa"/>
+            <w:vAlign w:val="center"/>
+          </w:tcPr>
+          <w:p>
+            <w:pPr>
+              <w:bidi w:val="0"/>
+              <w:rPr>
+                <w:rFonts w:asciiTheme="minorBidi" w:hAnsiTheme="minorBidi" w:cstheme="minorBidi"/>
+              </w:rPr>
+            </w:pPr>
+            <w:r>
+              <w:rPr>
+                <w:rFonts w:asciiTheme="minorBidi" w:hAnsiTheme="minorBidi" w:cstheme="minorBidi"/>
+              </w:rPr>
+              <w:t>Detects the vehicles arrival and acts in one of two case: either the vehicle is registers or not, in the former case it opens the barriers, in the latter sends it to registration</w:t>
+            </w:r>
+          </w:p>
+          <w:p>
+            <w:pPr>
+              <w:bidi w:val="0"/>
+              <w:rPr>
+                <w:rFonts w:asciiTheme="minorBidi" w:hAnsiTheme="minorBidi" w:cstheme="minorBidi"/>
+                <w:b/>
+                <w:bCs/>
+              </w:rPr>
+            </w:pPr>
+            <w:r>
+              <w:rPr>
+                <w:rFonts w:asciiTheme="minorBidi" w:hAnsiTheme="minorBidi" w:cstheme="minorBidi"/>
+                <w:b/>
+                <w:bCs/>
+              </w:rPr>
+              <w:t>PG</w:t>
+            </w:r>
+          </w:p>
+          <w:p>
+            <w:pPr>
+              <w:bidi w:val="0"/>
+              <w:rPr>
+                <w:rFonts w:asciiTheme="minorBidi" w:hAnsiTheme="minorBidi" w:cstheme="minorBidi"/>
+                <w:b/>
+                <w:bCs/>
+              </w:rPr>
+            </w:pPr>
+            <w:r>
+              <w:rPr>
+                <w:rFonts w:asciiTheme="minorBidi" w:hAnsiTheme="minorBidi" w:cstheme="minorBidi"/>
+              </w:rPr>
+              <w:t>Processes payment</w:t>
+            </w:r>
+          </w:p>
+        </w:tc>
+      </w:tr>
+      <w:tr>
+        <w:trPr>
+          <w:trHeight w:val="794"/>
+        </w:trPr>
+        <w:tc>
+          <w:tcPr>
+            <w:tcW w:w="8522" w:type="dxa"/>
+            <w:vAlign w:val="center"/>
+          </w:tcPr>
+          <w:p>
+            <w:pPr>
+              <w:bidi w:val="0"/>
+              <w:rPr>
+                <w:rFonts w:asciiTheme="minorBidi" w:hAnsiTheme="minorBidi" w:cstheme="minorBidi"/>
+              </w:rPr>
+            </w:pPr>
+            <w:r>
+              <w:rPr>
+                <w:rFonts w:asciiTheme="minorBidi" w:hAnsiTheme="minorBidi" w:cstheme="minorBidi"/>
+              </w:rPr>
+              <w:t>Decides on the optimal route for the car, while considering its size and weight</w:t>
+            </w:r>
+          </w:p>
+          <w:p>
+            <w:pPr>
+              <w:bidi w:val="0"/>
+              <w:rPr>
+                <w:rFonts w:asciiTheme="minorBidi" w:hAnsiTheme="minorBidi" w:cstheme="minorBidi"/>
+              </w:rPr>
+            </w:pPr>
+            <w:r>
+              <w:rPr>
+                <w:rFonts w:asciiTheme="minorBidi" w:hAnsiTheme="minorBidi" w:cstheme="minorBidi"/>
+                <w:b/>
+                <w:bCs/>
+              </w:rPr>
+              <w:t>IRS</w:t>
+            </w:r>
+          </w:p>
+        </w:tc>
+      </w:tr>
+    </w:tbl>
     <w:p>
       <w:pPr>
         <w:pStyle w:val="1"/>
@@ -792,23 +1326,10 @@
         <w:ind w:right="-142"/>
         <w:rPr>
           <w:rFonts w:ascii="Calibri" w:hAnsi="Calibri" w:cs="Calibri"/>
-          <w:b w:val="0"/>
-          <w:bCs w:val="0"/>
-          <w:sz w:val="24"/>
-          <w:szCs w:val="24"/>
-        </w:rPr>
-      </w:pPr>
-    </w:p>
-    <w:p>
-      <w:pPr>
-        <w:pStyle w:val="1"/>
-        <w:bidi w:val="0"/>
-        <w:spacing w:line="360" w:lineRule="auto"/>
-        <w:ind w:right="-142"/>
-        <w:rPr>
-          <w:rFonts w:ascii="Calibri" w:hAnsi="Calibri" w:cs="Calibri"/>
-        </w:rPr>
-      </w:pPr>
+        </w:rPr>
+      </w:pPr>
+      <w:bookmarkStart w:id="0" w:name="_GoBack"/>
+      <w:bookmarkEnd w:id="0"/>
       <w:r>
         <w:rPr>
           <w:rFonts w:ascii="Calibri" w:hAnsi="Calibri" w:cs="Calibri"/>
@@ -927,8 +1448,6 @@
         </w:rPr>
         <w:t>:</w:t>
       </w:r>
-      <w:bookmarkStart w:id="0" w:name="_GoBack"/>
-      <w:bookmarkEnd w:id="0"/>
     </w:p>
     <w:p>
       <w:pPr>
@@ -1895,7 +2414,7 @@
         <w:color w:val="000000"/>
         <w:rtl/>
       </w:rPr>
-      <w:t>6</w:t>
+      <w:t>4</w:t>
     </w:r>
     <w:r>
       <w:rPr>
@@ -2059,8 +2578,124 @@
       </w:rPr>
     </w:lvl>
   </w:abstractNum>
+  <w:abstractNum w:abstractNumId="1">
+    <w:nsid w:val="789B3201"/>
+    <w:multiLevelType w:val="hybridMultilevel"/>
+    <w:tmpl w:val="3484207E"/>
+    <w:lvl w:ilvl="0" w:tplc="ED08D274">
+      <w:start w:val="1"/>
+      <w:numFmt w:val="bullet"/>
+      <w:lvlText w:val="-"/>
+      <w:lvlJc w:val="left"/>
+      <w:pPr>
+        <w:ind w:left="1080" w:hanging="360"/>
+      </w:pPr>
+      <w:rPr>
+        <w:rFonts w:ascii="Times New Roman" w:eastAsia="Times New Roman" w:hAnsi="Times New Roman" w:cs="Times New Roman" w:hint="default"/>
+      </w:rPr>
+    </w:lvl>
+    <w:lvl w:ilvl="1" w:tplc="04090003" w:tentative="1">
+      <w:start w:val="1"/>
+      <w:numFmt w:val="bullet"/>
+      <w:lvlText w:val="o"/>
+      <w:lvlJc w:val="left"/>
+      <w:pPr>
+        <w:ind w:left="1800" w:hanging="360"/>
+      </w:pPr>
+      <w:rPr>
+        <w:rFonts w:ascii="Courier New" w:hAnsi="Courier New" w:cs="Courier New" w:hint="default"/>
+      </w:rPr>
+    </w:lvl>
+    <w:lvl w:ilvl="2" w:tplc="04090005" w:tentative="1">
+      <w:start w:val="1"/>
+      <w:numFmt w:val="bullet"/>
+      <w:lvlText w:val=""/>
+      <w:lvlJc w:val="left"/>
+      <w:pPr>
+        <w:ind w:left="2520" w:hanging="360"/>
+      </w:pPr>
+      <w:rPr>
+        <w:rFonts w:ascii="Wingdings" w:hAnsi="Wingdings" w:hint="default"/>
+      </w:rPr>
+    </w:lvl>
+    <w:lvl w:ilvl="3" w:tplc="04090001" w:tentative="1">
+      <w:start w:val="1"/>
+      <w:numFmt w:val="bullet"/>
+      <w:lvlText w:val=""/>
+      <w:lvlJc w:val="left"/>
+      <w:pPr>
+        <w:ind w:left="3240" w:hanging="360"/>
+      </w:pPr>
+      <w:rPr>
+        <w:rFonts w:ascii="Symbol" w:hAnsi="Symbol" w:hint="default"/>
+      </w:rPr>
+    </w:lvl>
+    <w:lvl w:ilvl="4" w:tplc="04090003" w:tentative="1">
+      <w:start w:val="1"/>
+      <w:numFmt w:val="bullet"/>
+      <w:lvlText w:val="o"/>
+      <w:lvlJc w:val="left"/>
+      <w:pPr>
+        <w:ind w:left="3960" w:hanging="360"/>
+      </w:pPr>
+      <w:rPr>
+        <w:rFonts w:ascii="Courier New" w:hAnsi="Courier New" w:cs="Courier New" w:hint="default"/>
+      </w:rPr>
+    </w:lvl>
+    <w:lvl w:ilvl="5" w:tplc="04090005" w:tentative="1">
+      <w:start w:val="1"/>
+      <w:numFmt w:val="bullet"/>
+      <w:lvlText w:val=""/>
+      <w:lvlJc w:val="left"/>
+      <w:pPr>
+        <w:ind w:left="4680" w:hanging="360"/>
+      </w:pPr>
+      <w:rPr>
+        <w:rFonts w:ascii="Wingdings" w:hAnsi="Wingdings" w:hint="default"/>
+      </w:rPr>
+    </w:lvl>
+    <w:lvl w:ilvl="6" w:tplc="04090001" w:tentative="1">
+      <w:start w:val="1"/>
+      <w:numFmt w:val="bullet"/>
+      <w:lvlText w:val=""/>
+      <w:lvlJc w:val="left"/>
+      <w:pPr>
+        <w:ind w:left="5400" w:hanging="360"/>
+      </w:pPr>
+      <w:rPr>
+        <w:rFonts w:ascii="Symbol" w:hAnsi="Symbol" w:hint="default"/>
+      </w:rPr>
+    </w:lvl>
+    <w:lvl w:ilvl="7" w:tplc="04090003" w:tentative="1">
+      <w:start w:val="1"/>
+      <w:numFmt w:val="bullet"/>
+      <w:lvlText w:val="o"/>
+      <w:lvlJc w:val="left"/>
+      <w:pPr>
+        <w:ind w:left="6120" w:hanging="360"/>
+      </w:pPr>
+      <w:rPr>
+        <w:rFonts w:ascii="Courier New" w:hAnsi="Courier New" w:cs="Courier New" w:hint="default"/>
+      </w:rPr>
+    </w:lvl>
+    <w:lvl w:ilvl="8" w:tplc="04090005" w:tentative="1">
+      <w:start w:val="1"/>
+      <w:numFmt w:val="bullet"/>
+      <w:lvlText w:val=""/>
+      <w:lvlJc w:val="left"/>
+      <w:pPr>
+        <w:ind w:left="6840" w:hanging="360"/>
+      </w:pPr>
+      <w:rPr>
+        <w:rFonts w:ascii="Wingdings" w:hAnsi="Wingdings" w:hint="default"/>
+      </w:rPr>
+    </w:lvl>
+  </w:abstractNum>
   <w:num w:numId="1">
     <w:abstractNumId w:val="0"/>
+  </w:num>
+  <w:num w:numId="2">
+    <w:abstractNumId w:val="1"/>
   </w:num>
 </w:numbering>
 </file>
@@ -2230,6 +2865,7 @@
     <w:name w:val="heading 1"/>
     <w:basedOn w:val="a"/>
     <w:next w:val="a"/>
+    <w:link w:val="10"/>
     <w:uiPriority w:val="9"/>
     <w:qFormat/>
     <w:rsid w:val="00C71F1D"/>
@@ -2605,6 +3241,32 @@
       <w:color w:val="0000FF" w:themeColor="hyperlink"/>
       <w:u w:val="single"/>
     </w:rPr>
+  </w:style>
+  <w:style w:type="character" w:customStyle="1" w:styleId="10">
+    <w:name w:val="כותרת 1 תו"/>
+    <w:basedOn w:val="a0"/>
+    <w:link w:val="1"/>
+    <w:uiPriority w:val="9"/>
+    <w:rsid w:val="003578F3"/>
+    <w:rPr>
+      <w:rFonts w:ascii="Arial" w:hAnsi="Arial" w:cs="Arial"/>
+      <w:b/>
+      <w:bCs/>
+      <w:kern w:val="32"/>
+      <w:sz w:val="32"/>
+      <w:szCs w:val="32"/>
+    </w:rPr>
+  </w:style>
+  <w:style w:type="paragraph" w:styleId="af">
+    <w:name w:val="List Paragraph"/>
+    <w:basedOn w:val="a"/>
+    <w:uiPriority w:val="34"/>
+    <w:qFormat/>
+    <w:rsid w:val="003578F3"/>
+    <w:pPr>
+      <w:ind w:left="720"/>
+      <w:contextualSpacing/>
+    </w:pPr>
   </w:style>
 </w:styles>
 </file>
@@ -2774,6 +3436,7 @@
     <w:name w:val="heading 1"/>
     <w:basedOn w:val="a"/>
     <w:next w:val="a"/>
+    <w:link w:val="10"/>
     <w:uiPriority w:val="9"/>
     <w:qFormat/>
     <w:rsid w:val="00C71F1D"/>
@@ -3149,6 +3812,32 @@
       <w:color w:val="0000FF" w:themeColor="hyperlink"/>
       <w:u w:val="single"/>
     </w:rPr>
+  </w:style>
+  <w:style w:type="character" w:customStyle="1" w:styleId="10">
+    <w:name w:val="כותרת 1 תו"/>
+    <w:basedOn w:val="a0"/>
+    <w:link w:val="1"/>
+    <w:uiPriority w:val="9"/>
+    <w:rsid w:val="003578F3"/>
+    <w:rPr>
+      <w:rFonts w:ascii="Arial" w:hAnsi="Arial" w:cs="Arial"/>
+      <w:b/>
+      <w:bCs/>
+      <w:kern w:val="32"/>
+      <w:sz w:val="32"/>
+      <w:szCs w:val="32"/>
+    </w:rPr>
+  </w:style>
+  <w:style w:type="paragraph" w:styleId="af">
+    <w:name w:val="List Paragraph"/>
+    <w:basedOn w:val="a"/>
+    <w:uiPriority w:val="34"/>
+    <w:qFormat/>
+    <w:rsid w:val="003578F3"/>
+    <w:pPr>
+      <w:ind w:left="720"/>
+      <w:contextualSpacing/>
+    </w:pPr>
   </w:style>
 </w:styles>
 </file>
@@ -3458,7 +4147,7 @@
 </file>
 
 <file path=customXml/itemProps2.xml><?xml version="1.0" encoding="utf-8"?>
-<ds:datastoreItem xmlns:ds="http://schemas.openxmlformats.org/officeDocument/2006/customXml" ds:itemID="{F1904C0C-98BB-4017-B465-D02DEF6883A8}">
+<ds:datastoreItem xmlns:ds="http://schemas.openxmlformats.org/officeDocument/2006/customXml" ds:itemID="{CB4E4C18-1B23-4D4D-8A4C-D00E173C82FB}">
   <ds:schemaRefs>
     <ds:schemaRef ds:uri="http://schemas.openxmlformats.org/officeDocument/2006/bibliography"/>
   </ds:schemaRefs>

--- a/ParkWise/ex1_solution_2026_Acendent.docx
+++ b/ParkWise/ex1_solution_2026_Acendent.docx
@@ -6,35 +6,25 @@
       <w:pPr>
         <w:pStyle w:val="1"/>
         <w:bidi w:val="0"/>
-        <w:spacing w:line="360" w:lineRule="auto"/>
-        <w:jc w:val="both"/>
-        <w:rPr>
-          <w:rFonts w:ascii="Calibri" w:hAnsi="Calibri" w:cs="Calibri"/>
-          <w:sz w:val="36"/>
-          <w:szCs w:val="36"/>
-        </w:rPr>
-      </w:pPr>
-      <w:r>
-        <w:rPr>
-          <w:rFonts w:ascii="Calibri" w:hAnsi="Calibri" w:cs="Calibri"/>
-          <w:sz w:val="36"/>
-          <w:szCs w:val="36"/>
-        </w:rPr>
-        <w:t xml:space="preserve">Design and Implementation </w:t>
-      </w:r>
-      <w:r>
-        <w:rPr>
-          <w:rFonts w:ascii="Calibri" w:hAnsi="Calibri" w:cs="Calibri"/>
-          <w:sz w:val="36"/>
-          <w:szCs w:val="36"/>
-        </w:rPr>
-        <w:t xml:space="preserve">of IS: </w:t>
-      </w:r>
-      <w:r>
-        <w:rPr>
-          <w:rFonts w:ascii="Calibri" w:hAnsi="Calibri" w:cs="Calibri"/>
-          <w:sz w:val="36"/>
-          <w:szCs w:val="36"/>
+        <w:rPr>
+          <w:rFonts w:asciiTheme="minorBidi" w:hAnsiTheme="minorBidi" w:cstheme="minorBidi"/>
+          <w:sz w:val="28"/>
+          <w:szCs w:val="28"/>
+        </w:rPr>
+      </w:pPr>
+      <w:r>
+        <w:rPr>
+          <w:rFonts w:asciiTheme="minorBidi" w:hAnsiTheme="minorBidi" w:cstheme="minorBidi"/>
+          <w:sz w:val="28"/>
+          <w:szCs w:val="28"/>
+        </w:rPr>
+        <w:t xml:space="preserve">Design and Implementation of IS: </w:t>
+      </w:r>
+      <w:r>
+        <w:rPr>
+          <w:rFonts w:asciiTheme="minorBidi" w:hAnsiTheme="minorBidi" w:cstheme="minorBidi"/>
+          <w:sz w:val="28"/>
+          <w:szCs w:val="28"/>
         </w:rPr>
         <w:t xml:space="preserve"> </w:t>
       </w:r>
@@ -43,60 +33,58 @@
       <w:pPr>
         <w:pStyle w:val="1"/>
         <w:bidi w:val="0"/>
-        <w:spacing w:line="360" w:lineRule="auto"/>
-        <w:jc w:val="both"/>
-        <w:rPr>
-          <w:rFonts w:ascii="Calibri" w:hAnsi="Calibri" w:cs="Calibri"/>
-          <w:sz w:val="36"/>
-          <w:szCs w:val="36"/>
-        </w:rPr>
-      </w:pPr>
-      <w:r>
-        <w:rPr>
-          <w:rFonts w:ascii="Calibri" w:hAnsi="Calibri" w:cs="Calibri"/>
-          <w:sz w:val="36"/>
-          <w:szCs w:val="36"/>
-        </w:rPr>
-        <w:t>Assignment</w:t>
-      </w:r>
-      <w:r>
-        <w:rPr>
-          <w:rFonts w:ascii="Calibri" w:hAnsi="Calibri" w:cs="Calibri"/>
-          <w:sz w:val="36"/>
-          <w:szCs w:val="36"/>
-        </w:rPr>
-        <w:t xml:space="preserve"> 1</w:t>
-      </w:r>
-      <w:r>
-        <w:rPr>
-          <w:rFonts w:ascii="Calibri" w:hAnsi="Calibri" w:cs="Calibri"/>
-          <w:sz w:val="36"/>
-          <w:szCs w:val="36"/>
-        </w:rPr>
-        <w:t xml:space="preserve">: </w:t>
-      </w:r>
-      <w:r>
-        <w:rPr>
-          <w:rFonts w:ascii="Calibri" w:hAnsi="Calibri" w:cs="Calibri"/>
-          <w:sz w:val="36"/>
-          <w:szCs w:val="36"/>
+        <w:rPr>
+          <w:rFonts w:asciiTheme="minorBidi" w:hAnsiTheme="minorBidi" w:cstheme="minorBidi"/>
+          <w:sz w:val="28"/>
+          <w:szCs w:val="28"/>
+        </w:rPr>
+      </w:pPr>
+      <w:r>
+        <w:rPr>
+          <w:rFonts w:asciiTheme="minorBidi" w:hAnsiTheme="minorBidi" w:cstheme="minorBidi"/>
+          <w:sz w:val="28"/>
+          <w:szCs w:val="28"/>
+        </w:rPr>
+        <w:t xml:space="preserve">Assignment 1: </w:t>
+      </w:r>
+      <w:r>
+        <w:rPr>
+          <w:rFonts w:asciiTheme="minorBidi" w:hAnsiTheme="minorBidi" w:cstheme="minorBidi"/>
+          <w:sz w:val="28"/>
+          <w:szCs w:val="28"/>
         </w:rPr>
         <w:t>UML</w:t>
       </w:r>
       <w:r>
         <w:rPr>
-          <w:rFonts w:ascii="Calibri" w:hAnsi="Calibri" w:cs="Calibri"/>
-          <w:sz w:val="36"/>
-          <w:szCs w:val="36"/>
-        </w:rPr>
-        <w:t xml:space="preserve"> Use Case and Class Diagrams</w:t>
+          <w:rFonts w:asciiTheme="minorBidi" w:hAnsiTheme="minorBidi" w:cstheme="minorBidi"/>
+          <w:sz w:val="28"/>
+          <w:szCs w:val="28"/>
+        </w:rPr>
+        <w:t xml:space="preserve"> Use</w:t>
+      </w:r>
+      <w:r>
+        <w:rPr>
+          <w:rFonts w:asciiTheme="minorBidi" w:hAnsiTheme="minorBidi" w:cstheme="minorBidi"/>
+          <w:sz w:val="28"/>
+          <w:szCs w:val="28"/>
+        </w:rPr>
+        <w:t xml:space="preserve"> </w:t>
+      </w:r>
+      <w:r>
+        <w:rPr>
+          <w:rFonts w:asciiTheme="minorBidi" w:hAnsiTheme="minorBidi" w:cstheme="minorBidi"/>
+          <w:sz w:val="28"/>
+          <w:szCs w:val="28"/>
+        </w:rPr>
+        <w:t>Case and Class Diagrams</w:t>
       </w:r>
     </w:p>
     <w:p>
       <w:pPr>
         <w:bidi w:val="0"/>
         <w:rPr>
-          <w:rFonts w:ascii="Calibri" w:hAnsi="Calibri" w:cs="Calibri"/>
+          <w:rFonts w:asciiTheme="minorBidi" w:hAnsiTheme="minorBidi" w:cstheme="minorBidi"/>
         </w:rPr>
       </w:pPr>
     </w:p>
@@ -104,46 +92,265 @@
       <w:pPr>
         <w:bidi w:val="0"/>
         <w:rPr>
-          <w:rFonts w:ascii="Calibri" w:eastAsia="Arial" w:hAnsi="Calibri" w:cs="Calibri"/>
+          <w:rFonts w:asciiTheme="minorBidi" w:eastAsia="Arial" w:hAnsiTheme="minorBidi" w:cstheme="minorBidi"/>
         </w:rPr>
       </w:pPr>
     </w:p>
     <w:p>
       <w:pPr>
-        <w:pStyle w:val="HTML"/>
-        <w:rPr>
-          <w:color w:val="000000" w:themeColor="text1"/>
-        </w:rPr>
-      </w:pPr>
-      <w:r>
-        <w:rPr>
-          <w:rFonts w:ascii="Calibri" w:eastAsia="Arial" w:hAnsi="Calibri" w:cs="Calibri"/>
+        <w:bidi w:val="0"/>
+        <w:rPr>
+          <w:rFonts w:asciiTheme="minorBidi" w:eastAsia="Arial" w:hAnsiTheme="minorBidi" w:cstheme="minorBidi"/>
+          <w:bCs/>
+        </w:rPr>
+      </w:pPr>
+      <w:r>
+        <w:rPr>
+          <w:rFonts w:asciiTheme="minorBidi" w:eastAsia="Arial" w:hAnsiTheme="minorBidi" w:cstheme="minorBidi"/>
           <w:b/>
-          <w:color w:val="000000" w:themeColor="text1"/>
-        </w:rPr>
-        <w:t xml:space="preserve">System Name: </w:t>
-      </w:r>
-      <w:proofErr w:type="spellStart"/>
-      <w:r>
-        <w:rPr>
-          <w:color w:val="000000" w:themeColor="text1"/>
-        </w:rPr>
-        <w:t>ParkWise</w:t>
-      </w:r>
-      <w:proofErr w:type="spellEnd"/>
-      <w:r>
-        <w:rPr>
-          <w:color w:val="000000" w:themeColor="text1"/>
-        </w:rPr>
-        <w:t xml:space="preserve"> </w:t>
+        </w:rPr>
+        <w:tab/>
       </w:r>
     </w:p>
     <w:p>
       <w:pPr>
         <w:bidi w:val="0"/>
-        <w:spacing w:line="360" w:lineRule="auto"/>
-        <w:rPr>
-          <w:rFonts w:ascii="Calibri" w:eastAsia="Arial" w:hAnsi="Calibri" w:cs="Calibri"/>
+        <w:rPr>
+          <w:rFonts w:asciiTheme="minorBidi" w:eastAsia="Arial" w:hAnsiTheme="minorBidi" w:cstheme="minorBidi"/>
+          <w:b/>
+        </w:rPr>
+      </w:pPr>
+      <w:r>
+        <w:rPr>
+          <w:rFonts w:asciiTheme="minorBidi" w:eastAsia="Arial" w:hAnsiTheme="minorBidi" w:cstheme="minorBidi"/>
+          <w:b/>
+        </w:rPr>
+        <w:tab/>
+        <w:t xml:space="preserve">   </w:t>
+      </w:r>
+    </w:p>
+    <w:tbl>
+      <w:tblPr>
+        <w:tblStyle w:val="a4"/>
+        <w:tblW w:w="0" w:type="auto"/>
+        <w:tblBorders>
+          <w:top w:val="none" w:sz="0" w:space="0" w:color="auto"/>
+          <w:left w:val="none" w:sz="0" w:space="0" w:color="auto"/>
+          <w:bottom w:val="single" w:sz="4" w:space="0" w:color="FFFFFF" w:themeColor="background1"/>
+          <w:right w:val="none" w:sz="0" w:space="0" w:color="auto"/>
+          <w:insideH w:val="single" w:sz="4" w:space="0" w:color="FFFFFF" w:themeColor="background1"/>
+          <w:insideV w:val="none" w:sz="0" w:space="0" w:color="auto"/>
+        </w:tblBorders>
+        <w:tblLook w:val="04A0" w:firstRow="1" w:lastRow="0" w:firstColumn="1" w:lastColumn="0" w:noHBand="0" w:noVBand="1"/>
+      </w:tblPr>
+      <w:tblGrid>
+        <w:gridCol w:w="2660"/>
+        <w:gridCol w:w="5862"/>
+      </w:tblGrid>
+      <w:tr>
+        <w:tc>
+          <w:tcPr>
+            <w:tcW w:w="2660" w:type="dxa"/>
+          </w:tcPr>
+          <w:p>
+            <w:pPr>
+              <w:bidi w:val="0"/>
+              <w:rPr>
+                <w:rFonts w:asciiTheme="minorBidi" w:eastAsia="Arial" w:hAnsiTheme="minorBidi" w:cstheme="minorBidi"/>
+                <w:b/>
+              </w:rPr>
+            </w:pPr>
+            <w:r>
+              <w:rPr>
+                <w:rFonts w:asciiTheme="minorBidi" w:eastAsia="Arial" w:hAnsiTheme="minorBidi" w:cstheme="minorBidi"/>
+                <w:b/>
+              </w:rPr>
+              <w:t>System Name</w:t>
+            </w:r>
+            <w:r>
+              <w:rPr>
+                <w:rFonts w:asciiTheme="minorBidi" w:eastAsia="Arial" w:hAnsiTheme="minorBidi" w:cstheme="minorBidi"/>
+                <w:b/>
+                <w:color w:val="000000" w:themeColor="text1"/>
+              </w:rPr>
+              <w:t>:</w:t>
+            </w:r>
+          </w:p>
+        </w:tc>
+        <w:tc>
+          <w:tcPr>
+            <w:tcW w:w="5862" w:type="dxa"/>
+          </w:tcPr>
+          <w:p>
+            <w:pPr>
+              <w:pStyle w:val="HTML"/>
+              <w:rPr>
+                <w:rFonts w:asciiTheme="minorBidi" w:hAnsiTheme="minorBidi" w:cstheme="minorBidi"/>
+                <w:color w:val="000000" w:themeColor="text1"/>
+              </w:rPr>
+            </w:pPr>
+            <w:r>
+              <w:rPr>
+                <w:rFonts w:asciiTheme="minorBidi" w:hAnsiTheme="minorBidi" w:cstheme="minorBidi"/>
+                <w:color w:val="000000" w:themeColor="text1"/>
+              </w:rPr>
+              <w:t xml:space="preserve">ParkWise </w:t>
+            </w:r>
+          </w:p>
+        </w:tc>
+      </w:tr>
+      <w:tr>
+        <w:tc>
+          <w:tcPr>
+            <w:tcW w:w="2660" w:type="dxa"/>
+          </w:tcPr>
+          <w:p>
+            <w:pPr>
+              <w:bidi w:val="0"/>
+              <w:rPr>
+                <w:rFonts w:asciiTheme="minorBidi" w:eastAsia="Arial" w:hAnsiTheme="minorBidi" w:cstheme="minorBidi"/>
+                <w:b/>
+              </w:rPr>
+            </w:pPr>
+            <w:r>
+              <w:rPr>
+                <w:rFonts w:asciiTheme="minorBidi" w:eastAsia="Arial" w:hAnsiTheme="minorBidi" w:cstheme="minorBidi"/>
+                <w:b/>
+              </w:rPr>
+              <w:t>Semester</w:t>
+            </w:r>
+            <w:r>
+              <w:rPr>
+                <w:rFonts w:asciiTheme="minorBidi" w:eastAsia="Arial" w:hAnsiTheme="minorBidi" w:cstheme="minorBidi"/>
+                <w:b/>
+              </w:rPr>
+              <w:t>:</w:t>
+            </w:r>
+          </w:p>
+        </w:tc>
+        <w:tc>
+          <w:tcPr>
+            <w:tcW w:w="5862" w:type="dxa"/>
+          </w:tcPr>
+          <w:p>
+            <w:pPr>
+              <w:bidi w:val="0"/>
+              <w:rPr>
+                <w:rFonts w:asciiTheme="minorBidi" w:eastAsia="Arial" w:hAnsiTheme="minorBidi" w:cstheme="minorBidi"/>
+                <w:b/>
+              </w:rPr>
+            </w:pPr>
+            <w:r>
+              <w:rPr>
+                <w:rFonts w:asciiTheme="minorBidi" w:eastAsia="Arial" w:hAnsiTheme="minorBidi" w:cstheme="minorBidi"/>
+                <w:bCs/>
+              </w:rPr>
+              <w:t>a 2026</w:t>
+            </w:r>
+          </w:p>
+        </w:tc>
+      </w:tr>
+      <w:tr>
+        <w:tc>
+          <w:tcPr>
+            <w:tcW w:w="2660" w:type="dxa"/>
+          </w:tcPr>
+          <w:p>
+            <w:pPr>
+              <w:bidi w:val="0"/>
+              <w:rPr>
+                <w:rFonts w:asciiTheme="minorBidi" w:eastAsia="Arial" w:hAnsiTheme="minorBidi" w:cstheme="minorBidi"/>
+                <w:b/>
+              </w:rPr>
+            </w:pPr>
+            <w:r>
+              <w:rPr>
+                <w:rFonts w:asciiTheme="minorBidi" w:eastAsia="Arial" w:hAnsiTheme="minorBidi" w:cstheme="minorBidi"/>
+                <w:b/>
+              </w:rPr>
+              <w:t>Submitted by Group:</w:t>
+            </w:r>
+          </w:p>
+        </w:tc>
+        <w:tc>
+          <w:tcPr>
+            <w:tcW w:w="5862" w:type="dxa"/>
+          </w:tcPr>
+          <w:p>
+            <w:pPr>
+              <w:bidi w:val="0"/>
+              <w:rPr>
+                <w:rFonts w:asciiTheme="minorBidi" w:eastAsia="Arial" w:hAnsiTheme="minorBidi" w:cstheme="minorBidi"/>
+              </w:rPr>
+            </w:pPr>
+            <w:r>
+              <w:rPr>
+                <w:rFonts w:asciiTheme="minorBidi" w:eastAsia="Arial" w:hAnsiTheme="minorBidi" w:cstheme="minorBidi"/>
+                <w:bCs/>
+              </w:rPr>
+              <w:t>Acendent</w:t>
+            </w:r>
+          </w:p>
+        </w:tc>
+      </w:tr>
+      <w:tr>
+        <w:tc>
+          <w:tcPr>
+            <w:tcW w:w="2660" w:type="dxa"/>
+          </w:tcPr>
+          <w:p>
+            <w:pPr>
+              <w:bidi w:val="0"/>
+              <w:rPr>
+                <w:rFonts w:asciiTheme="minorBidi" w:eastAsia="Arial" w:hAnsiTheme="minorBidi" w:cstheme="minorBidi"/>
+                <w:b/>
+              </w:rPr>
+            </w:pPr>
+            <w:r>
+              <w:rPr>
+                <w:rFonts w:asciiTheme="minorBidi" w:eastAsia="Arial" w:hAnsiTheme="minorBidi" w:cstheme="minorBidi"/>
+                <w:b/>
+              </w:rPr>
+              <w:t>Assigned LLM:</w:t>
+            </w:r>
+          </w:p>
+        </w:tc>
+        <w:tc>
+          <w:tcPr>
+            <w:tcW w:w="5862" w:type="dxa"/>
+          </w:tcPr>
+          <w:p>
+            <w:pPr>
+              <w:bidi w:val="0"/>
+              <w:rPr>
+                <w:rFonts w:asciiTheme="minorBidi" w:eastAsia="Arial" w:hAnsiTheme="minorBidi" w:cstheme="minorBidi"/>
+                <w:b/>
+              </w:rPr>
+            </w:pPr>
+            <w:r>
+              <w:rPr>
+                <w:rFonts w:asciiTheme="minorBidi" w:eastAsia="Arial" w:hAnsiTheme="minorBidi" w:cstheme="minorBidi"/>
+                <w:bCs/>
+              </w:rPr>
+              <w:t>G</w:t>
+            </w:r>
+            <w:r>
+              <w:rPr>
+                <w:rFonts w:asciiTheme="minorBidi" w:eastAsia="Arial" w:hAnsiTheme="minorBidi" w:cstheme="minorBidi"/>
+                <w:bCs/>
+                <w:noProof/>
+              </w:rPr>
+              <w:t>imini</w:t>
+            </w:r>
+          </w:p>
+        </w:tc>
+      </w:tr>
+    </w:tbl>
+    <w:p>
+      <w:pPr>
+        <w:bidi w:val="0"/>
+        <w:rPr>
+          <w:rFonts w:asciiTheme="minorBidi" w:eastAsia="Arial" w:hAnsiTheme="minorBidi" w:cstheme="minorBidi"/>
           <w:b/>
         </w:rPr>
       </w:pPr>
@@ -151,173 +358,20 @@
     <w:p>
       <w:pPr>
         <w:bidi w:val="0"/>
-        <w:spacing w:line="360" w:lineRule="auto"/>
-        <w:rPr>
-          <w:rFonts w:ascii="Calibri" w:eastAsia="Arial" w:hAnsi="Calibri" w:cs="Calibri"/>
-          <w:bCs/>
-        </w:rPr>
-      </w:pPr>
-      <w:r>
-        <w:rPr>
-          <w:rFonts w:ascii="Calibri" w:eastAsia="Arial" w:hAnsi="Calibri" w:cs="Calibri"/>
+        <w:rPr>
+          <w:rFonts w:asciiTheme="minorBidi" w:eastAsia="Arial" w:hAnsiTheme="minorBidi" w:cstheme="minorBidi"/>
+        </w:rPr>
+      </w:pPr>
+      <w:r>
+        <w:rPr>
+          <w:rFonts w:asciiTheme="minorBidi" w:eastAsia="Arial" w:hAnsiTheme="minorBidi" w:cstheme="minorBidi"/>
           <w:b/>
         </w:rPr>
-        <w:t>Semester:</w:t>
-      </w:r>
-      <w:r>
-        <w:rPr>
-          <w:rFonts w:ascii="Calibri" w:eastAsia="Arial" w:hAnsi="Calibri" w:cs="Calibri"/>
-          <w:b/>
-        </w:rPr>
-        <w:tab/>
-      </w:r>
-      <w:r>
-        <w:rPr>
-          <w:rFonts w:ascii="Calibri" w:eastAsia="Arial" w:hAnsi="Calibri" w:cs="Calibri"/>
-          <w:bCs/>
-        </w:rPr>
-        <w:t>a</w:t>
-      </w:r>
-    </w:p>
-    <w:p>
-      <w:pPr>
-        <w:bidi w:val="0"/>
-        <w:spacing w:line="360" w:lineRule="auto"/>
-        <w:rPr>
-          <w:rFonts w:ascii="Calibri" w:eastAsia="Arial" w:hAnsi="Calibri" w:cs="Calibri"/>
-        </w:rPr>
-      </w:pPr>
-      <w:r>
-        <w:rPr>
-          <w:rFonts w:ascii="Calibri" w:eastAsia="Arial" w:hAnsi="Calibri" w:cs="Calibri"/>
-          <w:b/>
-        </w:rPr>
-        <w:t>Submitted by</w:t>
-      </w:r>
-      <w:r>
-        <w:rPr>
-          <w:rFonts w:ascii="Calibri" w:eastAsia="Arial" w:hAnsi="Calibri" w:cs="Calibri"/>
-          <w:b/>
-        </w:rPr>
-        <w:t xml:space="preserve"> Group</w:t>
-      </w:r>
-      <w:r>
-        <w:rPr>
-          <w:rFonts w:ascii="Calibri" w:eastAsia="Arial" w:hAnsi="Calibri" w:cs="Calibri"/>
-          <w:b/>
-        </w:rPr>
-        <w:t>:</w:t>
-      </w:r>
-      <w:r>
-        <w:rPr>
-          <w:rFonts w:ascii="Calibri" w:eastAsia="Arial" w:hAnsi="Calibri" w:cs="Calibri"/>
-          <w:b/>
-        </w:rPr>
-        <w:t xml:space="preserve"> </w:t>
-      </w:r>
-      <w:proofErr w:type="spellStart"/>
-      <w:r>
-        <w:rPr>
-          <w:rFonts w:ascii="Calibri" w:eastAsia="Arial" w:hAnsi="Calibri" w:cs="Calibri"/>
-          <w:bCs/>
-        </w:rPr>
-        <w:t>Acendent</w:t>
-      </w:r>
-      <w:proofErr w:type="spellEnd"/>
-    </w:p>
-    <w:p>
-      <w:pPr>
-        <w:bidi w:val="0"/>
-        <w:spacing w:line="360" w:lineRule="auto"/>
-        <w:rPr>
-          <w:rFonts w:ascii="Calibri" w:eastAsia="Arial" w:hAnsi="Calibri" w:cs="Calibri"/>
-          <w:b/>
-        </w:rPr>
-      </w:pPr>
-      <w:r>
-        <w:rPr>
-          <w:rFonts w:ascii="Calibri" w:eastAsia="Arial" w:hAnsi="Calibri" w:cs="Calibri"/>
-          <w:b/>
-        </w:rPr>
-        <w:t>Assigned LLM</w:t>
-      </w:r>
-      <w:r>
-        <w:rPr>
-          <w:rFonts w:ascii="Calibri" w:eastAsia="Arial" w:hAnsi="Calibri" w:cs="Calibri"/>
-          <w:b/>
-        </w:rPr>
-        <w:t>:</w:t>
-      </w:r>
-      <w:r>
-        <w:rPr>
-          <w:rFonts w:ascii="Calibri" w:eastAsia="Arial" w:hAnsi="Calibri" w:cs="Calibri"/>
-          <w:b/>
-        </w:rPr>
-        <w:tab/>
-        <w:t xml:space="preserve">   </w:t>
-      </w:r>
-      <w:proofErr w:type="spellStart"/>
-      <w:r>
-        <w:rPr>
-          <w:rFonts w:ascii="Calibri" w:eastAsia="Arial" w:hAnsi="Calibri" w:cs="Calibri"/>
-          <w:bCs/>
-        </w:rPr>
-        <w:t>G</w:t>
-      </w:r>
-      <w:r>
-        <w:rPr>
-          <w:rFonts w:ascii="Calibri" w:eastAsia="Arial" w:hAnsi="Calibri" w:cs="Calibri"/>
-          <w:bCs/>
-          <w:noProof/>
-        </w:rPr>
-        <w:t>imini</w:t>
-      </w:r>
-      <w:proofErr w:type="spellEnd"/>
-    </w:p>
-    <w:p>
-      <w:pPr>
-        <w:bidi w:val="0"/>
-        <w:spacing w:line="360" w:lineRule="auto"/>
-        <w:rPr>
-          <w:rFonts w:ascii="Calibri" w:eastAsia="Arial" w:hAnsi="Calibri" w:cs="Calibri"/>
-          <w:b/>
-        </w:rPr>
-      </w:pPr>
-    </w:p>
-    <w:p>
-      <w:pPr>
-        <w:bidi w:val="0"/>
-        <w:spacing w:line="360" w:lineRule="auto"/>
-        <w:rPr>
-          <w:rFonts w:ascii="Calibri" w:eastAsia="Arial" w:hAnsi="Calibri" w:cs="Calibri"/>
-        </w:rPr>
-      </w:pPr>
-      <w:r>
-        <w:rPr>
-          <w:rFonts w:ascii="Calibri" w:eastAsia="Arial" w:hAnsi="Calibri" w:cs="Calibri"/>
-          <w:b/>
-        </w:rPr>
-        <w:t xml:space="preserve">Link to the conversation with the LLM (in addition to the </w:t>
-      </w:r>
-      <w:proofErr w:type="spellStart"/>
-      <w:r>
-        <w:rPr>
-          <w:rFonts w:ascii="Calibri" w:eastAsia="Arial" w:hAnsi="Calibri" w:cs="Calibri"/>
-          <w:b/>
-        </w:rPr>
-        <w:t>csv</w:t>
-      </w:r>
-      <w:proofErr w:type="spellEnd"/>
-      <w:r>
-        <w:rPr>
-          <w:rFonts w:ascii="Calibri" w:eastAsia="Arial" w:hAnsi="Calibri" w:cs="Calibri"/>
-          <w:b/>
-        </w:rPr>
-        <w:t xml:space="preserve"> file uploaded to Moodle) </w:t>
-      </w:r>
-      <w:r>
-        <w:rPr>
-          <w:rFonts w:ascii="Calibri" w:eastAsia="Arial" w:hAnsi="Calibri" w:cs="Calibri"/>
+        <w:t xml:space="preserve">Link to the conversation with the LLM (in addition to the csv file uploaded to Moodle) </w:t>
+      </w:r>
+      <w:r>
+        <w:rPr>
+          <w:rFonts w:asciiTheme="minorBidi" w:eastAsia="Arial" w:hAnsiTheme="minorBidi" w:cstheme="minorBidi"/>
           <w:noProof/>
         </w:rPr>
         <w:drawing>
@@ -373,9 +427,8 @@
     <w:p>
       <w:pPr>
         <w:bidi w:val="0"/>
-        <w:spacing w:line="360" w:lineRule="auto"/>
-        <w:rPr>
-          <w:rFonts w:ascii="Calibri" w:hAnsi="Calibri" w:cs="Calibri"/>
+        <w:rPr>
+          <w:rFonts w:asciiTheme="minorBidi" w:hAnsiTheme="minorBidi" w:cstheme="minorBidi"/>
         </w:rPr>
       </w:pPr>
     </w:p>
@@ -384,153 +437,272 @@
         <w:pStyle w:val="1"/>
         <w:bidi w:val="0"/>
         <w:rPr>
-          <w:rFonts w:ascii="Calibri" w:hAnsi="Calibri" w:cs="Calibri"/>
-        </w:rPr>
-      </w:pPr>
-      <w:r>
-        <w:rPr>
-          <w:rFonts w:ascii="Calibri" w:hAnsi="Calibri" w:cs="Calibri"/>
+          <w:rFonts w:asciiTheme="minorBidi" w:hAnsiTheme="minorBidi" w:cstheme="minorBidi"/>
+          <w:sz w:val="28"/>
+          <w:szCs w:val="28"/>
+        </w:rPr>
+      </w:pPr>
+      <w:r>
+        <w:rPr>
+          <w:rFonts w:asciiTheme="minorBidi" w:hAnsiTheme="minorBidi" w:cstheme="minorBidi"/>
+          <w:noProof/>
+          <w:sz w:val="28"/>
+          <w:szCs w:val="28"/>
+        </w:rPr>
+        <w:drawing>
+          <wp:anchor distT="0" distB="0" distL="114300" distR="114300" simplePos="0" relativeHeight="251659264" behindDoc="0" locked="0" layoutInCell="1" allowOverlap="1" wp14:anchorId="172D53C3" wp14:editId="4B5F925E">
+            <wp:simplePos x="0" y="0"/>
+            <wp:positionH relativeFrom="column">
+              <wp:posOffset>-1143000</wp:posOffset>
+            </wp:positionH>
+            <wp:positionV relativeFrom="paragraph">
+              <wp:posOffset>292100</wp:posOffset>
+            </wp:positionV>
+            <wp:extent cx="10103485" cy="5677535"/>
+            <wp:effectExtent l="0" t="0" r="0" b="0"/>
+            <wp:wrapTopAndBottom/>
+            <wp:docPr id="5" name="תמונה 5"/>
+            <wp:cNvGraphicFramePr>
+              <a:graphicFrameLocks xmlns:a="http://schemas.openxmlformats.org/drawingml/2006/main" noChangeAspect="1"/>
+            </wp:cNvGraphicFramePr>
+            <a:graphic xmlns:a="http://schemas.openxmlformats.org/drawingml/2006/main">
+              <a:graphicData uri="http://schemas.openxmlformats.org/drawingml/2006/picture">
+                <pic:pic xmlns:pic="http://schemas.openxmlformats.org/drawingml/2006/picture">
+                  <pic:nvPicPr>
+                    <pic:cNvPr id="0" name="jesus is us.png"/>
+                    <pic:cNvPicPr/>
+                  </pic:nvPicPr>
+                  <pic:blipFill rotWithShape="1">
+                    <a:blip r:embed="rId11">
+                      <a:duotone>
+                        <a:schemeClr val="accent4">
+                          <a:shade val="45000"/>
+                          <a:satMod val="135000"/>
+                        </a:schemeClr>
+                        <a:prstClr val="white"/>
+                      </a:duotone>
+                      <a:extLst>
+                        <a:ext uri="{BEBA8EAE-BF5A-486C-A8C5-ECC9F3942E4B}">
+                          <a14:imgProps xmlns:a14="http://schemas.microsoft.com/office/drawing/2010/main">
+                            <a14:imgLayer r:embed="rId12">
+                              <a14:imgEffect>
+                                <a14:brightnessContrast bright="40000" contrast="-40000"/>
+                              </a14:imgEffect>
+                            </a14:imgLayer>
+                          </a14:imgProps>
+                        </a:ext>
+                        <a:ext uri="{28A0092B-C50C-407E-A947-70E740481C1C}">
+                          <a14:useLocalDpi xmlns:a14="http://schemas.microsoft.com/office/drawing/2010/main" val="0"/>
+                        </a:ext>
+                      </a:extLst>
+                    </a:blip>
+                    <a:srcRect l="15645" t="-2060" r="-12784" b="2060"/>
+                    <a:stretch/>
+                  </pic:blipFill>
+                  <pic:spPr bwMode="auto">
+                    <a:xfrm>
+                      <a:off x="0" y="0"/>
+                      <a:ext cx="10103485" cy="5677535"/>
+                    </a:xfrm>
+                    <a:prstGeom prst="rect">
+                      <a:avLst/>
+                    </a:prstGeom>
+                    <a:ln>
+                      <a:noFill/>
+                    </a:ln>
+                    <a:effectLst>
+                      <a:softEdge rad="112500"/>
+                    </a:effectLst>
+                    <a:extLst>
+                      <a:ext uri="{53640926-AAD7-44D8-BBD7-CCE9431645EC}">
+                        <a14:shadowObscured xmlns:a14="http://schemas.microsoft.com/office/drawing/2010/main"/>
+                      </a:ext>
+                    </a:extLst>
+                  </pic:spPr>
+                </pic:pic>
+              </a:graphicData>
+            </a:graphic>
+            <wp14:sizeRelH relativeFrom="page">
+              <wp14:pctWidth>0</wp14:pctWidth>
+            </wp14:sizeRelH>
+            <wp14:sizeRelV relativeFrom="page">
+              <wp14:pctHeight>0</wp14:pctHeight>
+            </wp14:sizeRelV>
+          </wp:anchor>
+        </w:drawing>
+      </w:r>
+      <w:r>
+        <w:rPr>
+          <w:rFonts w:asciiTheme="minorBidi" w:hAnsiTheme="minorBidi" w:cstheme="minorBidi"/>
+          <w:sz w:val="28"/>
+          <w:szCs w:val="28"/>
         </w:rPr>
         <w:br w:type="page"/>
       </w:r>
       <w:r>
         <w:rPr>
-          <w:rFonts w:ascii="Calibri" w:hAnsi="Calibri" w:cs="Calibri"/>
+          <w:rFonts w:asciiTheme="minorBidi" w:hAnsiTheme="minorBidi" w:cstheme="minorBidi"/>
+          <w:sz w:val="28"/>
+          <w:szCs w:val="28"/>
         </w:rPr>
         <w:lastRenderedPageBreak/>
         <w:t>Assumptions</w:t>
       </w:r>
       <w:r>
         <w:rPr>
-          <w:rFonts w:ascii="Calibri" w:hAnsi="Calibri" w:cs="Calibri"/>
+          <w:rFonts w:asciiTheme="minorBidi" w:hAnsiTheme="minorBidi" w:cstheme="minorBidi"/>
+          <w:sz w:val="28"/>
+          <w:szCs w:val="28"/>
         </w:rPr>
         <w:t>:</w:t>
       </w:r>
     </w:p>
     <w:p>
       <w:pPr>
-        <w:pBdr>
-          <w:top w:val="single" w:sz="4" w:space="1" w:color="auto"/>
-          <w:left w:val="single" w:sz="4" w:space="4" w:color="auto"/>
-          <w:bottom w:val="single" w:sz="4" w:space="1" w:color="auto"/>
-          <w:right w:val="single" w:sz="4" w:space="4" w:color="auto"/>
-        </w:pBdr>
+        <w:pStyle w:val="af"/>
+        <w:numPr>
+          <w:ilvl w:val="0"/>
+          <w:numId w:val="3"/>
+        </w:numPr>
         <w:bidi w:val="0"/>
-        <w:spacing w:line="276" w:lineRule="auto"/>
-        <w:jc w:val="both"/>
-        <w:rPr>
-          <w:rFonts w:ascii="Calibri" w:hAnsi="Calibri" w:cs="Calibri"/>
-        </w:rPr>
-      </w:pPr>
-      <w:r>
-        <w:rPr>
-          <w:rFonts w:ascii="Calibri" w:eastAsia="Arial" w:hAnsi="Calibri" w:cs="Calibri"/>
-        </w:rPr>
-        <w:t>This is an</w:t>
-      </w:r>
-      <w:r>
-        <w:rPr>
-          <w:rFonts w:ascii="Calibri" w:eastAsia="Arial" w:hAnsi="Calibri" w:cs="Calibri"/>
-        </w:rPr>
-        <w:t xml:space="preserve"> optional section for essential assumptions</w:t>
-      </w:r>
-      <w:r>
-        <w:rPr>
-          <w:rFonts w:ascii="Calibri" w:eastAsia="Arial" w:hAnsi="Calibri" w:cs="Calibri"/>
-        </w:rPr>
-        <w:t>;</w:t>
-      </w:r>
-      <w:r>
-        <w:rPr>
-          <w:rFonts w:ascii="Calibri" w:eastAsia="Arial" w:hAnsi="Calibri" w:cs="Calibri"/>
-        </w:rPr>
-        <w:t xml:space="preserve"> </w:t>
-      </w:r>
-      <w:proofErr w:type="gramStart"/>
-      <w:r>
-        <w:rPr>
-          <w:rFonts w:ascii="Calibri" w:eastAsia="Arial" w:hAnsi="Calibri" w:cs="Calibri"/>
-        </w:rPr>
-        <w:t>P</w:t>
-      </w:r>
-      <w:r>
-        <w:rPr>
-          <w:rFonts w:ascii="Calibri" w:eastAsia="Arial" w:hAnsi="Calibri" w:cs="Calibri"/>
-        </w:rPr>
-        <w:t>lease</w:t>
-      </w:r>
-      <w:proofErr w:type="gramEnd"/>
-      <w:r>
-        <w:rPr>
-          <w:rFonts w:ascii="Calibri" w:eastAsia="Arial" w:hAnsi="Calibri" w:cs="Calibri"/>
-        </w:rPr>
-        <w:t xml:space="preserve"> provide concise information aimed at clarifying key aspects for the exercise evaluator</w:t>
-      </w:r>
-      <w:r>
-        <w:rPr>
-          <w:rFonts w:ascii="Calibri" w:eastAsia="Arial" w:hAnsi="Calibri" w:cs="Calibri"/>
-        </w:rPr>
-        <w:t>;</w:t>
-      </w:r>
-      <w:r>
-        <w:rPr>
-          <w:rFonts w:ascii="Calibri" w:eastAsia="Arial" w:hAnsi="Calibri" w:cs="Calibri"/>
-        </w:rPr>
-        <w:t xml:space="preserve"> Ensure that the content does not replicate details already presented in the system description narrative.</w:t>
+        <w:ind w:left="567" w:hanging="425"/>
+        <w:rPr>
+          <w:rFonts w:asciiTheme="minorBidi" w:hAnsiTheme="minorBidi" w:cstheme="minorBidi"/>
+        </w:rPr>
+      </w:pPr>
+      <w:r>
+        <w:rPr>
+          <w:rFonts w:asciiTheme="minorBidi" w:hAnsiTheme="minorBidi" w:cstheme="minorBidi"/>
+        </w:rPr>
+        <w:t xml:space="preserve">Assuming a conveyer is installed in one parking lot and </w:t>
+      </w:r>
+      <w:r>
+        <w:rPr>
+          <w:rFonts w:asciiTheme="minorBidi" w:hAnsiTheme="minorBidi" w:cstheme="minorBidi"/>
+        </w:rPr>
+        <w:t xml:space="preserve">is </w:t>
+      </w:r>
+      <w:r>
+        <w:rPr>
+          <w:rFonts w:asciiTheme="minorBidi" w:hAnsiTheme="minorBidi" w:cstheme="minorBidi"/>
+        </w:rPr>
+        <w:t>not mobile</w:t>
       </w:r>
     </w:p>
     <w:p>
       <w:pPr>
+        <w:pStyle w:val="af"/>
+        <w:numPr>
+          <w:ilvl w:val="0"/>
+          <w:numId w:val="3"/>
+        </w:numPr>
+        <w:bidi w:val="0"/>
+        <w:ind w:left="567" w:hanging="425"/>
+        <w:rPr>
+          <w:rFonts w:asciiTheme="minorBidi" w:hAnsiTheme="minorBidi" w:cstheme="minorBidi"/>
+        </w:rPr>
+      </w:pPr>
+      <w:r>
+        <w:rPr>
+          <w:rFonts w:asciiTheme="minorBidi" w:hAnsiTheme="minorBidi" w:cstheme="minorBidi"/>
+        </w:rPr>
+        <w:t>A</w:t>
+      </w:r>
+      <w:r>
+        <w:rPr>
+          <w:rFonts w:asciiTheme="minorBidi" w:hAnsiTheme="minorBidi" w:cstheme="minorBidi"/>
+        </w:rPr>
+        <w:t xml:space="preserve"> lot will have one sole entrance and exit, hence having one barrier</w:t>
+      </w:r>
+      <w:r>
+        <w:rPr>
+          <w:rFonts w:asciiTheme="minorBidi" w:hAnsiTheme="minorBidi" w:cstheme="minorBidi"/>
+        </w:rPr>
+        <w:t>.</w:t>
+      </w:r>
+    </w:p>
+    <w:p>
+      <w:pPr>
+        <w:pStyle w:val="af"/>
+        <w:numPr>
+          <w:ilvl w:val="0"/>
+          <w:numId w:val="3"/>
+        </w:numPr>
+        <w:bidi w:val="0"/>
+        <w:ind w:left="567" w:hanging="425"/>
+        <w:rPr>
+          <w:rFonts w:asciiTheme="minorBidi" w:hAnsiTheme="minorBidi" w:cstheme="minorBidi"/>
+        </w:rPr>
+      </w:pPr>
+      <w:r>
+        <w:rPr>
+          <w:rFonts w:asciiTheme="minorBidi" w:hAnsiTheme="minorBidi" w:cstheme="minorBidi"/>
+        </w:rPr>
+        <w:t>To get to a certain lot you’d have to go through several conveyers.</w:t>
+      </w:r>
+    </w:p>
+    <w:p>
+      <w:pPr>
+        <w:pStyle w:val="af"/>
+        <w:numPr>
+          <w:ilvl w:val="0"/>
+          <w:numId w:val="3"/>
+        </w:numPr>
+        <w:bidi w:val="0"/>
+        <w:ind w:left="567" w:hanging="425"/>
+        <w:rPr>
+          <w:rFonts w:asciiTheme="minorBidi" w:hAnsiTheme="minorBidi" w:cstheme="minorBidi"/>
+        </w:rPr>
+      </w:pPr>
+      <w:r>
+        <w:rPr>
+          <w:rFonts w:asciiTheme="minorBidi" w:hAnsiTheme="minorBidi" w:cstheme="minorBidi"/>
+        </w:rPr>
+        <w:t>Phone number starts with 0 hence the type of the attribute is “short text”</w:t>
+      </w:r>
+      <w:r>
+        <w:rPr>
+          <w:rFonts w:asciiTheme="minorBidi" w:hAnsiTheme="minorBidi" w:cstheme="minorBidi"/>
+        </w:rPr>
+        <w:t>, same with the vehicle number</w:t>
+      </w:r>
+    </w:p>
+    <w:p>
+      <w:pPr>
         <w:pStyle w:val="1"/>
         <w:bidi w:val="0"/>
         <w:rPr>
-          <w:rFonts w:ascii="Calibri" w:hAnsi="Calibri" w:cs="Calibri"/>
-        </w:rPr>
-      </w:pPr>
-      <w:r>
-        <w:rPr>
-          <w:rFonts w:ascii="Calibri" w:hAnsi="Calibri" w:cs="Calibri"/>
+          <w:rFonts w:asciiTheme="minorBidi" w:hAnsiTheme="minorBidi" w:cstheme="minorBidi"/>
+        </w:rPr>
+      </w:pPr>
+      <w:r>
+        <w:rPr>
+          <w:rFonts w:asciiTheme="minorBidi" w:hAnsiTheme="minorBidi" w:cstheme="minorBidi"/>
         </w:rPr>
         <w:br w:type="page"/>
       </w:r>
       <w:r>
         <w:rPr>
-          <w:rFonts w:ascii="Calibri" w:hAnsi="Calibri" w:cs="Calibri"/>
+          <w:rFonts w:asciiTheme="minorBidi" w:hAnsiTheme="minorBidi" w:cstheme="minorBidi"/>
+          <w:sz w:val="28"/>
+          <w:szCs w:val="28"/>
         </w:rPr>
         <w:lastRenderedPageBreak/>
-        <w:t>1.1</w:t>
-      </w:r>
-      <w:proofErr w:type="gramStart"/>
-      <w:r>
-        <w:rPr>
-          <w:rFonts w:ascii="Calibri" w:hAnsi="Calibri" w:cs="Calibri"/>
-        </w:rPr>
-        <w:t>.</w:t>
-      </w:r>
-      <w:proofErr w:type="spellStart"/>
-      <w:r>
-        <w:rPr>
-          <w:rFonts w:ascii="Calibri" w:hAnsi="Calibri" w:cs="Calibri"/>
-        </w:rPr>
-        <w:t>a</w:t>
-      </w:r>
-      <w:proofErr w:type="spellEnd"/>
-      <w:proofErr w:type="gramEnd"/>
-      <w:r>
-        <w:rPr>
-          <w:rFonts w:ascii="Calibri" w:hAnsi="Calibri" w:cs="Calibri"/>
-        </w:rPr>
-        <w:t xml:space="preserve"> </w:t>
-      </w:r>
-      <w:r>
-        <w:rPr>
-          <w:rFonts w:ascii="Calibri" w:hAnsi="Calibri" w:cs="Calibri"/>
+        <w:t xml:space="preserve">1.1.a </w:t>
+      </w:r>
+      <w:r>
+        <w:rPr>
+          <w:rFonts w:asciiTheme="minorBidi" w:hAnsiTheme="minorBidi" w:cstheme="minorBidi"/>
+          <w:sz w:val="28"/>
+          <w:szCs w:val="28"/>
         </w:rPr>
         <w:t xml:space="preserve">The </w:t>
       </w:r>
       <w:r>
         <w:rPr>
-          <w:rFonts w:ascii="Calibri" w:hAnsi="Calibri" w:cs="Calibri"/>
+          <w:rFonts w:asciiTheme="minorBidi" w:hAnsiTheme="minorBidi" w:cstheme="minorBidi"/>
+          <w:sz w:val="28"/>
+          <w:szCs w:val="28"/>
         </w:rPr>
         <w:t>Use Case Diagram:</w:t>
       </w:r>
@@ -539,14 +711,15 @@
       <w:pPr>
         <w:bidi w:val="0"/>
         <w:rPr>
-          <w:rFonts w:ascii="Calibri" w:eastAsia="Arial" w:hAnsi="Calibri" w:cs="Calibri"/>
+          <w:rFonts w:asciiTheme="minorBidi" w:eastAsia="Arial" w:hAnsiTheme="minorBidi" w:cstheme="minorBidi"/>
         </w:rPr>
       </w:pPr>
     </w:p>
     <w:p>
       <w:pPr>
-        <w:rPr>
-          <w:rFonts w:ascii="Calibri" w:hAnsi="Calibri" w:cs="Calibri"/>
+        <w:bidi w:val="0"/>
+        <w:rPr>
+          <w:rFonts w:asciiTheme="minorBidi" w:hAnsiTheme="minorBidi" w:cstheme="minorBidi"/>
           <w:b/>
           <w:bCs/>
           <w:kern w:val="32"/>
@@ -556,7 +729,7 @@
       </w:pPr>
       <w:r>
         <w:rPr>
-          <w:rFonts w:ascii="Calibri" w:hAnsi="Calibri" w:cs="Calibri"/>
+          <w:rFonts w:asciiTheme="minorBidi" w:hAnsiTheme="minorBidi" w:cstheme="minorBidi"/>
           <w:b/>
           <w:bCs/>
           <w:noProof/>
@@ -565,7 +738,7 @@
           <w:szCs w:val="34"/>
         </w:rPr>
         <w:drawing>
-          <wp:inline distT="0" distB="0" distL="0" distR="0" wp14:anchorId="4D97E29A" wp14:editId="674D029A">
+          <wp:inline distT="0" distB="0" distL="0" distR="0" wp14:anchorId="4D97E29A" wp14:editId="1EC8F204">
             <wp:extent cx="8122635" cy="3959614"/>
             <wp:effectExtent l="5080" t="0" r="0" b="0"/>
             <wp:docPr id="2" name="תמונה 2"/>
@@ -580,7 +753,7 @@
                     <pic:cNvPicPr/>
                   </pic:nvPicPr>
                   <pic:blipFill>
-                    <a:blip r:embed="rId11">
+                    <a:blip r:embed="rId13">
                       <a:extLst>
                         <a:ext uri="{28A0092B-C50C-407E-A947-70E740481C1C}">
                           <a14:useLocalDpi xmlns:a14="http://schemas.microsoft.com/office/drawing/2010/main" val="0"/>
@@ -612,87 +785,89 @@
         <w:pStyle w:val="1"/>
         <w:bidi w:val="0"/>
         <w:rPr>
-          <w:rFonts w:ascii="Calibri" w:hAnsi="Calibri" w:cs="Calibri"/>
-        </w:rPr>
-      </w:pPr>
-      <w:r>
-        <w:rPr>
-          <w:rFonts w:ascii="Calibri" w:hAnsi="Calibri" w:cs="Calibri"/>
+          <w:rFonts w:asciiTheme="minorBidi" w:hAnsiTheme="minorBidi" w:cstheme="minorBidi"/>
+          <w:sz w:val="28"/>
+          <w:szCs w:val="28"/>
+        </w:rPr>
+      </w:pPr>
+      <w:r>
+        <w:rPr>
+          <w:rFonts w:asciiTheme="minorBidi" w:hAnsiTheme="minorBidi" w:cstheme="minorBidi"/>
+          <w:sz w:val="28"/>
+          <w:szCs w:val="28"/>
         </w:rPr>
         <w:lastRenderedPageBreak/>
-        <w:t>1.1</w:t>
-      </w:r>
-      <w:proofErr w:type="gramStart"/>
-      <w:r>
-        <w:rPr>
-          <w:rFonts w:ascii="Calibri" w:hAnsi="Calibri" w:cs="Calibri"/>
-        </w:rPr>
-        <w:t>.b</w:t>
-      </w:r>
-      <w:proofErr w:type="gramEnd"/>
-      <w:r>
-        <w:rPr>
-          <w:rFonts w:ascii="Calibri" w:hAnsi="Calibri" w:cs="Calibri"/>
-        </w:rPr>
-        <w:t xml:space="preserve">. </w:t>
-      </w:r>
-      <w:r>
-        <w:rPr>
-          <w:rFonts w:ascii="Calibri" w:hAnsi="Calibri" w:cs="Calibri"/>
+        <w:t xml:space="preserve">1.1.b. </w:t>
+      </w:r>
+      <w:r>
+        <w:rPr>
+          <w:rFonts w:asciiTheme="minorBidi" w:hAnsiTheme="minorBidi" w:cstheme="minorBidi"/>
+          <w:sz w:val="28"/>
+          <w:szCs w:val="28"/>
         </w:rPr>
         <w:t xml:space="preserve">The </w:t>
       </w:r>
       <w:r>
         <w:rPr>
-          <w:rFonts w:ascii="Calibri" w:hAnsi="Calibri" w:cs="Calibri"/>
+          <w:rFonts w:asciiTheme="minorBidi" w:hAnsiTheme="minorBidi" w:cstheme="minorBidi"/>
+          <w:sz w:val="28"/>
+          <w:szCs w:val="28"/>
         </w:rPr>
         <w:t>Description</w:t>
       </w:r>
       <w:r>
         <w:rPr>
-          <w:rFonts w:ascii="Calibri" w:hAnsi="Calibri" w:cs="Calibri"/>
+          <w:rFonts w:asciiTheme="minorBidi" w:hAnsiTheme="minorBidi" w:cstheme="minorBidi"/>
+          <w:sz w:val="28"/>
+          <w:szCs w:val="28"/>
         </w:rPr>
         <w:t>s</w:t>
       </w:r>
       <w:r>
         <w:rPr>
-          <w:rFonts w:ascii="Calibri" w:hAnsi="Calibri" w:cs="Calibri"/>
+          <w:rFonts w:asciiTheme="minorBidi" w:hAnsiTheme="minorBidi" w:cstheme="minorBidi"/>
+          <w:sz w:val="28"/>
+          <w:szCs w:val="28"/>
         </w:rPr>
         <w:t xml:space="preserve"> of </w:t>
       </w:r>
       <w:r>
         <w:rPr>
-          <w:rFonts w:ascii="Calibri" w:hAnsi="Calibri" w:cs="Calibri"/>
+          <w:rFonts w:asciiTheme="minorBidi" w:hAnsiTheme="minorBidi" w:cstheme="minorBidi"/>
+          <w:sz w:val="28"/>
+          <w:szCs w:val="28"/>
         </w:rPr>
         <w:t xml:space="preserve">the </w:t>
       </w:r>
       <w:r>
         <w:rPr>
-          <w:rFonts w:ascii="Calibri" w:hAnsi="Calibri" w:cs="Calibri"/>
+          <w:rFonts w:asciiTheme="minorBidi" w:hAnsiTheme="minorBidi" w:cstheme="minorBidi"/>
+          <w:sz w:val="28"/>
+          <w:szCs w:val="28"/>
         </w:rPr>
         <w:t>U</w:t>
       </w:r>
       <w:r>
         <w:rPr>
-          <w:rFonts w:ascii="Calibri" w:hAnsi="Calibri" w:cs="Calibri"/>
+          <w:rFonts w:asciiTheme="minorBidi" w:hAnsiTheme="minorBidi" w:cstheme="minorBidi"/>
+          <w:sz w:val="28"/>
+          <w:szCs w:val="28"/>
         </w:rPr>
         <w:t xml:space="preserve">se </w:t>
       </w:r>
       <w:r>
         <w:rPr>
-          <w:rFonts w:ascii="Calibri" w:hAnsi="Calibri" w:cs="Calibri"/>
-        </w:rPr>
-        <w:t>C</w:t>
-      </w:r>
-      <w:r>
-        <w:rPr>
-          <w:rFonts w:ascii="Calibri" w:hAnsi="Calibri" w:cs="Calibri"/>
-        </w:rPr>
-        <w:t>ases</w:t>
-      </w:r>
-      <w:r>
-        <w:rPr>
-          <w:rFonts w:ascii="Calibri" w:hAnsi="Calibri" w:cs="Calibri"/>
+          <w:rFonts w:asciiTheme="minorBidi" w:hAnsiTheme="minorBidi" w:cstheme="minorBidi"/>
+          <w:sz w:val="28"/>
+          <w:szCs w:val="28"/>
+        </w:rPr>
+        <w:t>Cases</w:t>
+      </w:r>
+      <w:r>
+        <w:rPr>
+          <w:rFonts w:asciiTheme="minorBidi" w:hAnsiTheme="minorBidi" w:cstheme="minorBidi"/>
+          <w:sz w:val="28"/>
+          <w:szCs w:val="28"/>
         </w:rPr>
         <w:t>:</w:t>
       </w:r>
@@ -714,26 +889,25 @@
       </w:tblGrid>
       <w:tr>
         <w:trPr>
-          <w:trHeight w:val="794"/>
+          <w:trHeight w:val="737"/>
         </w:trPr>
         <w:tc>
           <w:tcPr>
             <w:tcW w:w="8522" w:type="dxa"/>
-            <w:vAlign w:val="center"/>
           </w:tcPr>
           <w:p>
             <w:pPr>
               <w:pStyle w:val="1"/>
               <w:bidi w:val="0"/>
-              <w:spacing w:line="360" w:lineRule="auto"/>
               <w:ind w:right="-142"/>
               <w:rPr>
                 <w:rFonts w:asciiTheme="minorBidi" w:hAnsiTheme="minorBidi" w:cstheme="minorBidi"/>
+                <w:b w:val="0"/>
+                <w:bCs w:val="0"/>
                 <w:sz w:val="24"/>
                 <w:szCs w:val="24"/>
               </w:rPr>
             </w:pPr>
-            <w:proofErr w:type="gramStart"/>
             <w:r>
               <w:rPr>
                 <w:rFonts w:asciiTheme="minorBidi" w:hAnsiTheme="minorBidi" w:cstheme="minorBidi"/>
@@ -742,24 +916,11 @@
               </w:rPr>
               <w:t>client</w:t>
             </w:r>
-            <w:proofErr w:type="gramEnd"/>
-          </w:p>
-        </w:tc>
-      </w:tr>
-      <w:tr>
-        <w:trPr>
-          <w:trHeight w:val="794"/>
-        </w:trPr>
-        <w:tc>
-          <w:tcPr>
-            <w:tcW w:w="8522" w:type="dxa"/>
-            <w:vAlign w:val="center"/>
-          </w:tcPr>
+          </w:p>
           <w:p>
             <w:pPr>
               <w:pStyle w:val="1"/>
               <w:bidi w:val="0"/>
-              <w:spacing w:line="360" w:lineRule="auto"/>
               <w:ind w:right="-142"/>
               <w:rPr>
                 <w:rFonts w:asciiTheme="minorBidi" w:hAnsiTheme="minorBidi" w:cstheme="minorBidi"/>
@@ -826,7 +987,6 @@
             <w:pPr>
               <w:pStyle w:val="1"/>
               <w:bidi w:val="0"/>
-              <w:spacing w:line="360" w:lineRule="auto"/>
               <w:ind w:right="-142"/>
               <w:rPr>
                 <w:rFonts w:asciiTheme="minorBidi" w:hAnsiTheme="minorBidi" w:cstheme="minorBidi"/>
@@ -851,7 +1011,6 @@
             <w:pPr>
               <w:pStyle w:val="1"/>
               <w:bidi w:val="0"/>
-              <w:spacing w:line="360" w:lineRule="auto"/>
               <w:ind w:right="-142"/>
               <w:rPr>
                 <w:rFonts w:asciiTheme="minorBidi" w:hAnsiTheme="minorBidi" w:cstheme="minorBidi"/>
@@ -940,19 +1099,7 @@
               <w:rPr>
                 <w:rFonts w:asciiTheme="minorBidi" w:hAnsiTheme="minorBidi" w:cstheme="minorBidi"/>
               </w:rPr>
-              <w:t xml:space="preserve">Send </w:t>
-            </w:r>
-            <w:r>
-              <w:rPr>
-                <w:rFonts w:asciiTheme="minorBidi" w:hAnsiTheme="minorBidi" w:cstheme="minorBidi"/>
-              </w:rPr>
-              <w:t xml:space="preserve">parking </w:t>
-            </w:r>
-            <w:r>
-              <w:rPr>
-                <w:rFonts w:asciiTheme="minorBidi" w:hAnsiTheme="minorBidi" w:cstheme="minorBidi"/>
-              </w:rPr>
-              <w:t>SMS to customer</w:t>
+              <w:t>Send parking SMS to customer</w:t>
             </w:r>
           </w:p>
           <w:p>
@@ -976,48 +1123,30 @@
           </w:p>
           <w:p>
             <w:pPr>
-              <w:bidi w:val="0"/>
-              <w:rPr>
-                <w:rFonts w:asciiTheme="minorBidi" w:hAnsiTheme="minorBidi" w:cstheme="minorBidi"/>
-              </w:rPr>
-            </w:pPr>
-          </w:p>
-          <w:p>
-            <w:pPr>
-              <w:bidi w:val="0"/>
-              <w:rPr>
-                <w:rFonts w:asciiTheme="minorBidi" w:hAnsiTheme="minorBidi" w:cstheme="minorBidi"/>
-                <w:b/>
-                <w:bCs/>
-                <w:kern w:val="32"/>
-              </w:rPr>
-            </w:pPr>
-            <w:r>
-              <w:rPr>
-                <w:rFonts w:asciiTheme="minorBidi" w:hAnsiTheme="minorBidi" w:cstheme="minorBidi"/>
-                <w:b/>
-                <w:bCs/>
-                <w:kern w:val="32"/>
-              </w:rPr>
-              <w:t>Administer</w:t>
-            </w:r>
+              <w:pStyle w:val="1"/>
+              <w:bidi w:val="0"/>
+              <w:ind w:right="-142"/>
+              <w:rPr>
+                <w:rFonts w:asciiTheme="minorBidi" w:hAnsiTheme="minorBidi" w:cstheme="minorBidi"/>
+                <w:sz w:val="24"/>
+                <w:szCs w:val="24"/>
+              </w:rPr>
+            </w:pPr>
           </w:p>
         </w:tc>
       </w:tr>
       <w:tr>
         <w:trPr>
-          <w:trHeight w:val="794"/>
+          <w:trHeight w:val="737"/>
         </w:trPr>
         <w:tc>
           <w:tcPr>
             <w:tcW w:w="8522" w:type="dxa"/>
-            <w:vAlign w:val="center"/>
           </w:tcPr>
           <w:p>
             <w:pPr>
               <w:pStyle w:val="1"/>
               <w:bidi w:val="0"/>
-              <w:spacing w:line="360" w:lineRule="auto"/>
               <w:ind w:right="-142"/>
               <w:rPr>
                 <w:rFonts w:asciiTheme="minorBidi" w:hAnsiTheme="minorBidi" w:cstheme="minorBidi"/>
@@ -1030,14 +1159,25 @@
             <w:r>
               <w:rPr>
                 <w:rFonts w:asciiTheme="minorBidi" w:hAnsiTheme="minorBidi" w:cstheme="minorBidi"/>
+                <w:sz w:val="24"/>
+                <w:szCs w:val="24"/>
+              </w:rPr>
+              <w:t>Administer</w:t>
+            </w:r>
+          </w:p>
+          <w:p>
+            <w:pPr>
+              <w:pStyle w:val="1"/>
+              <w:bidi w:val="0"/>
+              <w:ind w:right="-142"/>
+              <w:rPr>
+                <w:rFonts w:asciiTheme="minorBidi" w:hAnsiTheme="minorBidi" w:cstheme="minorBidi"/>
                 <w:b w:val="0"/>
                 <w:bCs w:val="0"/>
                 <w:sz w:val="24"/>
                 <w:szCs w:val="24"/>
               </w:rPr>
-              <w:t xml:space="preserve">Generate annual summary report: generate </w:t>
-            </w:r>
-            <w:proofErr w:type="spellStart"/>
+            </w:pPr>
             <w:r>
               <w:rPr>
                 <w:rFonts w:asciiTheme="minorBidi" w:hAnsiTheme="minorBidi" w:cstheme="minorBidi"/>
@@ -1046,52 +1186,21 @@
                 <w:sz w:val="24"/>
                 <w:szCs w:val="24"/>
               </w:rPr>
-              <w:t>botho</w:t>
-            </w:r>
-            <w:proofErr w:type="spellEnd"/>
-            <w:r>
-              <w:rPr>
-                <w:rFonts w:asciiTheme="minorBidi" w:hAnsiTheme="minorBidi" w:cstheme="minorBidi"/>
-                <w:b w:val="0"/>
-                <w:bCs w:val="0"/>
-                <w:sz w:val="24"/>
-                <w:szCs w:val="24"/>
-              </w:rPr>
-              <w:t xml:space="preserve"> PDF and XML files, include total incomes, some information about the cars and will be ordered by cities</w:t>
-            </w:r>
-          </w:p>
-          <w:p>
-            <w:pPr>
-              <w:bidi w:val="0"/>
-              <w:rPr>
-                <w:rFonts w:asciiTheme="minorBidi" w:hAnsiTheme="minorBidi" w:cstheme="minorBidi"/>
-              </w:rPr>
-            </w:pPr>
-            <w:r>
-              <w:rPr>
-                <w:rFonts w:asciiTheme="minorBidi" w:hAnsiTheme="minorBidi" w:cstheme="minorBidi"/>
-              </w:rPr>
-              <w:t xml:space="preserve">Generate costumed club report- done monthly and reports back the sum of new recruits and the sum of the </w:t>
-            </w:r>
-            <w:proofErr w:type="spellStart"/>
-            <w:r>
-              <w:rPr>
-                <w:rFonts w:asciiTheme="minorBidi" w:hAnsiTheme="minorBidi" w:cstheme="minorBidi"/>
-              </w:rPr>
-              <w:t>over all</w:t>
-            </w:r>
-            <w:proofErr w:type="spellEnd"/>
-            <w:r>
-              <w:rPr>
-                <w:rFonts w:asciiTheme="minorBidi" w:hAnsiTheme="minorBidi" w:cstheme="minorBidi"/>
-              </w:rPr>
-              <w:t xml:space="preserve"> club members</w:t>
-            </w:r>
-            <w:r>
-              <w:rPr>
-                <w:rFonts w:asciiTheme="minorBidi" w:hAnsiTheme="minorBidi" w:cstheme="minorBidi"/>
-              </w:rPr>
-              <w:t>.</w:t>
+              <w:t>Generate annual summary report: generate botho PDF and XML files, include total incomes, some information about the cars and will be ordered by cities</w:t>
+            </w:r>
+          </w:p>
+          <w:p>
+            <w:pPr>
+              <w:bidi w:val="0"/>
+              <w:rPr>
+                <w:rFonts w:asciiTheme="minorBidi" w:hAnsiTheme="minorBidi" w:cstheme="minorBidi"/>
+              </w:rPr>
+            </w:pPr>
+            <w:r>
+              <w:rPr>
+                <w:rFonts w:asciiTheme="minorBidi" w:hAnsiTheme="minorBidi" w:cstheme="minorBidi"/>
+              </w:rPr>
+              <w:t>Generate costumed club report- done monthly and reports back the sum of new recruits and the sum of the over all club members.</w:t>
             </w:r>
           </w:p>
           <w:p>
@@ -1111,29 +1220,23 @@
           <w:p>
             <w:pPr>
               <w:bidi w:val="0"/>
-              <w:rPr>
-                <w:rFonts w:asciiTheme="minorBidi" w:hAnsiTheme="minorBidi" w:cstheme="minorBidi"/>
-              </w:rPr>
-            </w:pPr>
-            <w:r>
               <w:rPr>
                 <w:rFonts w:asciiTheme="minorBidi" w:hAnsiTheme="minorBidi" w:cstheme="minorBidi"/>
                 <w:b/>
                 <w:bCs/>
-              </w:rPr>
-              <w:t>Cc</w:t>
-            </w:r>
+                <w:kern w:val="32"/>
+              </w:rPr>
+            </w:pPr>
           </w:p>
         </w:tc>
       </w:tr>
       <w:tr>
         <w:trPr>
-          <w:trHeight w:val="794"/>
+          <w:trHeight w:val="737"/>
         </w:trPr>
         <w:tc>
           <w:tcPr>
             <w:tcW w:w="8522" w:type="dxa"/>
-            <w:vAlign w:val="center"/>
           </w:tcPr>
           <w:p>
             <w:pPr>
@@ -1145,60 +1248,44 @@
             <w:r>
               <w:rPr>
                 <w:rFonts w:asciiTheme="minorBidi" w:hAnsiTheme="minorBidi" w:cstheme="minorBidi"/>
+                <w:b/>
+                <w:bCs/>
+              </w:rPr>
+              <w:t>C</w:t>
+            </w:r>
+            <w:r>
+              <w:rPr>
+                <w:rFonts w:asciiTheme="minorBidi" w:hAnsiTheme="minorBidi" w:cstheme="minorBidi"/>
+                <w:b/>
+                <w:bCs/>
+              </w:rPr>
+              <w:t>onveyer Controller</w:t>
+            </w:r>
+          </w:p>
+          <w:p>
+            <w:pPr>
+              <w:bidi w:val="0"/>
+              <w:rPr>
+                <w:rFonts w:asciiTheme="minorBidi" w:hAnsiTheme="minorBidi" w:cstheme="minorBidi"/>
+              </w:rPr>
+            </w:pPr>
+            <w:r>
+              <w:rPr>
+                <w:rFonts w:asciiTheme="minorBidi" w:hAnsiTheme="minorBidi" w:cstheme="minorBidi"/>
               </w:rPr>
               <w:t>Decides on the optimal route for the car, while considering its size and weight</w:t>
-            </w:r>
-          </w:p>
-          <w:p>
-            <w:pPr>
-              <w:pStyle w:val="1"/>
-              <w:bidi w:val="0"/>
-              <w:spacing w:line="360" w:lineRule="auto"/>
-              <w:ind w:right="-142"/>
-              <w:rPr>
-                <w:rFonts w:asciiTheme="minorBidi" w:hAnsiTheme="minorBidi" w:cstheme="minorBidi"/>
-                <w:b w:val="0"/>
-                <w:bCs w:val="0"/>
-                <w:sz w:val="24"/>
-                <w:szCs w:val="24"/>
-              </w:rPr>
-            </w:pPr>
-            <w:r>
-              <w:rPr>
-                <w:rFonts w:asciiTheme="minorBidi" w:hAnsiTheme="minorBidi" w:cstheme="minorBidi"/>
-                <w:b w:val="0"/>
-                <w:bCs w:val="0"/>
-                <w:sz w:val="24"/>
-                <w:szCs w:val="24"/>
-              </w:rPr>
-              <w:t>IRS</w:t>
             </w:r>
           </w:p>
         </w:tc>
       </w:tr>
       <w:tr>
         <w:trPr>
-          <w:trHeight w:val="794"/>
+          <w:trHeight w:val="737"/>
         </w:trPr>
         <w:tc>
           <w:tcPr>
             <w:tcW w:w="8522" w:type="dxa"/>
-            <w:vAlign w:val="center"/>
           </w:tcPr>
-          <w:p>
-            <w:pPr>
-              <w:bidi w:val="0"/>
-              <w:rPr>
-                <w:rFonts w:asciiTheme="minorBidi" w:hAnsiTheme="minorBidi" w:cstheme="minorBidi"/>
-              </w:rPr>
-            </w:pPr>
-            <w:r>
-              <w:rPr>
-                <w:rFonts w:asciiTheme="minorBidi" w:hAnsiTheme="minorBidi" w:cstheme="minorBidi"/>
-              </w:rPr>
-              <w:t>Updating price lists</w:t>
-            </w:r>
-          </w:p>
           <w:p>
             <w:pPr>
               <w:bidi w:val="0"/>
@@ -1212,19 +1299,32 @@
                 <w:b/>
                 <w:bCs/>
               </w:rPr>
-              <w:t>GS</w:t>
+              <w:t>IRS</w:t>
+            </w:r>
+          </w:p>
+          <w:p>
+            <w:pPr>
+              <w:bidi w:val="0"/>
+              <w:rPr>
+                <w:rFonts w:asciiTheme="minorBidi" w:hAnsiTheme="minorBidi" w:cstheme="minorBidi"/>
+              </w:rPr>
+            </w:pPr>
+            <w:r>
+              <w:rPr>
+                <w:rFonts w:asciiTheme="minorBidi" w:hAnsiTheme="minorBidi" w:cstheme="minorBidi"/>
+              </w:rPr>
+              <w:t>Updating price lists</w:t>
             </w:r>
           </w:p>
         </w:tc>
       </w:tr>
       <w:tr>
         <w:trPr>
-          <w:trHeight w:val="794"/>
+          <w:trHeight w:val="737"/>
         </w:trPr>
         <w:tc>
           <w:tcPr>
             <w:tcW w:w="8522" w:type="dxa"/>
-            <w:vAlign w:val="center"/>
           </w:tcPr>
           <w:p>
             <w:pPr>
@@ -1234,86 +1334,89 @@
               </w:rPr>
             </w:pPr>
             <w:r>
-              <w:rPr>
-                <w:rFonts w:asciiTheme="minorBidi" w:hAnsiTheme="minorBidi" w:cstheme="minorBidi"/>
-              </w:rPr>
-              <w:t>Detects the vehicles arrival and acts in one of two case: either the vehicle is registers or not, in the former case it opens the barriers, in the latter sends it to registration</w:t>
-            </w:r>
-          </w:p>
-          <w:p>
-            <w:pPr>
-              <w:bidi w:val="0"/>
               <w:rPr>
                 <w:rFonts w:asciiTheme="minorBidi" w:hAnsiTheme="minorBidi" w:cstheme="minorBidi"/>
                 <w:b/>
                 <w:bCs/>
               </w:rPr>
-            </w:pPr>
-            <w:r>
-              <w:rPr>
-                <w:rFonts w:asciiTheme="minorBidi" w:hAnsiTheme="minorBidi" w:cstheme="minorBidi"/>
-                <w:b/>
-                <w:bCs/>
-              </w:rPr>
-              <w:t>PG</w:t>
-            </w:r>
-          </w:p>
-          <w:p>
-            <w:pPr>
-              <w:bidi w:val="0"/>
-              <w:rPr>
-                <w:rFonts w:asciiTheme="minorBidi" w:hAnsiTheme="minorBidi" w:cstheme="minorBidi"/>
-                <w:b/>
-                <w:bCs/>
-              </w:rPr>
-            </w:pPr>
-            <w:r>
-              <w:rPr>
-                <w:rFonts w:asciiTheme="minorBidi" w:hAnsiTheme="minorBidi" w:cstheme="minorBidi"/>
-              </w:rPr>
-              <w:t>Processes payment</w:t>
+              <w:t>Gate Sensor</w:t>
+            </w:r>
+          </w:p>
+          <w:p>
+            <w:pPr>
+              <w:bidi w:val="0"/>
+              <w:rPr>
+                <w:rFonts w:asciiTheme="minorBidi" w:hAnsiTheme="minorBidi" w:cstheme="minorBidi"/>
+              </w:rPr>
+            </w:pPr>
+            <w:r>
+              <w:rPr>
+                <w:rFonts w:asciiTheme="minorBidi" w:hAnsiTheme="minorBidi" w:cstheme="minorBidi"/>
+              </w:rPr>
+              <w:t>Detects the vehicles arrival and acts in one of two case: either the vehicle is registers or not, in the former case it opens the barriers, in the latter sends it to registration</w:t>
             </w:r>
           </w:p>
         </w:tc>
       </w:tr>
       <w:tr>
         <w:trPr>
-          <w:trHeight w:val="794"/>
+          <w:trHeight w:val="737"/>
         </w:trPr>
         <w:tc>
           <w:tcPr>
             <w:tcW w:w="8522" w:type="dxa"/>
-            <w:vAlign w:val="center"/>
           </w:tcPr>
           <w:p>
             <w:pPr>
               <w:bidi w:val="0"/>
-              <w:rPr>
-                <w:rFonts w:asciiTheme="minorBidi" w:hAnsiTheme="minorBidi" w:cstheme="minorBidi"/>
-              </w:rPr>
-            </w:pPr>
-            <w:r>
-              <w:rPr>
-                <w:rFonts w:asciiTheme="minorBidi" w:hAnsiTheme="minorBidi" w:cstheme="minorBidi"/>
-              </w:rPr>
-              <w:t>Decides on the optimal route for the car, while considering its size and weight</w:t>
-            </w:r>
-          </w:p>
-          <w:p>
-            <w:pPr>
-              <w:bidi w:val="0"/>
-              <w:rPr>
-                <w:rFonts w:asciiTheme="minorBidi" w:hAnsiTheme="minorBidi" w:cstheme="minorBidi"/>
-              </w:rPr>
-            </w:pPr>
-            <w:r>
               <w:rPr>
                 <w:rFonts w:asciiTheme="minorBidi" w:hAnsiTheme="minorBidi" w:cstheme="minorBidi"/>
                 <w:b/>
                 <w:bCs/>
               </w:rPr>
-              <w:t>IRS</w:t>
-            </w:r>
+            </w:pPr>
+            <w:r>
+              <w:rPr>
+                <w:rFonts w:asciiTheme="minorBidi" w:hAnsiTheme="minorBidi" w:cstheme="minorBidi"/>
+                <w:b/>
+                <w:bCs/>
+              </w:rPr>
+              <w:t>Payment Getaway</w:t>
+            </w:r>
+          </w:p>
+          <w:p>
+            <w:pPr>
+              <w:bidi w:val="0"/>
+              <w:rPr>
+                <w:rFonts w:asciiTheme="minorBidi" w:hAnsiTheme="minorBidi" w:cstheme="minorBidi"/>
+              </w:rPr>
+            </w:pPr>
+            <w:r>
+              <w:rPr>
+                <w:rFonts w:asciiTheme="minorBidi" w:hAnsiTheme="minorBidi" w:cstheme="minorBidi"/>
+              </w:rPr>
+              <w:t>Processes payment</w:t>
+            </w:r>
+          </w:p>
+        </w:tc>
+      </w:tr>
+      <w:tr>
+        <w:trPr>
+          <w:trHeight w:val="737"/>
+        </w:trPr>
+        <w:tc>
+          <w:tcPr>
+            <w:tcW w:w="8522" w:type="dxa"/>
+          </w:tcPr>
+          <w:p>
+            <w:pPr>
+              <w:bidi w:val="0"/>
+              <w:rPr>
+                <w:rFonts w:asciiTheme="minorBidi" w:hAnsiTheme="minorBidi" w:cstheme="minorBidi"/>
+                <w:b/>
+                <w:bCs/>
+              </w:rPr>
+            </w:pPr>
           </w:p>
         </w:tc>
       </w:tr>
@@ -1322,24 +1425,23 @@
       <w:pPr>
         <w:pStyle w:val="1"/>
         <w:bidi w:val="0"/>
-        <w:spacing w:line="360" w:lineRule="auto"/>
         <w:ind w:right="-142"/>
         <w:rPr>
-          <w:rFonts w:ascii="Calibri" w:hAnsi="Calibri" w:cs="Calibri"/>
-        </w:rPr>
-      </w:pPr>
-      <w:bookmarkStart w:id="0" w:name="_GoBack"/>
-      <w:bookmarkEnd w:id="0"/>
-      <w:r>
-        <w:rPr>
-          <w:rFonts w:ascii="Calibri" w:hAnsi="Calibri" w:cs="Calibri"/>
+          <w:rFonts w:asciiTheme="minorBidi" w:hAnsiTheme="minorBidi" w:cstheme="minorBidi"/>
+        </w:rPr>
+      </w:pPr>
+      <w:r>
+        <w:rPr>
+          <w:rFonts w:asciiTheme="minorBidi" w:hAnsiTheme="minorBidi" w:cstheme="minorBidi"/>
         </w:rPr>
         <w:br w:type="page"/>
       </w:r>
       <w:r>
         <w:rPr>
-          <w:rFonts w:ascii="Calibri" w:hAnsi="Calibri" w:cs="Calibri"/>
+          <w:rFonts w:asciiTheme="minorBidi" w:hAnsiTheme="minorBidi" w:cstheme="minorBidi"/>
           <w:noProof/>
+          <w:sz w:val="28"/>
+          <w:szCs w:val="28"/>
         </w:rPr>
         <w:lastRenderedPageBreak/>
         <w:drawing>
@@ -1366,7 +1468,7 @@
                     <pic:cNvPicPr/>
                   </pic:nvPicPr>
                   <pic:blipFill>
-                    <a:blip r:embed="rId12">
+                    <a:blip r:embed="rId14">
                       <a:extLst>
                         <a:ext uri="{28A0092B-C50C-407E-A947-70E740481C1C}">
                           <a14:useLocalDpi xmlns:a14="http://schemas.microsoft.com/office/drawing/2010/main" val="0"/>
@@ -1400,59 +1502,58 @@
       </w:r>
       <w:r>
         <w:rPr>
-          <w:rFonts w:ascii="Calibri" w:hAnsi="Calibri" w:cs="Calibri"/>
-        </w:rPr>
-        <w:t>1.1</w:t>
-      </w:r>
-      <w:proofErr w:type="gramStart"/>
-      <w:r>
-        <w:rPr>
-          <w:rFonts w:ascii="Calibri" w:hAnsi="Calibri" w:cs="Calibri"/>
-        </w:rPr>
-        <w:t>.c</w:t>
-      </w:r>
-      <w:proofErr w:type="gramEnd"/>
-      <w:r>
-        <w:rPr>
-          <w:rFonts w:ascii="Calibri" w:hAnsi="Calibri" w:cs="Calibri"/>
-        </w:rPr>
-        <w:t xml:space="preserve">. </w:t>
-      </w:r>
-      <w:r>
-        <w:rPr>
-          <w:rFonts w:ascii="Calibri" w:hAnsi="Calibri" w:cs="Calibri"/>
+          <w:rFonts w:asciiTheme="minorBidi" w:hAnsiTheme="minorBidi" w:cstheme="minorBidi"/>
+          <w:sz w:val="28"/>
+          <w:szCs w:val="28"/>
+        </w:rPr>
+        <w:t xml:space="preserve">1.1.c. </w:t>
+      </w:r>
+      <w:r>
+        <w:rPr>
+          <w:rFonts w:asciiTheme="minorBidi" w:hAnsiTheme="minorBidi" w:cstheme="minorBidi"/>
+          <w:sz w:val="28"/>
+          <w:szCs w:val="28"/>
         </w:rPr>
         <w:t>The</w:t>
       </w:r>
       <w:r>
         <w:rPr>
-          <w:rFonts w:ascii="Calibri" w:hAnsi="Calibri" w:cs="Calibri"/>
+          <w:rFonts w:asciiTheme="minorBidi" w:hAnsiTheme="minorBidi" w:cstheme="minorBidi"/>
+          <w:sz w:val="28"/>
+          <w:szCs w:val="28"/>
         </w:rPr>
         <w:t xml:space="preserve"> UML </w:t>
       </w:r>
       <w:r>
         <w:rPr>
-          <w:rFonts w:ascii="Calibri" w:hAnsi="Calibri" w:cs="Calibri"/>
+          <w:rFonts w:asciiTheme="minorBidi" w:hAnsiTheme="minorBidi" w:cstheme="minorBidi"/>
+          <w:sz w:val="28"/>
+          <w:szCs w:val="28"/>
         </w:rPr>
         <w:t xml:space="preserve">Class </w:t>
       </w:r>
       <w:r>
         <w:rPr>
-          <w:rFonts w:ascii="Calibri" w:hAnsi="Calibri" w:cs="Calibri"/>
+          <w:rFonts w:asciiTheme="minorBidi" w:hAnsiTheme="minorBidi" w:cstheme="minorBidi"/>
+          <w:sz w:val="28"/>
+          <w:szCs w:val="28"/>
         </w:rPr>
         <w:t>Diagram</w:t>
       </w:r>
       <w:r>
         <w:rPr>
-          <w:rFonts w:ascii="Calibri" w:hAnsi="Calibri" w:cs="Calibri"/>
+          <w:rFonts w:asciiTheme="minorBidi" w:hAnsiTheme="minorBidi" w:cstheme="minorBidi"/>
+          <w:sz w:val="28"/>
+          <w:szCs w:val="28"/>
         </w:rPr>
         <w:t>:</w:t>
       </w:r>
     </w:p>
     <w:p>
       <w:pPr>
-        <w:rPr>
-          <w:rFonts w:ascii="Calibri" w:hAnsi="Calibri" w:cs="Calibri"/>
+        <w:bidi w:val="0"/>
+        <w:rPr>
+          <w:rFonts w:asciiTheme="minorBidi" w:hAnsiTheme="minorBidi" w:cstheme="minorBidi"/>
           <w:b/>
           <w:bCs/>
           <w:kern w:val="32"/>
@@ -1462,7 +1563,7 @@
       </w:pPr>
       <w:r>
         <w:rPr>
-          <w:rFonts w:ascii="Calibri" w:hAnsi="Calibri" w:cs="Calibri"/>
+          <w:rFonts w:asciiTheme="minorBidi" w:hAnsiTheme="minorBidi" w:cstheme="minorBidi"/>
         </w:rPr>
         <w:br w:type="page"/>
       </w:r>
@@ -1471,35 +1572,34 @@
       <w:pPr>
         <w:pStyle w:val="1"/>
         <w:bidi w:val="0"/>
-        <w:spacing w:line="360" w:lineRule="auto"/>
-        <w:rPr>
-          <w:rFonts w:ascii="Calibri" w:hAnsi="Calibri" w:cs="Calibri"/>
-        </w:rPr>
-      </w:pPr>
-      <w:r>
-        <w:rPr>
-          <w:rFonts w:ascii="Calibri" w:hAnsi="Calibri" w:cs="Calibri"/>
+        <w:rPr>
+          <w:rFonts w:asciiTheme="minorBidi" w:hAnsiTheme="minorBidi" w:cstheme="minorBidi"/>
+          <w:sz w:val="28"/>
+          <w:szCs w:val="28"/>
+        </w:rPr>
+      </w:pPr>
+      <w:r>
+        <w:rPr>
+          <w:rFonts w:asciiTheme="minorBidi" w:hAnsiTheme="minorBidi" w:cstheme="minorBidi"/>
+          <w:sz w:val="28"/>
+          <w:szCs w:val="28"/>
         </w:rPr>
         <w:lastRenderedPageBreak/>
-        <w:t>1.1</w:t>
-      </w:r>
-      <w:proofErr w:type="gramStart"/>
-      <w:r>
-        <w:rPr>
-          <w:rFonts w:ascii="Calibri" w:hAnsi="Calibri" w:cs="Calibri"/>
-        </w:rPr>
-        <w:t>.</w:t>
-      </w:r>
-      <w:r>
-        <w:rPr>
-          <w:rFonts w:ascii="Calibri" w:hAnsi="Calibri" w:cs="Calibri"/>
+        <w:t>1.1.</w:t>
+      </w:r>
+      <w:r>
+        <w:rPr>
+          <w:rFonts w:asciiTheme="minorBidi" w:hAnsiTheme="minorBidi" w:cstheme="minorBidi"/>
+          <w:sz w:val="28"/>
+          <w:szCs w:val="28"/>
         </w:rPr>
         <w:t>d</w:t>
       </w:r>
-      <w:proofErr w:type="gramEnd"/>
-      <w:r>
-        <w:rPr>
-          <w:rFonts w:ascii="Calibri" w:hAnsi="Calibri" w:cs="Calibri"/>
+      <w:r>
+        <w:rPr>
+          <w:rFonts w:asciiTheme="minorBidi" w:hAnsiTheme="minorBidi" w:cstheme="minorBidi"/>
+          <w:sz w:val="28"/>
+          <w:szCs w:val="28"/>
         </w:rPr>
         <w:t>. The Relational Database:</w:t>
       </w:r>
@@ -1507,49 +1607,56 @@
     <w:p>
       <w:pPr>
         <w:pStyle w:val="2"/>
-      </w:pPr>
-      <w:r>
-        <w:t>1.1</w:t>
-      </w:r>
-      <w:proofErr w:type="gramStart"/>
-      <w:r>
-        <w:t>.d1</w:t>
-      </w:r>
-      <w:proofErr w:type="gramEnd"/>
-      <w:r>
-        <w:t>. The Tables:</w:t>
+        <w:rPr>
+          <w:rFonts w:asciiTheme="minorBidi" w:hAnsiTheme="minorBidi" w:cstheme="minorBidi"/>
+        </w:rPr>
+      </w:pPr>
+      <w:r>
+        <w:rPr>
+          <w:rFonts w:asciiTheme="minorBidi" w:hAnsiTheme="minorBidi" w:cstheme="minorBidi"/>
+        </w:rPr>
+        <w:t>1.1.d1. The Tables:</w:t>
       </w:r>
     </w:p>
     <w:p>
       <w:pPr>
         <w:pStyle w:val="1"/>
         <w:bidi w:val="0"/>
-        <w:spacing w:line="360" w:lineRule="auto"/>
-        <w:rPr>
-          <w:rFonts w:ascii="Calibri" w:hAnsi="Calibri" w:cs="Calibri"/>
-        </w:rPr>
-      </w:pPr>
-      <w:r>
-        <w:rPr>
-          <w:rFonts w:ascii="Calibri" w:hAnsi="Calibri" w:cs="Calibri"/>
+        <w:rPr>
+          <w:rFonts w:asciiTheme="minorBidi" w:hAnsiTheme="minorBidi" w:cstheme="minorBidi"/>
+          <w:sz w:val="28"/>
+          <w:szCs w:val="28"/>
+        </w:rPr>
+      </w:pPr>
+      <w:r>
+        <w:rPr>
+          <w:rFonts w:asciiTheme="minorBidi" w:hAnsiTheme="minorBidi" w:cstheme="minorBidi"/>
+          <w:sz w:val="28"/>
+          <w:szCs w:val="28"/>
         </w:rPr>
         <w:t>The T</w:t>
       </w:r>
       <w:r>
         <w:rPr>
-          <w:rFonts w:ascii="Calibri" w:hAnsi="Calibri" w:cs="Calibri"/>
+          <w:rFonts w:asciiTheme="minorBidi" w:hAnsiTheme="minorBidi" w:cstheme="minorBidi"/>
+          <w:sz w:val="28"/>
+          <w:szCs w:val="28"/>
         </w:rPr>
         <w:t>ables</w:t>
       </w:r>
       <w:r>
         <w:rPr>
-          <w:rFonts w:ascii="Calibri" w:hAnsi="Calibri" w:cs="Calibri"/>
+          <w:rFonts w:asciiTheme="minorBidi" w:hAnsiTheme="minorBidi" w:cstheme="minorBidi"/>
+          <w:sz w:val="28"/>
+          <w:szCs w:val="28"/>
         </w:rPr>
         <w:t xml:space="preserve"> in the Database</w:t>
       </w:r>
       <w:r>
         <w:rPr>
-          <w:rFonts w:ascii="Calibri" w:hAnsi="Calibri" w:cs="Calibri"/>
+          <w:rFonts w:asciiTheme="minorBidi" w:hAnsiTheme="minorBidi" w:cstheme="minorBidi"/>
+          <w:sz w:val="28"/>
+          <w:szCs w:val="28"/>
         </w:rPr>
         <w:t>:</w:t>
       </w:r>
@@ -1565,12 +1672,12 @@
         <w:bidi w:val="0"/>
         <w:spacing w:after="240"/>
         <w:rPr>
-          <w:rFonts w:ascii="Calibri" w:eastAsia="Arial" w:hAnsi="Calibri" w:cs="Calibri"/>
-        </w:rPr>
-      </w:pPr>
-      <w:r>
-        <w:rPr>
-          <w:rFonts w:ascii="Calibri" w:eastAsia="Arial" w:hAnsi="Calibri" w:cs="Calibri"/>
+          <w:rFonts w:asciiTheme="minorBidi" w:eastAsia="Arial" w:hAnsiTheme="minorBidi" w:cstheme="minorBidi"/>
+        </w:rPr>
+      </w:pPr>
+      <w:r>
+        <w:rPr>
+          <w:rFonts w:asciiTheme="minorBidi" w:eastAsia="Arial" w:hAnsiTheme="minorBidi" w:cstheme="minorBidi"/>
         </w:rPr>
         <w:t>Make sure to present the table in the third normal form (3NF) and supply information on primary and foreign keys.</w:t>
       </w:r>
@@ -1579,22 +1686,20 @@
       <w:tblPr>
         <w:tblStyle w:val="aa"/>
         <w:bidiVisual/>
-        <w:tblW w:w="8296" w:type="dxa"/>
+        <w:tblW w:w="8607" w:type="dxa"/>
         <w:jc w:val="right"/>
         <w:tblBorders>
-          <w:top w:val="single" w:sz="4" w:space="0" w:color="000000"/>
-          <w:left w:val="single" w:sz="4" w:space="0" w:color="000000"/>
-          <w:bottom w:val="single" w:sz="4" w:space="0" w:color="000000"/>
-          <w:right w:val="single" w:sz="4" w:space="0" w:color="000000"/>
-          <w:insideH w:val="single" w:sz="4" w:space="0" w:color="000000"/>
-          <w:insideV w:val="single" w:sz="4" w:space="0" w:color="000000"/>
+          <w:top w:val="single" w:sz="4" w:space="0" w:color="FFFFFF" w:themeColor="background1"/>
+          <w:bottom w:val="single" w:sz="4" w:space="0" w:color="FFFFFF" w:themeColor="background1"/>
+          <w:insideH w:val="single" w:sz="4" w:space="0" w:color="632423" w:themeColor="accent2" w:themeShade="80"/>
+          <w:insideV w:val="single" w:sz="4" w:space="0" w:color="632423" w:themeColor="accent2" w:themeShade="80"/>
         </w:tblBorders>
         <w:tblLayout w:type="fixed"/>
         <w:tblLook w:val="0000" w:firstRow="0" w:lastRow="0" w:firstColumn="0" w:lastColumn="0" w:noHBand="0" w:noVBand="0"/>
       </w:tblPr>
       <w:tblGrid>
-        <w:gridCol w:w="6743"/>
-        <w:gridCol w:w="1553"/>
+        <w:gridCol w:w="6763"/>
+        <w:gridCol w:w="1844"/>
       </w:tblGrid>
       <w:tr>
         <w:trPr>
@@ -1602,80 +1707,78 @@
         </w:trPr>
         <w:tc>
           <w:tcPr>
-            <w:tcW w:w="6743" w:type="dxa"/>
+            <w:tcW w:w="6763" w:type="dxa"/>
+            <w:shd w:val="clear" w:color="auto" w:fill="D99594" w:themeFill="accent2" w:themeFillTint="99"/>
           </w:tcPr>
           <w:p>
             <w:pPr>
               <w:bidi w:val="0"/>
-              <w:spacing w:line="360" w:lineRule="auto"/>
-              <w:rPr>
-                <w:rFonts w:ascii="Calibri" w:eastAsia="Arial" w:hAnsi="Calibri" w:cs="Calibri"/>
+              <w:rPr>
+                <w:rFonts w:asciiTheme="minorBidi" w:eastAsia="Arial" w:hAnsiTheme="minorBidi" w:cstheme="minorBidi"/>
                 <w:b/>
               </w:rPr>
             </w:pPr>
             <w:r>
               <w:rPr>
-                <w:rFonts w:ascii="Calibri" w:eastAsia="Arial" w:hAnsi="Calibri" w:cs="Calibri"/>
+                <w:rFonts w:asciiTheme="minorBidi" w:eastAsia="Arial" w:hAnsiTheme="minorBidi" w:cstheme="minorBidi"/>
                 <w:b/>
               </w:rPr>
               <w:t xml:space="preserve">Field list </w:t>
             </w:r>
             <w:r>
               <w:rPr>
-                <w:rFonts w:ascii="Calibri" w:eastAsia="Arial" w:hAnsi="Calibri" w:cs="Calibri"/>
+                <w:rFonts w:asciiTheme="minorBidi" w:eastAsia="Arial" w:hAnsiTheme="minorBidi" w:cstheme="minorBidi"/>
                 <w:bCs/>
               </w:rPr>
               <w:t>(</w:t>
             </w:r>
             <w:r>
               <w:rPr>
-                <w:rFonts w:ascii="Calibri" w:eastAsia="Arial" w:hAnsi="Calibri" w:cs="Calibri"/>
+                <w:rFonts w:asciiTheme="minorBidi" w:eastAsia="Arial" w:hAnsiTheme="minorBidi" w:cstheme="minorBidi"/>
                 <w:bCs/>
               </w:rPr>
               <w:t xml:space="preserve">underline </w:t>
             </w:r>
             <w:r>
               <w:rPr>
-                <w:rFonts w:ascii="Calibri" w:eastAsia="Arial" w:hAnsi="Calibri" w:cs="Calibri"/>
+                <w:rFonts w:asciiTheme="minorBidi" w:eastAsia="Arial" w:hAnsiTheme="minorBidi" w:cstheme="minorBidi"/>
                 <w:bCs/>
               </w:rPr>
               <w:t>primary key</w:t>
             </w:r>
             <w:r>
               <w:rPr>
-                <w:rFonts w:ascii="Calibri" w:eastAsia="Arial" w:hAnsi="Calibri" w:cs="Calibri"/>
+                <w:rFonts w:asciiTheme="minorBidi" w:eastAsia="Arial" w:hAnsiTheme="minorBidi" w:cstheme="minorBidi"/>
                 <w:bCs/>
               </w:rPr>
               <w:t>s; clearly specify</w:t>
             </w:r>
             <w:r>
               <w:rPr>
-                <w:rFonts w:ascii="Calibri" w:eastAsia="Arial" w:hAnsi="Calibri" w:cs="Calibri"/>
+                <w:rFonts w:asciiTheme="minorBidi" w:eastAsia="Arial" w:hAnsiTheme="minorBidi" w:cstheme="minorBidi"/>
                 <w:bCs/>
               </w:rPr>
               <w:t xml:space="preserve"> foreign keys </w:t>
             </w:r>
             <w:r>
               <w:rPr>
-                <w:rFonts w:ascii="Calibri" w:eastAsia="Arial" w:hAnsi="Calibri" w:cs="Calibri"/>
+                <w:rFonts w:asciiTheme="minorBidi" w:eastAsia="Arial" w:hAnsiTheme="minorBidi" w:cstheme="minorBidi"/>
                 <w:bCs/>
               </w:rPr>
               <w:t xml:space="preserve">with the notation of FK </w:t>
             </w:r>
-            <w:proofErr w:type="spellStart"/>
-            <w:r>
-              <w:rPr>
-                <w:rFonts w:ascii="Calibri" w:eastAsia="Arial" w:hAnsi="Calibri" w:cs="Calibri"/>
+            <w:r>
+              <w:rPr>
+                <w:rFonts w:asciiTheme="minorBidi" w:eastAsia="Arial" w:hAnsiTheme="minorBidi" w:cstheme="minorBidi"/>
                 <w:bCs/>
                 <w:i/>
                 <w:iCs/>
               </w:rPr>
               <w:t>table_name</w:t>
             </w:r>
-            <w:proofErr w:type="spellEnd"/>
-            <w:r>
-              <w:rPr>
-                <w:rFonts w:ascii="Calibri" w:eastAsia="Arial" w:hAnsi="Calibri" w:cs="Calibri"/>
+            <w:r>
+              <w:rPr>
+                <w:rFonts w:asciiTheme="minorBidi" w:eastAsia="Arial" w:hAnsiTheme="minorBidi" w:cstheme="minorBidi"/>
                 <w:bCs/>
               </w:rPr>
               <w:t>)</w:t>
@@ -1684,20 +1787,20 @@
         </w:tc>
         <w:tc>
           <w:tcPr>
-            <w:tcW w:w="1553" w:type="dxa"/>
+            <w:tcW w:w="1844" w:type="dxa"/>
+            <w:shd w:val="clear" w:color="auto" w:fill="D99594" w:themeFill="accent2" w:themeFillTint="99"/>
           </w:tcPr>
           <w:p>
             <w:pPr>
               <w:bidi w:val="0"/>
-              <w:spacing w:line="360" w:lineRule="auto"/>
-              <w:rPr>
-                <w:rFonts w:ascii="Calibri" w:eastAsia="Arial" w:hAnsi="Calibri" w:cs="Calibri"/>
+              <w:rPr>
+                <w:rFonts w:asciiTheme="minorBidi" w:eastAsia="Arial" w:hAnsiTheme="minorBidi" w:cstheme="minorBidi"/>
                 <w:b/>
               </w:rPr>
             </w:pPr>
             <w:r>
               <w:rPr>
-                <w:rFonts w:ascii="Calibri" w:eastAsia="Arial" w:hAnsi="Calibri" w:cs="Calibri"/>
+                <w:rFonts w:asciiTheme="minorBidi" w:eastAsia="Arial" w:hAnsiTheme="minorBidi" w:cstheme="minorBidi"/>
                 <w:b/>
               </w:rPr>
               <w:t>Table name</w:t>
@@ -1712,30 +1815,67 @@
         </w:trPr>
         <w:tc>
           <w:tcPr>
-            <w:tcW w:w="6743" w:type="dxa"/>
+            <w:tcW w:w="6763" w:type="dxa"/>
           </w:tcPr>
           <w:p>
             <w:pPr>
               <w:bidi w:val="0"/>
-              <w:spacing w:line="360" w:lineRule="auto"/>
-              <w:rPr>
-                <w:rFonts w:ascii="Calibri" w:hAnsi="Calibri" w:cs="Calibri"/>
-              </w:rPr>
-            </w:pPr>
+              <w:rPr>
+                <w:rFonts w:asciiTheme="minorBidi" w:hAnsiTheme="minorBidi" w:cstheme="minorBidi"/>
+              </w:rPr>
+            </w:pPr>
+            <w:r>
+              <w:rPr>
+                <w:rFonts w:asciiTheme="minorBidi" w:hAnsiTheme="minorBidi" w:cstheme="minorBidi"/>
+                <w:u w:val="single"/>
+              </w:rPr>
+              <w:t>ParkinglotID</w:t>
+            </w:r>
+            <w:r>
+              <w:rPr>
+                <w:rFonts w:asciiTheme="minorBidi" w:hAnsiTheme="minorBidi" w:cstheme="minorBidi"/>
+                <w:u w:val="single"/>
+              </w:rPr>
+              <w:t>,</w:t>
+            </w:r>
+            <w:r>
+              <w:rPr>
+                <w:rFonts w:asciiTheme="minorBidi" w:hAnsiTheme="minorBidi" w:cstheme="minorBidi"/>
+              </w:rPr>
+              <w:t xml:space="preserve">  </w:t>
+            </w:r>
+            <w:r>
+              <w:rPr>
+                <w:rFonts w:asciiTheme="minorBidi" w:hAnsiTheme="minorBidi" w:cstheme="minorBidi"/>
+                <w:u w:val="single"/>
+              </w:rPr>
+              <w:t>l</w:t>
+            </w:r>
+            <w:r>
+              <w:rPr>
+                <w:rFonts w:asciiTheme="minorBidi" w:hAnsiTheme="minorBidi" w:cstheme="minorBidi"/>
+              </w:rPr>
+              <w:t>otName, adresse, city, availableSpaces</w:t>
+            </w:r>
           </w:p>
         </w:tc>
         <w:tc>
           <w:tcPr>
-            <w:tcW w:w="1553" w:type="dxa"/>
+            <w:tcW w:w="1844" w:type="dxa"/>
           </w:tcPr>
           <w:p>
             <w:pPr>
               <w:bidi w:val="0"/>
-              <w:spacing w:line="360" w:lineRule="auto"/>
-              <w:rPr>
-                <w:rFonts w:ascii="Calibri" w:hAnsi="Calibri" w:cs="Calibri"/>
-              </w:rPr>
-            </w:pPr>
+              <w:rPr>
+                <w:rFonts w:asciiTheme="minorBidi" w:hAnsiTheme="minorBidi" w:cstheme="minorBidi"/>
+              </w:rPr>
+            </w:pPr>
+            <w:r>
+              <w:rPr>
+                <w:rFonts w:asciiTheme="minorBidi" w:hAnsiTheme="minorBidi" w:cstheme="minorBidi"/>
+              </w:rPr>
+              <w:t>ParkingLots</w:t>
+            </w:r>
           </w:p>
         </w:tc>
       </w:tr>
@@ -1746,30 +1886,47 @@
         </w:trPr>
         <w:tc>
           <w:tcPr>
-            <w:tcW w:w="6743" w:type="dxa"/>
+            <w:tcW w:w="6763" w:type="dxa"/>
           </w:tcPr>
           <w:p>
             <w:pPr>
               <w:bidi w:val="0"/>
-              <w:spacing w:line="360" w:lineRule="auto"/>
-              <w:rPr>
-                <w:rFonts w:ascii="Calibri" w:hAnsi="Calibri" w:cs="Calibri"/>
-              </w:rPr>
-            </w:pPr>
+              <w:rPr>
+                <w:rFonts w:asciiTheme="minorBidi" w:hAnsiTheme="minorBidi" w:cstheme="minorBidi"/>
+              </w:rPr>
+            </w:pPr>
+            <w:r>
+              <w:rPr>
+                <w:rFonts w:asciiTheme="minorBidi" w:hAnsiTheme="minorBidi" w:cstheme="minorBidi"/>
+                <w:u w:val="single"/>
+              </w:rPr>
+              <w:t>clientID</w:t>
+            </w:r>
+            <w:r>
+              <w:rPr>
+                <w:rFonts w:asciiTheme="minorBidi" w:hAnsiTheme="minorBidi" w:cstheme="minorBidi"/>
+              </w:rPr>
+              <w:t>, firstName, lastName, phoneNum, isClubMem, memberSince</w:t>
+            </w:r>
           </w:p>
         </w:tc>
         <w:tc>
           <w:tcPr>
-            <w:tcW w:w="1553" w:type="dxa"/>
+            <w:tcW w:w="1844" w:type="dxa"/>
           </w:tcPr>
           <w:p>
             <w:pPr>
               <w:bidi w:val="0"/>
-              <w:spacing w:line="360" w:lineRule="auto"/>
-              <w:rPr>
-                <w:rFonts w:ascii="Calibri" w:hAnsi="Calibri" w:cs="Calibri"/>
-              </w:rPr>
-            </w:pPr>
+              <w:rPr>
+                <w:rFonts w:asciiTheme="minorBidi" w:hAnsiTheme="minorBidi" w:cstheme="minorBidi"/>
+              </w:rPr>
+            </w:pPr>
+            <w:r>
+              <w:rPr>
+                <w:rFonts w:asciiTheme="minorBidi" w:hAnsiTheme="minorBidi" w:cstheme="minorBidi"/>
+              </w:rPr>
+              <w:t>Clients</w:t>
+            </w:r>
           </w:p>
         </w:tc>
       </w:tr>
@@ -1780,30 +1937,79 @@
         </w:trPr>
         <w:tc>
           <w:tcPr>
-            <w:tcW w:w="6743" w:type="dxa"/>
+            <w:tcW w:w="6763" w:type="dxa"/>
           </w:tcPr>
           <w:p>
             <w:pPr>
               <w:bidi w:val="0"/>
-              <w:spacing w:line="360" w:lineRule="auto"/>
-              <w:rPr>
-                <w:rFonts w:ascii="Calibri" w:hAnsi="Calibri" w:cs="Calibri"/>
-              </w:rPr>
-            </w:pPr>
+              <w:rPr>
+                <w:rFonts w:asciiTheme="minorBidi" w:hAnsiTheme="minorBidi" w:cstheme="minorBidi"/>
+              </w:rPr>
+            </w:pPr>
+            <w:r>
+              <w:rPr>
+                <w:rFonts w:asciiTheme="minorBidi" w:hAnsiTheme="minorBidi" w:cstheme="minorBidi"/>
+                <w:u w:val="single"/>
+              </w:rPr>
+              <w:t>licensePlate</w:t>
+            </w:r>
+            <w:r>
+              <w:rPr>
+                <w:rFonts w:asciiTheme="minorBidi" w:hAnsiTheme="minorBidi" w:cstheme="minorBidi"/>
+              </w:rPr>
+              <w:t xml:space="preserve">, </w:t>
+            </w:r>
+            <w:r>
+              <w:rPr>
+                <w:rFonts w:asciiTheme="minorBidi" w:hAnsiTheme="minorBidi" w:cstheme="minorBidi"/>
+                <w:u w:val="single"/>
+              </w:rPr>
+              <w:t>clientID</w:t>
+            </w:r>
+            <w:r>
+              <w:rPr>
+                <w:rFonts w:asciiTheme="minorBidi" w:hAnsiTheme="minorBidi" w:cstheme="minorBidi"/>
+                <w:u w:val="single"/>
+              </w:rPr>
+              <w:t>(FK clients)</w:t>
+            </w:r>
+            <w:r>
+              <w:rPr>
+                <w:rFonts w:asciiTheme="minorBidi" w:hAnsiTheme="minorBidi" w:cstheme="minorBidi"/>
+              </w:rPr>
+              <w:t>, type, color</w:t>
+            </w:r>
+            <w:r>
+              <w:rPr>
+                <w:rFonts w:asciiTheme="minorBidi" w:hAnsiTheme="minorBidi" w:cstheme="minorBidi"/>
+              </w:rPr>
+              <w:t>, size, weight</w:t>
+            </w:r>
+            <w:r>
+              <w:rPr>
+                <w:rFonts w:asciiTheme="minorBidi" w:hAnsiTheme="minorBidi" w:cstheme="minorBidi"/>
+              </w:rPr>
+              <w:t xml:space="preserve">  </w:t>
+            </w:r>
           </w:p>
         </w:tc>
         <w:tc>
           <w:tcPr>
-            <w:tcW w:w="1553" w:type="dxa"/>
+            <w:tcW w:w="1844" w:type="dxa"/>
           </w:tcPr>
           <w:p>
             <w:pPr>
               <w:bidi w:val="0"/>
-              <w:spacing w:line="360" w:lineRule="auto"/>
-              <w:rPr>
-                <w:rFonts w:ascii="Calibri" w:hAnsi="Calibri" w:cs="Calibri"/>
-              </w:rPr>
-            </w:pPr>
+              <w:rPr>
+                <w:rFonts w:asciiTheme="minorBidi" w:hAnsiTheme="minorBidi" w:cstheme="minorBidi"/>
+              </w:rPr>
+            </w:pPr>
+            <w:r>
+              <w:rPr>
+                <w:rFonts w:asciiTheme="minorBidi" w:hAnsiTheme="minorBidi" w:cstheme="minorBidi"/>
+              </w:rPr>
+              <w:t>Vehicles</w:t>
+            </w:r>
           </w:p>
         </w:tc>
       </w:tr>
@@ -1814,30 +2020,88 @@
         </w:trPr>
         <w:tc>
           <w:tcPr>
-            <w:tcW w:w="6743" w:type="dxa"/>
+            <w:tcW w:w="6763" w:type="dxa"/>
           </w:tcPr>
           <w:p>
             <w:pPr>
               <w:bidi w:val="0"/>
-              <w:spacing w:line="360" w:lineRule="auto"/>
-              <w:rPr>
-                <w:rFonts w:ascii="Calibri" w:hAnsi="Calibri" w:cs="Calibri"/>
-              </w:rPr>
-            </w:pPr>
+              <w:rPr>
+                <w:rFonts w:asciiTheme="minorBidi" w:hAnsiTheme="minorBidi" w:cstheme="minorBidi"/>
+              </w:rPr>
+            </w:pPr>
+            <w:r>
+              <w:rPr>
+                <w:rFonts w:asciiTheme="minorBidi" w:hAnsiTheme="minorBidi" w:cstheme="minorBidi"/>
+                <w:u w:val="single"/>
+              </w:rPr>
+              <w:t>spaceID</w:t>
+            </w:r>
+            <w:r>
+              <w:rPr>
+                <w:rFonts w:asciiTheme="minorBidi" w:hAnsiTheme="minorBidi" w:cstheme="minorBidi"/>
+              </w:rPr>
+              <w:t xml:space="preserve">, </w:t>
+            </w:r>
+            <w:r>
+              <w:rPr>
+                <w:rFonts w:asciiTheme="minorBidi" w:hAnsiTheme="minorBidi" w:cstheme="minorBidi"/>
+              </w:rPr>
+              <w:t>ParkinglotID</w:t>
+            </w:r>
+            <w:r>
+              <w:rPr>
+                <w:rFonts w:asciiTheme="minorBidi" w:hAnsiTheme="minorBidi" w:cstheme="minorBidi"/>
+              </w:rPr>
+              <w:t xml:space="preserve"> (FK parkingLots), floor, </w:t>
+            </w:r>
+            <w:r>
+              <w:rPr>
+                <w:rFonts w:asciiTheme="minorBidi" w:hAnsiTheme="minorBidi" w:cstheme="minorBidi"/>
+              </w:rPr>
+              <w:t>coordinateX</w:t>
+            </w:r>
+            <w:bookmarkStart w:id="0" w:name="_GoBack"/>
+            <w:bookmarkEnd w:id="0"/>
+            <w:r>
+              <w:rPr>
+                <w:rFonts w:asciiTheme="minorBidi" w:hAnsiTheme="minorBidi" w:cstheme="minorBidi"/>
+              </w:rPr>
+              <w:t>,</w:t>
+            </w:r>
+            <w:r>
+              <w:t xml:space="preserve"> </w:t>
+            </w:r>
+            <w:r>
+              <w:rPr>
+                <w:rFonts w:asciiTheme="minorBidi" w:hAnsiTheme="minorBidi" w:cstheme="minorBidi"/>
+              </w:rPr>
+              <w:t>coordinateY</w:t>
+            </w:r>
+            <w:r>
+              <w:rPr>
+                <w:rFonts w:asciiTheme="minorBidi" w:hAnsiTheme="minorBidi" w:cstheme="minorBidi"/>
+              </w:rPr>
+              <w:t xml:space="preserve">, size </w:t>
+            </w:r>
           </w:p>
         </w:tc>
         <w:tc>
           <w:tcPr>
-            <w:tcW w:w="1553" w:type="dxa"/>
+            <w:tcW w:w="1844" w:type="dxa"/>
           </w:tcPr>
           <w:p>
             <w:pPr>
               <w:bidi w:val="0"/>
-              <w:spacing w:line="360" w:lineRule="auto"/>
-              <w:rPr>
-                <w:rFonts w:ascii="Calibri" w:hAnsi="Calibri" w:cs="Calibri"/>
-              </w:rPr>
-            </w:pPr>
+              <w:rPr>
+                <w:rFonts w:asciiTheme="minorBidi" w:hAnsiTheme="minorBidi" w:cstheme="minorBidi"/>
+              </w:rPr>
+            </w:pPr>
+            <w:r>
+              <w:rPr>
+                <w:rFonts w:asciiTheme="minorBidi" w:hAnsiTheme="minorBidi" w:cstheme="minorBidi"/>
+              </w:rPr>
+              <w:t>ParkingSpaces</w:t>
+            </w:r>
           </w:p>
         </w:tc>
       </w:tr>
@@ -1848,30 +2112,85 @@
         </w:trPr>
         <w:tc>
           <w:tcPr>
-            <w:tcW w:w="6743" w:type="dxa"/>
+            <w:tcW w:w="6763" w:type="dxa"/>
           </w:tcPr>
           <w:p>
             <w:pPr>
               <w:bidi w:val="0"/>
-              <w:spacing w:line="360" w:lineRule="auto"/>
-              <w:rPr>
-                <w:rFonts w:ascii="Calibri" w:hAnsi="Calibri" w:cs="Calibri"/>
-              </w:rPr>
-            </w:pPr>
+              <w:rPr>
+                <w:rFonts w:asciiTheme="minorBidi" w:hAnsiTheme="minorBidi" w:cstheme="minorBidi"/>
+              </w:rPr>
+            </w:pPr>
+            <w:r>
+              <w:rPr>
+                <w:rFonts w:asciiTheme="minorBidi" w:hAnsiTheme="minorBidi" w:cstheme="minorBidi"/>
+                <w:u w:val="single"/>
+              </w:rPr>
+              <w:t>conveyerID</w:t>
+            </w:r>
+            <w:r>
+              <w:rPr>
+                <w:rFonts w:asciiTheme="minorBidi" w:hAnsiTheme="minorBidi" w:cstheme="minorBidi"/>
+              </w:rPr>
+              <w:t>, maxWeight</w:t>
+            </w:r>
+            <w:r>
+              <w:rPr>
+                <w:rFonts w:asciiTheme="minorBidi" w:hAnsiTheme="minorBidi" w:cstheme="minorBidi"/>
+              </w:rPr>
+              <w:t xml:space="preserve">, </w:t>
+            </w:r>
+            <w:r>
+              <w:rPr>
+                <w:rFonts w:asciiTheme="minorBidi" w:hAnsiTheme="minorBidi" w:cstheme="minorBidi"/>
+                <w:u w:val="single"/>
+              </w:rPr>
+              <w:t>ParkinglotID</w:t>
+            </w:r>
+            <w:r>
+              <w:rPr>
+                <w:rFonts w:asciiTheme="minorBidi" w:hAnsiTheme="minorBidi" w:cstheme="minorBidi"/>
+                <w:u w:val="single"/>
+              </w:rPr>
+              <w:t xml:space="preserve"> </w:t>
+            </w:r>
+            <w:r>
+              <w:rPr>
+                <w:rFonts w:asciiTheme="minorBidi" w:hAnsiTheme="minorBidi" w:cstheme="minorBidi"/>
+              </w:rPr>
+              <w:t>(</w:t>
+            </w:r>
+            <w:r>
+              <w:rPr>
+                <w:rFonts w:asciiTheme="minorBidi" w:hAnsiTheme="minorBidi" w:cstheme="minorBidi"/>
+              </w:rPr>
+              <w:t>FK parkingLots</w:t>
+            </w:r>
+            <w:r>
+              <w:rPr>
+                <w:rFonts w:asciiTheme="minorBidi" w:hAnsiTheme="minorBidi" w:cstheme="minorBidi"/>
+              </w:rPr>
+              <w:t>)</w:t>
+            </w:r>
           </w:p>
         </w:tc>
         <w:tc>
           <w:tcPr>
-            <w:tcW w:w="1553" w:type="dxa"/>
+            <w:tcW w:w="1844" w:type="dxa"/>
           </w:tcPr>
           <w:p>
             <w:pPr>
               <w:bidi w:val="0"/>
-              <w:spacing w:line="360" w:lineRule="auto"/>
-              <w:rPr>
-                <w:rFonts w:ascii="Calibri" w:hAnsi="Calibri" w:cs="Calibri"/>
-              </w:rPr>
-            </w:pPr>
+              <w:rPr>
+                <w:rFonts w:asciiTheme="minorBidi" w:hAnsiTheme="minorBidi" w:cstheme="minorBidi"/>
+              </w:rPr>
+            </w:pPr>
+            <w:r>
+              <w:rPr>
+                <w:rFonts w:asciiTheme="minorBidi" w:hAnsiTheme="minorBidi" w:cstheme="minorBidi"/>
+              </w:rPr>
+              <w:t>Conveyers</w:t>
+            </w:r>
           </w:p>
         </w:tc>
       </w:tr>
@@ -1882,30 +2201,84 @@
         </w:trPr>
         <w:tc>
           <w:tcPr>
-            <w:tcW w:w="6743" w:type="dxa"/>
+            <w:tcW w:w="6763" w:type="dxa"/>
           </w:tcPr>
           <w:p>
             <w:pPr>
               <w:bidi w:val="0"/>
-              <w:spacing w:line="360" w:lineRule="auto"/>
-              <w:rPr>
-                <w:rFonts w:ascii="Calibri" w:hAnsi="Calibri" w:cs="Calibri"/>
-              </w:rPr>
-            </w:pPr>
+              <w:rPr>
+                <w:rFonts w:asciiTheme="minorBidi" w:hAnsiTheme="minorBidi" w:cstheme="minorBidi"/>
+              </w:rPr>
+            </w:pPr>
+            <w:r>
+              <w:rPr>
+                <w:rFonts w:asciiTheme="minorBidi" w:hAnsiTheme="minorBidi" w:cstheme="minorBidi"/>
+                <w:u w:val="single"/>
+              </w:rPr>
+              <w:t>listID</w:t>
+            </w:r>
+            <w:r>
+              <w:rPr>
+                <w:rFonts w:asciiTheme="minorBidi" w:hAnsiTheme="minorBidi" w:cstheme="minorBidi"/>
+                <w:u w:val="single"/>
+              </w:rPr>
+              <w:t xml:space="preserve">, </w:t>
+            </w:r>
+            <w:r>
+              <w:rPr>
+                <w:rFonts w:asciiTheme="minorBidi" w:hAnsiTheme="minorBidi" w:cstheme="minorBidi"/>
+              </w:rPr>
+              <w:t>yearAssociated</w:t>
+            </w:r>
+            <w:r>
+              <w:rPr>
+                <w:rFonts w:asciiTheme="minorBidi" w:hAnsiTheme="minorBidi" w:cstheme="minorBidi"/>
+              </w:rPr>
+              <w:t>, firstHour, additional</w:t>
+            </w:r>
+            <w:r>
+              <w:rPr>
+                <w:rFonts w:asciiTheme="minorBidi" w:hAnsiTheme="minorBidi" w:cstheme="minorBidi"/>
+              </w:rPr>
+              <w:t>Hour</w:t>
+            </w:r>
+            <w:r>
+              <w:rPr>
+                <w:rFonts w:asciiTheme="minorBidi" w:hAnsiTheme="minorBidi" w:cstheme="minorBidi"/>
+              </w:rPr>
+              <w:t>, extra</w:t>
+            </w:r>
+            <w:r>
+              <w:rPr>
+                <w:rFonts w:asciiTheme="minorBidi" w:hAnsiTheme="minorBidi" w:cstheme="minorBidi"/>
+              </w:rPr>
+              <w:t>Hour</w:t>
+            </w:r>
+            <w:r>
+              <w:rPr>
+                <w:rFonts w:asciiTheme="minorBidi" w:hAnsiTheme="minorBidi" w:cstheme="minorBidi"/>
+              </w:rPr>
+              <w:t>, fullDay</w:t>
+            </w:r>
           </w:p>
         </w:tc>
         <w:tc>
           <w:tcPr>
-            <w:tcW w:w="1553" w:type="dxa"/>
+            <w:tcW w:w="1844" w:type="dxa"/>
           </w:tcPr>
           <w:p>
             <w:pPr>
               <w:bidi w:val="0"/>
-              <w:spacing w:line="360" w:lineRule="auto"/>
-              <w:rPr>
-                <w:rFonts w:ascii="Calibri" w:hAnsi="Calibri" w:cs="Calibri"/>
-              </w:rPr>
-            </w:pPr>
+              <w:rPr>
+                <w:rFonts w:asciiTheme="minorBidi" w:hAnsiTheme="minorBidi" w:cstheme="minorBidi"/>
+              </w:rPr>
+            </w:pPr>
+            <w:r>
+              <w:rPr>
+                <w:rFonts w:asciiTheme="minorBidi" w:hAnsiTheme="minorBidi" w:cstheme="minorBidi"/>
+              </w:rPr>
+              <w:t>PriceList</w:t>
+            </w:r>
           </w:p>
         </w:tc>
       </w:tr>
@@ -1916,30 +2289,80 @@
         </w:trPr>
         <w:tc>
           <w:tcPr>
-            <w:tcW w:w="6743" w:type="dxa"/>
+            <w:tcW w:w="6763" w:type="dxa"/>
           </w:tcPr>
           <w:p>
             <w:pPr>
               <w:bidi w:val="0"/>
-              <w:spacing w:line="360" w:lineRule="auto"/>
-              <w:rPr>
-                <w:rFonts w:ascii="Calibri" w:hAnsi="Calibri" w:cs="Calibri"/>
-              </w:rPr>
-            </w:pPr>
+              <w:rPr>
+                <w:rFonts w:asciiTheme="minorBidi" w:hAnsiTheme="minorBidi" w:cstheme="minorBidi"/>
+              </w:rPr>
+            </w:pPr>
+            <w:r>
+              <w:rPr>
+                <w:rFonts w:asciiTheme="minorBidi" w:hAnsiTheme="minorBidi" w:cstheme="minorBidi"/>
+                <w:u w:val="single"/>
+              </w:rPr>
+              <w:t>historyID</w:t>
+            </w:r>
+            <w:r>
+              <w:rPr>
+                <w:rFonts w:asciiTheme="minorBidi" w:hAnsiTheme="minorBidi" w:cstheme="minorBidi"/>
+                <w:u w:val="single"/>
+              </w:rPr>
+              <w:t xml:space="preserve">, </w:t>
+            </w:r>
+            <w:r>
+              <w:rPr>
+                <w:rFonts w:asciiTheme="minorBidi" w:hAnsiTheme="minorBidi" w:cstheme="minorBidi"/>
+                <w:u w:val="single"/>
+              </w:rPr>
+              <w:t>ParkinglotID</w:t>
+            </w:r>
+            <w:r>
+              <w:rPr>
+                <w:rFonts w:asciiTheme="minorBidi" w:hAnsiTheme="minorBidi" w:cstheme="minorBidi"/>
+              </w:rPr>
+              <w:t xml:space="preserve">(FK parkingLot), </w:t>
+            </w:r>
+            <w:r>
+              <w:rPr>
+                <w:rFonts w:asciiTheme="minorBidi" w:hAnsiTheme="minorBidi" w:cstheme="minorBidi"/>
+                <w:u w:val="single"/>
+              </w:rPr>
+              <w:t>priceListID</w:t>
+            </w:r>
+            <w:r>
+              <w:rPr>
+                <w:rFonts w:asciiTheme="minorBidi" w:hAnsiTheme="minorBidi" w:cstheme="minorBidi"/>
+              </w:rPr>
+              <w:t>(FK from priceList)</w:t>
+            </w:r>
+            <w:r>
+              <w:rPr>
+                <w:rFonts w:asciiTheme="minorBidi" w:hAnsiTheme="minorBidi" w:cstheme="minorBidi"/>
+              </w:rPr>
+              <w:t>, assignedDate</w:t>
+            </w:r>
           </w:p>
         </w:tc>
         <w:tc>
           <w:tcPr>
-            <w:tcW w:w="1553" w:type="dxa"/>
+            <w:tcW w:w="1844" w:type="dxa"/>
           </w:tcPr>
           <w:p>
             <w:pPr>
               <w:bidi w:val="0"/>
-              <w:spacing w:line="360" w:lineRule="auto"/>
-              <w:rPr>
-                <w:rFonts w:ascii="Calibri" w:hAnsi="Calibri" w:cs="Calibri"/>
-              </w:rPr>
-            </w:pPr>
+              <w:rPr>
+                <w:rFonts w:asciiTheme="minorBidi" w:hAnsiTheme="minorBidi" w:cstheme="minorBidi"/>
+              </w:rPr>
+            </w:pPr>
+            <w:r>
+              <w:rPr>
+                <w:rFonts w:asciiTheme="minorBidi" w:hAnsiTheme="minorBidi" w:cstheme="minorBidi"/>
+              </w:rPr>
+              <w:t>LotPriceHistory</w:t>
+            </w:r>
           </w:p>
         </w:tc>
       </w:tr>
@@ -1950,30 +2373,99 @@
         </w:trPr>
         <w:tc>
           <w:tcPr>
-            <w:tcW w:w="6743" w:type="dxa"/>
+            <w:tcW w:w="6763" w:type="dxa"/>
           </w:tcPr>
           <w:p>
             <w:pPr>
               <w:bidi w:val="0"/>
-              <w:spacing w:line="360" w:lineRule="auto"/>
-              <w:rPr>
-                <w:rFonts w:ascii="Calibri" w:hAnsi="Calibri" w:cs="Calibri"/>
-              </w:rPr>
-            </w:pPr>
+              <w:rPr>
+                <w:rFonts w:asciiTheme="minorBidi" w:hAnsiTheme="minorBidi" w:cstheme="minorBidi"/>
+              </w:rPr>
+            </w:pPr>
+            <w:r>
+              <w:rPr>
+                <w:rFonts w:asciiTheme="minorBidi" w:hAnsiTheme="minorBidi" w:cstheme="minorBidi"/>
+                <w:u w:val="single"/>
+              </w:rPr>
+              <w:t>SessionID</w:t>
+            </w:r>
+            <w:r>
+              <w:rPr>
+                <w:rFonts w:asciiTheme="minorBidi" w:hAnsiTheme="minorBidi" w:cstheme="minorBidi"/>
+              </w:rPr>
+              <w:t xml:space="preserve"> (PK), </w:t>
+            </w:r>
+            <w:r>
+              <w:rPr>
+                <w:rFonts w:asciiTheme="minorBidi" w:hAnsiTheme="minorBidi" w:cstheme="minorBidi"/>
+                <w:u w:val="single"/>
+              </w:rPr>
+              <w:t>licensePlate</w:t>
+            </w:r>
+            <w:r>
+              <w:rPr>
+                <w:rFonts w:asciiTheme="minorBidi" w:hAnsiTheme="minorBidi" w:cstheme="minorBidi"/>
+              </w:rPr>
+              <w:t xml:space="preserve"> (FK), </w:t>
+            </w:r>
+            <w:r>
+              <w:rPr>
+                <w:rFonts w:asciiTheme="minorBidi" w:hAnsiTheme="minorBidi" w:cstheme="minorBidi"/>
+                <w:u w:val="single"/>
+              </w:rPr>
+              <w:t>ParkinglotID</w:t>
+            </w:r>
+            <w:r>
+              <w:rPr>
+                <w:rFonts w:asciiTheme="minorBidi" w:hAnsiTheme="minorBidi" w:cstheme="minorBidi"/>
+              </w:rPr>
+              <w:t xml:space="preserve"> (FK),</w:t>
+            </w:r>
+            <w:r>
+              <w:rPr>
+                <w:rFonts w:asciiTheme="minorBidi" w:hAnsiTheme="minorBidi" w:cstheme="minorBidi"/>
+                <w:u w:val="single"/>
+              </w:rPr>
+              <w:t>PriceListID</w:t>
+            </w:r>
+            <w:r>
+              <w:rPr>
+                <w:rFonts w:asciiTheme="minorBidi" w:hAnsiTheme="minorBidi" w:cstheme="minorBidi"/>
+              </w:rPr>
+              <w:t xml:space="preserve"> (FK), </w:t>
+            </w:r>
+            <w:r>
+              <w:rPr>
+                <w:rFonts w:asciiTheme="minorBidi" w:hAnsiTheme="minorBidi" w:cstheme="minorBidi"/>
+                <w:u w:val="single"/>
+              </w:rPr>
+              <w:t>SpaceID</w:t>
+            </w:r>
+            <w:r>
+              <w:rPr>
+                <w:rFonts w:asciiTheme="minorBidi" w:hAnsiTheme="minorBidi" w:cstheme="minorBidi"/>
+              </w:rPr>
+              <w:t xml:space="preserve"> (FK), EntryTime, ExitTime, TotalAmount</w:t>
+            </w:r>
           </w:p>
         </w:tc>
         <w:tc>
           <w:tcPr>
-            <w:tcW w:w="1553" w:type="dxa"/>
+            <w:tcW w:w="1844" w:type="dxa"/>
           </w:tcPr>
           <w:p>
             <w:pPr>
               <w:bidi w:val="0"/>
-              <w:spacing w:line="360" w:lineRule="auto"/>
-              <w:rPr>
-                <w:rFonts w:ascii="Calibri" w:hAnsi="Calibri" w:cs="Calibri"/>
-              </w:rPr>
-            </w:pPr>
+              <w:rPr>
+                <w:rFonts w:asciiTheme="minorBidi" w:hAnsiTheme="minorBidi" w:cstheme="minorBidi"/>
+              </w:rPr>
+            </w:pPr>
+            <w:r>
+              <w:rPr>
+                <w:rFonts w:asciiTheme="minorBidi" w:hAnsiTheme="minorBidi" w:cstheme="minorBidi"/>
+              </w:rPr>
+              <w:t>ParkingSessions</w:t>
+            </w:r>
           </w:p>
         </w:tc>
       </w:tr>
@@ -1984,98 +2476,52 @@
         </w:trPr>
         <w:tc>
           <w:tcPr>
-            <w:tcW w:w="6743" w:type="dxa"/>
+            <w:tcW w:w="6763" w:type="dxa"/>
           </w:tcPr>
           <w:p>
             <w:pPr>
               <w:bidi w:val="0"/>
-              <w:spacing w:line="360" w:lineRule="auto"/>
-              <w:rPr>
-                <w:rFonts w:ascii="Calibri" w:hAnsi="Calibri" w:cs="Calibri"/>
-              </w:rPr>
-            </w:pPr>
+              <w:rPr>
+                <w:rFonts w:asciiTheme="minorBidi" w:hAnsiTheme="minorBidi" w:cstheme="minorBidi"/>
+              </w:rPr>
+            </w:pPr>
+            <w:r>
+              <w:rPr>
+                <w:rFonts w:asciiTheme="minorBidi" w:hAnsiTheme="minorBidi" w:cstheme="minorBidi"/>
+              </w:rPr>
+              <w:t xml:space="preserve">ClientID (FK), </w:t>
+            </w:r>
+            <w:r>
+              <w:rPr>
+                <w:rFonts w:asciiTheme="minorBidi" w:hAnsiTheme="minorBidi" w:cstheme="minorBidi"/>
+              </w:rPr>
+              <w:t>ParkinglotID</w:t>
+            </w:r>
+            <w:r>
+              <w:rPr>
+                <w:rFonts w:asciiTheme="minorBidi" w:hAnsiTheme="minorBidi" w:cstheme="minorBidi"/>
+              </w:rPr>
+              <w:t xml:space="preserve"> (FK), SelectionDate</w:t>
+            </w:r>
           </w:p>
         </w:tc>
         <w:tc>
           <w:tcPr>
-            <w:tcW w:w="1553" w:type="dxa"/>
+            <w:tcW w:w="1844" w:type="dxa"/>
           </w:tcPr>
           <w:p>
             <w:pPr>
               <w:bidi w:val="0"/>
-              <w:spacing w:line="360" w:lineRule="auto"/>
-              <w:rPr>
-                <w:rFonts w:ascii="Calibri" w:hAnsi="Calibri" w:cs="Calibri"/>
-              </w:rPr>
-            </w:pPr>
-          </w:p>
-        </w:tc>
-      </w:tr>
-      <w:tr>
-        <w:trPr>
-          <w:trHeight w:val="851"/>
-          <w:jc w:val="right"/>
-        </w:trPr>
-        <w:tc>
-          <w:tcPr>
-            <w:tcW w:w="6743" w:type="dxa"/>
-          </w:tcPr>
-          <w:p>
-            <w:pPr>
-              <w:bidi w:val="0"/>
-              <w:spacing w:line="360" w:lineRule="auto"/>
-              <w:rPr>
-                <w:rFonts w:ascii="Calibri" w:hAnsi="Calibri" w:cs="Calibri"/>
-              </w:rPr>
-            </w:pPr>
-          </w:p>
-        </w:tc>
-        <w:tc>
-          <w:tcPr>
-            <w:tcW w:w="1553" w:type="dxa"/>
-          </w:tcPr>
-          <w:p>
-            <w:pPr>
-              <w:bidi w:val="0"/>
-              <w:spacing w:line="360" w:lineRule="auto"/>
-              <w:rPr>
-                <w:rFonts w:ascii="Calibri" w:hAnsi="Calibri" w:cs="Calibri"/>
-              </w:rPr>
-            </w:pPr>
-          </w:p>
-        </w:tc>
-      </w:tr>
-      <w:tr>
-        <w:trPr>
-          <w:trHeight w:val="851"/>
-          <w:jc w:val="right"/>
-        </w:trPr>
-        <w:tc>
-          <w:tcPr>
-            <w:tcW w:w="6743" w:type="dxa"/>
-          </w:tcPr>
-          <w:p>
-            <w:pPr>
-              <w:bidi w:val="0"/>
-              <w:spacing w:line="360" w:lineRule="auto"/>
-              <w:rPr>
-                <w:rFonts w:ascii="Calibri" w:hAnsi="Calibri" w:cs="Calibri"/>
-              </w:rPr>
-            </w:pPr>
-          </w:p>
-        </w:tc>
-        <w:tc>
-          <w:tcPr>
-            <w:tcW w:w="1553" w:type="dxa"/>
-          </w:tcPr>
-          <w:p>
-            <w:pPr>
-              <w:bidi w:val="0"/>
-              <w:spacing w:line="360" w:lineRule="auto"/>
-              <w:rPr>
-                <w:rFonts w:ascii="Calibri" w:hAnsi="Calibri" w:cs="Calibri"/>
-              </w:rPr>
-            </w:pPr>
+              <w:rPr>
+                <w:rFonts w:asciiTheme="minorBidi" w:hAnsiTheme="minorBidi" w:cstheme="minorBidi"/>
+              </w:rPr>
+            </w:pPr>
+            <w:r>
+              <w:rPr>
+                <w:rFonts w:asciiTheme="minorBidi" w:hAnsiTheme="minorBidi" w:cstheme="minorBidi"/>
+              </w:rPr>
+              <w:t>ClientPreferredLots</w:t>
+            </w:r>
           </w:p>
         </w:tc>
       </w:tr>
@@ -2083,84 +2529,132 @@
     <w:p>
       <w:pPr>
         <w:bidi w:val="0"/>
-        <w:spacing w:line="360" w:lineRule="auto"/>
-        <w:rPr>
-          <w:rFonts w:ascii="Calibri" w:hAnsi="Calibri" w:cs="Calibri"/>
+        <w:rPr>
+          <w:rFonts w:asciiTheme="minorBidi" w:hAnsiTheme="minorBidi" w:cstheme="minorBidi"/>
         </w:rPr>
       </w:pPr>
     </w:p>
     <w:p>
       <w:pPr>
-        <w:pStyle w:val="2"/>
-      </w:pPr>
-      <w:r>
-        <w:lastRenderedPageBreak/>
-        <w:t>1.1</w:t>
-      </w:r>
-      <w:proofErr w:type="gramStart"/>
-      <w:r>
-        <w:t>.d2</w:t>
-      </w:r>
-      <w:proofErr w:type="gramEnd"/>
-      <w:r>
-        <w:t xml:space="preserve">. </w:t>
-      </w:r>
-      <w:r>
-        <w:t xml:space="preserve">The Mutual </w:t>
-      </w:r>
-      <w:r>
-        <w:t>Relationships:</w:t>
+        <w:rPr>
+          <w:rFonts w:asciiTheme="minorBidi" w:hAnsiTheme="minorBidi" w:cstheme="minorBidi"/>
+          <w:b/>
+          <w:bCs/>
+          <w:sz w:val="28"/>
+          <w:szCs w:val="28"/>
+        </w:rPr>
+      </w:pPr>
+      <w:r>
+        <w:rPr>
+          <w:rFonts w:asciiTheme="minorBidi" w:hAnsiTheme="minorBidi" w:cstheme="minorBidi"/>
+        </w:rPr>
+        <w:br w:type="page"/>
       </w:r>
     </w:p>
     <w:p>
       <w:pPr>
-        <w:pBdr>
-          <w:top w:val="single" w:sz="4" w:space="1" w:color="auto"/>
-          <w:left w:val="single" w:sz="4" w:space="4" w:color="auto"/>
-          <w:bottom w:val="single" w:sz="4" w:space="1" w:color="auto"/>
-          <w:right w:val="single" w:sz="4" w:space="4" w:color="auto"/>
-        </w:pBdr>
-        <w:bidi w:val="0"/>
-        <w:rPr>
-          <w:rFonts w:ascii="Calibri" w:eastAsia="Arial" w:hAnsi="Calibri" w:cs="Calibri"/>
-        </w:rPr>
-      </w:pPr>
-      <w:r>
-        <w:rPr>
-          <w:rFonts w:ascii="Calibri" w:eastAsia="Arial" w:hAnsi="Calibri" w:cs="Calibri"/>
-        </w:rPr>
-        <w:t>Verify the readability and completeness of the s</w:t>
-      </w:r>
-      <w:r>
-        <w:rPr>
-          <w:rFonts w:ascii="Calibri" w:eastAsia="Arial" w:hAnsi="Calibri" w:cs="Calibri"/>
-        </w:rPr>
-        <w:t xml:space="preserve">creenshot </w:t>
-      </w:r>
-      <w:r>
-        <w:rPr>
-          <w:rFonts w:ascii="Calibri" w:eastAsia="Arial" w:hAnsi="Calibri" w:cs="Calibri"/>
-        </w:rPr>
-        <w:t xml:space="preserve">taken </w:t>
-      </w:r>
-      <w:r>
-        <w:rPr>
-          <w:rFonts w:ascii="Calibri" w:eastAsia="Arial" w:hAnsi="Calibri" w:cs="Calibri"/>
-        </w:rPr>
-        <w:t xml:space="preserve">from Microsoft access. </w:t>
+        <w:pStyle w:val="2"/>
+        <w:rPr>
+          <w:rFonts w:asciiTheme="minorBidi" w:hAnsiTheme="minorBidi" w:cstheme="minorBidi"/>
+        </w:rPr>
+      </w:pPr>
+      <w:r>
+        <w:rPr>
+          <w:rFonts w:asciiTheme="minorBidi" w:hAnsiTheme="minorBidi" w:cstheme="minorBidi"/>
+        </w:rPr>
+        <w:lastRenderedPageBreak/>
+        <w:t xml:space="preserve">1.1.d2. </w:t>
+      </w:r>
+      <w:r>
+        <w:rPr>
+          <w:rFonts w:asciiTheme="minorBidi" w:hAnsiTheme="minorBidi" w:cstheme="minorBidi"/>
+        </w:rPr>
+        <w:t xml:space="preserve">The Mutual </w:t>
+      </w:r>
+      <w:r>
+        <w:rPr>
+          <w:rFonts w:asciiTheme="minorBidi" w:hAnsiTheme="minorBidi" w:cstheme="minorBidi"/>
+        </w:rPr>
+        <w:t>Relationships:</w:t>
       </w:r>
     </w:p>
     <w:p>
       <w:pPr>
         <w:bidi w:val="0"/>
         <w:rPr>
-          <w:rFonts w:ascii="Calibri" w:eastAsia="Arial" w:hAnsi="Calibri" w:cs="Calibri"/>
+          <w:rFonts w:asciiTheme="minorBidi" w:eastAsia="Arial" w:hAnsiTheme="minorBidi" w:cstheme="minorBidi"/>
           <w:rtl/>
         </w:rPr>
       </w:pPr>
       <w:r>
         <w:rPr>
-          <w:rFonts w:ascii="Calibri" w:hAnsi="Calibri" w:cs="Calibri"/>
+          <w:rFonts w:asciiTheme="minorBidi" w:hAnsiTheme="minorBidi" w:cstheme="minorBidi"/>
+        </w:rPr>
+        <w:drawing>
+          <wp:anchor distT="0" distB="0" distL="114300" distR="114300" simplePos="0" relativeHeight="251660288" behindDoc="0" locked="0" layoutInCell="1" allowOverlap="1" wp14:anchorId="3DEAACB7" wp14:editId="513F074E">
+            <wp:simplePos x="0" y="0"/>
+            <wp:positionH relativeFrom="column">
+              <wp:posOffset>-1010285</wp:posOffset>
+            </wp:positionH>
+            <wp:positionV relativeFrom="paragraph">
+              <wp:posOffset>43180</wp:posOffset>
+            </wp:positionV>
+            <wp:extent cx="7324725" cy="3710305"/>
+            <wp:effectExtent l="0" t="0" r="9525" b="4445"/>
+            <wp:wrapSquare wrapText="bothSides"/>
+            <wp:docPr id="7" name="תמונה 7"/>
+            <wp:cNvGraphicFramePr>
+              <a:graphicFrameLocks xmlns:a="http://schemas.openxmlformats.org/drawingml/2006/main" noChangeAspect="1"/>
+            </wp:cNvGraphicFramePr>
+            <a:graphic xmlns:a="http://schemas.openxmlformats.org/drawingml/2006/main">
+              <a:graphicData uri="http://schemas.openxmlformats.org/drawingml/2006/picture">
+                <pic:pic xmlns:pic="http://schemas.openxmlformats.org/drawingml/2006/picture">
+                  <pic:nvPicPr>
+                    <pic:cNvPr id="0" name=""/>
+                    <pic:cNvPicPr/>
+                  </pic:nvPicPr>
+                  <pic:blipFill>
+                    <a:blip r:embed="rId15">
+                      <a:extLst>
+                        <a:ext uri="{28A0092B-C50C-407E-A947-70E740481C1C}">
+                          <a14:useLocalDpi xmlns:a14="http://schemas.microsoft.com/office/drawing/2010/main" val="0"/>
+                        </a:ext>
+                      </a:extLst>
+                    </a:blip>
+                    <a:stretch>
+                      <a:fillRect/>
+                    </a:stretch>
+                  </pic:blipFill>
+                  <pic:spPr>
+                    <a:xfrm>
+                      <a:off x="0" y="0"/>
+                      <a:ext cx="7324725" cy="3710305"/>
+                    </a:xfrm>
+                    <a:prstGeom prst="rect">
+                      <a:avLst/>
+                    </a:prstGeom>
+                  </pic:spPr>
+                </pic:pic>
+              </a:graphicData>
+            </a:graphic>
+            <wp14:sizeRelH relativeFrom="page">
+              <wp14:pctWidth>0</wp14:pctWidth>
+            </wp14:sizeRelH>
+            <wp14:sizeRelV relativeFrom="page">
+              <wp14:pctHeight>0</wp14:pctHeight>
+            </wp14:sizeRelV>
+          </wp:anchor>
+        </w:drawing>
+      </w:r>
+      <w:r>
+        <w:rPr>
+          <w:rFonts w:asciiTheme="minorBidi" w:hAnsiTheme="minorBidi" w:cstheme="minorBidi"/>
+        </w:rPr>
+        <w:t xml:space="preserve"> </w:t>
+      </w:r>
+      <w:r>
+        <w:rPr>
+          <w:rFonts w:asciiTheme="minorBidi" w:hAnsiTheme="minorBidi" w:cstheme="minorBidi"/>
         </w:rPr>
         <w:br w:type="page"/>
       </w:r>
@@ -2169,119 +2663,124 @@
       <w:pPr>
         <w:pStyle w:val="1"/>
         <w:bidi w:val="0"/>
-        <w:spacing w:line="360" w:lineRule="auto"/>
-        <w:rPr>
-          <w:rFonts w:ascii="Calibri" w:hAnsi="Calibri" w:cs="Calibri"/>
+        <w:rPr>
+          <w:rFonts w:asciiTheme="minorBidi" w:hAnsiTheme="minorBidi" w:cstheme="minorBidi"/>
           <w:rtl/>
         </w:rPr>
       </w:pPr>
       <w:r>
         <w:rPr>
-          <w:rFonts w:ascii="Calibri" w:hAnsi="Calibri" w:cs="Calibri"/>
+          <w:rFonts w:asciiTheme="minorBidi" w:hAnsiTheme="minorBidi" w:cstheme="minorBidi"/>
         </w:rPr>
         <w:lastRenderedPageBreak/>
-        <w:t>1.1</w:t>
-      </w:r>
-      <w:proofErr w:type="gramStart"/>
-      <w:r>
-        <w:rPr>
-          <w:rFonts w:ascii="Calibri" w:hAnsi="Calibri" w:cs="Calibri"/>
-        </w:rPr>
-        <w:t>.</w:t>
-      </w:r>
-      <w:r>
-        <w:rPr>
-          <w:rFonts w:ascii="Calibri" w:hAnsi="Calibri" w:cs="Calibri"/>
-        </w:rPr>
-        <w:t>e</w:t>
-      </w:r>
-      <w:proofErr w:type="gramEnd"/>
-      <w:r>
-        <w:rPr>
-          <w:rFonts w:ascii="Calibri" w:hAnsi="Calibri" w:cs="Calibri"/>
-        </w:rPr>
-        <w:t xml:space="preserve">. The </w:t>
-      </w:r>
-      <w:r>
-        <w:rPr>
-          <w:rFonts w:ascii="Calibri" w:hAnsi="Calibri" w:cs="Calibri"/>
+        <w:t>1.1.</w:t>
+      </w:r>
+      <w:r>
+        <w:rPr>
+          <w:rFonts w:asciiTheme="minorBidi" w:hAnsiTheme="minorBidi" w:cstheme="minorBidi"/>
+        </w:rPr>
+        <w:t xml:space="preserve">e. The </w:t>
+      </w:r>
+      <w:r>
+        <w:rPr>
+          <w:rFonts w:asciiTheme="minorBidi" w:hAnsiTheme="minorBidi" w:cstheme="minorBidi"/>
         </w:rPr>
         <w:t>QBE</w:t>
       </w:r>
       <w:r>
         <w:rPr>
-          <w:rFonts w:ascii="Calibri" w:hAnsi="Calibri" w:cs="Calibri"/>
+          <w:rFonts w:asciiTheme="minorBidi" w:hAnsiTheme="minorBidi" w:cstheme="minorBidi"/>
         </w:rPr>
         <w:t xml:space="preserve"> Query</w:t>
       </w:r>
       <w:r>
         <w:rPr>
-          <w:rFonts w:ascii="Calibri" w:hAnsi="Calibri" w:cs="Calibri"/>
+          <w:rFonts w:asciiTheme="minorBidi" w:hAnsiTheme="minorBidi" w:cstheme="minorBidi"/>
         </w:rPr>
         <w:t>:</w:t>
       </w:r>
     </w:p>
     <w:p>
       <w:pPr>
-        <w:pBdr>
-          <w:top w:val="single" w:sz="4" w:space="1" w:color="auto"/>
-          <w:left w:val="single" w:sz="4" w:space="4" w:color="auto"/>
-          <w:bottom w:val="single" w:sz="4" w:space="1" w:color="auto"/>
-          <w:right w:val="single" w:sz="4" w:space="4" w:color="auto"/>
-        </w:pBdr>
         <w:bidi w:val="0"/>
         <w:rPr>
-          <w:rFonts w:ascii="Calibri" w:eastAsia="Arial" w:hAnsi="Calibri" w:cs="Calibri"/>
-        </w:rPr>
-      </w:pPr>
-      <w:r>
-        <w:rPr>
-          <w:rFonts w:ascii="Calibri" w:eastAsia="Arial" w:hAnsi="Calibri" w:cs="Calibri"/>
-        </w:rPr>
-        <w:t>Verify the readability and completeness of the s</w:t>
-      </w:r>
-      <w:r>
-        <w:rPr>
-          <w:rFonts w:ascii="Calibri" w:eastAsia="Arial" w:hAnsi="Calibri" w:cs="Calibri"/>
-        </w:rPr>
-        <w:t xml:space="preserve">creenshot </w:t>
-      </w:r>
-      <w:r>
-        <w:rPr>
-          <w:rFonts w:ascii="Calibri" w:eastAsia="Arial" w:hAnsi="Calibri" w:cs="Calibri"/>
-        </w:rPr>
-        <w:t xml:space="preserve">taken </w:t>
-      </w:r>
-      <w:r>
-        <w:rPr>
-          <w:rFonts w:ascii="Calibri" w:eastAsia="Arial" w:hAnsi="Calibri" w:cs="Calibri"/>
-        </w:rPr>
-        <w:t xml:space="preserve">from Microsoft access. </w:t>
+          <w:rFonts w:asciiTheme="minorBidi" w:eastAsia="Arial" w:hAnsiTheme="minorBidi" w:cstheme="minorBidi"/>
+        </w:rPr>
+      </w:pPr>
+      <w:r>
+        <w:rPr>
+          <w:rFonts w:asciiTheme="minorBidi" w:hAnsiTheme="minorBidi" w:cstheme="minorBidi"/>
+        </w:rPr>
+        <w:drawing>
+          <wp:anchor distT="0" distB="0" distL="114300" distR="114300" simplePos="0" relativeHeight="251661312" behindDoc="0" locked="0" layoutInCell="1" allowOverlap="1" wp14:anchorId="32A88794" wp14:editId="024206A0">
+            <wp:simplePos x="0" y="0"/>
+            <wp:positionH relativeFrom="column">
+              <wp:posOffset>-295275</wp:posOffset>
+            </wp:positionH>
+            <wp:positionV relativeFrom="paragraph">
+              <wp:posOffset>260985</wp:posOffset>
+            </wp:positionV>
+            <wp:extent cx="5939155" cy="3876675"/>
+            <wp:effectExtent l="0" t="0" r="4445" b="9525"/>
+            <wp:wrapSquare wrapText="bothSides"/>
+            <wp:docPr id="6" name="תמונה 6"/>
+            <wp:cNvGraphicFramePr>
+              <a:graphicFrameLocks xmlns:a="http://schemas.openxmlformats.org/drawingml/2006/main" noChangeAspect="1"/>
+            </wp:cNvGraphicFramePr>
+            <a:graphic xmlns:a="http://schemas.openxmlformats.org/drawingml/2006/main">
+              <a:graphicData uri="http://schemas.openxmlformats.org/drawingml/2006/picture">
+                <pic:pic xmlns:pic="http://schemas.openxmlformats.org/drawingml/2006/picture">
+                  <pic:nvPicPr>
+                    <pic:cNvPr id="0" name=""/>
+                    <pic:cNvPicPr/>
+                  </pic:nvPicPr>
+                  <pic:blipFill>
+                    <a:blip r:embed="rId16">
+                      <a:extLst>
+                        <a:ext uri="{28A0092B-C50C-407E-A947-70E740481C1C}">
+                          <a14:useLocalDpi xmlns:a14="http://schemas.microsoft.com/office/drawing/2010/main" val="0"/>
+                        </a:ext>
+                      </a:extLst>
+                    </a:blip>
+                    <a:stretch>
+                      <a:fillRect/>
+                    </a:stretch>
+                  </pic:blipFill>
+                  <pic:spPr>
+                    <a:xfrm>
+                      <a:off x="0" y="0"/>
+                      <a:ext cx="5939155" cy="3876675"/>
+                    </a:xfrm>
+                    <a:prstGeom prst="rect">
+                      <a:avLst/>
+                    </a:prstGeom>
+                  </pic:spPr>
+                </pic:pic>
+              </a:graphicData>
+            </a:graphic>
+            <wp14:sizeRelH relativeFrom="page">
+              <wp14:pctWidth>0</wp14:pctWidth>
+            </wp14:sizeRelH>
+            <wp14:sizeRelV relativeFrom="page">
+              <wp14:pctHeight>0</wp14:pctHeight>
+            </wp14:sizeRelV>
+          </wp:anchor>
+        </w:drawing>
       </w:r>
     </w:p>
     <w:p>
       <w:pPr>
         <w:bidi w:val="0"/>
         <w:rPr>
-          <w:rFonts w:ascii="Calibri" w:eastAsia="Arial" w:hAnsi="Calibri" w:cs="Calibri"/>
-        </w:rPr>
-      </w:pPr>
-    </w:p>
-    <w:p>
-      <w:pPr>
-        <w:bidi w:val="0"/>
-        <w:spacing w:line="360" w:lineRule="auto"/>
-        <w:jc w:val="both"/>
-        <w:rPr>
-          <w:rFonts w:ascii="Calibri" w:hAnsi="Calibri" w:cs="Calibri"/>
+          <w:rFonts w:asciiTheme="minorBidi" w:hAnsiTheme="minorBidi" w:cstheme="minorBidi"/>
         </w:rPr>
       </w:pPr>
       <w:bookmarkStart w:id="1" w:name="_heading=h.gjdgxs" w:colFirst="0" w:colLast="0"/>
       <w:bookmarkEnd w:id="1"/>
     </w:p>
     <w:sectPr>
-      <w:footerReference w:type="even" r:id="rId13"/>
-      <w:footerReference w:type="default" r:id="rId14"/>
+      <w:footerReference w:type="even" r:id="rId17"/>
+      <w:footerReference w:type="default" r:id="rId18"/>
       <w:pgSz w:w="11906" w:h="16838"/>
       <w:pgMar w:top="1440" w:right="1800" w:bottom="1440" w:left="1800" w:header="708" w:footer="708" w:gutter="0"/>
       <w:pgNumType w:start="1"/>
@@ -2414,7 +2913,7 @@
         <w:color w:val="000000"/>
         <w:rtl/>
       </w:rPr>
-      <w:t>4</w:t>
+      <w:t>6</w:t>
     </w:r>
     <w:r>
       <w:rPr>
@@ -2579,6 +3078,92 @@
     </w:lvl>
   </w:abstractNum>
   <w:abstractNum w:abstractNumId="1">
+    <w:nsid w:val="61E71F9B"/>
+    <w:multiLevelType w:val="hybridMultilevel"/>
+    <w:tmpl w:val="8170050E"/>
+    <w:lvl w:ilvl="0" w:tplc="0409000F">
+      <w:start w:val="1"/>
+      <w:numFmt w:val="decimal"/>
+      <w:lvlText w:val="%1."/>
+      <w:lvlJc w:val="left"/>
+      <w:pPr>
+        <w:ind w:left="720" w:hanging="360"/>
+      </w:pPr>
+    </w:lvl>
+    <w:lvl w:ilvl="1" w:tplc="04090019" w:tentative="1">
+      <w:start w:val="1"/>
+      <w:numFmt w:val="lowerLetter"/>
+      <w:lvlText w:val="%2."/>
+      <w:lvlJc w:val="left"/>
+      <w:pPr>
+        <w:ind w:left="1440" w:hanging="360"/>
+      </w:pPr>
+    </w:lvl>
+    <w:lvl w:ilvl="2" w:tplc="0409001B" w:tentative="1">
+      <w:start w:val="1"/>
+      <w:numFmt w:val="lowerRoman"/>
+      <w:lvlText w:val="%3."/>
+      <w:lvlJc w:val="right"/>
+      <w:pPr>
+        <w:ind w:left="2160" w:hanging="180"/>
+      </w:pPr>
+    </w:lvl>
+    <w:lvl w:ilvl="3" w:tplc="0409000F" w:tentative="1">
+      <w:start w:val="1"/>
+      <w:numFmt w:val="decimal"/>
+      <w:lvlText w:val="%4."/>
+      <w:lvlJc w:val="left"/>
+      <w:pPr>
+        <w:ind w:left="2880" w:hanging="360"/>
+      </w:pPr>
+    </w:lvl>
+    <w:lvl w:ilvl="4" w:tplc="04090019" w:tentative="1">
+      <w:start w:val="1"/>
+      <w:numFmt w:val="lowerLetter"/>
+      <w:lvlText w:val="%5."/>
+      <w:lvlJc w:val="left"/>
+      <w:pPr>
+        <w:ind w:left="3600" w:hanging="360"/>
+      </w:pPr>
+    </w:lvl>
+    <w:lvl w:ilvl="5" w:tplc="0409001B" w:tentative="1">
+      <w:start w:val="1"/>
+      <w:numFmt w:val="lowerRoman"/>
+      <w:lvlText w:val="%6."/>
+      <w:lvlJc w:val="right"/>
+      <w:pPr>
+        <w:ind w:left="4320" w:hanging="180"/>
+      </w:pPr>
+    </w:lvl>
+    <w:lvl w:ilvl="6" w:tplc="0409000F" w:tentative="1">
+      <w:start w:val="1"/>
+      <w:numFmt w:val="decimal"/>
+      <w:lvlText w:val="%7."/>
+      <w:lvlJc w:val="left"/>
+      <w:pPr>
+        <w:ind w:left="5040" w:hanging="360"/>
+      </w:pPr>
+    </w:lvl>
+    <w:lvl w:ilvl="7" w:tplc="04090019" w:tentative="1">
+      <w:start w:val="1"/>
+      <w:numFmt w:val="lowerLetter"/>
+      <w:lvlText w:val="%8."/>
+      <w:lvlJc w:val="left"/>
+      <w:pPr>
+        <w:ind w:left="5760" w:hanging="360"/>
+      </w:pPr>
+    </w:lvl>
+    <w:lvl w:ilvl="8" w:tplc="0409001B" w:tentative="1">
+      <w:start w:val="1"/>
+      <w:numFmt w:val="lowerRoman"/>
+      <w:lvlText w:val="%9."/>
+      <w:lvlJc w:val="right"/>
+      <w:pPr>
+        <w:ind w:left="6480" w:hanging="180"/>
+      </w:pPr>
+    </w:lvl>
+  </w:abstractNum>
+  <w:abstractNum w:abstractNumId="2">
     <w:nsid w:val="789B3201"/>
     <w:multiLevelType w:val="hybridMultilevel"/>
     <w:tmpl w:val="3484207E"/>
@@ -2695,6 +3280,9 @@
     <w:abstractNumId w:val="0"/>
   </w:num>
   <w:num w:numId="2">
+    <w:abstractNumId w:val="2"/>
+  </w:num>
+  <w:num w:numId="3">
     <w:abstractNumId w:val="1"/>
   </w:num>
 </w:numbering>
@@ -3188,7 +3776,6 @@
     <w:basedOn w:val="a"/>
     <w:link w:val="HTML0"/>
     <w:uiPriority w:val="99"/>
-    <w:semiHidden/>
     <w:unhideWhenUsed/>
     <w:rsid w:val="00AE457A"/>
     <w:pPr>
@@ -3223,7 +3810,6 @@
     <w:basedOn w:val="a0"/>
     <w:link w:val="HTML"/>
     <w:uiPriority w:val="99"/>
-    <w:semiHidden/>
     <w:rsid w:val="00AE457A"/>
     <w:rPr>
       <w:rFonts w:ascii="Courier New" w:hAnsi="Courier New" w:cs="Courier New"/>
@@ -3759,7 +4345,6 @@
     <w:basedOn w:val="a"/>
     <w:link w:val="HTML0"/>
     <w:uiPriority w:val="99"/>
-    <w:semiHidden/>
     <w:unhideWhenUsed/>
     <w:rsid w:val="00AE457A"/>
     <w:pPr>
@@ -3794,7 +4379,6 @@
     <w:basedOn w:val="a0"/>
     <w:link w:val="HTML"/>
     <w:uiPriority w:val="99"/>
-    <w:semiHidden/>
     <w:rsid w:val="00AE457A"/>
     <w:rPr>
       <w:rFonts w:ascii="Courier New" w:hAnsi="Courier New" w:cs="Courier New"/>
@@ -4147,7 +4731,7 @@
 </file>
 
 <file path=customXml/itemProps2.xml><?xml version="1.0" encoding="utf-8"?>
-<ds:datastoreItem xmlns:ds="http://schemas.openxmlformats.org/officeDocument/2006/customXml" ds:itemID="{CB4E4C18-1B23-4D4D-8A4C-D00E173C82FB}">
+<ds:datastoreItem xmlns:ds="http://schemas.openxmlformats.org/officeDocument/2006/customXml" ds:itemID="{0CC343E4-55F4-4519-B635-7C094F1E575D}">
   <ds:schemaRefs>
     <ds:schemaRef ds:uri="http://schemas.openxmlformats.org/officeDocument/2006/bibliography"/>
   </ds:schemaRefs>

--- a/ParkWise/ex1_solution_2026_Acendent.docx
+++ b/ParkWise/ex1_solution_2026_Acendent.docx
@@ -189,12 +189,21 @@
                 <w:color w:val="000000" w:themeColor="text1"/>
               </w:rPr>
             </w:pPr>
+            <w:proofErr w:type="spellStart"/>
             <w:r>
               <w:rPr>
                 <w:rFonts w:asciiTheme="minorBidi" w:hAnsiTheme="minorBidi" w:cstheme="minorBidi"/>
                 <w:color w:val="000000" w:themeColor="text1"/>
               </w:rPr>
-              <w:t xml:space="preserve">ParkWise </w:t>
+              <w:t>ParkWise</w:t>
+            </w:r>
+            <w:proofErr w:type="spellEnd"/>
+            <w:r>
+              <w:rPr>
+                <w:rFonts w:asciiTheme="minorBidi" w:hAnsiTheme="minorBidi" w:cstheme="minorBidi"/>
+                <w:color w:val="000000" w:themeColor="text1"/>
+              </w:rPr>
+              <w:t xml:space="preserve"> </w:t>
             </w:r>
           </w:p>
         </w:tc>
@@ -283,6 +292,7 @@
                 <w:rFonts w:asciiTheme="minorBidi" w:eastAsia="Arial" w:hAnsiTheme="minorBidi" w:cstheme="minorBidi"/>
               </w:rPr>
             </w:pPr>
+            <w:proofErr w:type="spellStart"/>
             <w:r>
               <w:rPr>
                 <w:rFonts w:asciiTheme="minorBidi" w:eastAsia="Arial" w:hAnsiTheme="minorBidi" w:cstheme="minorBidi"/>
@@ -290,6 +300,7 @@
               </w:rPr>
               <w:t>Acendent</w:t>
             </w:r>
+            <w:proofErr w:type="spellEnd"/>
           </w:p>
         </w:tc>
       </w:tr>
@@ -327,6 +338,7 @@
                 <w:b/>
               </w:rPr>
             </w:pPr>
+            <w:proofErr w:type="spellStart"/>
             <w:r>
               <w:rPr>
                 <w:rFonts w:asciiTheme="minorBidi" w:eastAsia="Arial" w:hAnsiTheme="minorBidi" w:cstheme="minorBidi"/>
@@ -342,6 +354,7 @@
               </w:rPr>
               <w:t>imini</w:t>
             </w:r>
+            <w:proofErr w:type="spellEnd"/>
           </w:p>
         </w:tc>
       </w:tr>
@@ -367,7 +380,23 @@
           <w:rFonts w:asciiTheme="minorBidi" w:eastAsia="Arial" w:hAnsiTheme="minorBidi" w:cstheme="minorBidi"/>
           <w:b/>
         </w:rPr>
-        <w:t xml:space="preserve">Link to the conversation with the LLM (in addition to the csv file uploaded to Moodle) </w:t>
+        <w:t xml:space="preserve">Link to the conversation with the LLM (in addition to the </w:t>
+      </w:r>
+      <w:proofErr w:type="spellStart"/>
+      <w:r>
+        <w:rPr>
+          <w:rFonts w:asciiTheme="minorBidi" w:eastAsia="Arial" w:hAnsiTheme="minorBidi" w:cstheme="minorBidi"/>
+          <w:b/>
+        </w:rPr>
+        <w:t>csv</w:t>
+      </w:r>
+      <w:proofErr w:type="spellEnd"/>
+      <w:r>
+        <w:rPr>
+          <w:rFonts w:asciiTheme="minorBidi" w:eastAsia="Arial" w:hAnsiTheme="minorBidi" w:cstheme="minorBidi"/>
+          <w:b/>
+        </w:rPr>
+        <w:t xml:space="preserve"> file uploaded to Moodle) </w:t>
       </w:r>
       <w:r>
         <w:rPr>
@@ -688,7 +717,35 @@
           <w:szCs w:val="28"/>
         </w:rPr>
         <w:lastRenderedPageBreak/>
-        <w:t xml:space="preserve">1.1.a </w:t>
+        <w:t>1.1</w:t>
+      </w:r>
+      <w:proofErr w:type="gramStart"/>
+      <w:r>
+        <w:rPr>
+          <w:rFonts w:asciiTheme="minorBidi" w:hAnsiTheme="minorBidi" w:cstheme="minorBidi"/>
+          <w:sz w:val="28"/>
+          <w:szCs w:val="28"/>
+        </w:rPr>
+        <w:t>.</w:t>
+      </w:r>
+      <w:proofErr w:type="spellStart"/>
+      <w:r>
+        <w:rPr>
+          <w:rFonts w:asciiTheme="minorBidi" w:hAnsiTheme="minorBidi" w:cstheme="minorBidi"/>
+          <w:sz w:val="28"/>
+          <w:szCs w:val="28"/>
+        </w:rPr>
+        <w:t>a</w:t>
+      </w:r>
+      <w:proofErr w:type="spellEnd"/>
+      <w:proofErr w:type="gramEnd"/>
+      <w:r>
+        <w:rPr>
+          <w:rFonts w:asciiTheme="minorBidi" w:hAnsiTheme="minorBidi" w:cstheme="minorBidi"/>
+          <w:sz w:val="28"/>
+          <w:szCs w:val="28"/>
+        </w:rPr>
+        <w:t xml:space="preserve"> </w:t>
       </w:r>
       <w:r>
         <w:rPr>
@@ -797,7 +854,25 @@
           <w:szCs w:val="28"/>
         </w:rPr>
         <w:lastRenderedPageBreak/>
-        <w:t xml:space="preserve">1.1.b. </w:t>
+        <w:t>1.1</w:t>
+      </w:r>
+      <w:proofErr w:type="gramStart"/>
+      <w:r>
+        <w:rPr>
+          <w:rFonts w:asciiTheme="minorBidi" w:hAnsiTheme="minorBidi" w:cstheme="minorBidi"/>
+          <w:sz w:val="28"/>
+          <w:szCs w:val="28"/>
+        </w:rPr>
+        <w:t>.b</w:t>
+      </w:r>
+      <w:proofErr w:type="gramEnd"/>
+      <w:r>
+        <w:rPr>
+          <w:rFonts w:asciiTheme="minorBidi" w:hAnsiTheme="minorBidi" w:cstheme="minorBidi"/>
+          <w:sz w:val="28"/>
+          <w:szCs w:val="28"/>
+        </w:rPr>
+        <w:t xml:space="preserve">. </w:t>
       </w:r>
       <w:r>
         <w:rPr>
@@ -908,6 +983,7 @@
                 <w:szCs w:val="24"/>
               </w:rPr>
             </w:pPr>
+            <w:proofErr w:type="gramStart"/>
             <w:r>
               <w:rPr>
                 <w:rFonts w:asciiTheme="minorBidi" w:hAnsiTheme="minorBidi" w:cstheme="minorBidi"/>
@@ -916,6 +992,7 @@
               </w:rPr>
               <w:t>client</w:t>
             </w:r>
+            <w:proofErr w:type="gramEnd"/>
           </w:p>
           <w:p>
             <w:pPr>
@@ -1186,7 +1263,29 @@
                 <w:sz w:val="24"/>
                 <w:szCs w:val="24"/>
               </w:rPr>
-              <w:t>Generate annual summary report: generate botho PDF and XML files, include total incomes, some information about the cars and will be ordered by cities</w:t>
+              <w:t xml:space="preserve">Generate annual summary report: generate </w:t>
+            </w:r>
+            <w:proofErr w:type="spellStart"/>
+            <w:r>
+              <w:rPr>
+                <w:rFonts w:asciiTheme="minorBidi" w:hAnsiTheme="minorBidi" w:cstheme="minorBidi"/>
+                <w:b w:val="0"/>
+                <w:bCs w:val="0"/>
+                <w:sz w:val="24"/>
+                <w:szCs w:val="24"/>
+              </w:rPr>
+              <w:t>botho</w:t>
+            </w:r>
+            <w:proofErr w:type="spellEnd"/>
+            <w:r>
+              <w:rPr>
+                <w:rFonts w:asciiTheme="minorBidi" w:hAnsiTheme="minorBidi" w:cstheme="minorBidi"/>
+                <w:b w:val="0"/>
+                <w:bCs w:val="0"/>
+                <w:sz w:val="24"/>
+                <w:szCs w:val="24"/>
+              </w:rPr>
+              <w:t xml:space="preserve"> PDF and XML files, include total incomes, some information about the cars and will be ordered by cities</w:t>
             </w:r>
           </w:p>
           <w:p>
@@ -1200,7 +1299,21 @@
               <w:rPr>
                 <w:rFonts w:asciiTheme="minorBidi" w:hAnsiTheme="minorBidi" w:cstheme="minorBidi"/>
               </w:rPr>
-              <w:t>Generate costumed club report- done monthly and reports back the sum of new recruits and the sum of the over all club members.</w:t>
+              <w:t xml:space="preserve">Generate costumed club report- done monthly and reports back the sum of new recruits and the sum of the </w:t>
+            </w:r>
+            <w:proofErr w:type="spellStart"/>
+            <w:r>
+              <w:rPr>
+                <w:rFonts w:asciiTheme="minorBidi" w:hAnsiTheme="minorBidi" w:cstheme="minorBidi"/>
+              </w:rPr>
+              <w:t>over all</w:t>
+            </w:r>
+            <w:proofErr w:type="spellEnd"/>
+            <w:r>
+              <w:rPr>
+                <w:rFonts w:asciiTheme="minorBidi" w:hAnsiTheme="minorBidi" w:cstheme="minorBidi"/>
+              </w:rPr>
+              <w:t xml:space="preserve"> club members.</w:t>
             </w:r>
           </w:p>
           <w:p>
@@ -1436,6 +1549,7 @@
         </w:rPr>
         <w:br w:type="page"/>
       </w:r>
+      <w:bookmarkStart w:id="0" w:name="_GoBack"/>
       <w:r>
         <w:rPr>
           <w:rFonts w:asciiTheme="minorBidi" w:hAnsiTheme="minorBidi" w:cstheme="minorBidi"/>
@@ -1500,13 +1614,32 @@
           </wp:anchor>
         </w:drawing>
       </w:r>
-      <w:r>
-        <w:rPr>
-          <w:rFonts w:asciiTheme="minorBidi" w:hAnsiTheme="minorBidi" w:cstheme="minorBidi"/>
-          <w:sz w:val="28"/>
-          <w:szCs w:val="28"/>
-        </w:rPr>
-        <w:t xml:space="preserve">1.1.c. </w:t>
+      <w:bookmarkEnd w:id="0"/>
+      <w:r>
+        <w:rPr>
+          <w:rFonts w:asciiTheme="minorBidi" w:hAnsiTheme="minorBidi" w:cstheme="minorBidi"/>
+          <w:sz w:val="28"/>
+          <w:szCs w:val="28"/>
+        </w:rPr>
+        <w:t>1.1</w:t>
+      </w:r>
+      <w:proofErr w:type="gramStart"/>
+      <w:r>
+        <w:rPr>
+          <w:rFonts w:asciiTheme="minorBidi" w:hAnsiTheme="minorBidi" w:cstheme="minorBidi"/>
+          <w:sz w:val="28"/>
+          <w:szCs w:val="28"/>
+        </w:rPr>
+        <w:t>.c</w:t>
+      </w:r>
+      <w:proofErr w:type="gramEnd"/>
+      <w:r>
+        <w:rPr>
+          <w:rFonts w:asciiTheme="minorBidi" w:hAnsiTheme="minorBidi" w:cstheme="minorBidi"/>
+          <w:sz w:val="28"/>
+          <w:szCs w:val="28"/>
+        </w:rPr>
+        <w:t xml:space="preserve">. </w:t>
       </w:r>
       <w:r>
         <w:rPr>
@@ -1585,7 +1718,16 @@
           <w:szCs w:val="28"/>
         </w:rPr>
         <w:lastRenderedPageBreak/>
-        <w:t>1.1.</w:t>
+        <w:t>1.1</w:t>
+      </w:r>
+      <w:proofErr w:type="gramStart"/>
+      <w:r>
+        <w:rPr>
+          <w:rFonts w:asciiTheme="minorBidi" w:hAnsiTheme="minorBidi" w:cstheme="minorBidi"/>
+          <w:sz w:val="28"/>
+          <w:szCs w:val="28"/>
+        </w:rPr>
+        <w:t>.</w:t>
       </w:r>
       <w:r>
         <w:rPr>
@@ -1595,6 +1737,7 @@
         </w:rPr>
         <w:t>d</w:t>
       </w:r>
+      <w:proofErr w:type="gramEnd"/>
       <w:r>
         <w:rPr>
           <w:rFonts w:asciiTheme="minorBidi" w:hAnsiTheme="minorBidi" w:cstheme="minorBidi"/>
@@ -1606,6 +1749,48 @@
     </w:p>
     <w:p>
       <w:pPr>
+        <w:bidi w:val="0"/>
+      </w:pPr>
+      <w:r>
+        <w:drawing>
+          <wp:inline distT="0" distB="0" distL="0" distR="0" wp14:anchorId="406F6DFF" wp14:editId="474ABCB8">
+            <wp:extent cx="5274310" cy="2527884"/>
+            <wp:effectExtent l="0" t="0" r="2540" b="6350"/>
+            <wp:docPr id="10" name="תמונה 10"/>
+            <wp:cNvGraphicFramePr>
+              <a:graphicFrameLocks xmlns:a="http://schemas.openxmlformats.org/drawingml/2006/main" noChangeAspect="1"/>
+            </wp:cNvGraphicFramePr>
+            <a:graphic xmlns:a="http://schemas.openxmlformats.org/drawingml/2006/main">
+              <a:graphicData uri="http://schemas.openxmlformats.org/drawingml/2006/picture">
+                <pic:pic xmlns:pic="http://schemas.openxmlformats.org/drawingml/2006/picture">
+                  <pic:nvPicPr>
+                    <pic:cNvPr id="0" name=""/>
+                    <pic:cNvPicPr/>
+                  </pic:nvPicPr>
+                  <pic:blipFill>
+                    <a:blip r:embed="rId15"/>
+                    <a:stretch>
+                      <a:fillRect/>
+                    </a:stretch>
+                  </pic:blipFill>
+                  <pic:spPr>
+                    <a:xfrm>
+                      <a:off x="0" y="0"/>
+                      <a:ext cx="5274310" cy="2527884"/>
+                    </a:xfrm>
+                    <a:prstGeom prst="rect">
+                      <a:avLst/>
+                    </a:prstGeom>
+                  </pic:spPr>
+                </pic:pic>
+              </a:graphicData>
+            </a:graphic>
+          </wp:inline>
+        </w:drawing>
+      </w:r>
+    </w:p>
+    <w:p>
+      <w:pPr>
         <w:pStyle w:val="2"/>
         <w:rPr>
           <w:rFonts w:asciiTheme="minorBidi" w:hAnsiTheme="minorBidi" w:cstheme="minorBidi"/>
@@ -1615,7 +1800,21 @@
         <w:rPr>
           <w:rFonts w:asciiTheme="minorBidi" w:hAnsiTheme="minorBidi" w:cstheme="minorBidi"/>
         </w:rPr>
-        <w:t>1.1.d1. The Tables:</w:t>
+        <w:t>1.1</w:t>
+      </w:r>
+      <w:proofErr w:type="gramStart"/>
+      <w:r>
+        <w:rPr>
+          <w:rFonts w:asciiTheme="minorBidi" w:hAnsiTheme="minorBidi" w:cstheme="minorBidi"/>
+        </w:rPr>
+        <w:t>.d1</w:t>
+      </w:r>
+      <w:proofErr w:type="gramEnd"/>
+      <w:r>
+        <w:rPr>
+          <w:rFonts w:asciiTheme="minorBidi" w:hAnsiTheme="minorBidi" w:cstheme="minorBidi"/>
+        </w:rPr>
+        <w:t>. The Tables:</w:t>
       </w:r>
     </w:p>
     <w:p>
@@ -1698,8 +1897,8 @@
         <w:tblLook w:val="0000" w:firstRow="0" w:lastRow="0" w:firstColumn="0" w:lastColumn="0" w:noHBand="0" w:noVBand="0"/>
       </w:tblPr>
       <w:tblGrid>
-        <w:gridCol w:w="6763"/>
-        <w:gridCol w:w="1844"/>
+        <w:gridCol w:w="6507"/>
+        <w:gridCol w:w="2100"/>
       </w:tblGrid>
       <w:tr>
         <w:trPr>
@@ -1707,8 +1906,9 @@
         </w:trPr>
         <w:tc>
           <w:tcPr>
-            <w:tcW w:w="6763" w:type="dxa"/>
+            <w:tcW w:w="6507" w:type="dxa"/>
             <w:shd w:val="clear" w:color="auto" w:fill="D99594" w:themeFill="accent2" w:themeFillTint="99"/>
+            <w:vAlign w:val="center"/>
           </w:tcPr>
           <w:p>
             <w:pPr>
@@ -1767,6 +1967,7 @@
               </w:rPr>
               <w:t xml:space="preserve">with the notation of FK </w:t>
             </w:r>
+            <w:proofErr w:type="spellStart"/>
             <w:r>
               <w:rPr>
                 <w:rFonts w:asciiTheme="minorBidi" w:eastAsia="Arial" w:hAnsiTheme="minorBidi" w:cstheme="minorBidi"/>
@@ -1776,6 +1977,7 @@
               </w:rPr>
               <w:t>table_name</w:t>
             </w:r>
+            <w:proofErr w:type="spellEnd"/>
             <w:r>
               <w:rPr>
                 <w:rFonts w:asciiTheme="minorBidi" w:eastAsia="Arial" w:hAnsiTheme="minorBidi" w:cstheme="minorBidi"/>
@@ -1787,8 +1989,9 @@
         </w:tc>
         <w:tc>
           <w:tcPr>
-            <w:tcW w:w="1844" w:type="dxa"/>
+            <w:tcW w:w="2100" w:type="dxa"/>
             <w:shd w:val="clear" w:color="auto" w:fill="D99594" w:themeFill="accent2" w:themeFillTint="99"/>
+            <w:vAlign w:val="center"/>
           </w:tcPr>
           <w:p>
             <w:pPr>
@@ -1815,7 +2018,8 @@
         </w:trPr>
         <w:tc>
           <w:tcPr>
-            <w:tcW w:w="6763" w:type="dxa"/>
+            <w:tcW w:w="6507" w:type="dxa"/>
+            <w:vAlign w:val="center"/>
           </w:tcPr>
           <w:p>
             <w:pPr>
@@ -1844,6 +2048,7 @@
               </w:rPr>
               <w:t xml:space="preserve">  </w:t>
             </w:r>
+            <w:proofErr w:type="spellStart"/>
             <w:r>
               <w:rPr>
                 <w:rFonts w:asciiTheme="minorBidi" w:hAnsiTheme="minorBidi" w:cstheme="minorBidi"/>
@@ -1855,27 +2060,63 @@
               <w:rPr>
                 <w:rFonts w:asciiTheme="minorBidi" w:hAnsiTheme="minorBidi" w:cstheme="minorBidi"/>
               </w:rPr>
-              <w:t>otName, adresse, city, availableSpaces</w:t>
-            </w:r>
+              <w:t>otName</w:t>
+            </w:r>
+            <w:proofErr w:type="spellEnd"/>
+            <w:r>
+              <w:rPr>
+                <w:rFonts w:asciiTheme="minorBidi" w:hAnsiTheme="minorBidi" w:cstheme="minorBidi"/>
+              </w:rPr>
+              <w:t xml:space="preserve">, </w:t>
+            </w:r>
+            <w:proofErr w:type="spellStart"/>
+            <w:r>
+              <w:rPr>
+                <w:rFonts w:asciiTheme="minorBidi" w:hAnsiTheme="minorBidi" w:cstheme="minorBidi"/>
+              </w:rPr>
+              <w:t>adresse</w:t>
+            </w:r>
+            <w:proofErr w:type="spellEnd"/>
+            <w:r>
+              <w:rPr>
+                <w:rFonts w:asciiTheme="minorBidi" w:hAnsiTheme="minorBidi" w:cstheme="minorBidi"/>
+              </w:rPr>
+              <w:t xml:space="preserve">, city, </w:t>
+            </w:r>
+            <w:proofErr w:type="spellStart"/>
+            <w:r>
+              <w:rPr>
+                <w:rFonts w:asciiTheme="minorBidi" w:hAnsiTheme="minorBidi" w:cstheme="minorBidi"/>
+              </w:rPr>
+              <w:t>availableSpaces</w:t>
+            </w:r>
+            <w:proofErr w:type="spellEnd"/>
           </w:p>
         </w:tc>
         <w:tc>
           <w:tcPr>
-            <w:tcW w:w="1844" w:type="dxa"/>
+            <w:tcW w:w="2100" w:type="dxa"/>
+            <w:vAlign w:val="center"/>
           </w:tcPr>
           <w:p>
             <w:pPr>
               <w:bidi w:val="0"/>
               <w:rPr>
                 <w:rFonts w:asciiTheme="minorBidi" w:hAnsiTheme="minorBidi" w:cstheme="minorBidi"/>
-              </w:rPr>
-            </w:pPr>
-            <w:r>
-              <w:rPr>
-                <w:rFonts w:asciiTheme="minorBidi" w:hAnsiTheme="minorBidi" w:cstheme="minorBidi"/>
+                <w:b/>
+                <w:bCs/>
+              </w:rPr>
+            </w:pPr>
+            <w:proofErr w:type="spellStart"/>
+            <w:r>
+              <w:rPr>
+                <w:rFonts w:asciiTheme="minorBidi" w:hAnsiTheme="minorBidi" w:cstheme="minorBidi"/>
+                <w:b/>
+                <w:bCs/>
               </w:rPr>
               <w:t>ParkingLots</w:t>
             </w:r>
+            <w:proofErr w:type="spellEnd"/>
           </w:p>
         </w:tc>
       </w:tr>
@@ -1886,7 +2127,8 @@
         </w:trPr>
         <w:tc>
           <w:tcPr>
-            <w:tcW w:w="6763" w:type="dxa"/>
+            <w:tcW w:w="6507" w:type="dxa"/>
+            <w:vAlign w:val="center"/>
           </w:tcPr>
           <w:p>
             <w:pPr>
@@ -1895,6 +2137,7 @@
                 <w:rFonts w:asciiTheme="minorBidi" w:hAnsiTheme="minorBidi" w:cstheme="minorBidi"/>
               </w:rPr>
             </w:pPr>
+            <w:proofErr w:type="spellStart"/>
             <w:r>
               <w:rPr>
                 <w:rFonts w:asciiTheme="minorBidi" w:hAnsiTheme="minorBidi" w:cstheme="minorBidi"/>
@@ -1902,28 +2145,98 @@
               </w:rPr>
               <w:t>clientID</w:t>
             </w:r>
-            <w:r>
-              <w:rPr>
-                <w:rFonts w:asciiTheme="minorBidi" w:hAnsiTheme="minorBidi" w:cstheme="minorBidi"/>
-              </w:rPr>
-              <w:t>, firstName, lastName, phoneNum, isClubMem, memberSince</w:t>
-            </w:r>
+            <w:proofErr w:type="spellEnd"/>
+            <w:r>
+              <w:rPr>
+                <w:rFonts w:asciiTheme="minorBidi" w:hAnsiTheme="minorBidi" w:cstheme="minorBidi"/>
+              </w:rPr>
+              <w:t xml:space="preserve">, </w:t>
+            </w:r>
+            <w:proofErr w:type="spellStart"/>
+            <w:r>
+              <w:rPr>
+                <w:rFonts w:asciiTheme="minorBidi" w:hAnsiTheme="minorBidi" w:cstheme="minorBidi"/>
+              </w:rPr>
+              <w:t>firstName</w:t>
+            </w:r>
+            <w:proofErr w:type="spellEnd"/>
+            <w:r>
+              <w:rPr>
+                <w:rFonts w:asciiTheme="minorBidi" w:hAnsiTheme="minorBidi" w:cstheme="minorBidi"/>
+              </w:rPr>
+              <w:t xml:space="preserve">, </w:t>
+            </w:r>
+            <w:proofErr w:type="spellStart"/>
+            <w:r>
+              <w:rPr>
+                <w:rFonts w:asciiTheme="minorBidi" w:hAnsiTheme="minorBidi" w:cstheme="minorBidi"/>
+              </w:rPr>
+              <w:t>lastName</w:t>
+            </w:r>
+            <w:proofErr w:type="spellEnd"/>
+            <w:r>
+              <w:rPr>
+                <w:rFonts w:asciiTheme="minorBidi" w:hAnsiTheme="minorBidi" w:cstheme="minorBidi"/>
+              </w:rPr>
+              <w:t xml:space="preserve">, </w:t>
+            </w:r>
+            <w:proofErr w:type="spellStart"/>
+            <w:r>
+              <w:rPr>
+                <w:rFonts w:asciiTheme="minorBidi" w:hAnsiTheme="minorBidi" w:cstheme="minorBidi"/>
+              </w:rPr>
+              <w:t>phoneNum</w:t>
+            </w:r>
+            <w:proofErr w:type="spellEnd"/>
+            <w:r>
+              <w:rPr>
+                <w:rFonts w:asciiTheme="minorBidi" w:hAnsiTheme="minorBidi" w:cstheme="minorBidi"/>
+              </w:rPr>
+              <w:t xml:space="preserve">, </w:t>
+            </w:r>
+            <w:proofErr w:type="spellStart"/>
+            <w:r>
+              <w:rPr>
+                <w:rFonts w:asciiTheme="minorBidi" w:hAnsiTheme="minorBidi" w:cstheme="minorBidi"/>
+              </w:rPr>
+              <w:t>isClubMem</w:t>
+            </w:r>
+            <w:proofErr w:type="spellEnd"/>
+            <w:r>
+              <w:rPr>
+                <w:rFonts w:asciiTheme="minorBidi" w:hAnsiTheme="minorBidi" w:cstheme="minorBidi"/>
+              </w:rPr>
+              <w:t xml:space="preserve">, </w:t>
+            </w:r>
+            <w:proofErr w:type="spellStart"/>
+            <w:r>
+              <w:rPr>
+                <w:rFonts w:asciiTheme="minorBidi" w:hAnsiTheme="minorBidi" w:cstheme="minorBidi"/>
+              </w:rPr>
+              <w:t>memberSince</w:t>
+            </w:r>
+            <w:proofErr w:type="spellEnd"/>
           </w:p>
         </w:tc>
         <w:tc>
           <w:tcPr>
-            <w:tcW w:w="1844" w:type="dxa"/>
+            <w:tcW w:w="2100" w:type="dxa"/>
+            <w:vAlign w:val="center"/>
           </w:tcPr>
           <w:p>
             <w:pPr>
               <w:bidi w:val="0"/>
               <w:rPr>
                 <w:rFonts w:asciiTheme="minorBidi" w:hAnsiTheme="minorBidi" w:cstheme="minorBidi"/>
-              </w:rPr>
-            </w:pPr>
-            <w:r>
-              <w:rPr>
-                <w:rFonts w:asciiTheme="minorBidi" w:hAnsiTheme="minorBidi" w:cstheme="minorBidi"/>
+                <w:b/>
+                <w:bCs/>
+              </w:rPr>
+            </w:pPr>
+            <w:r>
+              <w:rPr>
+                <w:rFonts w:asciiTheme="minorBidi" w:hAnsiTheme="minorBidi" w:cstheme="minorBidi"/>
+                <w:b/>
+                <w:bCs/>
               </w:rPr>
               <w:t>Clients</w:t>
             </w:r>
@@ -1937,7 +2250,8 @@
         </w:trPr>
         <w:tc>
           <w:tcPr>
-            <w:tcW w:w="6763" w:type="dxa"/>
+            <w:tcW w:w="6507" w:type="dxa"/>
+            <w:vAlign w:val="center"/>
           </w:tcPr>
           <w:p>
             <w:pPr>
@@ -1946,6 +2260,7 @@
                 <w:rFonts w:asciiTheme="minorBidi" w:hAnsiTheme="minorBidi" w:cstheme="minorBidi"/>
               </w:rPr>
             </w:pPr>
+            <w:proofErr w:type="spellStart"/>
             <w:r>
               <w:rPr>
                 <w:rFonts w:asciiTheme="minorBidi" w:hAnsiTheme="minorBidi" w:cstheme="minorBidi"/>
@@ -1953,12 +2268,14 @@
               </w:rPr>
               <w:t>licensePlate</w:t>
             </w:r>
+            <w:proofErr w:type="spellEnd"/>
             <w:r>
               <w:rPr>
                 <w:rFonts w:asciiTheme="minorBidi" w:hAnsiTheme="minorBidi" w:cstheme="minorBidi"/>
               </w:rPr>
               <w:t xml:space="preserve">, </w:t>
             </w:r>
+            <w:proofErr w:type="spellStart"/>
             <w:r>
               <w:rPr>
                 <w:rFonts w:asciiTheme="minorBidi" w:hAnsiTheme="minorBidi" w:cstheme="minorBidi"/>
@@ -1966,6 +2283,7 @@
               </w:rPr>
               <w:t>clientID</w:t>
             </w:r>
+            <w:proofErr w:type="spellEnd"/>
             <w:r>
               <w:rPr>
                 <w:rFonts w:asciiTheme="minorBidi" w:hAnsiTheme="minorBidi" w:cstheme="minorBidi"/>
@@ -1995,18 +2313,23 @@
         </w:tc>
         <w:tc>
           <w:tcPr>
-            <w:tcW w:w="1844" w:type="dxa"/>
+            <w:tcW w:w="2100" w:type="dxa"/>
+            <w:vAlign w:val="center"/>
           </w:tcPr>
           <w:p>
             <w:pPr>
               <w:bidi w:val="0"/>
               <w:rPr>
                 <w:rFonts w:asciiTheme="minorBidi" w:hAnsiTheme="minorBidi" w:cstheme="minorBidi"/>
-              </w:rPr>
-            </w:pPr>
-            <w:r>
-              <w:rPr>
-                <w:rFonts w:asciiTheme="minorBidi" w:hAnsiTheme="minorBidi" w:cstheme="minorBidi"/>
+                <w:b/>
+                <w:bCs/>
+              </w:rPr>
+            </w:pPr>
+            <w:r>
+              <w:rPr>
+                <w:rFonts w:asciiTheme="minorBidi" w:hAnsiTheme="minorBidi" w:cstheme="minorBidi"/>
+                <w:b/>
+                <w:bCs/>
               </w:rPr>
               <w:t>Vehicles</w:t>
             </w:r>
@@ -2020,7 +2343,8 @@
         </w:trPr>
         <w:tc>
           <w:tcPr>
-            <w:tcW w:w="6763" w:type="dxa"/>
+            <w:tcW w:w="6507" w:type="dxa"/>
+            <w:vAlign w:val="center"/>
           </w:tcPr>
           <w:p>
             <w:pPr>
@@ -2029,6 +2353,7 @@
                 <w:rFonts w:asciiTheme="minorBidi" w:hAnsiTheme="minorBidi" w:cstheme="minorBidi"/>
               </w:rPr>
             </w:pPr>
+            <w:proofErr w:type="spellStart"/>
             <w:r>
               <w:rPr>
                 <w:rFonts w:asciiTheme="minorBidi" w:hAnsiTheme="minorBidi" w:cstheme="minorBidi"/>
@@ -2036,6 +2361,7 @@
               </w:rPr>
               <w:t>spaceID</w:t>
             </w:r>
+            <w:proofErr w:type="spellEnd"/>
             <w:r>
               <w:rPr>
                 <w:rFonts w:asciiTheme="minorBidi" w:hAnsiTheme="minorBidi" w:cstheme="minorBidi"/>
@@ -2045,6 +2371,7 @@
             <w:r>
               <w:rPr>
                 <w:rFonts w:asciiTheme="minorBidi" w:hAnsiTheme="minorBidi" w:cstheme="minorBidi"/>
+                <w:u w:val="single"/>
               </w:rPr>
               <w:t>ParkinglotID</w:t>
             </w:r>
@@ -2052,16 +2379,30 @@
               <w:rPr>
                 <w:rFonts w:asciiTheme="minorBidi" w:hAnsiTheme="minorBidi" w:cstheme="minorBidi"/>
               </w:rPr>
-              <w:t xml:space="preserve"> (FK parkingLots), floor, </w:t>
-            </w:r>
+              <w:t xml:space="preserve"> (FK </w:t>
+            </w:r>
+            <w:proofErr w:type="spellStart"/>
+            <w:r>
+              <w:rPr>
+                <w:rFonts w:asciiTheme="minorBidi" w:hAnsiTheme="minorBidi" w:cstheme="minorBidi"/>
+              </w:rPr>
+              <w:t>parkingLots</w:t>
+            </w:r>
+            <w:proofErr w:type="spellEnd"/>
+            <w:r>
+              <w:rPr>
+                <w:rFonts w:asciiTheme="minorBidi" w:hAnsiTheme="minorBidi" w:cstheme="minorBidi"/>
+              </w:rPr>
+              <w:t xml:space="preserve">), floor, </w:t>
+            </w:r>
+            <w:proofErr w:type="spellStart"/>
             <w:r>
               <w:rPr>
                 <w:rFonts w:asciiTheme="minorBidi" w:hAnsiTheme="minorBidi" w:cstheme="minorBidi"/>
               </w:rPr>
               <w:t>coordinateX</w:t>
             </w:r>
-            <w:bookmarkStart w:id="0" w:name="_GoBack"/>
-            <w:bookmarkEnd w:id="0"/>
+            <w:proofErr w:type="spellEnd"/>
             <w:r>
               <w:rPr>
                 <w:rFonts w:asciiTheme="minorBidi" w:hAnsiTheme="minorBidi" w:cstheme="minorBidi"/>
@@ -2071,12 +2412,14 @@
             <w:r>
               <w:t xml:space="preserve"> </w:t>
             </w:r>
+            <w:proofErr w:type="spellStart"/>
             <w:r>
               <w:rPr>
                 <w:rFonts w:asciiTheme="minorBidi" w:hAnsiTheme="minorBidi" w:cstheme="minorBidi"/>
               </w:rPr>
               <w:t>coordinateY</w:t>
             </w:r>
+            <w:proofErr w:type="spellEnd"/>
             <w:r>
               <w:rPr>
                 <w:rFonts w:asciiTheme="minorBidi" w:hAnsiTheme="minorBidi" w:cstheme="minorBidi"/>
@@ -2087,21 +2430,28 @@
         </w:tc>
         <w:tc>
           <w:tcPr>
-            <w:tcW w:w="1844" w:type="dxa"/>
+            <w:tcW w:w="2100" w:type="dxa"/>
+            <w:vAlign w:val="center"/>
           </w:tcPr>
           <w:p>
             <w:pPr>
               <w:bidi w:val="0"/>
               <w:rPr>
                 <w:rFonts w:asciiTheme="minorBidi" w:hAnsiTheme="minorBidi" w:cstheme="minorBidi"/>
-              </w:rPr>
-            </w:pPr>
-            <w:r>
-              <w:rPr>
-                <w:rFonts w:asciiTheme="minorBidi" w:hAnsiTheme="minorBidi" w:cstheme="minorBidi"/>
+                <w:b/>
+                <w:bCs/>
+              </w:rPr>
+            </w:pPr>
+            <w:proofErr w:type="spellStart"/>
+            <w:r>
+              <w:rPr>
+                <w:rFonts w:asciiTheme="minorBidi" w:hAnsiTheme="minorBidi" w:cstheme="minorBidi"/>
+                <w:b/>
+                <w:bCs/>
               </w:rPr>
               <w:t>ParkingSpaces</w:t>
             </w:r>
+            <w:proofErr w:type="spellEnd"/>
           </w:p>
         </w:tc>
       </w:tr>
@@ -2112,7 +2462,8 @@
         </w:trPr>
         <w:tc>
           <w:tcPr>
-            <w:tcW w:w="6763" w:type="dxa"/>
+            <w:tcW w:w="6507" w:type="dxa"/>
+            <w:vAlign w:val="center"/>
           </w:tcPr>
           <w:p>
             <w:pPr>
@@ -2121,6 +2472,7 @@
                 <w:rFonts w:asciiTheme="minorBidi" w:hAnsiTheme="minorBidi" w:cstheme="minorBidi"/>
               </w:rPr>
             </w:pPr>
+            <w:proofErr w:type="spellStart"/>
             <w:r>
               <w:rPr>
                 <w:rFonts w:asciiTheme="minorBidi" w:hAnsiTheme="minorBidi" w:cstheme="minorBidi"/>
@@ -2128,18 +2480,27 @@
               </w:rPr>
               <w:t>conveyerID</w:t>
             </w:r>
-            <w:r>
-              <w:rPr>
-                <w:rFonts w:asciiTheme="minorBidi" w:hAnsiTheme="minorBidi" w:cstheme="minorBidi"/>
-              </w:rPr>
-              <w:t>, maxWeight</w:t>
-            </w:r>
+            <w:proofErr w:type="spellEnd"/>
             <w:r>
               <w:rPr>
                 <w:rFonts w:asciiTheme="minorBidi" w:hAnsiTheme="minorBidi" w:cstheme="minorBidi"/>
               </w:rPr>
               <w:t xml:space="preserve">, </w:t>
             </w:r>
+            <w:proofErr w:type="spellStart"/>
+            <w:r>
+              <w:rPr>
+                <w:rFonts w:asciiTheme="minorBidi" w:hAnsiTheme="minorBidi" w:cstheme="minorBidi"/>
+              </w:rPr>
+              <w:t>maxWeight</w:t>
+            </w:r>
+            <w:proofErr w:type="spellEnd"/>
+            <w:r>
+              <w:rPr>
+                <w:rFonts w:asciiTheme="minorBidi" w:hAnsiTheme="minorBidi" w:cstheme="minorBidi"/>
+              </w:rPr>
+              <w:t xml:space="preserve">, </w:t>
+            </w:r>
             <w:r>
               <w:rPr>
                 <w:rFonts w:asciiTheme="minorBidi" w:hAnsiTheme="minorBidi" w:cstheme="minorBidi"/>
@@ -2164,8 +2525,16 @@
               <w:rPr>
                 <w:rFonts w:asciiTheme="minorBidi" w:hAnsiTheme="minorBidi" w:cstheme="minorBidi"/>
               </w:rPr>
-              <w:t>FK parkingLots</w:t>
-            </w:r>
+              <w:t xml:space="preserve">FK </w:t>
+            </w:r>
+            <w:proofErr w:type="spellStart"/>
+            <w:r>
+              <w:rPr>
+                <w:rFonts w:asciiTheme="minorBidi" w:hAnsiTheme="minorBidi" w:cstheme="minorBidi"/>
+              </w:rPr>
+              <w:t>parkingLots</w:t>
+            </w:r>
+            <w:proofErr w:type="spellEnd"/>
             <w:r>
               <w:rPr>
                 <w:rFonts w:asciiTheme="minorBidi" w:hAnsiTheme="minorBidi" w:cstheme="minorBidi"/>
@@ -2176,18 +2545,23 @@
         </w:tc>
         <w:tc>
           <w:tcPr>
-            <w:tcW w:w="1844" w:type="dxa"/>
+            <w:tcW w:w="2100" w:type="dxa"/>
+            <w:vAlign w:val="center"/>
           </w:tcPr>
           <w:p>
             <w:pPr>
               <w:bidi w:val="0"/>
               <w:rPr>
                 <w:rFonts w:asciiTheme="minorBidi" w:hAnsiTheme="minorBidi" w:cstheme="minorBidi"/>
-              </w:rPr>
-            </w:pPr>
-            <w:r>
-              <w:rPr>
-                <w:rFonts w:asciiTheme="minorBidi" w:hAnsiTheme="minorBidi" w:cstheme="minorBidi"/>
+                <w:b/>
+                <w:bCs/>
+              </w:rPr>
+            </w:pPr>
+            <w:r>
+              <w:rPr>
+                <w:rFonts w:asciiTheme="minorBidi" w:hAnsiTheme="minorBidi" w:cstheme="minorBidi"/>
+                <w:b/>
+                <w:bCs/>
               </w:rPr>
               <w:t>Conveyers</w:t>
             </w:r>
@@ -2201,7 +2575,8 @@
         </w:trPr>
         <w:tc>
           <w:tcPr>
-            <w:tcW w:w="6763" w:type="dxa"/>
+            <w:tcW w:w="6507" w:type="dxa"/>
+            <w:vAlign w:val="center"/>
           </w:tcPr>
           <w:p>
             <w:pPr>
@@ -2264,21 +2639,28 @@
         </w:tc>
         <w:tc>
           <w:tcPr>
-            <w:tcW w:w="1844" w:type="dxa"/>
+            <w:tcW w:w="2100" w:type="dxa"/>
+            <w:vAlign w:val="center"/>
           </w:tcPr>
           <w:p>
             <w:pPr>
               <w:bidi w:val="0"/>
               <w:rPr>
                 <w:rFonts w:asciiTheme="minorBidi" w:hAnsiTheme="minorBidi" w:cstheme="minorBidi"/>
-              </w:rPr>
-            </w:pPr>
-            <w:r>
-              <w:rPr>
-                <w:rFonts w:asciiTheme="minorBidi" w:hAnsiTheme="minorBidi" w:cstheme="minorBidi"/>
+                <w:b/>
+                <w:bCs/>
+              </w:rPr>
+            </w:pPr>
+            <w:proofErr w:type="spellStart"/>
+            <w:r>
+              <w:rPr>
+                <w:rFonts w:asciiTheme="minorBidi" w:hAnsiTheme="minorBidi" w:cstheme="minorBidi"/>
+                <w:b/>
+                <w:bCs/>
               </w:rPr>
               <w:t>PriceList</w:t>
             </w:r>
+            <w:proofErr w:type="spellEnd"/>
           </w:p>
         </w:tc>
       </w:tr>
@@ -2289,7 +2671,8 @@
         </w:trPr>
         <w:tc>
           <w:tcPr>
-            <w:tcW w:w="6763" w:type="dxa"/>
+            <w:tcW w:w="6507" w:type="dxa"/>
+            <w:vAlign w:val="center"/>
           </w:tcPr>
           <w:p>
             <w:pPr>
@@ -2325,6 +2708,7 @@
               </w:rPr>
               <w:t xml:space="preserve">(FK parkingLot), </w:t>
             </w:r>
+            <w:proofErr w:type="spellStart"/>
             <w:r>
               <w:rPr>
                 <w:rFonts w:asciiTheme="minorBidi" w:hAnsiTheme="minorBidi" w:cstheme="minorBidi"/>
@@ -2332,37 +2716,73 @@
               </w:rPr>
               <w:t>priceListID</w:t>
             </w:r>
-            <w:r>
-              <w:rPr>
-                <w:rFonts w:asciiTheme="minorBidi" w:hAnsiTheme="minorBidi" w:cstheme="minorBidi"/>
-              </w:rPr>
-              <w:t>(FK from priceList)</w:t>
-            </w:r>
-            <w:r>
-              <w:rPr>
-                <w:rFonts w:asciiTheme="minorBidi" w:hAnsiTheme="minorBidi" w:cstheme="minorBidi"/>
-              </w:rPr>
-              <w:t>, assignedDate</w:t>
-            </w:r>
+            <w:proofErr w:type="spellEnd"/>
+            <w:r>
+              <w:rPr>
+                <w:rFonts w:asciiTheme="minorBidi" w:hAnsiTheme="minorBidi" w:cstheme="minorBidi"/>
+              </w:rPr>
+              <w:t>(FK</w:t>
+            </w:r>
+            <w:r>
+              <w:rPr>
+                <w:rFonts w:asciiTheme="minorBidi" w:hAnsiTheme="minorBidi" w:cstheme="minorBidi"/>
+              </w:rPr>
+              <w:t xml:space="preserve"> </w:t>
+            </w:r>
+            <w:proofErr w:type="spellStart"/>
+            <w:r>
+              <w:rPr>
+                <w:rFonts w:asciiTheme="minorBidi" w:hAnsiTheme="minorBidi" w:cstheme="minorBidi"/>
+              </w:rPr>
+              <w:t>priceList</w:t>
+            </w:r>
+            <w:proofErr w:type="spellEnd"/>
+            <w:r>
+              <w:rPr>
+                <w:rFonts w:asciiTheme="minorBidi" w:hAnsiTheme="minorBidi" w:cstheme="minorBidi"/>
+              </w:rPr>
+              <w:t>)</w:t>
+            </w:r>
+            <w:r>
+              <w:rPr>
+                <w:rFonts w:asciiTheme="minorBidi" w:hAnsiTheme="minorBidi" w:cstheme="minorBidi"/>
+              </w:rPr>
+              <w:t xml:space="preserve">, </w:t>
+            </w:r>
+            <w:proofErr w:type="spellStart"/>
+            <w:r>
+              <w:rPr>
+                <w:rFonts w:asciiTheme="minorBidi" w:hAnsiTheme="minorBidi" w:cstheme="minorBidi"/>
+              </w:rPr>
+              <w:t>assignedDate</w:t>
+            </w:r>
+            <w:proofErr w:type="spellEnd"/>
           </w:p>
         </w:tc>
         <w:tc>
           <w:tcPr>
-            <w:tcW w:w="1844" w:type="dxa"/>
+            <w:tcW w:w="2100" w:type="dxa"/>
+            <w:vAlign w:val="center"/>
           </w:tcPr>
           <w:p>
             <w:pPr>
               <w:bidi w:val="0"/>
               <w:rPr>
                 <w:rFonts w:asciiTheme="minorBidi" w:hAnsiTheme="minorBidi" w:cstheme="minorBidi"/>
-              </w:rPr>
-            </w:pPr>
-            <w:r>
-              <w:rPr>
-                <w:rFonts w:asciiTheme="minorBidi" w:hAnsiTheme="minorBidi" w:cstheme="minorBidi"/>
+                <w:b/>
+                <w:bCs/>
+              </w:rPr>
+            </w:pPr>
+            <w:proofErr w:type="spellStart"/>
+            <w:r>
+              <w:rPr>
+                <w:rFonts w:asciiTheme="minorBidi" w:hAnsiTheme="minorBidi" w:cstheme="minorBidi"/>
+                <w:b/>
+                <w:bCs/>
               </w:rPr>
               <w:t>LotPriceHistory</w:t>
             </w:r>
+            <w:proofErr w:type="spellEnd"/>
           </w:p>
         </w:tc>
       </w:tr>
@@ -2373,7 +2793,8 @@
         </w:trPr>
         <w:tc>
           <w:tcPr>
-            <w:tcW w:w="6763" w:type="dxa"/>
+            <w:tcW w:w="6507" w:type="dxa"/>
+            <w:vAlign w:val="center"/>
           </w:tcPr>
           <w:p>
             <w:pPr>
@@ -2382,6 +2803,7 @@
                 <w:rFonts w:asciiTheme="minorBidi" w:hAnsiTheme="minorBidi" w:cstheme="minorBidi"/>
               </w:rPr>
             </w:pPr>
+            <w:proofErr w:type="spellStart"/>
             <w:r>
               <w:rPr>
                 <w:rFonts w:asciiTheme="minorBidi" w:hAnsiTheme="minorBidi" w:cstheme="minorBidi"/>
@@ -2389,12 +2811,14 @@
               </w:rPr>
               <w:t>SessionID</w:t>
             </w:r>
+            <w:proofErr w:type="spellEnd"/>
             <w:r>
               <w:rPr>
                 <w:rFonts w:asciiTheme="minorBidi" w:hAnsiTheme="minorBidi" w:cstheme="minorBidi"/>
               </w:rPr>
               <w:t xml:space="preserve"> (PK), </w:t>
             </w:r>
+            <w:proofErr w:type="spellStart"/>
             <w:r>
               <w:rPr>
                 <w:rFonts w:asciiTheme="minorBidi" w:hAnsiTheme="minorBidi" w:cstheme="minorBidi"/>
@@ -2402,6 +2826,7 @@
               </w:rPr>
               <w:t>licensePlate</w:t>
             </w:r>
+            <w:proofErr w:type="spellEnd"/>
             <w:r>
               <w:rPr>
                 <w:rFonts w:asciiTheme="minorBidi" w:hAnsiTheme="minorBidi" w:cstheme="minorBidi"/>
@@ -2421,6 +2846,7 @@
               </w:rPr>
               <w:t xml:space="preserve"> (FK),</w:t>
             </w:r>
+            <w:proofErr w:type="spellStart"/>
             <w:r>
               <w:rPr>
                 <w:rFonts w:asciiTheme="minorBidi" w:hAnsiTheme="minorBidi" w:cstheme="minorBidi"/>
@@ -2428,12 +2854,14 @@
               </w:rPr>
               <w:t>PriceListID</w:t>
             </w:r>
+            <w:proofErr w:type="spellEnd"/>
             <w:r>
               <w:rPr>
                 <w:rFonts w:asciiTheme="minorBidi" w:hAnsiTheme="minorBidi" w:cstheme="minorBidi"/>
               </w:rPr>
               <w:t xml:space="preserve"> (FK), </w:t>
             </w:r>
+            <w:proofErr w:type="spellStart"/>
             <w:r>
               <w:rPr>
                 <w:rFonts w:asciiTheme="minorBidi" w:hAnsiTheme="minorBidi" w:cstheme="minorBidi"/>
@@ -2441,28 +2869,70 @@
               </w:rPr>
               <w:t>SpaceID</w:t>
             </w:r>
-            <w:r>
-              <w:rPr>
-                <w:rFonts w:asciiTheme="minorBidi" w:hAnsiTheme="minorBidi" w:cstheme="minorBidi"/>
-              </w:rPr>
-              <w:t xml:space="preserve"> (FK), EntryTime, ExitTime, TotalAmount</w:t>
-            </w:r>
+            <w:proofErr w:type="spellEnd"/>
+            <w:r>
+              <w:rPr>
+                <w:rFonts w:asciiTheme="minorBidi" w:hAnsiTheme="minorBidi" w:cstheme="minorBidi"/>
+              </w:rPr>
+              <w:t xml:space="preserve"> (FK), </w:t>
+            </w:r>
+            <w:proofErr w:type="spellStart"/>
+            <w:r>
+              <w:rPr>
+                <w:rFonts w:asciiTheme="minorBidi" w:hAnsiTheme="minorBidi" w:cstheme="minorBidi"/>
+              </w:rPr>
+              <w:t>EntryTime</w:t>
+            </w:r>
+            <w:proofErr w:type="spellEnd"/>
+            <w:r>
+              <w:rPr>
+                <w:rFonts w:asciiTheme="minorBidi" w:hAnsiTheme="minorBidi" w:cstheme="minorBidi"/>
+              </w:rPr>
+              <w:t xml:space="preserve">, </w:t>
+            </w:r>
+            <w:proofErr w:type="spellStart"/>
+            <w:r>
+              <w:rPr>
+                <w:rFonts w:asciiTheme="minorBidi" w:hAnsiTheme="minorBidi" w:cstheme="minorBidi"/>
+              </w:rPr>
+              <w:t>ExitTime</w:t>
+            </w:r>
+            <w:proofErr w:type="spellEnd"/>
+            <w:r>
+              <w:rPr>
+                <w:rFonts w:asciiTheme="minorBidi" w:hAnsiTheme="minorBidi" w:cstheme="minorBidi"/>
+              </w:rPr>
+              <w:t xml:space="preserve">, </w:t>
+            </w:r>
+            <w:proofErr w:type="spellStart"/>
+            <w:r>
+              <w:rPr>
+                <w:rFonts w:asciiTheme="minorBidi" w:hAnsiTheme="minorBidi" w:cstheme="minorBidi"/>
+              </w:rPr>
+              <w:t>TotalAmount</w:t>
+            </w:r>
+            <w:proofErr w:type="spellEnd"/>
           </w:p>
         </w:tc>
         <w:tc>
           <w:tcPr>
-            <w:tcW w:w="1844" w:type="dxa"/>
+            <w:tcW w:w="2100" w:type="dxa"/>
+            <w:vAlign w:val="center"/>
           </w:tcPr>
           <w:p>
             <w:pPr>
               <w:bidi w:val="0"/>
               <w:rPr>
                 <w:rFonts w:asciiTheme="minorBidi" w:hAnsiTheme="minorBidi" w:cstheme="minorBidi"/>
-              </w:rPr>
-            </w:pPr>
-            <w:r>
-              <w:rPr>
-                <w:rFonts w:asciiTheme="minorBidi" w:hAnsiTheme="minorBidi" w:cstheme="minorBidi"/>
+                <w:b/>
+                <w:bCs/>
+              </w:rPr>
+            </w:pPr>
+            <w:r>
+              <w:rPr>
+                <w:rFonts w:asciiTheme="minorBidi" w:hAnsiTheme="minorBidi" w:cstheme="minorBidi"/>
+                <w:b/>
+                <w:bCs/>
               </w:rPr>
               <w:t>ParkingSessions</w:t>
             </w:r>
@@ -2476,7 +2946,8 @@
         </w:trPr>
         <w:tc>
           <w:tcPr>
-            <w:tcW w:w="6763" w:type="dxa"/>
+            <w:tcW w:w="6507" w:type="dxa"/>
+            <w:vAlign w:val="center"/>
           </w:tcPr>
           <w:p>
             <w:pPr>
@@ -2485,15 +2956,26 @@
                 <w:rFonts w:asciiTheme="minorBidi" w:hAnsiTheme="minorBidi" w:cstheme="minorBidi"/>
               </w:rPr>
             </w:pPr>
-            <w:r>
-              <w:rPr>
-                <w:rFonts w:asciiTheme="minorBidi" w:hAnsiTheme="minorBidi" w:cstheme="minorBidi"/>
-              </w:rPr>
-              <w:t xml:space="preserve">ClientID (FK), </w:t>
-            </w:r>
-            <w:r>
-              <w:rPr>
-                <w:rFonts w:asciiTheme="minorBidi" w:hAnsiTheme="minorBidi" w:cstheme="minorBidi"/>
+            <w:proofErr w:type="spellStart"/>
+            <w:r>
+              <w:rPr>
+                <w:rFonts w:asciiTheme="minorBidi" w:hAnsiTheme="minorBidi" w:cstheme="minorBidi"/>
+                <w:u w:val="single"/>
+              </w:rPr>
+              <w:lastRenderedPageBreak/>
+              <w:t>ClientID</w:t>
+            </w:r>
+            <w:proofErr w:type="spellEnd"/>
+            <w:r>
+              <w:rPr>
+                <w:rFonts w:asciiTheme="minorBidi" w:hAnsiTheme="minorBidi" w:cstheme="minorBidi"/>
+              </w:rPr>
+              <w:t xml:space="preserve"> (FK), </w:t>
+            </w:r>
+            <w:r>
+              <w:rPr>
+                <w:rFonts w:asciiTheme="minorBidi" w:hAnsiTheme="minorBidi" w:cstheme="minorBidi"/>
+                <w:u w:val="single"/>
               </w:rPr>
               <w:t>ParkinglotID</w:t>
             </w:r>
@@ -2501,24 +2983,37 @@
               <w:rPr>
                 <w:rFonts w:asciiTheme="minorBidi" w:hAnsiTheme="minorBidi" w:cstheme="minorBidi"/>
               </w:rPr>
-              <w:t xml:space="preserve"> (FK), SelectionDate</w:t>
-            </w:r>
+              <w:t xml:space="preserve"> (FK), </w:t>
+            </w:r>
+            <w:proofErr w:type="spellStart"/>
+            <w:r>
+              <w:rPr>
+                <w:rFonts w:asciiTheme="minorBidi" w:hAnsiTheme="minorBidi" w:cstheme="minorBidi"/>
+              </w:rPr>
+              <w:t>SelectionDate</w:t>
+            </w:r>
+            <w:proofErr w:type="spellEnd"/>
           </w:p>
         </w:tc>
         <w:tc>
           <w:tcPr>
-            <w:tcW w:w="1844" w:type="dxa"/>
+            <w:tcW w:w="2100" w:type="dxa"/>
+            <w:vAlign w:val="center"/>
           </w:tcPr>
           <w:p>
             <w:pPr>
               <w:bidi w:val="0"/>
               <w:rPr>
                 <w:rFonts w:asciiTheme="minorBidi" w:hAnsiTheme="minorBidi" w:cstheme="minorBidi"/>
-              </w:rPr>
-            </w:pPr>
-            <w:r>
-              <w:rPr>
-                <w:rFonts w:asciiTheme="minorBidi" w:hAnsiTheme="minorBidi" w:cstheme="minorBidi"/>
+                <w:b/>
+                <w:bCs/>
+              </w:rPr>
+            </w:pPr>
+            <w:r>
+              <w:rPr>
+                <w:rFonts w:asciiTheme="minorBidi" w:hAnsiTheme="minorBidi" w:cstheme="minorBidi"/>
+                <w:b/>
+                <w:bCs/>
               </w:rPr>
               <w:t>ClientPreferredLots</w:t>
             </w:r>
@@ -2563,7 +3058,21 @@
           <w:rFonts w:asciiTheme="minorBidi" w:hAnsiTheme="minorBidi" w:cstheme="minorBidi"/>
         </w:rPr>
         <w:lastRenderedPageBreak/>
-        <w:t xml:space="preserve">1.1.d2. </w:t>
+        <w:t>1.1</w:t>
+      </w:r>
+      <w:proofErr w:type="gramStart"/>
+      <w:r>
+        <w:rPr>
+          <w:rFonts w:asciiTheme="minorBidi" w:hAnsiTheme="minorBidi" w:cstheme="minorBidi"/>
+        </w:rPr>
+        <w:t>.d2</w:t>
+      </w:r>
+      <w:proofErr w:type="gramEnd"/>
+      <w:r>
+        <w:rPr>
+          <w:rFonts w:asciiTheme="minorBidi" w:hAnsiTheme="minorBidi" w:cstheme="minorBidi"/>
+        </w:rPr>
+        <w:t xml:space="preserve">. </w:t>
       </w:r>
       <w:r>
         <w:rPr>
@@ -2614,7 +3123,7 @@
                     <pic:cNvPicPr/>
                   </pic:nvPicPr>
                   <pic:blipFill>
-                    <a:blip r:embed="rId15">
+                    <a:blip r:embed="rId16">
                       <a:extLst>
                         <a:ext uri="{28A0092B-C50C-407E-A947-70E740481C1C}">
                           <a14:useLocalDpi xmlns:a14="http://schemas.microsoft.com/office/drawing/2010/main" val="0"/>
@@ -2665,37 +3174,67 @@
         <w:bidi w:val="0"/>
         <w:rPr>
           <w:rFonts w:asciiTheme="minorBidi" w:hAnsiTheme="minorBidi" w:cstheme="minorBidi"/>
+          <w:sz w:val="28"/>
+          <w:szCs w:val="28"/>
           <w:rtl/>
         </w:rPr>
       </w:pPr>
       <w:r>
         <w:rPr>
           <w:rFonts w:asciiTheme="minorBidi" w:hAnsiTheme="minorBidi" w:cstheme="minorBidi"/>
+          <w:sz w:val="28"/>
+          <w:szCs w:val="28"/>
         </w:rPr>
         <w:lastRenderedPageBreak/>
-        <w:t>1.1.</w:t>
-      </w:r>
-      <w:r>
-        <w:rPr>
-          <w:rFonts w:asciiTheme="minorBidi" w:hAnsiTheme="minorBidi" w:cstheme="minorBidi"/>
-        </w:rPr>
-        <w:t xml:space="preserve">e. The </w:t>
-      </w:r>
-      <w:r>
-        <w:rPr>
-          <w:rFonts w:asciiTheme="minorBidi" w:hAnsiTheme="minorBidi" w:cstheme="minorBidi"/>
+        <w:t>1.1</w:t>
+      </w:r>
+      <w:proofErr w:type="gramStart"/>
+      <w:r>
+        <w:rPr>
+          <w:rFonts w:asciiTheme="minorBidi" w:hAnsiTheme="minorBidi" w:cstheme="minorBidi"/>
+          <w:sz w:val="28"/>
+          <w:szCs w:val="28"/>
+        </w:rPr>
+        <w:t>.</w:t>
+      </w:r>
+      <w:r>
+        <w:rPr>
+          <w:rFonts w:asciiTheme="minorBidi" w:hAnsiTheme="minorBidi" w:cstheme="minorBidi"/>
+          <w:sz w:val="28"/>
+          <w:szCs w:val="28"/>
+        </w:rPr>
+        <w:t>e</w:t>
+      </w:r>
+      <w:proofErr w:type="gramEnd"/>
+      <w:r>
+        <w:rPr>
+          <w:rFonts w:asciiTheme="minorBidi" w:hAnsiTheme="minorBidi" w:cstheme="minorBidi"/>
+          <w:sz w:val="28"/>
+          <w:szCs w:val="28"/>
+        </w:rPr>
+        <w:t xml:space="preserve">. The </w:t>
+      </w:r>
+      <w:r>
+        <w:rPr>
+          <w:rFonts w:asciiTheme="minorBidi" w:hAnsiTheme="minorBidi" w:cstheme="minorBidi"/>
+          <w:sz w:val="28"/>
+          <w:szCs w:val="28"/>
         </w:rPr>
         <w:t>QBE</w:t>
       </w:r>
       <w:r>
         <w:rPr>
           <w:rFonts w:asciiTheme="minorBidi" w:hAnsiTheme="minorBidi" w:cstheme="minorBidi"/>
+          <w:sz w:val="28"/>
+          <w:szCs w:val="28"/>
         </w:rPr>
         <w:t xml:space="preserve"> Query</w:t>
       </w:r>
       <w:r>
         <w:rPr>
           <w:rFonts w:asciiTheme="minorBidi" w:hAnsiTheme="minorBidi" w:cstheme="minorBidi"/>
+          <w:sz w:val="28"/>
+          <w:szCs w:val="28"/>
         </w:rPr>
         <w:t>:</w:t>
       </w:r>
@@ -2709,21 +3248,13 @@
       </w:pPr>
       <w:r>
         <w:rPr>
-          <w:rFonts w:asciiTheme="minorBidi" w:hAnsiTheme="minorBidi" w:cstheme="minorBidi"/>
+          <w:rFonts w:asciiTheme="minorBidi" w:eastAsia="Arial" w:hAnsiTheme="minorBidi" w:cstheme="minorBidi"/>
         </w:rPr>
         <w:drawing>
-          <wp:anchor distT="0" distB="0" distL="114300" distR="114300" simplePos="0" relativeHeight="251661312" behindDoc="0" locked="0" layoutInCell="1" allowOverlap="1" wp14:anchorId="32A88794" wp14:editId="024206A0">
-            <wp:simplePos x="0" y="0"/>
-            <wp:positionH relativeFrom="column">
-              <wp:posOffset>-295275</wp:posOffset>
-            </wp:positionH>
-            <wp:positionV relativeFrom="paragraph">
-              <wp:posOffset>260985</wp:posOffset>
-            </wp:positionV>
-            <wp:extent cx="5939155" cy="3876675"/>
-            <wp:effectExtent l="0" t="0" r="4445" b="9525"/>
-            <wp:wrapSquare wrapText="bothSides"/>
-            <wp:docPr id="6" name="תמונה 6"/>
+          <wp:inline distT="0" distB="0" distL="0" distR="0" wp14:anchorId="61E6432E" wp14:editId="166FD9EF">
+            <wp:extent cx="5645905" cy="3686175"/>
+            <wp:effectExtent l="0" t="0" r="0" b="0"/>
+            <wp:docPr id="9" name="תמונה 9"/>
             <wp:cNvGraphicFramePr>
               <a:graphicFrameLocks xmlns:a="http://schemas.openxmlformats.org/drawingml/2006/main" noChangeAspect="1"/>
             </wp:cNvGraphicFramePr>
@@ -2735,13 +3266,7 @@
                     <pic:cNvPicPr/>
                   </pic:nvPicPr>
                   <pic:blipFill>
-                    <a:blip r:embed="rId16">
-                      <a:extLst>
-                        <a:ext uri="{28A0092B-C50C-407E-A947-70E740481C1C}">
-                          <a14:useLocalDpi xmlns:a14="http://schemas.microsoft.com/office/drawing/2010/main" val="0"/>
-                        </a:ext>
-                      </a:extLst>
-                    </a:blip>
+                    <a:blip r:embed="rId17"/>
                     <a:stretch>
                       <a:fillRect/>
                     </a:stretch>
@@ -2749,7 +3274,7 @@
                   <pic:spPr>
                     <a:xfrm>
                       <a:off x="0" y="0"/>
-                      <a:ext cx="5939155" cy="3876675"/>
+                      <a:ext cx="5654177" cy="3691576"/>
                     </a:xfrm>
                     <a:prstGeom prst="rect">
                       <a:avLst/>
@@ -2758,13 +3283,7 @@
                 </pic:pic>
               </a:graphicData>
             </a:graphic>
-            <wp14:sizeRelH relativeFrom="page">
-              <wp14:pctWidth>0</wp14:pctWidth>
-            </wp14:sizeRelH>
-            <wp14:sizeRelV relativeFrom="page">
-              <wp14:pctHeight>0</wp14:pctHeight>
-            </wp14:sizeRelV>
-          </wp:anchor>
+          </wp:inline>
         </w:drawing>
       </w:r>
     </w:p>
@@ -2779,8 +3298,8 @@
       <w:bookmarkEnd w:id="1"/>
     </w:p>
     <w:sectPr>
-      <w:footerReference w:type="even" r:id="rId17"/>
-      <w:footerReference w:type="default" r:id="rId18"/>
+      <w:footerReference w:type="even" r:id="rId18"/>
+      <w:footerReference w:type="default" r:id="rId19"/>
       <w:pgSz w:w="11906" w:h="16838"/>
       <w:pgMar w:top="1440" w:right="1800" w:bottom="1440" w:left="1800" w:header="708" w:footer="708" w:gutter="0"/>
       <w:pgNumType w:start="1"/>
@@ -2913,7 +3432,7 @@
         <w:color w:val="000000"/>
         <w:rtl/>
       </w:rPr>
-      <w:t>6</w:t>
+      <w:t>5</w:t>
     </w:r>
     <w:r>
       <w:rPr>
@@ -4731,7 +5250,7 @@
 </file>
 
 <file path=customXml/itemProps2.xml><?xml version="1.0" encoding="utf-8"?>
-<ds:datastoreItem xmlns:ds="http://schemas.openxmlformats.org/officeDocument/2006/customXml" ds:itemID="{0CC343E4-55F4-4519-B635-7C094F1E575D}">
+<ds:datastoreItem xmlns:ds="http://schemas.openxmlformats.org/officeDocument/2006/customXml" ds:itemID="{8BFE4A4B-E83D-4292-BEA8-2119E11BA228}">
   <ds:schemaRefs>
     <ds:schemaRef ds:uri="http://schemas.openxmlformats.org/officeDocument/2006/bibliography"/>
   </ds:schemaRefs>

--- a/ParkWise/ex1_solution_2026_Acendent.docx
+++ b/ParkWise/ex1_solution_2026_Acendent.docx
@@ -1,6 +1,6 @@
 
 <file path=word/document.xml><?xml version="1.0" encoding="utf-8"?>
-<w:document xmlns:wpc="http://schemas.microsoft.com/office/word/2010/wordprocessingCanvas" xmlns:mc="http://schemas.openxmlformats.org/markup-compatibility/2006" xmlns:o="urn:schemas-microsoft-com:office:office" xmlns:r="http://schemas.openxmlformats.org/officeDocument/2006/relationships" xmlns:m="http://schemas.openxmlformats.org/officeDocument/2006/math" xmlns:v="urn:schemas-microsoft-com:vml" xmlns:wp14="http://schemas.microsoft.com/office/word/2010/wordprocessingDrawing" xmlns:wp="http://schemas.openxmlformats.org/drawingml/2006/wordprocessingDrawing" xmlns:w10="urn:schemas-microsoft-com:office:word" xmlns:w="http://schemas.openxmlformats.org/wordprocessingml/2006/main" xmlns:w14="http://schemas.microsoft.com/office/word/2010/wordml" xmlns:wpg="http://schemas.microsoft.com/office/word/2010/wordprocessingGroup" xmlns:wpi="http://schemas.microsoft.com/office/word/2010/wordprocessingInk" xmlns:wne="http://schemas.microsoft.com/office/word/2006/wordml" xmlns:wps="http://schemas.microsoft.com/office/word/2010/wordprocessingShape" mc:Ignorable="w14 wp14">
+<w:document xmlns:wpc="http://schemas.microsoft.com/office/word/2010/wordprocessingCanvas" xmlns:cx="http://schemas.microsoft.com/office/drawing/2014/chartex" xmlns:cx1="http://schemas.microsoft.com/office/drawing/2015/9/8/chartex" xmlns:cx2="http://schemas.microsoft.com/office/drawing/2015/10/21/chartex" xmlns:cx3="http://schemas.microsoft.com/office/drawing/2016/5/9/chartex" xmlns:cx4="http://schemas.microsoft.com/office/drawing/2016/5/10/chartex" xmlns:cx5="http://schemas.microsoft.com/office/drawing/2016/5/11/chartex" xmlns:cx6="http://schemas.microsoft.com/office/drawing/2016/5/12/chartex" xmlns:cx7="http://schemas.microsoft.com/office/drawing/2016/5/13/chartex" xmlns:cx8="http://schemas.microsoft.com/office/drawing/2016/5/14/chartex" xmlns:mc="http://schemas.openxmlformats.org/markup-compatibility/2006" xmlns:aink="http://schemas.microsoft.com/office/drawing/2016/ink" xmlns:am3d="http://schemas.microsoft.com/office/drawing/2017/model3d" xmlns:o="urn:schemas-microsoft-com:office:office" xmlns:oel="http://schemas.microsoft.com/office/2019/extlst" xmlns:r="http://schemas.openxmlformats.org/officeDocument/2006/relationships" xmlns:m="http://schemas.openxmlformats.org/officeDocument/2006/math" xmlns:v="urn:schemas-microsoft-com:vml" xmlns:wp14="http://schemas.microsoft.com/office/word/2010/wordprocessingDrawing" xmlns:wp="http://schemas.openxmlformats.org/drawingml/2006/wordprocessingDrawing" xmlns:w10="urn:schemas-microsoft-com:office:word" xmlns:w="http://schemas.openxmlformats.org/wordprocessingml/2006/main" xmlns:w14="http://schemas.microsoft.com/office/word/2010/wordml" xmlns:w15="http://schemas.microsoft.com/office/word/2012/wordml" xmlns:w16cex="http://schemas.microsoft.com/office/word/2018/wordml/cex" xmlns:w16cid="http://schemas.microsoft.com/office/word/2016/wordml/cid" xmlns:w16="http://schemas.microsoft.com/office/word/2018/wordml" xmlns:w16du="http://schemas.microsoft.com/office/word/2023/wordml/word16du" xmlns:w16sdtdh="http://schemas.microsoft.com/office/word/2020/wordml/sdtdatahash" xmlns:w16sdtfl="http://schemas.microsoft.com/office/word/2024/wordml/sdtformatlock" xmlns:w16se="http://schemas.microsoft.com/office/word/2015/wordml/symex" xmlns:wpg="http://schemas.microsoft.com/office/word/2010/wordprocessingGroup" xmlns:wpi="http://schemas.microsoft.com/office/word/2010/wordprocessingInk" xmlns:wne="http://schemas.microsoft.com/office/word/2006/wordml" xmlns:wps="http://schemas.microsoft.com/office/word/2010/wordprocessingShape" mc:Ignorable="w14 w15 w16se w16cid w16 w16cex w16sdtdh w16sdtfl w16du wp14">
   <w:body>
     <w:p>
       <w:pPr>
@@ -380,23 +380,21 @@
           <w:rFonts w:asciiTheme="minorBidi" w:eastAsia="Arial" w:hAnsiTheme="minorBidi" w:cstheme="minorBidi"/>
           <w:b/>
         </w:rPr>
-        <w:t xml:space="preserve">Link to the conversation with the LLM (in addition to the </w:t>
-      </w:r>
-      <w:proofErr w:type="spellStart"/>
+        <w:t>Link to th</w:t>
+      </w:r>
       <w:r>
         <w:rPr>
           <w:rFonts w:asciiTheme="minorBidi" w:eastAsia="Arial" w:hAnsiTheme="minorBidi" w:cstheme="minorBidi"/>
           <w:b/>
         </w:rPr>
-        <w:t>csv</w:t>
-      </w:r>
-      <w:proofErr w:type="spellEnd"/>
+        <w:t xml:space="preserve">e conversation with the LLM (in addition to the csv file </w:t>
+      </w:r>
       <w:r>
         <w:rPr>
           <w:rFonts w:asciiTheme="minorBidi" w:eastAsia="Arial" w:hAnsiTheme="minorBidi" w:cstheme="minorBidi"/>
           <w:b/>
         </w:rPr>
-        <w:t xml:space="preserve"> file uploaded to Moodle) </w:t>
+        <w:t xml:space="preserve">uploaded to Moodle) </w:t>
       </w:r>
       <w:r>
         <w:rPr>
@@ -404,10 +402,12 @@
           <w:noProof/>
         </w:rPr>
         <w:drawing>
-          <wp:inline distT="0" distB="0" distL="0" distR="0" wp14:anchorId="14750D7D" wp14:editId="7698551A">
+          <wp:inline distT="0" distB="0" distL="0" distR="0" wp14:anchorId="14750D7D" wp14:editId="6AF1648A">
             <wp:extent cx="4345664" cy="231140"/>
-            <wp:effectExtent l="0" t="0" r="0" b="0"/>
-            <wp:docPr id="3" name="Picture 3"/>
+            <wp:effectExtent l="0" t="0" r="1270" b="0"/>
+            <wp:docPr id="3" name="Picture 3">
+              <a:hlinkClick xmlns:a="http://schemas.openxmlformats.org/drawingml/2006/main" r:id="rId9"/>
+            </wp:docPr>
             <wp:cNvGraphicFramePr>
               <a:graphicFrameLocks xmlns:a="http://schemas.openxmlformats.org/drawingml/2006/main" noChangeAspect="1"/>
             </wp:cNvGraphicFramePr>
@@ -415,7 +415,9 @@
               <a:graphicData uri="http://schemas.openxmlformats.org/drawingml/2006/picture">
                 <pic:pic xmlns:pic="http://schemas.openxmlformats.org/drawingml/2006/picture">
                   <pic:nvPicPr>
-                    <pic:cNvPr id="0" name="Picture 9"/>
+                    <pic:cNvPr id="3" name="Picture 3">
+                      <a:hlinkClick r:id="rId9"/>
+                    </pic:cNvPr>
                     <pic:cNvPicPr>
                       <a:picLocks noChangeAspect="1" noChangeArrowheads="1"/>
                     </pic:cNvPicPr>
@@ -436,7 +438,7 @@
                   <pic:spPr bwMode="auto">
                     <a:xfrm>
                       <a:off x="0" y="0"/>
-                      <a:ext cx="4349419" cy="231340"/>
+                      <a:ext cx="4345664" cy="231140"/>
                     </a:xfrm>
                     <a:prstGeom prst="rect">
                       <a:avLst/>
@@ -451,6 +453,13 @@
             </a:graphic>
           </wp:inline>
         </w:drawing>
+      </w:r>
+      <w:r>
+        <w:rPr>
+          <w:rFonts w:asciiTheme="minorBidi" w:eastAsia="Arial" w:hAnsiTheme="minorBidi" w:cstheme="minorBidi" w:hint="cs"/>
+          <w:rtl/>
+        </w:rPr>
+        <w:t xml:space="preserve"> </w:t>
       </w:r>
     </w:p>
     <w:p>
@@ -717,35 +726,7 @@
           <w:szCs w:val="28"/>
         </w:rPr>
         <w:lastRenderedPageBreak/>
-        <w:t>1.1</w:t>
-      </w:r>
-      <w:proofErr w:type="gramStart"/>
-      <w:r>
-        <w:rPr>
-          <w:rFonts w:asciiTheme="minorBidi" w:hAnsiTheme="minorBidi" w:cstheme="minorBidi"/>
-          <w:sz w:val="28"/>
-          <w:szCs w:val="28"/>
-        </w:rPr>
-        <w:t>.</w:t>
-      </w:r>
-      <w:proofErr w:type="spellStart"/>
-      <w:r>
-        <w:rPr>
-          <w:rFonts w:asciiTheme="minorBidi" w:hAnsiTheme="minorBidi" w:cstheme="minorBidi"/>
-          <w:sz w:val="28"/>
-          <w:szCs w:val="28"/>
-        </w:rPr>
-        <w:t>a</w:t>
-      </w:r>
-      <w:proofErr w:type="spellEnd"/>
-      <w:proofErr w:type="gramEnd"/>
-      <w:r>
-        <w:rPr>
-          <w:rFonts w:asciiTheme="minorBidi" w:hAnsiTheme="minorBidi" w:cstheme="minorBidi"/>
-          <w:sz w:val="28"/>
-          <w:szCs w:val="28"/>
-        </w:rPr>
-        <w:t xml:space="preserve"> </w:t>
+        <w:t xml:space="preserve">1.1.a </w:t>
       </w:r>
       <w:r>
         <w:rPr>
@@ -795,9 +776,17 @@
           <w:szCs w:val="34"/>
         </w:rPr>
         <w:drawing>
-          <wp:inline distT="0" distB="0" distL="0" distR="0" wp14:anchorId="4D97E29A" wp14:editId="1EC8F204">
-            <wp:extent cx="8122635" cy="3959614"/>
-            <wp:effectExtent l="5080" t="0" r="0" b="0"/>
+          <wp:anchor distT="0" distB="0" distL="114300" distR="114300" simplePos="0" relativeHeight="251661312" behindDoc="0" locked="0" layoutInCell="1" allowOverlap="1" wp14:anchorId="4D97E29A" wp14:editId="50537D90">
+            <wp:simplePos x="-934085" y="3564890"/>
+            <wp:positionH relativeFrom="column">
+              <wp:align>left</wp:align>
+            </wp:positionH>
+            <wp:positionV relativeFrom="paragraph">
+              <wp:align>top</wp:align>
+            </wp:positionV>
+            <wp:extent cx="8122285" cy="3959225"/>
+            <wp:effectExtent l="0" t="1270" r="4445" b="4445"/>
+            <wp:wrapSquare wrapText="bothSides"/>
             <wp:docPr id="2" name="תמונה 2"/>
             <wp:cNvGraphicFramePr>
               <a:graphicFrameLocks xmlns:a="http://schemas.openxmlformats.org/drawingml/2006/main" noChangeAspect="1"/>
@@ -824,7 +813,7 @@
                   <pic:spPr>
                     <a:xfrm rot="5400000">
                       <a:off x="0" y="0"/>
-                      <a:ext cx="8114421" cy="3955610"/>
+                      <a:ext cx="8122285" cy="3959225"/>
                     </a:xfrm>
                     <a:prstGeom prst="rect">
                       <a:avLst/>
@@ -833,7 +822,7 @@
                 </pic:pic>
               </a:graphicData>
             </a:graphic>
-          </wp:inline>
+          </wp:anchor>
         </w:drawing>
       </w:r>
     </w:p>
@@ -854,25 +843,7 @@
           <w:szCs w:val="28"/>
         </w:rPr>
         <w:lastRenderedPageBreak/>
-        <w:t>1.1</w:t>
-      </w:r>
-      <w:proofErr w:type="gramStart"/>
-      <w:r>
-        <w:rPr>
-          <w:rFonts w:asciiTheme="minorBidi" w:hAnsiTheme="minorBidi" w:cstheme="minorBidi"/>
-          <w:sz w:val="28"/>
-          <w:szCs w:val="28"/>
-        </w:rPr>
-        <w:t>.b</w:t>
-      </w:r>
-      <w:proofErr w:type="gramEnd"/>
-      <w:r>
-        <w:rPr>
-          <w:rFonts w:asciiTheme="minorBidi" w:hAnsiTheme="minorBidi" w:cstheme="minorBidi"/>
-          <w:sz w:val="28"/>
-          <w:szCs w:val="28"/>
-        </w:rPr>
-        <w:t xml:space="preserve">. </w:t>
+        <w:t xml:space="preserve">1.1.b. </w:t>
       </w:r>
       <w:r>
         <w:rPr>
@@ -983,7 +954,6 @@
                 <w:szCs w:val="24"/>
               </w:rPr>
             </w:pPr>
-            <w:proofErr w:type="gramStart"/>
             <w:r>
               <w:rPr>
                 <w:rFonts w:asciiTheme="minorBidi" w:hAnsiTheme="minorBidi" w:cstheme="minorBidi"/>
@@ -992,7 +962,6 @@
               </w:rPr>
               <w:t>client</w:t>
             </w:r>
-            <w:proofErr w:type="gramEnd"/>
           </w:p>
           <w:p>
             <w:pPr>
@@ -1549,7 +1518,6 @@
         </w:rPr>
         <w:br w:type="page"/>
       </w:r>
-      <w:bookmarkStart w:id="0" w:name="_GoBack"/>
       <w:r>
         <w:rPr>
           <w:rFonts w:asciiTheme="minorBidi" w:hAnsiTheme="minorBidi" w:cstheme="minorBidi"/>
@@ -1614,32 +1582,13 @@
           </wp:anchor>
         </w:drawing>
       </w:r>
-      <w:bookmarkEnd w:id="0"/>
-      <w:r>
-        <w:rPr>
-          <w:rFonts w:asciiTheme="minorBidi" w:hAnsiTheme="minorBidi" w:cstheme="minorBidi"/>
-          <w:sz w:val="28"/>
-          <w:szCs w:val="28"/>
-        </w:rPr>
-        <w:t>1.1</w:t>
-      </w:r>
-      <w:proofErr w:type="gramStart"/>
-      <w:r>
-        <w:rPr>
-          <w:rFonts w:asciiTheme="minorBidi" w:hAnsiTheme="minorBidi" w:cstheme="minorBidi"/>
-          <w:sz w:val="28"/>
-          <w:szCs w:val="28"/>
-        </w:rPr>
-        <w:t>.c</w:t>
-      </w:r>
-      <w:proofErr w:type="gramEnd"/>
-      <w:r>
-        <w:rPr>
-          <w:rFonts w:asciiTheme="minorBidi" w:hAnsiTheme="minorBidi" w:cstheme="minorBidi"/>
-          <w:sz w:val="28"/>
-          <w:szCs w:val="28"/>
-        </w:rPr>
-        <w:t xml:space="preserve">. </w:t>
+      <w:r>
+        <w:rPr>
+          <w:rFonts w:asciiTheme="minorBidi" w:hAnsiTheme="minorBidi" w:cstheme="minorBidi"/>
+          <w:sz w:val="28"/>
+          <w:szCs w:val="28"/>
+        </w:rPr>
+        <w:t xml:space="preserve">1.1.c. </w:t>
       </w:r>
       <w:r>
         <w:rPr>
@@ -1718,16 +1667,7 @@
           <w:szCs w:val="28"/>
         </w:rPr>
         <w:lastRenderedPageBreak/>
-        <w:t>1.1</w:t>
-      </w:r>
-      <w:proofErr w:type="gramStart"/>
-      <w:r>
-        <w:rPr>
-          <w:rFonts w:asciiTheme="minorBidi" w:hAnsiTheme="minorBidi" w:cstheme="minorBidi"/>
-          <w:sz w:val="28"/>
-          <w:szCs w:val="28"/>
-        </w:rPr>
-        <w:t>.</w:t>
+        <w:t>1.1.</w:t>
       </w:r>
       <w:r>
         <w:rPr>
@@ -1737,7 +1677,6 @@
         </w:rPr>
         <w:t>d</w:t>
       </w:r>
-      <w:proofErr w:type="gramEnd"/>
       <w:r>
         <w:rPr>
           <w:rFonts w:asciiTheme="minorBidi" w:hAnsiTheme="minorBidi" w:cstheme="minorBidi"/>
@@ -1752,6 +1691,9 @@
         <w:bidi w:val="0"/>
       </w:pPr>
       <w:r>
+        <w:rPr>
+          <w:noProof/>
+        </w:rPr>
         <w:drawing>
           <wp:inline distT="0" distB="0" distL="0" distR="0" wp14:anchorId="406F6DFF" wp14:editId="474ABCB8">
             <wp:extent cx="5274310" cy="2527884"/>
@@ -1796,25 +1738,148 @@
           <w:rFonts w:asciiTheme="minorBidi" w:hAnsiTheme="minorBidi" w:cstheme="minorBidi"/>
         </w:rPr>
       </w:pPr>
-      <w:r>
-        <w:rPr>
-          <w:rFonts w:asciiTheme="minorBidi" w:hAnsiTheme="minorBidi" w:cstheme="minorBidi"/>
-        </w:rPr>
-        <w:t>1.1</w:t>
-      </w:r>
-      <w:proofErr w:type="gramStart"/>
-      <w:r>
-        <w:rPr>
-          <w:rFonts w:asciiTheme="minorBidi" w:hAnsiTheme="minorBidi" w:cstheme="minorBidi"/>
-        </w:rPr>
-        <w:t>.d1</w:t>
-      </w:r>
-      <w:proofErr w:type="gramEnd"/>
-      <w:r>
-        <w:rPr>
-          <w:rFonts w:asciiTheme="minorBidi" w:hAnsiTheme="minorBidi" w:cstheme="minorBidi"/>
-        </w:rPr>
-        <w:t>. The Tables:</w:t>
+    </w:p>
+    <w:p>
+      <w:pPr>
+        <w:pStyle w:val="2"/>
+        <w:rPr>
+          <w:rFonts w:asciiTheme="minorBidi" w:hAnsiTheme="minorBidi" w:cstheme="minorBidi"/>
+        </w:rPr>
+      </w:pPr>
+    </w:p>
+    <w:p>
+      <w:pPr>
+        <w:pStyle w:val="2"/>
+        <w:rPr>
+          <w:rFonts w:asciiTheme="minorBidi" w:hAnsiTheme="minorBidi" w:cstheme="minorBidi"/>
+        </w:rPr>
+      </w:pPr>
+    </w:p>
+    <w:p>
+      <w:pPr>
+        <w:pStyle w:val="2"/>
+        <w:rPr>
+          <w:rFonts w:asciiTheme="minorBidi" w:hAnsiTheme="minorBidi" w:cstheme="minorBidi"/>
+        </w:rPr>
+      </w:pPr>
+    </w:p>
+    <w:p>
+      <w:pPr>
+        <w:pStyle w:val="2"/>
+        <w:rPr>
+          <w:rFonts w:asciiTheme="minorBidi" w:hAnsiTheme="minorBidi" w:cstheme="minorBidi"/>
+        </w:rPr>
+      </w:pPr>
+    </w:p>
+    <w:p>
+      <w:pPr>
+        <w:pStyle w:val="2"/>
+        <w:rPr>
+          <w:rFonts w:asciiTheme="minorBidi" w:hAnsiTheme="minorBidi" w:cstheme="minorBidi"/>
+        </w:rPr>
+      </w:pPr>
+    </w:p>
+    <w:p>
+      <w:pPr>
+        <w:pStyle w:val="2"/>
+        <w:rPr>
+          <w:rFonts w:asciiTheme="minorBidi" w:hAnsiTheme="minorBidi" w:cstheme="minorBidi"/>
+        </w:rPr>
+      </w:pPr>
+    </w:p>
+    <w:p>
+      <w:pPr>
+        <w:pStyle w:val="2"/>
+        <w:rPr>
+          <w:rFonts w:asciiTheme="minorBidi" w:hAnsiTheme="minorBidi" w:cstheme="minorBidi"/>
+        </w:rPr>
+      </w:pPr>
+    </w:p>
+    <w:p>
+      <w:pPr>
+        <w:pStyle w:val="2"/>
+        <w:rPr>
+          <w:rFonts w:asciiTheme="minorBidi" w:hAnsiTheme="minorBidi" w:cstheme="minorBidi"/>
+        </w:rPr>
+      </w:pPr>
+    </w:p>
+    <w:p>
+      <w:pPr>
+        <w:pStyle w:val="2"/>
+        <w:rPr>
+          <w:rFonts w:asciiTheme="minorBidi" w:hAnsiTheme="minorBidi" w:cstheme="minorBidi"/>
+        </w:rPr>
+      </w:pPr>
+    </w:p>
+    <w:p>
+      <w:pPr>
+        <w:pStyle w:val="2"/>
+        <w:rPr>
+          <w:rFonts w:asciiTheme="minorBidi" w:hAnsiTheme="minorBidi" w:cstheme="minorBidi"/>
+        </w:rPr>
+      </w:pPr>
+    </w:p>
+    <w:p>
+      <w:pPr>
+        <w:pStyle w:val="2"/>
+        <w:rPr>
+          <w:rFonts w:asciiTheme="minorBidi" w:hAnsiTheme="minorBidi" w:cstheme="minorBidi"/>
+        </w:rPr>
+      </w:pPr>
+    </w:p>
+    <w:p>
+      <w:pPr>
+        <w:pStyle w:val="2"/>
+        <w:rPr>
+          <w:rFonts w:asciiTheme="minorBidi" w:hAnsiTheme="minorBidi" w:cstheme="minorBidi"/>
+        </w:rPr>
+      </w:pPr>
+    </w:p>
+    <w:p>
+      <w:pPr>
+        <w:pStyle w:val="2"/>
+        <w:rPr>
+          <w:rFonts w:asciiTheme="minorBidi" w:hAnsiTheme="minorBidi" w:cstheme="minorBidi"/>
+        </w:rPr>
+      </w:pPr>
+    </w:p>
+    <w:p>
+      <w:pPr>
+        <w:pStyle w:val="2"/>
+        <w:rPr>
+          <w:rFonts w:asciiTheme="minorBidi" w:hAnsiTheme="minorBidi" w:cstheme="minorBidi"/>
+        </w:rPr>
+      </w:pPr>
+    </w:p>
+    <w:p>
+      <w:pPr>
+        <w:pStyle w:val="2"/>
+        <w:rPr>
+          <w:rFonts w:asciiTheme="minorBidi" w:hAnsiTheme="minorBidi" w:cstheme="minorBidi"/>
+        </w:rPr>
+      </w:pPr>
+    </w:p>
+    <w:p>
+      <w:pPr>
+        <w:pStyle w:val="2"/>
+        <w:rPr>
+          <w:rFonts w:asciiTheme="minorBidi" w:hAnsiTheme="minorBidi" w:cstheme="minorBidi"/>
+        </w:rPr>
+      </w:pPr>
+    </w:p>
+    <w:p>
+      <w:pPr>
+        <w:pStyle w:val="2"/>
+        <w:rPr>
+          <w:rFonts w:asciiTheme="minorBidi" w:hAnsiTheme="minorBidi" w:cstheme="minorBidi"/>
+        </w:rPr>
+      </w:pPr>
+      <w:r>
+        <w:rPr>
+          <w:rFonts w:asciiTheme="minorBidi" w:hAnsiTheme="minorBidi" w:cstheme="minorBidi"/>
+        </w:rPr>
+        <w:lastRenderedPageBreak/>
+        <w:t>1.1.d1. The Tables:</w:t>
       </w:r>
     </w:p>
     <w:p>
@@ -2048,7 +2113,6 @@
               </w:rPr>
               <w:t xml:space="preserve">  </w:t>
             </w:r>
-            <w:proofErr w:type="spellStart"/>
             <w:r>
               <w:rPr>
                 <w:rFonts w:asciiTheme="minorBidi" w:hAnsiTheme="minorBidi" w:cstheme="minorBidi"/>
@@ -2060,37 +2124,8 @@
               <w:rPr>
                 <w:rFonts w:asciiTheme="minorBidi" w:hAnsiTheme="minorBidi" w:cstheme="minorBidi"/>
               </w:rPr>
-              <w:t>otName</w:t>
-            </w:r>
-            <w:proofErr w:type="spellEnd"/>
-            <w:r>
-              <w:rPr>
-                <w:rFonts w:asciiTheme="minorBidi" w:hAnsiTheme="minorBidi" w:cstheme="minorBidi"/>
-              </w:rPr>
-              <w:t xml:space="preserve">, </w:t>
-            </w:r>
-            <w:proofErr w:type="spellStart"/>
-            <w:r>
-              <w:rPr>
-                <w:rFonts w:asciiTheme="minorBidi" w:hAnsiTheme="minorBidi" w:cstheme="minorBidi"/>
-              </w:rPr>
-              <w:t>adresse</w:t>
-            </w:r>
-            <w:proofErr w:type="spellEnd"/>
-            <w:r>
-              <w:rPr>
-                <w:rFonts w:asciiTheme="minorBidi" w:hAnsiTheme="minorBidi" w:cstheme="minorBidi"/>
-              </w:rPr>
-              <w:t xml:space="preserve">, city, </w:t>
-            </w:r>
-            <w:proofErr w:type="spellStart"/>
-            <w:r>
-              <w:rPr>
-                <w:rFonts w:asciiTheme="minorBidi" w:hAnsiTheme="minorBidi" w:cstheme="minorBidi"/>
-              </w:rPr>
-              <w:t>availableSpaces</w:t>
-            </w:r>
-            <w:proofErr w:type="spellEnd"/>
+              <w:t>otName, adresse, city, availableSpaces</w:t>
+            </w:r>
           </w:p>
         </w:tc>
         <w:tc>
@@ -2107,7 +2142,6 @@
                 <w:bCs/>
               </w:rPr>
             </w:pPr>
-            <w:proofErr w:type="spellStart"/>
             <w:r>
               <w:rPr>
                 <w:rFonts w:asciiTheme="minorBidi" w:hAnsiTheme="minorBidi" w:cstheme="minorBidi"/>
@@ -2116,7 +2150,6 @@
               </w:rPr>
               <w:t>ParkingLots</w:t>
             </w:r>
-            <w:proofErr w:type="spellEnd"/>
           </w:p>
         </w:tc>
       </w:tr>
@@ -2137,7 +2170,6 @@
                 <w:rFonts w:asciiTheme="minorBidi" w:hAnsiTheme="minorBidi" w:cstheme="minorBidi"/>
               </w:rPr>
             </w:pPr>
-            <w:proofErr w:type="spellStart"/>
             <w:r>
               <w:rPr>
                 <w:rFonts w:asciiTheme="minorBidi" w:hAnsiTheme="minorBidi" w:cstheme="minorBidi"/>
@@ -2145,77 +2177,12 @@
               </w:rPr>
               <w:t>clientID</w:t>
             </w:r>
-            <w:proofErr w:type="spellEnd"/>
-            <w:r>
-              <w:rPr>
-                <w:rFonts w:asciiTheme="minorBidi" w:hAnsiTheme="minorBidi" w:cstheme="minorBidi"/>
-              </w:rPr>
-              <w:t xml:space="preserve">, </w:t>
-            </w:r>
-            <w:proofErr w:type="spellStart"/>
-            <w:r>
-              <w:rPr>
-                <w:rFonts w:asciiTheme="minorBidi" w:hAnsiTheme="minorBidi" w:cstheme="minorBidi"/>
-              </w:rPr>
-              <w:t>firstName</w:t>
-            </w:r>
-            <w:proofErr w:type="spellEnd"/>
-            <w:r>
-              <w:rPr>
-                <w:rFonts w:asciiTheme="minorBidi" w:hAnsiTheme="minorBidi" w:cstheme="minorBidi"/>
-              </w:rPr>
-              <w:t xml:space="preserve">, </w:t>
-            </w:r>
-            <w:proofErr w:type="spellStart"/>
-            <w:r>
-              <w:rPr>
-                <w:rFonts w:asciiTheme="minorBidi" w:hAnsiTheme="minorBidi" w:cstheme="minorBidi"/>
-              </w:rPr>
-              <w:t>lastName</w:t>
-            </w:r>
-            <w:proofErr w:type="spellEnd"/>
-            <w:r>
-              <w:rPr>
-                <w:rFonts w:asciiTheme="minorBidi" w:hAnsiTheme="minorBidi" w:cstheme="minorBidi"/>
-              </w:rPr>
-              <w:t xml:space="preserve">, </w:t>
-            </w:r>
-            <w:proofErr w:type="spellStart"/>
-            <w:r>
-              <w:rPr>
-                <w:rFonts w:asciiTheme="minorBidi" w:hAnsiTheme="minorBidi" w:cstheme="minorBidi"/>
-              </w:rPr>
-              <w:t>phoneNum</w:t>
-            </w:r>
-            <w:proofErr w:type="spellEnd"/>
-            <w:r>
-              <w:rPr>
-                <w:rFonts w:asciiTheme="minorBidi" w:hAnsiTheme="minorBidi" w:cstheme="minorBidi"/>
-              </w:rPr>
-              <w:t xml:space="preserve">, </w:t>
-            </w:r>
-            <w:proofErr w:type="spellStart"/>
-            <w:r>
-              <w:rPr>
-                <w:rFonts w:asciiTheme="minorBidi" w:hAnsiTheme="minorBidi" w:cstheme="minorBidi"/>
-              </w:rPr>
-              <w:t>isClubMem</w:t>
-            </w:r>
-            <w:proofErr w:type="spellEnd"/>
-            <w:r>
-              <w:rPr>
-                <w:rFonts w:asciiTheme="minorBidi" w:hAnsiTheme="minorBidi" w:cstheme="minorBidi"/>
-              </w:rPr>
-              <w:t xml:space="preserve">, </w:t>
-            </w:r>
-            <w:proofErr w:type="spellStart"/>
-            <w:r>
-              <w:rPr>
-                <w:rFonts w:asciiTheme="minorBidi" w:hAnsiTheme="minorBidi" w:cstheme="minorBidi"/>
-              </w:rPr>
-              <w:t>memberSince</w:t>
-            </w:r>
-            <w:proofErr w:type="spellEnd"/>
+            <w:r>
+              <w:rPr>
+                <w:rFonts w:asciiTheme="minorBidi" w:hAnsiTheme="minorBidi" w:cstheme="minorBidi"/>
+              </w:rPr>
+              <w:t>, firstName, lastName, phoneNum, isClubMem, memberSince</w:t>
+            </w:r>
           </w:p>
         </w:tc>
         <w:tc>
@@ -2276,10 +2243,10 @@
               <w:t xml:space="preserve">, </w:t>
             </w:r>
             <w:proofErr w:type="spellStart"/>
-            <w:r>
-              <w:rPr>
-                <w:rFonts w:asciiTheme="minorBidi" w:hAnsiTheme="minorBidi" w:cstheme="minorBidi"/>
-                <w:u w:val="single"/>
+            <w:proofErr w:type="gramStart"/>
+            <w:r>
+              <w:rPr>
+                <w:rFonts w:asciiTheme="minorBidi" w:hAnsiTheme="minorBidi" w:cstheme="minorBidi"/>
               </w:rPr>
               <w:t>clientID</w:t>
             </w:r>
@@ -2287,15 +2254,21 @@
             <w:r>
               <w:rPr>
                 <w:rFonts w:asciiTheme="minorBidi" w:hAnsiTheme="minorBidi" w:cstheme="minorBidi"/>
-                <w:u w:val="single"/>
-              </w:rPr>
-              <w:t>(FK clients)</w:t>
-            </w:r>
-            <w:r>
-              <w:rPr>
-                <w:rFonts w:asciiTheme="minorBidi" w:hAnsiTheme="minorBidi" w:cstheme="minorBidi"/>
-              </w:rPr>
-              <w:t>, type, color</w:t>
+              </w:rPr>
+              <w:t>(</w:t>
+            </w:r>
+            <w:proofErr w:type="gramEnd"/>
+            <w:r>
+              <w:rPr>
+                <w:rFonts w:asciiTheme="minorBidi" w:hAnsiTheme="minorBidi" w:cstheme="minorBidi"/>
+              </w:rPr>
+              <w:t>FK clients),</w:t>
+            </w:r>
+            <w:r>
+              <w:rPr>
+                <w:rFonts w:asciiTheme="minorBidi" w:hAnsiTheme="minorBidi" w:cstheme="minorBidi"/>
+              </w:rPr>
+              <w:t xml:space="preserve"> type, color</w:t>
             </w:r>
             <w:r>
               <w:rPr>
@@ -2353,7 +2326,6 @@
                 <w:rFonts w:asciiTheme="minorBidi" w:hAnsiTheme="minorBidi" w:cstheme="minorBidi"/>
               </w:rPr>
             </w:pPr>
-            <w:proofErr w:type="spellStart"/>
             <w:r>
               <w:rPr>
                 <w:rFonts w:asciiTheme="minorBidi" w:hAnsiTheme="minorBidi" w:cstheme="minorBidi"/>
@@ -2361,7 +2333,6 @@
               </w:rPr>
               <w:t>spaceID</w:t>
             </w:r>
-            <w:proofErr w:type="spellEnd"/>
             <w:r>
               <w:rPr>
                 <w:rFonts w:asciiTheme="minorBidi" w:hAnsiTheme="minorBidi" w:cstheme="minorBidi"/>
@@ -2371,7 +2342,6 @@
             <w:r>
               <w:rPr>
                 <w:rFonts w:asciiTheme="minorBidi" w:hAnsiTheme="minorBidi" w:cstheme="minorBidi"/>
-                <w:u w:val="single"/>
               </w:rPr>
               <w:t>ParkinglotID</w:t>
             </w:r>
@@ -2379,47 +2349,23 @@
               <w:rPr>
                 <w:rFonts w:asciiTheme="minorBidi" w:hAnsiTheme="minorBidi" w:cstheme="minorBidi"/>
               </w:rPr>
-              <w:t xml:space="preserve"> (FK </w:t>
-            </w:r>
-            <w:proofErr w:type="spellStart"/>
-            <w:r>
-              <w:rPr>
-                <w:rFonts w:asciiTheme="minorBidi" w:hAnsiTheme="minorBidi" w:cstheme="minorBidi"/>
-              </w:rPr>
-              <w:t>parkingLots</w:t>
-            </w:r>
-            <w:proofErr w:type="spellEnd"/>
-            <w:r>
-              <w:rPr>
-                <w:rFonts w:asciiTheme="minorBidi" w:hAnsiTheme="minorBidi" w:cstheme="minorBidi"/>
-              </w:rPr>
-              <w:t xml:space="preserve">), floor, </w:t>
-            </w:r>
-            <w:proofErr w:type="spellStart"/>
-            <w:r>
-              <w:rPr>
-                <w:rFonts w:asciiTheme="minorBidi" w:hAnsiTheme="minorBidi" w:cstheme="minorBidi"/>
-              </w:rPr>
-              <w:t>coordinateX</w:t>
-            </w:r>
-            <w:proofErr w:type="spellEnd"/>
-            <w:r>
-              <w:rPr>
-                <w:rFonts w:asciiTheme="minorBidi" w:hAnsiTheme="minorBidi" w:cstheme="minorBidi"/>
-              </w:rPr>
-              <w:t>,</w:t>
+              <w:t xml:space="preserve"> (FK parkingLots), floor, </w:t>
+            </w:r>
+            <w:r>
+              <w:rPr>
+                <w:rFonts w:asciiTheme="minorBidi" w:hAnsiTheme="minorBidi" w:cstheme="minorBidi"/>
+              </w:rPr>
+              <w:t>coordinateX,</w:t>
             </w:r>
             <w:r>
               <w:t xml:space="preserve"> </w:t>
             </w:r>
-            <w:proofErr w:type="spellStart"/>
             <w:r>
               <w:rPr>
                 <w:rFonts w:asciiTheme="minorBidi" w:hAnsiTheme="minorBidi" w:cstheme="minorBidi"/>
               </w:rPr>
               <w:t>coordinateY</w:t>
             </w:r>
-            <w:proofErr w:type="spellEnd"/>
             <w:r>
               <w:rPr>
                 <w:rFonts w:asciiTheme="minorBidi" w:hAnsiTheme="minorBidi" w:cstheme="minorBidi"/>
@@ -2442,7 +2388,6 @@
                 <w:bCs/>
               </w:rPr>
             </w:pPr>
-            <w:proofErr w:type="spellStart"/>
             <w:r>
               <w:rPr>
                 <w:rFonts w:asciiTheme="minorBidi" w:hAnsiTheme="minorBidi" w:cstheme="minorBidi"/>
@@ -2451,7 +2396,6 @@
               </w:rPr>
               <w:t>ParkingSpaces</w:t>
             </w:r>
-            <w:proofErr w:type="spellEnd"/>
           </w:p>
         </w:tc>
       </w:tr>
@@ -2472,7 +2416,6 @@
                 <w:rFonts w:asciiTheme="minorBidi" w:hAnsiTheme="minorBidi" w:cstheme="minorBidi"/>
               </w:rPr>
             </w:pPr>
-            <w:proofErr w:type="spellStart"/>
             <w:r>
               <w:rPr>
                 <w:rFonts w:asciiTheme="minorBidi" w:hAnsiTheme="minorBidi" w:cstheme="minorBidi"/>
@@ -2480,38 +2423,27 @@
               </w:rPr>
               <w:t>conveyerID</w:t>
             </w:r>
-            <w:proofErr w:type="spellEnd"/>
+            <w:r>
+              <w:rPr>
+                <w:rFonts w:asciiTheme="minorBidi" w:hAnsiTheme="minorBidi" w:cstheme="minorBidi"/>
+              </w:rPr>
+              <w:t>, maxWeight</w:t>
+            </w:r>
             <w:r>
               <w:rPr>
                 <w:rFonts w:asciiTheme="minorBidi" w:hAnsiTheme="minorBidi" w:cstheme="minorBidi"/>
               </w:rPr>
               <w:t xml:space="preserve">, </w:t>
             </w:r>
-            <w:proofErr w:type="spellStart"/>
-            <w:r>
-              <w:rPr>
-                <w:rFonts w:asciiTheme="minorBidi" w:hAnsiTheme="minorBidi" w:cstheme="minorBidi"/>
-              </w:rPr>
-              <w:t>maxWeight</w:t>
-            </w:r>
-            <w:proofErr w:type="spellEnd"/>
-            <w:r>
-              <w:rPr>
-                <w:rFonts w:asciiTheme="minorBidi" w:hAnsiTheme="minorBidi" w:cstheme="minorBidi"/>
-              </w:rPr>
-              <w:t xml:space="preserve">, </w:t>
-            </w:r>
-            <w:r>
-              <w:rPr>
-                <w:rFonts w:asciiTheme="minorBidi" w:hAnsiTheme="minorBidi" w:cstheme="minorBidi"/>
-                <w:u w:val="single"/>
+            <w:r>
+              <w:rPr>
+                <w:rFonts w:asciiTheme="minorBidi" w:hAnsiTheme="minorBidi" w:cstheme="minorBidi"/>
               </w:rPr>
               <w:t>ParkinglotID</w:t>
             </w:r>
             <w:r>
               <w:rPr>
                 <w:rFonts w:asciiTheme="minorBidi" w:hAnsiTheme="minorBidi" w:cstheme="minorBidi"/>
-                <w:u w:val="single"/>
               </w:rPr>
               <w:t xml:space="preserve"> </w:t>
             </w:r>
@@ -2525,16 +2457,8 @@
               <w:rPr>
                 <w:rFonts w:asciiTheme="minorBidi" w:hAnsiTheme="minorBidi" w:cstheme="minorBidi"/>
               </w:rPr>
-              <w:t xml:space="preserve">FK </w:t>
-            </w:r>
-            <w:proofErr w:type="spellStart"/>
-            <w:r>
-              <w:rPr>
-                <w:rFonts w:asciiTheme="minorBidi" w:hAnsiTheme="minorBidi" w:cstheme="minorBidi"/>
-              </w:rPr>
-              <w:t>parkingLots</w:t>
-            </w:r>
-            <w:proofErr w:type="spellEnd"/>
+              <w:t>FK parkingLots</w:t>
+            </w:r>
             <w:r>
               <w:rPr>
                 <w:rFonts w:asciiTheme="minorBidi" w:hAnsiTheme="minorBidi" w:cstheme="minorBidi"/>
@@ -2590,45 +2514,71 @@
                 <w:rFonts w:asciiTheme="minorBidi" w:hAnsiTheme="minorBidi" w:cstheme="minorBidi"/>
                 <w:u w:val="single"/>
               </w:rPr>
-              <w:t>listID</w:t>
+              <w:t>priceL</w:t>
             </w:r>
             <w:r>
               <w:rPr>
                 <w:rFonts w:asciiTheme="minorBidi" w:hAnsiTheme="minorBidi" w:cstheme="minorBidi"/>
                 <w:u w:val="single"/>
               </w:rPr>
+              <w:t>istID</w:t>
+            </w:r>
+            <w:r>
+              <w:rPr>
+                <w:rFonts w:asciiTheme="minorBidi" w:hAnsiTheme="minorBidi" w:cstheme="minorBidi"/>
+              </w:rPr>
               <w:t xml:space="preserve">, </w:t>
             </w:r>
+            <w:proofErr w:type="spellStart"/>
             <w:r>
               <w:rPr>
                 <w:rFonts w:asciiTheme="minorBidi" w:hAnsiTheme="minorBidi" w:cstheme="minorBidi"/>
               </w:rPr>
               <w:t>yearAssociated</w:t>
             </w:r>
-            <w:r>
-              <w:rPr>
-                <w:rFonts w:asciiTheme="minorBidi" w:hAnsiTheme="minorBidi" w:cstheme="minorBidi"/>
-              </w:rPr>
-              <w:t>, firstHour, additional</w:t>
-            </w:r>
-            <w:r>
-              <w:rPr>
-                <w:rFonts w:asciiTheme="minorBidi" w:hAnsiTheme="minorBidi" w:cstheme="minorBidi"/>
-              </w:rPr>
-              <w:t>Hour</w:t>
-            </w:r>
-            <w:r>
-              <w:rPr>
-                <w:rFonts w:asciiTheme="minorBidi" w:hAnsiTheme="minorBidi" w:cstheme="minorBidi"/>
-              </w:rPr>
-              <w:t>, extra</w:t>
-            </w:r>
-            <w:r>
-              <w:rPr>
-                <w:rFonts w:asciiTheme="minorBidi" w:hAnsiTheme="minorBidi" w:cstheme="minorBidi"/>
-              </w:rPr>
-              <w:t>Hour</w:t>
-            </w:r>
+            <w:proofErr w:type="spellEnd"/>
+            <w:r>
+              <w:rPr>
+                <w:rFonts w:asciiTheme="minorBidi" w:hAnsiTheme="minorBidi" w:cstheme="minorBidi"/>
+              </w:rPr>
+              <w:t xml:space="preserve">, </w:t>
+            </w:r>
+            <w:proofErr w:type="spellStart"/>
+            <w:r>
+              <w:rPr>
+                <w:rFonts w:asciiTheme="minorBidi" w:hAnsiTheme="minorBidi" w:cstheme="minorBidi"/>
+              </w:rPr>
+              <w:t>firstHour</w:t>
+            </w:r>
+            <w:proofErr w:type="spellEnd"/>
+            <w:r>
+              <w:rPr>
+                <w:rFonts w:asciiTheme="minorBidi" w:hAnsiTheme="minorBidi" w:cstheme="minorBidi"/>
+              </w:rPr>
+              <w:t xml:space="preserve">, </w:t>
+            </w:r>
+            <w:proofErr w:type="spellStart"/>
+            <w:r>
+              <w:rPr>
+                <w:rFonts w:asciiTheme="minorBidi" w:hAnsiTheme="minorBidi" w:cstheme="minorBidi"/>
+              </w:rPr>
+              <w:t>additionalHour</w:t>
+            </w:r>
+            <w:proofErr w:type="spellEnd"/>
+            <w:r>
+              <w:rPr>
+                <w:rFonts w:asciiTheme="minorBidi" w:hAnsiTheme="minorBidi" w:cstheme="minorBidi"/>
+              </w:rPr>
+              <w:t xml:space="preserve">, </w:t>
+            </w:r>
+            <w:proofErr w:type="spellStart"/>
+            <w:r>
+              <w:rPr>
+                <w:rFonts w:asciiTheme="minorBidi" w:hAnsiTheme="minorBidi" w:cstheme="minorBidi"/>
+              </w:rPr>
+              <w:t>extraHour</w:t>
+            </w:r>
+            <w:proofErr w:type="spellEnd"/>
             <w:r>
               <w:rPr>
                 <w:rFonts w:asciiTheme="minorBidi" w:hAnsiTheme="minorBidi" w:cstheme="minorBidi"/>
@@ -2651,7 +2601,6 @@
                 <w:bCs/>
               </w:rPr>
             </w:pPr>
-            <w:proofErr w:type="spellStart"/>
             <w:r>
               <w:rPr>
                 <w:rFonts w:asciiTheme="minorBidi" w:hAnsiTheme="minorBidi" w:cstheme="minorBidi"/>
@@ -2660,7 +2609,6 @@
               </w:rPr>
               <w:t>PriceList</w:t>
             </w:r>
-            <w:proofErr w:type="spellEnd"/>
           </w:p>
         </w:tc>
       </w:tr>
@@ -2693,12 +2641,17 @@
                 <w:rFonts w:asciiTheme="minorBidi" w:hAnsiTheme="minorBidi" w:cstheme="minorBidi"/>
                 <w:u w:val="single"/>
               </w:rPr>
-              <w:t xml:space="preserve">, </w:t>
-            </w:r>
-            <w:r>
-              <w:rPr>
-                <w:rFonts w:asciiTheme="minorBidi" w:hAnsiTheme="minorBidi" w:cstheme="minorBidi"/>
-                <w:u w:val="single"/>
+              <w:t>,</w:t>
+            </w:r>
+            <w:r>
+              <w:rPr>
+                <w:rFonts w:asciiTheme="minorBidi" w:hAnsiTheme="minorBidi" w:cstheme="minorBidi"/>
+              </w:rPr>
+              <w:t xml:space="preserve"> </w:t>
+            </w:r>
+            <w:r>
+              <w:rPr>
+                <w:rFonts w:asciiTheme="minorBidi" w:hAnsiTheme="minorBidi" w:cstheme="minorBidi"/>
               </w:rPr>
               <w:t>ParkinglotID</w:t>
             </w:r>
@@ -2708,15 +2661,12 @@
               </w:rPr>
               <w:t xml:space="preserve">(FK parkingLot), </w:t>
             </w:r>
-            <w:proofErr w:type="spellStart"/>
-            <w:r>
-              <w:rPr>
-                <w:rFonts w:asciiTheme="minorBidi" w:hAnsiTheme="minorBidi" w:cstheme="minorBidi"/>
-                <w:u w:val="single"/>
+            <w:r>
+              <w:rPr>
+                <w:rFonts w:asciiTheme="minorBidi" w:hAnsiTheme="minorBidi" w:cstheme="minorBidi"/>
               </w:rPr>
               <w:t>priceListID</w:t>
             </w:r>
-            <w:proofErr w:type="spellEnd"/>
             <w:r>
               <w:rPr>
                 <w:rFonts w:asciiTheme="minorBidi" w:hAnsiTheme="minorBidi" w:cstheme="minorBidi"/>
@@ -2729,34 +2679,18 @@
               </w:rPr>
               <w:t xml:space="preserve"> </w:t>
             </w:r>
-            <w:proofErr w:type="spellStart"/>
-            <w:r>
-              <w:rPr>
-                <w:rFonts w:asciiTheme="minorBidi" w:hAnsiTheme="minorBidi" w:cstheme="minorBidi"/>
-              </w:rPr>
-              <w:t>priceList</w:t>
-            </w:r>
-            <w:proofErr w:type="spellEnd"/>
-            <w:r>
-              <w:rPr>
-                <w:rFonts w:asciiTheme="minorBidi" w:hAnsiTheme="minorBidi" w:cstheme="minorBidi"/>
-              </w:rPr>
-              <w:t>)</w:t>
-            </w:r>
-            <w:r>
-              <w:rPr>
-                <w:rFonts w:asciiTheme="minorBidi" w:hAnsiTheme="minorBidi" w:cstheme="minorBidi"/>
-              </w:rPr>
-              <w:t xml:space="preserve">, </w:t>
-            </w:r>
-            <w:proofErr w:type="spellStart"/>
-            <w:r>
-              <w:rPr>
-                <w:rFonts w:asciiTheme="minorBidi" w:hAnsiTheme="minorBidi" w:cstheme="minorBidi"/>
-              </w:rPr>
-              <w:t>assignedDate</w:t>
-            </w:r>
-            <w:proofErr w:type="spellEnd"/>
+            <w:r>
+              <w:rPr>
+                <w:rFonts w:asciiTheme="minorBidi" w:hAnsiTheme="minorBidi" w:cstheme="minorBidi"/>
+              </w:rPr>
+              <w:t>priceList)</w:t>
+            </w:r>
+            <w:r>
+              <w:rPr>
+                <w:rFonts w:asciiTheme="minorBidi" w:hAnsiTheme="minorBidi" w:cstheme="minorBidi"/>
+              </w:rPr>
+              <w:t>, assignedDate</w:t>
+            </w:r>
           </w:p>
         </w:tc>
         <w:tc>
@@ -2773,7 +2707,6 @@
                 <w:bCs/>
               </w:rPr>
             </w:pPr>
-            <w:proofErr w:type="spellStart"/>
             <w:r>
               <w:rPr>
                 <w:rFonts w:asciiTheme="minorBidi" w:hAnsiTheme="minorBidi" w:cstheme="minorBidi"/>
@@ -2782,7 +2715,6 @@
               </w:rPr>
               <w:t>LotPriceHistory</w:t>
             </w:r>
-            <w:proofErr w:type="spellEnd"/>
           </w:p>
         </w:tc>
       </w:tr>
@@ -2831,12 +2763,23 @@
               <w:rPr>
                 <w:rFonts w:asciiTheme="minorBidi" w:hAnsiTheme="minorBidi" w:cstheme="minorBidi"/>
               </w:rPr>
-              <w:t xml:space="preserve"> (FK), </w:t>
-            </w:r>
-            <w:r>
-              <w:rPr>
-                <w:rFonts w:asciiTheme="minorBidi" w:hAnsiTheme="minorBidi" w:cstheme="minorBidi"/>
-                <w:u w:val="single"/>
+              <w:t xml:space="preserve"> (FK</w:t>
+            </w:r>
+            <w:r>
+              <w:rPr>
+                <w:rFonts w:asciiTheme="minorBidi" w:hAnsiTheme="minorBidi" w:cstheme="minorBidi"/>
+              </w:rPr>
+              <w:t xml:space="preserve"> vehicles</w:t>
+            </w:r>
+            <w:r>
+              <w:rPr>
+                <w:rFonts w:asciiTheme="minorBidi" w:hAnsiTheme="minorBidi" w:cstheme="minorBidi"/>
+              </w:rPr>
+              <w:t xml:space="preserve">), </w:t>
+            </w:r>
+            <w:r>
+              <w:rPr>
+                <w:rFonts w:asciiTheme="minorBidi" w:hAnsiTheme="minorBidi" w:cstheme="minorBidi"/>
               </w:rPr>
               <w:t>ParkinglotID</w:t>
             </w:r>
@@ -2844,37 +2787,91 @@
               <w:rPr>
                 <w:rFonts w:asciiTheme="minorBidi" w:hAnsiTheme="minorBidi" w:cstheme="minorBidi"/>
               </w:rPr>
-              <w:t xml:space="preserve"> (FK),</w:t>
+              <w:t xml:space="preserve"> </w:t>
+            </w:r>
+            <w:r>
+              <w:rPr>
+                <w:rFonts w:asciiTheme="minorBidi" w:hAnsiTheme="minorBidi" w:cstheme="minorBidi"/>
+              </w:rPr>
+              <w:t>(FK</w:t>
+            </w:r>
+            <w:r>
+              <w:rPr>
+                <w:rFonts w:asciiTheme="minorBidi" w:hAnsiTheme="minorBidi" w:cstheme="minorBidi"/>
+              </w:rPr>
+              <w:t xml:space="preserve"> </w:t>
             </w:r>
             <w:proofErr w:type="spellStart"/>
             <w:r>
               <w:rPr>
                 <w:rFonts w:asciiTheme="minorBidi" w:hAnsiTheme="minorBidi" w:cstheme="minorBidi"/>
-                <w:u w:val="single"/>
+              </w:rPr>
+              <w:t>parkingLots</w:t>
+            </w:r>
+            <w:proofErr w:type="spellEnd"/>
+            <w:proofErr w:type="gramStart"/>
+            <w:r>
+              <w:rPr>
+                <w:rFonts w:asciiTheme="minorBidi" w:hAnsiTheme="minorBidi" w:cstheme="minorBidi"/>
+              </w:rPr>
+              <w:t>),</w:t>
+            </w:r>
+            <w:r>
+              <w:rPr>
+                <w:rFonts w:asciiTheme="minorBidi" w:hAnsiTheme="minorBidi" w:cstheme="minorBidi"/>
               </w:rPr>
               <w:t>PriceListID</w:t>
             </w:r>
+            <w:proofErr w:type="gramEnd"/>
+            <w:r>
+              <w:rPr>
+                <w:rFonts w:asciiTheme="minorBidi" w:hAnsiTheme="minorBidi" w:cstheme="minorBidi"/>
+              </w:rPr>
+              <w:t xml:space="preserve"> (FK</w:t>
+            </w:r>
+            <w:r>
+              <w:rPr>
+                <w:rFonts w:asciiTheme="minorBidi" w:hAnsiTheme="minorBidi" w:cstheme="minorBidi"/>
+              </w:rPr>
+              <w:t xml:space="preserve"> priceList</w:t>
+            </w:r>
+            <w:r>
+              <w:rPr>
+                <w:rFonts w:asciiTheme="minorBidi" w:hAnsiTheme="minorBidi" w:cstheme="minorBidi"/>
+              </w:rPr>
+              <w:t xml:space="preserve">), </w:t>
+            </w:r>
+            <w:r>
+              <w:rPr>
+                <w:rFonts w:asciiTheme="minorBidi" w:hAnsiTheme="minorBidi" w:cstheme="minorBidi"/>
+              </w:rPr>
+              <w:t>SpaceID</w:t>
+            </w:r>
+            <w:r>
+              <w:rPr>
+                <w:rFonts w:asciiTheme="minorBidi" w:hAnsiTheme="minorBidi" w:cstheme="minorBidi"/>
+              </w:rPr>
+              <w:t xml:space="preserve"> (FK</w:t>
+            </w:r>
+            <w:r>
+              <w:rPr>
+                <w:rFonts w:asciiTheme="minorBidi" w:hAnsiTheme="minorBidi" w:cstheme="minorBidi"/>
+              </w:rPr>
+              <w:t xml:space="preserve"> </w:t>
+            </w:r>
+            <w:proofErr w:type="spellStart"/>
+            <w:r>
+              <w:rPr>
+                <w:rFonts w:asciiTheme="minorBidi" w:hAnsiTheme="minorBidi" w:cstheme="minorBidi"/>
+              </w:rPr>
+              <w:t>parkingSpaces</w:t>
+            </w:r>
             <w:proofErr w:type="spellEnd"/>
             <w:r>
               <w:rPr>
                 <w:rFonts w:asciiTheme="minorBidi" w:hAnsiTheme="minorBidi" w:cstheme="minorBidi"/>
               </w:rPr>
-              <w:t xml:space="preserve"> (FK), </w:t>
-            </w:r>
-            <w:proofErr w:type="spellStart"/>
-            <w:r>
-              <w:rPr>
-                <w:rFonts w:asciiTheme="minorBidi" w:hAnsiTheme="minorBidi" w:cstheme="minorBidi"/>
-                <w:u w:val="single"/>
-              </w:rPr>
-              <w:t>SpaceID</w:t>
-            </w:r>
-            <w:proofErr w:type="spellEnd"/>
-            <w:r>
-              <w:rPr>
-                <w:rFonts w:asciiTheme="minorBidi" w:hAnsiTheme="minorBidi" w:cstheme="minorBidi"/>
-              </w:rPr>
-              <w:t xml:space="preserve"> (FK), </w:t>
+              <w:t xml:space="preserve">), </w:t>
             </w:r>
             <w:proofErr w:type="spellStart"/>
             <w:r>
@@ -2956,16 +2953,13 @@
                 <w:rFonts w:asciiTheme="minorBidi" w:hAnsiTheme="minorBidi" w:cstheme="minorBidi"/>
               </w:rPr>
             </w:pPr>
-            <w:proofErr w:type="spellStart"/>
             <w:r>
               <w:rPr>
                 <w:rFonts w:asciiTheme="minorBidi" w:hAnsiTheme="minorBidi" w:cstheme="minorBidi"/>
                 <w:u w:val="single"/>
               </w:rPr>
-              <w:lastRenderedPageBreak/>
               <w:t>ClientID</w:t>
             </w:r>
-            <w:proofErr w:type="spellEnd"/>
             <w:r>
               <w:rPr>
                 <w:rFonts w:asciiTheme="minorBidi" w:hAnsiTheme="minorBidi" w:cstheme="minorBidi"/>
@@ -3058,21 +3052,7 @@
           <w:rFonts w:asciiTheme="minorBidi" w:hAnsiTheme="minorBidi" w:cstheme="minorBidi"/>
         </w:rPr>
         <w:lastRenderedPageBreak/>
-        <w:t>1.1</w:t>
-      </w:r>
-      <w:proofErr w:type="gramStart"/>
-      <w:r>
-        <w:rPr>
-          <w:rFonts w:asciiTheme="minorBidi" w:hAnsiTheme="minorBidi" w:cstheme="minorBidi"/>
-        </w:rPr>
-        <w:t>.d2</w:t>
-      </w:r>
-      <w:proofErr w:type="gramEnd"/>
-      <w:r>
-        <w:rPr>
-          <w:rFonts w:asciiTheme="minorBidi" w:hAnsiTheme="minorBidi" w:cstheme="minorBidi"/>
-        </w:rPr>
-        <w:t xml:space="preserve">. </w:t>
+        <w:t xml:space="preserve">1.1.d2. </w:t>
       </w:r>
       <w:r>
         <w:rPr>
@@ -3098,6 +3078,7 @@
       <w:r>
         <w:rPr>
           <w:rFonts w:asciiTheme="minorBidi" w:hAnsiTheme="minorBidi" w:cstheme="minorBidi"/>
+          <w:noProof/>
         </w:rPr>
         <w:drawing>
           <wp:anchor distT="0" distB="0" distL="114300" distR="114300" simplePos="0" relativeHeight="251660288" behindDoc="0" locked="0" layoutInCell="1" allowOverlap="1" wp14:anchorId="3DEAACB7" wp14:editId="513F074E">
@@ -3186,33 +3167,15 @@
           <w:szCs w:val="28"/>
         </w:rPr>
         <w:lastRenderedPageBreak/>
-        <w:t>1.1</w:t>
-      </w:r>
-      <w:proofErr w:type="gramStart"/>
-      <w:r>
-        <w:rPr>
-          <w:rFonts w:asciiTheme="minorBidi" w:hAnsiTheme="minorBidi" w:cstheme="minorBidi"/>
-          <w:sz w:val="28"/>
-          <w:szCs w:val="28"/>
-        </w:rPr>
-        <w:t>.</w:t>
-      </w:r>
-      <w:r>
-        <w:rPr>
-          <w:rFonts w:asciiTheme="minorBidi" w:hAnsiTheme="minorBidi" w:cstheme="minorBidi"/>
-          <w:sz w:val="28"/>
-          <w:szCs w:val="28"/>
-        </w:rPr>
-        <w:t>e</w:t>
-      </w:r>
-      <w:proofErr w:type="gramEnd"/>
-      <w:r>
-        <w:rPr>
-          <w:rFonts w:asciiTheme="minorBidi" w:hAnsiTheme="minorBidi" w:cstheme="minorBidi"/>
-          <w:sz w:val="28"/>
-          <w:szCs w:val="28"/>
-        </w:rPr>
-        <w:t xml:space="preserve">. The </w:t>
+        <w:t>1.1.</w:t>
+      </w:r>
+      <w:r>
+        <w:rPr>
+          <w:rFonts w:asciiTheme="minorBidi" w:hAnsiTheme="minorBidi" w:cstheme="minorBidi"/>
+          <w:sz w:val="28"/>
+          <w:szCs w:val="28"/>
+        </w:rPr>
+        <w:t xml:space="preserve">e. The </w:t>
       </w:r>
       <w:r>
         <w:rPr>
@@ -3249,6 +3212,7 @@
       <w:r>
         <w:rPr>
           <w:rFonts w:asciiTheme="minorBidi" w:eastAsia="Arial" w:hAnsiTheme="minorBidi" w:cstheme="minorBidi"/>
+          <w:noProof/>
         </w:rPr>
         <w:drawing>
           <wp:inline distT="0" distB="0" distL="0" distR="0" wp14:anchorId="61E6432E" wp14:editId="166FD9EF">
@@ -3294,8 +3258,8 @@
           <w:rFonts w:asciiTheme="minorBidi" w:hAnsiTheme="minorBidi" w:cstheme="minorBidi"/>
         </w:rPr>
       </w:pPr>
-      <w:bookmarkStart w:id="1" w:name="_heading=h.gjdgxs" w:colFirst="0" w:colLast="0"/>
-      <w:bookmarkEnd w:id="1"/>
+      <w:bookmarkStart w:id="0" w:name="_heading=h.gjdgxs" w:colFirst="0" w:colLast="0"/>
+      <w:bookmarkEnd w:id="0"/>
     </w:p>
     <w:sectPr>
       <w:footerReference w:type="even" r:id="rId18"/>
@@ -3310,7 +3274,7 @@
 </file>
 
 <file path=word/endnotes.xml><?xml version="1.0" encoding="utf-8"?>
-<w:endnotes xmlns:wpc="http://schemas.microsoft.com/office/word/2010/wordprocessingCanvas" xmlns:mc="http://schemas.openxmlformats.org/markup-compatibility/2006" xmlns:o="urn:schemas-microsoft-com:office:office" xmlns:r="http://schemas.openxmlformats.org/officeDocument/2006/relationships" xmlns:m="http://schemas.openxmlformats.org/officeDocument/2006/math" xmlns:v="urn:schemas-microsoft-com:vml" xmlns:wp14="http://schemas.microsoft.com/office/word/2010/wordprocessingDrawing" xmlns:wp="http://schemas.openxmlformats.org/drawingml/2006/wordprocessingDrawing" xmlns:w10="urn:schemas-microsoft-com:office:word" xmlns:w="http://schemas.openxmlformats.org/wordprocessingml/2006/main" xmlns:w14="http://schemas.microsoft.com/office/word/2010/wordml" xmlns:wpg="http://schemas.microsoft.com/office/word/2010/wordprocessingGroup" xmlns:wpi="http://schemas.microsoft.com/office/word/2010/wordprocessingInk" xmlns:wne="http://schemas.microsoft.com/office/word/2006/wordml" xmlns:wps="http://schemas.microsoft.com/office/word/2010/wordprocessingShape" mc:Ignorable="w14 wp14">
+<w:endnotes xmlns:wpc="http://schemas.microsoft.com/office/word/2010/wordprocessingCanvas" xmlns:cx="http://schemas.microsoft.com/office/drawing/2014/chartex" xmlns:cx1="http://schemas.microsoft.com/office/drawing/2015/9/8/chartex" xmlns:cx2="http://schemas.microsoft.com/office/drawing/2015/10/21/chartex" xmlns:cx3="http://schemas.microsoft.com/office/drawing/2016/5/9/chartex" xmlns:cx4="http://schemas.microsoft.com/office/drawing/2016/5/10/chartex" xmlns:cx5="http://schemas.microsoft.com/office/drawing/2016/5/11/chartex" xmlns:cx6="http://schemas.microsoft.com/office/drawing/2016/5/12/chartex" xmlns:cx7="http://schemas.microsoft.com/office/drawing/2016/5/13/chartex" xmlns:cx8="http://schemas.microsoft.com/office/drawing/2016/5/14/chartex" xmlns:mc="http://schemas.openxmlformats.org/markup-compatibility/2006" xmlns:aink="http://schemas.microsoft.com/office/drawing/2016/ink" xmlns:am3d="http://schemas.microsoft.com/office/drawing/2017/model3d" xmlns:o="urn:schemas-microsoft-com:office:office" xmlns:oel="http://schemas.microsoft.com/office/2019/extlst" xmlns:r="http://schemas.openxmlformats.org/officeDocument/2006/relationships" xmlns:m="http://schemas.openxmlformats.org/officeDocument/2006/math" xmlns:v="urn:schemas-microsoft-com:vml" xmlns:wp14="http://schemas.microsoft.com/office/word/2010/wordprocessingDrawing" xmlns:wp="http://schemas.openxmlformats.org/drawingml/2006/wordprocessingDrawing" xmlns:w10="urn:schemas-microsoft-com:office:word" xmlns:w="http://schemas.openxmlformats.org/wordprocessingml/2006/main" xmlns:w14="http://schemas.microsoft.com/office/word/2010/wordml" xmlns:w15="http://schemas.microsoft.com/office/word/2012/wordml" xmlns:w16cex="http://schemas.microsoft.com/office/word/2018/wordml/cex" xmlns:w16cid="http://schemas.microsoft.com/office/word/2016/wordml/cid" xmlns:w16="http://schemas.microsoft.com/office/word/2018/wordml" xmlns:w16du="http://schemas.microsoft.com/office/word/2023/wordml/word16du" xmlns:w16sdtdh="http://schemas.microsoft.com/office/word/2020/wordml/sdtdatahash" xmlns:w16sdtfl="http://schemas.microsoft.com/office/word/2024/wordml/sdtformatlock" xmlns:w16se="http://schemas.microsoft.com/office/word/2015/wordml/symex" xmlns:wpg="http://schemas.microsoft.com/office/word/2010/wordprocessingGroup" xmlns:wpi="http://schemas.microsoft.com/office/word/2010/wordprocessingInk" xmlns:wne="http://schemas.microsoft.com/office/word/2006/wordml" xmlns:wps="http://schemas.microsoft.com/office/word/2010/wordprocessingShape" mc:Ignorable="w14 w15 w16se w16cid w16 w16cex w16sdtdh w16sdtfl w16du wp14">
   <w:endnote w:type="separator" w:id="-1">
     <w:p>
       <w:r>
@@ -3329,7 +3293,7 @@
 </file>
 
 <file path=word/footer1.xml><?xml version="1.0" encoding="utf-8"?>
-<w:ftr xmlns:wpc="http://schemas.microsoft.com/office/word/2010/wordprocessingCanvas" xmlns:mc="http://schemas.openxmlformats.org/markup-compatibility/2006" xmlns:o="urn:schemas-microsoft-com:office:office" xmlns:r="http://schemas.openxmlformats.org/officeDocument/2006/relationships" xmlns:m="http://schemas.openxmlformats.org/officeDocument/2006/math" xmlns:v="urn:schemas-microsoft-com:vml" xmlns:wp14="http://schemas.microsoft.com/office/word/2010/wordprocessingDrawing" xmlns:wp="http://schemas.openxmlformats.org/drawingml/2006/wordprocessingDrawing" xmlns:w10="urn:schemas-microsoft-com:office:word" xmlns:w="http://schemas.openxmlformats.org/wordprocessingml/2006/main" xmlns:w14="http://schemas.microsoft.com/office/word/2010/wordml" xmlns:wpg="http://schemas.microsoft.com/office/word/2010/wordprocessingGroup" xmlns:wpi="http://schemas.microsoft.com/office/word/2010/wordprocessingInk" xmlns:wne="http://schemas.microsoft.com/office/word/2006/wordml" xmlns:wps="http://schemas.microsoft.com/office/word/2010/wordprocessingShape" mc:Ignorable="w14 wp14">
+<w:ftr xmlns:wpc="http://schemas.microsoft.com/office/word/2010/wordprocessingCanvas" xmlns:cx="http://schemas.microsoft.com/office/drawing/2014/chartex" xmlns:cx1="http://schemas.microsoft.com/office/drawing/2015/9/8/chartex" xmlns:cx2="http://schemas.microsoft.com/office/drawing/2015/10/21/chartex" xmlns:cx3="http://schemas.microsoft.com/office/drawing/2016/5/9/chartex" xmlns:cx4="http://schemas.microsoft.com/office/drawing/2016/5/10/chartex" xmlns:cx5="http://schemas.microsoft.com/office/drawing/2016/5/11/chartex" xmlns:cx6="http://schemas.microsoft.com/office/drawing/2016/5/12/chartex" xmlns:cx7="http://schemas.microsoft.com/office/drawing/2016/5/13/chartex" xmlns:cx8="http://schemas.microsoft.com/office/drawing/2016/5/14/chartex" xmlns:mc="http://schemas.openxmlformats.org/markup-compatibility/2006" xmlns:aink="http://schemas.microsoft.com/office/drawing/2016/ink" xmlns:am3d="http://schemas.microsoft.com/office/drawing/2017/model3d" xmlns:o="urn:schemas-microsoft-com:office:office" xmlns:oel="http://schemas.microsoft.com/office/2019/extlst" xmlns:r="http://schemas.openxmlformats.org/officeDocument/2006/relationships" xmlns:m="http://schemas.openxmlformats.org/officeDocument/2006/math" xmlns:v="urn:schemas-microsoft-com:vml" xmlns:wp14="http://schemas.microsoft.com/office/word/2010/wordprocessingDrawing" xmlns:wp="http://schemas.openxmlformats.org/drawingml/2006/wordprocessingDrawing" xmlns:w10="urn:schemas-microsoft-com:office:word" xmlns:w="http://schemas.openxmlformats.org/wordprocessingml/2006/main" xmlns:w14="http://schemas.microsoft.com/office/word/2010/wordml" xmlns:w15="http://schemas.microsoft.com/office/word/2012/wordml" xmlns:w16cex="http://schemas.microsoft.com/office/word/2018/wordml/cex" xmlns:w16cid="http://schemas.microsoft.com/office/word/2016/wordml/cid" xmlns:w16="http://schemas.microsoft.com/office/word/2018/wordml" xmlns:w16du="http://schemas.microsoft.com/office/word/2023/wordml/word16du" xmlns:w16sdtdh="http://schemas.microsoft.com/office/word/2020/wordml/sdtdatahash" xmlns:w16sdtfl="http://schemas.microsoft.com/office/word/2024/wordml/sdtformatlock" xmlns:w16se="http://schemas.microsoft.com/office/word/2015/wordml/symex" xmlns:wpg="http://schemas.microsoft.com/office/word/2010/wordprocessingGroup" xmlns:wpi="http://schemas.microsoft.com/office/word/2010/wordprocessingInk" xmlns:wne="http://schemas.microsoft.com/office/word/2006/wordml" xmlns:wps="http://schemas.microsoft.com/office/word/2010/wordprocessingShape" mc:Ignorable="w14 w15 w16se w16cid w16 w16cex w16sdtdh w16sdtfl w16du wp14">
   <w:p>
     <w:pPr>
       <w:pBdr>
@@ -3389,7 +3353,7 @@
 </file>
 
 <file path=word/footer2.xml><?xml version="1.0" encoding="utf-8"?>
-<w:ftr xmlns:wpc="http://schemas.microsoft.com/office/word/2010/wordprocessingCanvas" xmlns:mc="http://schemas.openxmlformats.org/markup-compatibility/2006" xmlns:o="urn:schemas-microsoft-com:office:office" xmlns:r="http://schemas.openxmlformats.org/officeDocument/2006/relationships" xmlns:m="http://schemas.openxmlformats.org/officeDocument/2006/math" xmlns:v="urn:schemas-microsoft-com:vml" xmlns:wp14="http://schemas.microsoft.com/office/word/2010/wordprocessingDrawing" xmlns:wp="http://schemas.openxmlformats.org/drawingml/2006/wordprocessingDrawing" xmlns:w10="urn:schemas-microsoft-com:office:word" xmlns:w="http://schemas.openxmlformats.org/wordprocessingml/2006/main" xmlns:w14="http://schemas.microsoft.com/office/word/2010/wordml" xmlns:wpg="http://schemas.microsoft.com/office/word/2010/wordprocessingGroup" xmlns:wpi="http://schemas.microsoft.com/office/word/2010/wordprocessingInk" xmlns:wne="http://schemas.microsoft.com/office/word/2006/wordml" xmlns:wps="http://schemas.microsoft.com/office/word/2010/wordprocessingShape" mc:Ignorable="w14 wp14">
+<w:ftr xmlns:wpc="http://schemas.microsoft.com/office/word/2010/wordprocessingCanvas" xmlns:cx="http://schemas.microsoft.com/office/drawing/2014/chartex" xmlns:cx1="http://schemas.microsoft.com/office/drawing/2015/9/8/chartex" xmlns:cx2="http://schemas.microsoft.com/office/drawing/2015/10/21/chartex" xmlns:cx3="http://schemas.microsoft.com/office/drawing/2016/5/9/chartex" xmlns:cx4="http://schemas.microsoft.com/office/drawing/2016/5/10/chartex" xmlns:cx5="http://schemas.microsoft.com/office/drawing/2016/5/11/chartex" xmlns:cx6="http://schemas.microsoft.com/office/drawing/2016/5/12/chartex" xmlns:cx7="http://schemas.microsoft.com/office/drawing/2016/5/13/chartex" xmlns:cx8="http://schemas.microsoft.com/office/drawing/2016/5/14/chartex" xmlns:mc="http://schemas.openxmlformats.org/markup-compatibility/2006" xmlns:aink="http://schemas.microsoft.com/office/drawing/2016/ink" xmlns:am3d="http://schemas.microsoft.com/office/drawing/2017/model3d" xmlns:o="urn:schemas-microsoft-com:office:office" xmlns:oel="http://schemas.microsoft.com/office/2019/extlst" xmlns:r="http://schemas.openxmlformats.org/officeDocument/2006/relationships" xmlns:m="http://schemas.openxmlformats.org/officeDocument/2006/math" xmlns:v="urn:schemas-microsoft-com:vml" xmlns:wp14="http://schemas.microsoft.com/office/word/2010/wordprocessingDrawing" xmlns:wp="http://schemas.openxmlformats.org/drawingml/2006/wordprocessingDrawing" xmlns:w10="urn:schemas-microsoft-com:office:word" xmlns:w="http://schemas.openxmlformats.org/wordprocessingml/2006/main" xmlns:w14="http://schemas.microsoft.com/office/word/2010/wordml" xmlns:w15="http://schemas.microsoft.com/office/word/2012/wordml" xmlns:w16cex="http://schemas.microsoft.com/office/word/2018/wordml/cex" xmlns:w16cid="http://schemas.microsoft.com/office/word/2016/wordml/cid" xmlns:w16="http://schemas.microsoft.com/office/word/2018/wordml" xmlns:w16du="http://schemas.microsoft.com/office/word/2023/wordml/word16du" xmlns:w16sdtdh="http://schemas.microsoft.com/office/word/2020/wordml/sdtdatahash" xmlns:w16sdtfl="http://schemas.microsoft.com/office/word/2024/wordml/sdtformatlock" xmlns:w16se="http://schemas.microsoft.com/office/word/2015/wordml/symex" xmlns:wpg="http://schemas.microsoft.com/office/word/2010/wordprocessingGroup" xmlns:wpi="http://schemas.microsoft.com/office/word/2010/wordprocessingInk" xmlns:wne="http://schemas.microsoft.com/office/word/2006/wordml" xmlns:wps="http://schemas.microsoft.com/office/word/2010/wordprocessingShape" mc:Ignorable="w14 w15 w16se w16cid w16 w16cex w16sdtdh w16sdtfl w16du wp14">
   <w:p>
     <w:pPr>
       <w:pBdr>
@@ -3463,7 +3427,7 @@
 </file>
 
 <file path=word/footnotes.xml><?xml version="1.0" encoding="utf-8"?>
-<w:footnotes xmlns:wpc="http://schemas.microsoft.com/office/word/2010/wordprocessingCanvas" xmlns:mc="http://schemas.openxmlformats.org/markup-compatibility/2006" xmlns:o="urn:schemas-microsoft-com:office:office" xmlns:r="http://schemas.openxmlformats.org/officeDocument/2006/relationships" xmlns:m="http://schemas.openxmlformats.org/officeDocument/2006/math" xmlns:v="urn:schemas-microsoft-com:vml" xmlns:wp14="http://schemas.microsoft.com/office/word/2010/wordprocessingDrawing" xmlns:wp="http://schemas.openxmlformats.org/drawingml/2006/wordprocessingDrawing" xmlns:w10="urn:schemas-microsoft-com:office:word" xmlns:w="http://schemas.openxmlformats.org/wordprocessingml/2006/main" xmlns:w14="http://schemas.microsoft.com/office/word/2010/wordml" xmlns:wpg="http://schemas.microsoft.com/office/word/2010/wordprocessingGroup" xmlns:wpi="http://schemas.microsoft.com/office/word/2010/wordprocessingInk" xmlns:wne="http://schemas.microsoft.com/office/word/2006/wordml" xmlns:wps="http://schemas.microsoft.com/office/word/2010/wordprocessingShape" mc:Ignorable="w14 wp14">
+<w:footnotes xmlns:wpc="http://schemas.microsoft.com/office/word/2010/wordprocessingCanvas" xmlns:cx="http://schemas.microsoft.com/office/drawing/2014/chartex" xmlns:cx1="http://schemas.microsoft.com/office/drawing/2015/9/8/chartex" xmlns:cx2="http://schemas.microsoft.com/office/drawing/2015/10/21/chartex" xmlns:cx3="http://schemas.microsoft.com/office/drawing/2016/5/9/chartex" xmlns:cx4="http://schemas.microsoft.com/office/drawing/2016/5/10/chartex" xmlns:cx5="http://schemas.microsoft.com/office/drawing/2016/5/11/chartex" xmlns:cx6="http://schemas.microsoft.com/office/drawing/2016/5/12/chartex" xmlns:cx7="http://schemas.microsoft.com/office/drawing/2016/5/13/chartex" xmlns:cx8="http://schemas.microsoft.com/office/drawing/2016/5/14/chartex" xmlns:mc="http://schemas.openxmlformats.org/markup-compatibility/2006" xmlns:aink="http://schemas.microsoft.com/office/drawing/2016/ink" xmlns:am3d="http://schemas.microsoft.com/office/drawing/2017/model3d" xmlns:o="urn:schemas-microsoft-com:office:office" xmlns:oel="http://schemas.microsoft.com/office/2019/extlst" xmlns:r="http://schemas.openxmlformats.org/officeDocument/2006/relationships" xmlns:m="http://schemas.openxmlformats.org/officeDocument/2006/math" xmlns:v="urn:schemas-microsoft-com:vml" xmlns:wp14="http://schemas.microsoft.com/office/word/2010/wordprocessingDrawing" xmlns:wp="http://schemas.openxmlformats.org/drawingml/2006/wordprocessingDrawing" xmlns:w10="urn:schemas-microsoft-com:office:word" xmlns:w="http://schemas.openxmlformats.org/wordprocessingml/2006/main" xmlns:w14="http://schemas.microsoft.com/office/word/2010/wordml" xmlns:w15="http://schemas.microsoft.com/office/word/2012/wordml" xmlns:w16cex="http://schemas.microsoft.com/office/word/2018/wordml/cex" xmlns:w16cid="http://schemas.microsoft.com/office/word/2016/wordml/cid" xmlns:w16="http://schemas.microsoft.com/office/word/2018/wordml" xmlns:w16du="http://schemas.microsoft.com/office/word/2023/wordml/word16du" xmlns:w16sdtdh="http://schemas.microsoft.com/office/word/2020/wordml/sdtdatahash" xmlns:w16sdtfl="http://schemas.microsoft.com/office/word/2024/wordml/sdtformatlock" xmlns:w16se="http://schemas.microsoft.com/office/word/2015/wordml/symex" xmlns:wpg="http://schemas.microsoft.com/office/word/2010/wordprocessingGroup" xmlns:wpi="http://schemas.microsoft.com/office/word/2010/wordprocessingInk" xmlns:wne="http://schemas.microsoft.com/office/word/2006/wordml" xmlns:wps="http://schemas.microsoft.com/office/word/2010/wordprocessingShape" mc:Ignorable="w14 w15 w16se w16cid w16 w16cex w16sdtdh w16sdtfl w16du wp14">
   <w:footnote w:type="separator" w:id="-1">
     <w:p>
       <w:r>
@@ -3482,8 +3446,8 @@
 </file>
 
 <file path=word/numbering.xml><?xml version="1.0" encoding="utf-8"?>
-<w:numbering xmlns:wpc="http://schemas.microsoft.com/office/word/2010/wordprocessingCanvas" xmlns:mc="http://schemas.openxmlformats.org/markup-compatibility/2006" xmlns:o="urn:schemas-microsoft-com:office:office" xmlns:r="http://schemas.openxmlformats.org/officeDocument/2006/relationships" xmlns:m="http://schemas.openxmlformats.org/officeDocument/2006/math" xmlns:v="urn:schemas-microsoft-com:vml" xmlns:wp14="http://schemas.microsoft.com/office/word/2010/wordprocessingDrawing" xmlns:wp="http://schemas.openxmlformats.org/drawingml/2006/wordprocessingDrawing" xmlns:w10="urn:schemas-microsoft-com:office:word" xmlns:w="http://schemas.openxmlformats.org/wordprocessingml/2006/main" xmlns:w14="http://schemas.microsoft.com/office/word/2010/wordml" xmlns:wpg="http://schemas.microsoft.com/office/word/2010/wordprocessingGroup" xmlns:wpi="http://schemas.microsoft.com/office/word/2010/wordprocessingInk" xmlns:wne="http://schemas.microsoft.com/office/word/2006/wordml" xmlns:wps="http://schemas.microsoft.com/office/word/2010/wordprocessingShape" mc:Ignorable="w14 wp14">
-  <w:abstractNum w:abstractNumId="0">
+<w:numbering xmlns:wpc="http://schemas.microsoft.com/office/word/2010/wordprocessingCanvas" xmlns:cx="http://schemas.microsoft.com/office/drawing/2014/chartex" xmlns:cx1="http://schemas.microsoft.com/office/drawing/2015/9/8/chartex" xmlns:cx2="http://schemas.microsoft.com/office/drawing/2015/10/21/chartex" xmlns:cx3="http://schemas.microsoft.com/office/drawing/2016/5/9/chartex" xmlns:cx4="http://schemas.microsoft.com/office/drawing/2016/5/10/chartex" xmlns:cx5="http://schemas.microsoft.com/office/drawing/2016/5/11/chartex" xmlns:cx6="http://schemas.microsoft.com/office/drawing/2016/5/12/chartex" xmlns:cx7="http://schemas.microsoft.com/office/drawing/2016/5/13/chartex" xmlns:cx8="http://schemas.microsoft.com/office/drawing/2016/5/14/chartex" xmlns:mc="http://schemas.openxmlformats.org/markup-compatibility/2006" xmlns:aink="http://schemas.microsoft.com/office/drawing/2016/ink" xmlns:am3d="http://schemas.microsoft.com/office/drawing/2017/model3d" xmlns:o="urn:schemas-microsoft-com:office:office" xmlns:oel="http://schemas.microsoft.com/office/2019/extlst" xmlns:r="http://schemas.openxmlformats.org/officeDocument/2006/relationships" xmlns:m="http://schemas.openxmlformats.org/officeDocument/2006/math" xmlns:v="urn:schemas-microsoft-com:vml" xmlns:wp14="http://schemas.microsoft.com/office/word/2010/wordprocessingDrawing" xmlns:wp="http://schemas.openxmlformats.org/drawingml/2006/wordprocessingDrawing" xmlns:w10="urn:schemas-microsoft-com:office:word" xmlns:w="http://schemas.openxmlformats.org/wordprocessingml/2006/main" xmlns:w14="http://schemas.microsoft.com/office/word/2010/wordml" xmlns:w15="http://schemas.microsoft.com/office/word/2012/wordml" xmlns:w16cex="http://schemas.microsoft.com/office/word/2018/wordml/cex" xmlns:w16cid="http://schemas.microsoft.com/office/word/2016/wordml/cid" xmlns:w16="http://schemas.microsoft.com/office/word/2018/wordml" xmlns:w16du="http://schemas.microsoft.com/office/word/2023/wordml/word16du" xmlns:w16sdtdh="http://schemas.microsoft.com/office/word/2020/wordml/sdtdatahash" xmlns:w16sdtfl="http://schemas.microsoft.com/office/word/2024/wordml/sdtformatlock" xmlns:w16se="http://schemas.microsoft.com/office/word/2015/wordml/symex" xmlns:wpg="http://schemas.microsoft.com/office/word/2010/wordprocessingGroup" xmlns:wpi="http://schemas.microsoft.com/office/word/2010/wordprocessingInk" xmlns:wne="http://schemas.microsoft.com/office/word/2006/wordml" xmlns:wps="http://schemas.microsoft.com/office/word/2010/wordprocessingShape" mc:Ignorable="w14 w15 w16se w16cid w16 w16cex w16sdtdh w16sdtfl w16du wp14">
+  <w:abstractNum w:abstractNumId="0" w15:restartNumberingAfterBreak="0">
     <w:nsid w:val="13E31E76"/>
     <w:multiLevelType w:val="multilevel"/>
     <w:tmpl w:val="B9EAD146"/>
@@ -3596,7 +3560,7 @@
       </w:rPr>
     </w:lvl>
   </w:abstractNum>
-  <w:abstractNum w:abstractNumId="1">
+  <w:abstractNum w:abstractNumId="1" w15:restartNumberingAfterBreak="0">
     <w:nsid w:val="61E71F9B"/>
     <w:multiLevelType w:val="hybridMultilevel"/>
     <w:tmpl w:val="8170050E"/>
@@ -3682,7 +3646,7 @@
       </w:pPr>
     </w:lvl>
   </w:abstractNum>
-  <w:abstractNum w:abstractNumId="2">
+  <w:abstractNum w:abstractNumId="2" w15:restartNumberingAfterBreak="0">
     <w:nsid w:val="789B3201"/>
     <w:multiLevelType w:val="hybridMultilevel"/>
     <w:tmpl w:val="3484207E"/>
@@ -3795,20 +3759,20 @@
       </w:rPr>
     </w:lvl>
   </w:abstractNum>
-  <w:num w:numId="1">
+  <w:num w:numId="1" w16cid:durableId="23135968">
     <w:abstractNumId w:val="0"/>
   </w:num>
-  <w:num w:numId="2">
+  <w:num w:numId="2" w16cid:durableId="45416772">
     <w:abstractNumId w:val="2"/>
   </w:num>
-  <w:num w:numId="3">
+  <w:num w:numId="3" w16cid:durableId="1224871889">
     <w:abstractNumId w:val="1"/>
   </w:num>
 </w:numbering>
 </file>
 
 <file path=word/styles.xml><?xml version="1.0" encoding="utf-8"?>
-<w:styles xmlns:mc="http://schemas.openxmlformats.org/markup-compatibility/2006" xmlns:r="http://schemas.openxmlformats.org/officeDocument/2006/relationships" xmlns:w="http://schemas.openxmlformats.org/wordprocessingml/2006/main" xmlns:w14="http://schemas.microsoft.com/office/word/2010/wordml" mc:Ignorable="w14">
+<w:styles xmlns:mc="http://schemas.openxmlformats.org/markup-compatibility/2006" xmlns:r="http://schemas.openxmlformats.org/officeDocument/2006/relationships" xmlns:w="http://schemas.openxmlformats.org/wordprocessingml/2006/main" xmlns:w14="http://schemas.microsoft.com/office/word/2010/wordml" xmlns:w15="http://schemas.microsoft.com/office/word/2012/wordml" xmlns:w16cex="http://schemas.microsoft.com/office/word/2018/wordml/cex" xmlns:w16cid="http://schemas.microsoft.com/office/word/2016/wordml/cid" xmlns:w16="http://schemas.microsoft.com/office/word/2018/wordml" xmlns:w16du="http://schemas.microsoft.com/office/word/2023/wordml/word16du" xmlns:w16sdtdh="http://schemas.microsoft.com/office/word/2020/wordml/sdtdatahash" xmlns:w16sdtfl="http://schemas.microsoft.com/office/word/2024/wordml/sdtformatlock" xmlns:w16se="http://schemas.microsoft.com/office/word/2015/wordml/symex" mc:Ignorable="w14 w15 w16se w16cid w16 w16cex w16sdtdh w16sdtfl w16du">
   <w:docDefaults>
     <w:rPrDefault>
       <w:rPr>
@@ -3824,144 +3788,383 @@
       </w:pPr>
     </w:pPrDefault>
   </w:docDefaults>
-  <w:latentStyles w:defLockedState="0" w:defUIPriority="99" w:defSemiHidden="1" w:defUnhideWhenUsed="1" w:defQFormat="0" w:count="267">
-    <w:lsdException w:name="Normal" w:semiHidden="0" w:uiPriority="0" w:unhideWhenUsed="0" w:qFormat="1"/>
-    <w:lsdException w:name="heading 1" w:semiHidden="0" w:uiPriority="9" w:unhideWhenUsed="0" w:qFormat="1"/>
-    <w:lsdException w:name="heading 2" w:uiPriority="9" w:qFormat="1"/>
-    <w:lsdException w:name="heading 3" w:uiPriority="9" w:qFormat="1"/>
-    <w:lsdException w:name="heading 4" w:uiPriority="9" w:qFormat="1"/>
-    <w:lsdException w:name="heading 5" w:uiPriority="9" w:qFormat="1"/>
-    <w:lsdException w:name="heading 6" w:uiPriority="9" w:qFormat="1"/>
-    <w:lsdException w:name="heading 7" w:uiPriority="9" w:qFormat="1"/>
-    <w:lsdException w:name="heading 8" w:uiPriority="9" w:qFormat="1"/>
-    <w:lsdException w:name="heading 9" w:uiPriority="9" w:qFormat="1"/>
-    <w:lsdException w:name="toc 1" w:uiPriority="39"/>
-    <w:lsdException w:name="toc 2" w:uiPriority="39"/>
-    <w:lsdException w:name="toc 3" w:uiPriority="39"/>
-    <w:lsdException w:name="toc 4" w:uiPriority="39"/>
-    <w:lsdException w:name="toc 5" w:uiPriority="39"/>
-    <w:lsdException w:name="toc 6" w:uiPriority="39"/>
-    <w:lsdException w:name="toc 7" w:uiPriority="39"/>
-    <w:lsdException w:name="toc 8" w:uiPriority="39"/>
-    <w:lsdException w:name="toc 9" w:uiPriority="39"/>
-    <w:lsdException w:name="caption" w:uiPriority="35" w:qFormat="1"/>
-    <w:lsdException w:name="Title" w:semiHidden="0" w:uiPriority="10" w:unhideWhenUsed="0" w:qFormat="1"/>
-    <w:lsdException w:name="Default Paragraph Font" w:uiPriority="1"/>
-    <w:lsdException w:name="Subtitle" w:semiHidden="0" w:uiPriority="11" w:unhideWhenUsed="0" w:qFormat="1"/>
-    <w:lsdException w:name="Strong" w:semiHidden="0" w:uiPriority="22" w:unhideWhenUsed="0" w:qFormat="1"/>
-    <w:lsdException w:name="Emphasis" w:semiHidden="0" w:uiPriority="20" w:unhideWhenUsed="0" w:qFormat="1"/>
-    <w:lsdException w:name="Table Grid" w:semiHidden="0" w:uiPriority="39" w:unhideWhenUsed="0"/>
-    <w:lsdException w:name="Placeholder Text" w:unhideWhenUsed="0"/>
-    <w:lsdException w:name="No Spacing" w:semiHidden="0" w:uiPriority="1" w:unhideWhenUsed="0" w:qFormat="1"/>
-    <w:lsdException w:name="Light Shading" w:semiHidden="0" w:uiPriority="60" w:unhideWhenUsed="0"/>
-    <w:lsdException w:name="Light List" w:semiHidden="0" w:uiPriority="61" w:unhideWhenUsed="0"/>
-    <w:lsdException w:name="Light Grid" w:semiHidden="0" w:uiPriority="62" w:unhideWhenUsed="0"/>
-    <w:lsdException w:name="Medium Shading 1" w:semiHidden="0" w:uiPriority="63" w:unhideWhenUsed="0"/>
-    <w:lsdException w:name="Medium Shading 2" w:semiHidden="0" w:uiPriority="64" w:unhideWhenUsed="0"/>
-    <w:lsdException w:name="Medium List 1" w:semiHidden="0" w:uiPriority="65" w:unhideWhenUsed="0"/>
-    <w:lsdException w:name="Medium List 2" w:semiHidden="0" w:uiPriority="66" w:unhideWhenUsed="0"/>
-    <w:lsdException w:name="Medium Grid 1" w:semiHidden="0" w:uiPriority="67" w:unhideWhenUsed="0"/>
-    <w:lsdException w:name="Medium Grid 2" w:semiHidden="0" w:uiPriority="68" w:unhideWhenUsed="0"/>
-    <w:lsdException w:name="Medium Grid 3" w:semiHidden="0" w:uiPriority="69" w:unhideWhenUsed="0"/>
-    <w:lsdException w:name="Dark List" w:semiHidden="0" w:uiPriority="70" w:unhideWhenUsed="0"/>
-    <w:lsdException w:name="Colorful Shading" w:semiHidden="0" w:uiPriority="71" w:unhideWhenUsed="0"/>
-    <w:lsdException w:name="Colorful List" w:semiHidden="0" w:uiPriority="72" w:unhideWhenUsed="0"/>
-    <w:lsdException w:name="Colorful Grid" w:semiHidden="0" w:uiPriority="73" w:unhideWhenUsed="0"/>
-    <w:lsdException w:name="Light Shading Accent 1" w:semiHidden="0" w:uiPriority="60" w:unhideWhenUsed="0"/>
-    <w:lsdException w:name="Light List Accent 1" w:semiHidden="0" w:uiPriority="61" w:unhideWhenUsed="0"/>
-    <w:lsdException w:name="Light Grid Accent 1" w:semiHidden="0" w:uiPriority="62" w:unhideWhenUsed="0"/>
-    <w:lsdException w:name="Medium Shading 1 Accent 1" w:semiHidden="0" w:uiPriority="63" w:unhideWhenUsed="0"/>
-    <w:lsdException w:name="Medium Shading 2 Accent 1" w:semiHidden="0" w:uiPriority="64" w:unhideWhenUsed="0"/>
-    <w:lsdException w:name="Medium List 1 Accent 1" w:semiHidden="0" w:uiPriority="65" w:unhideWhenUsed="0"/>
-    <w:lsdException w:name="Revision" w:unhideWhenUsed="0"/>
-    <w:lsdException w:name="List Paragraph" w:semiHidden="0" w:uiPriority="34" w:unhideWhenUsed="0" w:qFormat="1"/>
-    <w:lsdException w:name="Quote" w:semiHidden="0" w:uiPriority="29" w:unhideWhenUsed="0" w:qFormat="1"/>
-    <w:lsdException w:name="Intense Quote" w:semiHidden="0" w:uiPriority="30" w:unhideWhenUsed="0" w:qFormat="1"/>
-    <w:lsdException w:name="Medium List 2 Accent 1" w:semiHidden="0" w:uiPriority="66" w:unhideWhenUsed="0"/>
-    <w:lsdException w:name="Medium Grid 1 Accent 1" w:semiHidden="0" w:uiPriority="67" w:unhideWhenUsed="0"/>
-    <w:lsdException w:name="Medium Grid 2 Accent 1" w:semiHidden="0" w:uiPriority="68" w:unhideWhenUsed="0"/>
-    <w:lsdException w:name="Medium Grid 3 Accent 1" w:semiHidden="0" w:uiPriority="69" w:unhideWhenUsed="0"/>
-    <w:lsdException w:name="Dark List Accent 1" w:semiHidden="0" w:uiPriority="70" w:unhideWhenUsed="0"/>
-    <w:lsdException w:name="Colorful Shading Accent 1" w:semiHidden="0" w:uiPriority="71" w:unhideWhenUsed="0"/>
-    <w:lsdException w:name="Colorful List Accent 1" w:semiHidden="0" w:uiPriority="72" w:unhideWhenUsed="0"/>
-    <w:lsdException w:name="Colorful Grid Accent 1" w:semiHidden="0" w:uiPriority="73" w:unhideWhenUsed="0"/>
-    <w:lsdException w:name="Light Shading Accent 2" w:semiHidden="0" w:uiPriority="60" w:unhideWhenUsed="0"/>
-    <w:lsdException w:name="Light List Accent 2" w:semiHidden="0" w:uiPriority="61" w:unhideWhenUsed="0"/>
-    <w:lsdException w:name="Light Grid Accent 2" w:semiHidden="0" w:uiPriority="62" w:unhideWhenUsed="0"/>
-    <w:lsdException w:name="Medium Shading 1 Accent 2" w:semiHidden="0" w:uiPriority="63" w:unhideWhenUsed="0"/>
-    <w:lsdException w:name="Medium Shading 2 Accent 2" w:semiHidden="0" w:uiPriority="64" w:unhideWhenUsed="0"/>
-    <w:lsdException w:name="Medium List 1 Accent 2" w:semiHidden="0" w:uiPriority="65" w:unhideWhenUsed="0"/>
-    <w:lsdException w:name="Medium List 2 Accent 2" w:semiHidden="0" w:uiPriority="66" w:unhideWhenUsed="0"/>
-    <w:lsdException w:name="Medium Grid 1 Accent 2" w:semiHidden="0" w:uiPriority="67" w:unhideWhenUsed="0"/>
-    <w:lsdException w:name="Medium Grid 2 Accent 2" w:semiHidden="0" w:uiPriority="68" w:unhideWhenUsed="0"/>
-    <w:lsdException w:name="Medium Grid 3 Accent 2" w:semiHidden="0" w:uiPriority="69" w:unhideWhenUsed="0"/>
-    <w:lsdException w:name="Dark List Accent 2" w:semiHidden="0" w:uiPriority="70" w:unhideWhenUsed="0"/>
-    <w:lsdException w:name="Colorful Shading Accent 2" w:semiHidden="0" w:uiPriority="71" w:unhideWhenUsed="0"/>
-    <w:lsdException w:name="Colorful List Accent 2" w:semiHidden="0" w:uiPriority="72" w:unhideWhenUsed="0"/>
-    <w:lsdException w:name="Colorful Grid Accent 2" w:semiHidden="0" w:uiPriority="73" w:unhideWhenUsed="0"/>
-    <w:lsdException w:name="Light Shading Accent 3" w:semiHidden="0" w:uiPriority="60" w:unhideWhenUsed="0"/>
-    <w:lsdException w:name="Light List Accent 3" w:semiHidden="0" w:uiPriority="61" w:unhideWhenUsed="0"/>
-    <w:lsdException w:name="Light Grid Accent 3" w:semiHidden="0" w:uiPriority="62" w:unhideWhenUsed="0"/>
-    <w:lsdException w:name="Medium Shading 1 Accent 3" w:semiHidden="0" w:uiPriority="63" w:unhideWhenUsed="0"/>
-    <w:lsdException w:name="Medium Shading 2 Accent 3" w:semiHidden="0" w:uiPriority="64" w:unhideWhenUsed="0"/>
-    <w:lsdException w:name="Medium List 1 Accent 3" w:semiHidden="0" w:uiPriority="65" w:unhideWhenUsed="0"/>
-    <w:lsdException w:name="Medium List 2 Accent 3" w:semiHidden="0" w:uiPriority="66" w:unhideWhenUsed="0"/>
-    <w:lsdException w:name="Medium Grid 1 Accent 3" w:semiHidden="0" w:uiPriority="67" w:unhideWhenUsed="0"/>
-    <w:lsdException w:name="Medium Grid 2 Accent 3" w:semiHidden="0" w:uiPriority="68" w:unhideWhenUsed="0"/>
-    <w:lsdException w:name="Medium Grid 3 Accent 3" w:semiHidden="0" w:uiPriority="69" w:unhideWhenUsed="0"/>
-    <w:lsdException w:name="Dark List Accent 3" w:semiHidden="0" w:uiPriority="70" w:unhideWhenUsed="0"/>
-    <w:lsdException w:name="Colorful Shading Accent 3" w:semiHidden="0" w:uiPriority="71" w:unhideWhenUsed="0"/>
-    <w:lsdException w:name="Colorful List Accent 3" w:semiHidden="0" w:uiPriority="72" w:unhideWhenUsed="0"/>
-    <w:lsdException w:name="Colorful Grid Accent 3" w:semiHidden="0" w:uiPriority="73" w:unhideWhenUsed="0"/>
-    <w:lsdException w:name="Light Shading Accent 4" w:semiHidden="0" w:uiPriority="60" w:unhideWhenUsed="0"/>
-    <w:lsdException w:name="Light List Accent 4" w:semiHidden="0" w:uiPriority="61" w:unhideWhenUsed="0"/>
-    <w:lsdException w:name="Light Grid Accent 4" w:semiHidden="0" w:uiPriority="62" w:unhideWhenUsed="0"/>
-    <w:lsdException w:name="Medium Shading 1 Accent 4" w:semiHidden="0" w:uiPriority="63" w:unhideWhenUsed="0"/>
-    <w:lsdException w:name="Medium Shading 2 Accent 4" w:semiHidden="0" w:uiPriority="64" w:unhideWhenUsed="0"/>
-    <w:lsdException w:name="Medium List 1 Accent 4" w:semiHidden="0" w:uiPriority="65" w:unhideWhenUsed="0"/>
-    <w:lsdException w:name="Medium List 2 Accent 4" w:semiHidden="0" w:uiPriority="66" w:unhideWhenUsed="0"/>
-    <w:lsdException w:name="Medium Grid 1 Accent 4" w:semiHidden="0" w:uiPriority="67" w:unhideWhenUsed="0"/>
-    <w:lsdException w:name="Medium Grid 2 Accent 4" w:semiHidden="0" w:uiPriority="68" w:unhideWhenUsed="0"/>
-    <w:lsdException w:name="Medium Grid 3 Accent 4" w:semiHidden="0" w:uiPriority="69" w:unhideWhenUsed="0"/>
-    <w:lsdException w:name="Dark List Accent 4" w:semiHidden="0" w:uiPriority="70" w:unhideWhenUsed="0"/>
-    <w:lsdException w:name="Colorful Shading Accent 4" w:semiHidden="0" w:uiPriority="71" w:unhideWhenUsed="0"/>
-    <w:lsdException w:name="Colorful List Accent 4" w:semiHidden="0" w:uiPriority="72" w:unhideWhenUsed="0"/>
-    <w:lsdException w:name="Colorful Grid Accent 4" w:semiHidden="0" w:uiPriority="73" w:unhideWhenUsed="0"/>
-    <w:lsdException w:name="Light Shading Accent 5" w:semiHidden="0" w:uiPriority="60" w:unhideWhenUsed="0"/>
-    <w:lsdException w:name="Light List Accent 5" w:semiHidden="0" w:uiPriority="61" w:unhideWhenUsed="0"/>
-    <w:lsdException w:name="Light Grid Accent 5" w:semiHidden="0" w:uiPriority="62" w:unhideWhenUsed="0"/>
-    <w:lsdException w:name="Medium Shading 1 Accent 5" w:semiHidden="0" w:uiPriority="63" w:unhideWhenUsed="0"/>
-    <w:lsdException w:name="Medium Shading 2 Accent 5" w:semiHidden="0" w:uiPriority="64" w:unhideWhenUsed="0"/>
-    <w:lsdException w:name="Medium List 1 Accent 5" w:semiHidden="0" w:uiPriority="65" w:unhideWhenUsed="0"/>
-    <w:lsdException w:name="Medium List 2 Accent 5" w:semiHidden="0" w:uiPriority="66" w:unhideWhenUsed="0"/>
-    <w:lsdException w:name="Medium Grid 1 Accent 5" w:semiHidden="0" w:uiPriority="67" w:unhideWhenUsed="0"/>
-    <w:lsdException w:name="Medium Grid 2 Accent 5" w:semiHidden="0" w:uiPriority="68" w:unhideWhenUsed="0"/>
-    <w:lsdException w:name="Medium Grid 3 Accent 5" w:semiHidden="0" w:uiPriority="69" w:unhideWhenUsed="0"/>
-    <w:lsdException w:name="Dark List Accent 5" w:semiHidden="0" w:uiPriority="70" w:unhideWhenUsed="0"/>
-    <w:lsdException w:name="Colorful Shading Accent 5" w:semiHidden="0" w:uiPriority="71" w:unhideWhenUsed="0"/>
-    <w:lsdException w:name="Colorful List Accent 5" w:semiHidden="0" w:uiPriority="72" w:unhideWhenUsed="0"/>
-    <w:lsdException w:name="Colorful Grid Accent 5" w:semiHidden="0" w:uiPriority="73" w:unhideWhenUsed="0"/>
-    <w:lsdException w:name="Light Shading Accent 6" w:semiHidden="0" w:uiPriority="60" w:unhideWhenUsed="0"/>
-    <w:lsdException w:name="Light List Accent 6" w:semiHidden="0" w:uiPriority="61" w:unhideWhenUsed="0"/>
-    <w:lsdException w:name="Light Grid Accent 6" w:semiHidden="0" w:uiPriority="62" w:unhideWhenUsed="0"/>
-    <w:lsdException w:name="Medium Shading 1 Accent 6" w:semiHidden="0" w:uiPriority="63" w:unhideWhenUsed="0"/>
-    <w:lsdException w:name="Medium Shading 2 Accent 6" w:semiHidden="0" w:uiPriority="64" w:unhideWhenUsed="0"/>
-    <w:lsdException w:name="Medium List 1 Accent 6" w:semiHidden="0" w:uiPriority="65" w:unhideWhenUsed="0"/>
-    <w:lsdException w:name="Medium List 2 Accent 6" w:semiHidden="0" w:uiPriority="66" w:unhideWhenUsed="0"/>
-    <w:lsdException w:name="Medium Grid 1 Accent 6" w:semiHidden="0" w:uiPriority="67" w:unhideWhenUsed="0"/>
-    <w:lsdException w:name="Medium Grid 2 Accent 6" w:semiHidden="0" w:uiPriority="68" w:unhideWhenUsed="0"/>
-    <w:lsdException w:name="Medium Grid 3 Accent 6" w:semiHidden="0" w:uiPriority="69" w:unhideWhenUsed="0"/>
-    <w:lsdException w:name="Dark List Accent 6" w:semiHidden="0" w:uiPriority="70" w:unhideWhenUsed="0"/>
-    <w:lsdException w:name="Colorful Shading Accent 6" w:semiHidden="0" w:uiPriority="71" w:unhideWhenUsed="0"/>
-    <w:lsdException w:name="Colorful List Accent 6" w:semiHidden="0" w:uiPriority="72" w:unhideWhenUsed="0"/>
-    <w:lsdException w:name="Colorful Grid Accent 6" w:semiHidden="0" w:uiPriority="73" w:unhideWhenUsed="0"/>
-    <w:lsdException w:name="Subtle Emphasis" w:semiHidden="0" w:uiPriority="19" w:unhideWhenUsed="0" w:qFormat="1"/>
-    <w:lsdException w:name="Intense Emphasis" w:semiHidden="0" w:uiPriority="21" w:unhideWhenUsed="0" w:qFormat="1"/>
-    <w:lsdException w:name="Subtle Reference" w:semiHidden="0" w:uiPriority="31" w:unhideWhenUsed="0" w:qFormat="1"/>
-    <w:lsdException w:name="Intense Reference" w:semiHidden="0" w:uiPriority="32" w:unhideWhenUsed="0" w:qFormat="1"/>
-    <w:lsdException w:name="Book Title" w:semiHidden="0" w:uiPriority="33" w:unhideWhenUsed="0" w:qFormat="1"/>
-    <w:lsdException w:name="Bibliography" w:uiPriority="37"/>
-    <w:lsdException w:name="TOC Heading" w:uiPriority="39" w:qFormat="1"/>
+  <w:latentStyles w:defLockedState="0" w:defUIPriority="99" w:defSemiHidden="0" w:defUnhideWhenUsed="0" w:defQFormat="0" w:count="376">
+    <w:lsdException w:name="Normal" w:uiPriority="0" w:qFormat="1"/>
+    <w:lsdException w:name="heading 1" w:uiPriority="9" w:qFormat="1"/>
+    <w:lsdException w:name="heading 2" w:semiHidden="1" w:uiPriority="9" w:unhideWhenUsed="1" w:qFormat="1"/>
+    <w:lsdException w:name="heading 3" w:semiHidden="1" w:uiPriority="9" w:unhideWhenUsed="1" w:qFormat="1"/>
+    <w:lsdException w:name="heading 4" w:semiHidden="1" w:uiPriority="9" w:unhideWhenUsed="1" w:qFormat="1"/>
+    <w:lsdException w:name="heading 5" w:semiHidden="1" w:uiPriority="9" w:unhideWhenUsed="1" w:qFormat="1"/>
+    <w:lsdException w:name="heading 6" w:semiHidden="1" w:uiPriority="9" w:unhideWhenUsed="1" w:qFormat="1"/>
+    <w:lsdException w:name="heading 7" w:semiHidden="1" w:uiPriority="9" w:unhideWhenUsed="1" w:qFormat="1"/>
+    <w:lsdException w:name="heading 8" w:semiHidden="1" w:uiPriority="9" w:unhideWhenUsed="1" w:qFormat="1"/>
+    <w:lsdException w:name="heading 9" w:semiHidden="1" w:uiPriority="9" w:unhideWhenUsed="1" w:qFormat="1"/>
+    <w:lsdException w:name="index 1" w:semiHidden="1" w:unhideWhenUsed="1"/>
+    <w:lsdException w:name="index 2" w:semiHidden="1" w:unhideWhenUsed="1"/>
+    <w:lsdException w:name="index 3" w:semiHidden="1" w:unhideWhenUsed="1"/>
+    <w:lsdException w:name="index 4" w:semiHidden="1" w:unhideWhenUsed="1"/>
+    <w:lsdException w:name="index 5" w:semiHidden="1" w:unhideWhenUsed="1"/>
+    <w:lsdException w:name="index 6" w:semiHidden="1" w:unhideWhenUsed="1"/>
+    <w:lsdException w:name="index 7" w:semiHidden="1" w:unhideWhenUsed="1"/>
+    <w:lsdException w:name="index 8" w:semiHidden="1" w:unhideWhenUsed="1"/>
+    <w:lsdException w:name="index 9" w:semiHidden="1" w:unhideWhenUsed="1"/>
+    <w:lsdException w:name="toc 1" w:semiHidden="1" w:uiPriority="39" w:unhideWhenUsed="1"/>
+    <w:lsdException w:name="toc 2" w:semiHidden="1" w:uiPriority="39" w:unhideWhenUsed="1"/>
+    <w:lsdException w:name="toc 3" w:semiHidden="1" w:uiPriority="39" w:unhideWhenUsed="1"/>
+    <w:lsdException w:name="toc 4" w:semiHidden="1" w:uiPriority="39" w:unhideWhenUsed="1"/>
+    <w:lsdException w:name="toc 5" w:semiHidden="1" w:uiPriority="39" w:unhideWhenUsed="1"/>
+    <w:lsdException w:name="toc 6" w:semiHidden="1" w:uiPriority="39" w:unhideWhenUsed="1"/>
+    <w:lsdException w:name="toc 7" w:semiHidden="1" w:uiPriority="39" w:unhideWhenUsed="1"/>
+    <w:lsdException w:name="toc 8" w:semiHidden="1" w:uiPriority="39" w:unhideWhenUsed="1"/>
+    <w:lsdException w:name="toc 9" w:semiHidden="1" w:uiPriority="39" w:unhideWhenUsed="1"/>
+    <w:lsdException w:name="Normal Indent" w:semiHidden="1" w:unhideWhenUsed="1"/>
+    <w:lsdException w:name="footnote text" w:semiHidden="1" w:unhideWhenUsed="1"/>
+    <w:lsdException w:name="annotation text" w:semiHidden="1" w:unhideWhenUsed="1"/>
+    <w:lsdException w:name="header" w:semiHidden="1" w:unhideWhenUsed="1"/>
+    <w:lsdException w:name="footer" w:semiHidden="1" w:unhideWhenUsed="1"/>
+    <w:lsdException w:name="index heading" w:semiHidden="1" w:unhideWhenUsed="1"/>
+    <w:lsdException w:name="caption" w:semiHidden="1" w:uiPriority="35" w:unhideWhenUsed="1" w:qFormat="1"/>
+    <w:lsdException w:name="table of figures" w:semiHidden="1" w:unhideWhenUsed="1"/>
+    <w:lsdException w:name="envelope address" w:semiHidden="1" w:unhideWhenUsed="1"/>
+    <w:lsdException w:name="envelope return" w:semiHidden="1" w:unhideWhenUsed="1"/>
+    <w:lsdException w:name="footnote reference" w:semiHidden="1" w:unhideWhenUsed="1"/>
+    <w:lsdException w:name="annotation reference" w:semiHidden="1" w:unhideWhenUsed="1"/>
+    <w:lsdException w:name="line number" w:semiHidden="1" w:unhideWhenUsed="1"/>
+    <w:lsdException w:name="page number" w:semiHidden="1" w:unhideWhenUsed="1"/>
+    <w:lsdException w:name="endnote reference" w:semiHidden="1" w:unhideWhenUsed="1"/>
+    <w:lsdException w:name="endnote text" w:semiHidden="1" w:unhideWhenUsed="1"/>
+    <w:lsdException w:name="table of authorities" w:semiHidden="1" w:unhideWhenUsed="1"/>
+    <w:lsdException w:name="macro" w:semiHidden="1" w:unhideWhenUsed="1"/>
+    <w:lsdException w:name="toa heading" w:semiHidden="1" w:unhideWhenUsed="1"/>
+    <w:lsdException w:name="List" w:semiHidden="1" w:unhideWhenUsed="1"/>
+    <w:lsdException w:name="List Bullet" w:semiHidden="1" w:unhideWhenUsed="1"/>
+    <w:lsdException w:name="List Number" w:semiHidden="1" w:unhideWhenUsed="1"/>
+    <w:lsdException w:name="List 2" w:semiHidden="1" w:unhideWhenUsed="1"/>
+    <w:lsdException w:name="List 3" w:semiHidden="1" w:unhideWhenUsed="1"/>
+    <w:lsdException w:name="List 4" w:semiHidden="1" w:unhideWhenUsed="1"/>
+    <w:lsdException w:name="List 5" w:semiHidden="1" w:unhideWhenUsed="1"/>
+    <w:lsdException w:name="List Bullet 2" w:semiHidden="1" w:unhideWhenUsed="1"/>
+    <w:lsdException w:name="List Bullet 3" w:semiHidden="1" w:unhideWhenUsed="1"/>
+    <w:lsdException w:name="List Bullet 4" w:semiHidden="1" w:unhideWhenUsed="1"/>
+    <w:lsdException w:name="List Bullet 5" w:semiHidden="1" w:unhideWhenUsed="1"/>
+    <w:lsdException w:name="List Number 2" w:semiHidden="1" w:unhideWhenUsed="1"/>
+    <w:lsdException w:name="List Number 3" w:semiHidden="1" w:unhideWhenUsed="1"/>
+    <w:lsdException w:name="List Number 4" w:semiHidden="1" w:unhideWhenUsed="1"/>
+    <w:lsdException w:name="List Number 5" w:semiHidden="1" w:unhideWhenUsed="1"/>
+    <w:lsdException w:name="Title" w:uiPriority="10" w:qFormat="1"/>
+    <w:lsdException w:name="Closing" w:semiHidden="1" w:unhideWhenUsed="1"/>
+    <w:lsdException w:name="Signature" w:semiHidden="1" w:unhideWhenUsed="1"/>
+    <w:lsdException w:name="Default Paragraph Font" w:semiHidden="1" w:uiPriority="1" w:unhideWhenUsed="1"/>
+    <w:lsdException w:name="Body Text" w:semiHidden="1" w:unhideWhenUsed="1"/>
+    <w:lsdException w:name="Body Text Indent" w:semiHidden="1" w:unhideWhenUsed="1"/>
+    <w:lsdException w:name="List Continue" w:semiHidden="1" w:unhideWhenUsed="1"/>
+    <w:lsdException w:name="List Continue 2" w:semiHidden="1" w:unhideWhenUsed="1"/>
+    <w:lsdException w:name="List Continue 3" w:semiHidden="1" w:unhideWhenUsed="1"/>
+    <w:lsdException w:name="List Continue 4" w:semiHidden="1" w:unhideWhenUsed="1"/>
+    <w:lsdException w:name="List Continue 5" w:semiHidden="1" w:unhideWhenUsed="1"/>
+    <w:lsdException w:name="Message Header" w:semiHidden="1" w:unhideWhenUsed="1"/>
+    <w:lsdException w:name="Subtitle" w:uiPriority="11" w:qFormat="1"/>
+    <w:lsdException w:name="Salutation" w:semiHidden="1" w:unhideWhenUsed="1"/>
+    <w:lsdException w:name="Date" w:semiHidden="1" w:unhideWhenUsed="1"/>
+    <w:lsdException w:name="Body Text First Indent" w:semiHidden="1" w:unhideWhenUsed="1"/>
+    <w:lsdException w:name="Body Text First Indent 2" w:semiHidden="1" w:unhideWhenUsed="1"/>
+    <w:lsdException w:name="Note Heading" w:semiHidden="1" w:unhideWhenUsed="1"/>
+    <w:lsdException w:name="Body Text 2" w:semiHidden="1" w:unhideWhenUsed="1"/>
+    <w:lsdException w:name="Body Text 3" w:semiHidden="1" w:unhideWhenUsed="1"/>
+    <w:lsdException w:name="Body Text Indent 2" w:semiHidden="1" w:unhideWhenUsed="1"/>
+    <w:lsdException w:name="Body Text Indent 3" w:semiHidden="1" w:unhideWhenUsed="1"/>
+    <w:lsdException w:name="Block Text" w:semiHidden="1" w:unhideWhenUsed="1"/>
+    <w:lsdException w:name="Hyperlink" w:semiHidden="1" w:unhideWhenUsed="1"/>
+    <w:lsdException w:name="FollowedHyperlink" w:semiHidden="1" w:unhideWhenUsed="1"/>
+    <w:lsdException w:name="Strong" w:uiPriority="22" w:qFormat="1"/>
+    <w:lsdException w:name="Emphasis" w:uiPriority="20" w:qFormat="1"/>
+    <w:lsdException w:name="Document Map" w:semiHidden="1" w:unhideWhenUsed="1"/>
+    <w:lsdException w:name="Plain Text" w:semiHidden="1" w:unhideWhenUsed="1"/>
+    <w:lsdException w:name="E-mail Signature" w:semiHidden="1" w:unhideWhenUsed="1"/>
+    <w:lsdException w:name="HTML Top of Form" w:semiHidden="1" w:unhideWhenUsed="1"/>
+    <w:lsdException w:name="HTML Bottom of Form" w:semiHidden="1" w:unhideWhenUsed="1"/>
+    <w:lsdException w:name="Normal (Web)" w:semiHidden="1" w:unhideWhenUsed="1"/>
+    <w:lsdException w:name="HTML Acronym" w:semiHidden="1" w:unhideWhenUsed="1"/>
+    <w:lsdException w:name="HTML Address" w:semiHidden="1" w:unhideWhenUsed="1"/>
+    <w:lsdException w:name="HTML Cite" w:semiHidden="1" w:unhideWhenUsed="1"/>
+    <w:lsdException w:name="HTML Code" w:semiHidden="1" w:unhideWhenUsed="1"/>
+    <w:lsdException w:name="HTML Definition" w:semiHidden="1" w:unhideWhenUsed="1"/>
+    <w:lsdException w:name="HTML Keyboard" w:semiHidden="1" w:unhideWhenUsed="1"/>
+    <w:lsdException w:name="HTML Preformatted" w:semiHidden="1" w:unhideWhenUsed="1"/>
+    <w:lsdException w:name="HTML Sample" w:semiHidden="1" w:unhideWhenUsed="1"/>
+    <w:lsdException w:name="HTML Typewriter" w:semiHidden="1" w:unhideWhenUsed="1"/>
+    <w:lsdException w:name="HTML Variable" w:semiHidden="1" w:unhideWhenUsed="1"/>
+    <w:lsdException w:name="Normal Table" w:semiHidden="1" w:unhideWhenUsed="1"/>
+    <w:lsdException w:name="annotation subject" w:semiHidden="1" w:unhideWhenUsed="1"/>
+    <w:lsdException w:name="No List" w:semiHidden="1" w:unhideWhenUsed="1"/>
+    <w:lsdException w:name="Outline List 1" w:semiHidden="1" w:unhideWhenUsed="1"/>
+    <w:lsdException w:name="Outline List 2" w:semiHidden="1" w:unhideWhenUsed="1"/>
+    <w:lsdException w:name="Outline List 3" w:semiHidden="1" w:unhideWhenUsed="1"/>
+    <w:lsdException w:name="Table Simple 1" w:semiHidden="1" w:unhideWhenUsed="1"/>
+    <w:lsdException w:name="Table Simple 2" w:semiHidden="1" w:unhideWhenUsed="1"/>
+    <w:lsdException w:name="Table Simple 3" w:semiHidden="1" w:unhideWhenUsed="1"/>
+    <w:lsdException w:name="Table Classic 1" w:semiHidden="1" w:unhideWhenUsed="1"/>
+    <w:lsdException w:name="Table Classic 2" w:semiHidden="1" w:unhideWhenUsed="1"/>
+    <w:lsdException w:name="Table Classic 3" w:semiHidden="1" w:unhideWhenUsed="1"/>
+    <w:lsdException w:name="Table Classic 4" w:semiHidden="1" w:unhideWhenUsed="1"/>
+    <w:lsdException w:name="Table Colorful 1" w:semiHidden="1" w:unhideWhenUsed="1"/>
+    <w:lsdException w:name="Table Colorful 2" w:semiHidden="1" w:unhideWhenUsed="1"/>
+    <w:lsdException w:name="Table Colorful 3" w:semiHidden="1" w:unhideWhenUsed="1"/>
+    <w:lsdException w:name="Table Columns 1" w:semiHidden="1" w:unhideWhenUsed="1"/>
+    <w:lsdException w:name="Table Columns 2" w:semiHidden="1" w:unhideWhenUsed="1"/>
+    <w:lsdException w:name="Table Columns 3" w:semiHidden="1" w:unhideWhenUsed="1"/>
+    <w:lsdException w:name="Table Columns 4" w:semiHidden="1" w:unhideWhenUsed="1"/>
+    <w:lsdException w:name="Table Columns 5" w:semiHidden="1" w:unhideWhenUsed="1"/>
+    <w:lsdException w:name="Table Grid 1" w:semiHidden="1" w:unhideWhenUsed="1"/>
+    <w:lsdException w:name="Table Grid 2" w:semiHidden="1" w:unhideWhenUsed="1"/>
+    <w:lsdException w:name="Table Grid 3" w:semiHidden="1" w:unhideWhenUsed="1"/>
+    <w:lsdException w:name="Table Grid 4" w:semiHidden="1" w:unhideWhenUsed="1"/>
+    <w:lsdException w:name="Table Grid 5" w:semiHidden="1" w:unhideWhenUsed="1"/>
+    <w:lsdException w:name="Table Grid 6" w:semiHidden="1" w:unhideWhenUsed="1"/>
+    <w:lsdException w:name="Table Grid 7" w:semiHidden="1" w:unhideWhenUsed="1"/>
+    <w:lsdException w:name="Table Grid 8" w:semiHidden="1" w:unhideWhenUsed="1"/>
+    <w:lsdException w:name="Table List 1" w:semiHidden="1" w:unhideWhenUsed="1"/>
+    <w:lsdException w:name="Table List 2" w:semiHidden="1" w:unhideWhenUsed="1"/>
+    <w:lsdException w:name="Table List 3" w:semiHidden="1" w:unhideWhenUsed="1"/>
+    <w:lsdException w:name="Table List 4" w:semiHidden="1" w:unhideWhenUsed="1"/>
+    <w:lsdException w:name="Table List 5" w:semiHidden="1" w:unhideWhenUsed="1"/>
+    <w:lsdException w:name="Table List 6" w:semiHidden="1" w:unhideWhenUsed="1"/>
+    <w:lsdException w:name="Table List 7" w:semiHidden="1" w:unhideWhenUsed="1"/>
+    <w:lsdException w:name="Table List 8" w:semiHidden="1" w:unhideWhenUsed="1"/>
+    <w:lsdException w:name="Table 3D effects 1" w:semiHidden="1" w:unhideWhenUsed="1"/>
+    <w:lsdException w:name="Table 3D effects 2" w:semiHidden="1" w:unhideWhenUsed="1"/>
+    <w:lsdException w:name="Table 3D effects 3" w:semiHidden="1" w:unhideWhenUsed="1"/>
+    <w:lsdException w:name="Table Contemporary" w:semiHidden="1" w:unhideWhenUsed="1"/>
+    <w:lsdException w:name="Table Elegant" w:semiHidden="1" w:unhideWhenUsed="1"/>
+    <w:lsdException w:name="Table Professional" w:semiHidden="1" w:unhideWhenUsed="1"/>
+    <w:lsdException w:name="Table Subtle 1" w:semiHidden="1" w:unhideWhenUsed="1"/>
+    <w:lsdException w:name="Table Subtle 2" w:semiHidden="1" w:unhideWhenUsed="1"/>
+    <w:lsdException w:name="Table Web 1" w:semiHidden="1" w:unhideWhenUsed="1"/>
+    <w:lsdException w:name="Table Web 2" w:semiHidden="1" w:unhideWhenUsed="1"/>
+    <w:lsdException w:name="Table Web 3" w:semiHidden="1" w:unhideWhenUsed="1"/>
+    <w:lsdException w:name="Balloon Text" w:semiHidden="1" w:unhideWhenUsed="1"/>
+    <w:lsdException w:name="Table Grid" w:uiPriority="39"/>
+    <w:lsdException w:name="Table Theme" w:semiHidden="1" w:unhideWhenUsed="1"/>
+    <w:lsdException w:name="Placeholder Text" w:semiHidden="1"/>
+    <w:lsdException w:name="No Spacing" w:uiPriority="1" w:qFormat="1"/>
+    <w:lsdException w:name="Light Shading" w:uiPriority="60"/>
+    <w:lsdException w:name="Light List" w:uiPriority="61"/>
+    <w:lsdException w:name="Light Grid" w:uiPriority="62"/>
+    <w:lsdException w:name="Medium Shading 1" w:uiPriority="63"/>
+    <w:lsdException w:name="Medium Shading 2" w:uiPriority="64"/>
+    <w:lsdException w:name="Medium List 1" w:uiPriority="65"/>
+    <w:lsdException w:name="Medium List 2" w:uiPriority="66"/>
+    <w:lsdException w:name="Medium Grid 1" w:uiPriority="67"/>
+    <w:lsdException w:name="Medium Grid 2" w:uiPriority="68"/>
+    <w:lsdException w:name="Medium Grid 3" w:uiPriority="69"/>
+    <w:lsdException w:name="Dark List" w:uiPriority="70"/>
+    <w:lsdException w:name="Colorful Shading" w:uiPriority="71"/>
+    <w:lsdException w:name="Colorful List" w:uiPriority="72"/>
+    <w:lsdException w:name="Colorful Grid" w:uiPriority="73"/>
+    <w:lsdException w:name="Light Shading Accent 1" w:uiPriority="60"/>
+    <w:lsdException w:name="Light List Accent 1" w:uiPriority="61"/>
+    <w:lsdException w:name="Light Grid Accent 1" w:uiPriority="62"/>
+    <w:lsdException w:name="Medium Shading 1 Accent 1" w:uiPriority="63"/>
+    <w:lsdException w:name="Medium Shading 2 Accent 1" w:uiPriority="64"/>
+    <w:lsdException w:name="Medium List 1 Accent 1" w:uiPriority="65"/>
+    <w:lsdException w:name="Revision" w:semiHidden="1"/>
+    <w:lsdException w:name="List Paragraph" w:uiPriority="34" w:qFormat="1"/>
+    <w:lsdException w:name="Quote" w:uiPriority="29" w:qFormat="1"/>
+    <w:lsdException w:name="Intense Quote" w:uiPriority="30" w:qFormat="1"/>
+    <w:lsdException w:name="Medium List 2 Accent 1" w:uiPriority="66"/>
+    <w:lsdException w:name="Medium Grid 1 Accent 1" w:uiPriority="67"/>
+    <w:lsdException w:name="Medium Grid 2 Accent 1" w:uiPriority="68"/>
+    <w:lsdException w:name="Medium Grid 3 Accent 1" w:uiPriority="69"/>
+    <w:lsdException w:name="Dark List Accent 1" w:uiPriority="70"/>
+    <w:lsdException w:name="Colorful Shading Accent 1" w:uiPriority="71"/>
+    <w:lsdException w:name="Colorful List Accent 1" w:uiPriority="72"/>
+    <w:lsdException w:name="Colorful Grid Accent 1" w:uiPriority="73"/>
+    <w:lsdException w:name="Light Shading Accent 2" w:uiPriority="60"/>
+    <w:lsdException w:name="Light List Accent 2" w:uiPriority="61"/>
+    <w:lsdException w:name="Light Grid Accent 2" w:uiPriority="62"/>
+    <w:lsdException w:name="Medium Shading 1 Accent 2" w:uiPriority="63"/>
+    <w:lsdException w:name="Medium Shading 2 Accent 2" w:uiPriority="64"/>
+    <w:lsdException w:name="Medium List 1 Accent 2" w:uiPriority="65"/>
+    <w:lsdException w:name="Medium List 2 Accent 2" w:uiPriority="66"/>
+    <w:lsdException w:name="Medium Grid 1 Accent 2" w:uiPriority="67"/>
+    <w:lsdException w:name="Medium Grid 2 Accent 2" w:uiPriority="68"/>
+    <w:lsdException w:name="Medium Grid 3 Accent 2" w:uiPriority="69"/>
+    <w:lsdException w:name="Dark List Accent 2" w:uiPriority="70"/>
+    <w:lsdException w:name="Colorful Shading Accent 2" w:uiPriority="71"/>
+    <w:lsdException w:name="Colorful List Accent 2" w:uiPriority="72"/>
+    <w:lsdException w:name="Colorful Grid Accent 2" w:uiPriority="73"/>
+    <w:lsdException w:name="Light Shading Accent 3" w:uiPriority="60"/>
+    <w:lsdException w:name="Light List Accent 3" w:uiPriority="61"/>
+    <w:lsdException w:name="Light Grid Accent 3" w:uiPriority="62"/>
+    <w:lsdException w:name="Medium Shading 1 Accent 3" w:uiPriority="63"/>
+    <w:lsdException w:name="Medium Shading 2 Accent 3" w:uiPriority="64"/>
+    <w:lsdException w:name="Medium List 1 Accent 3" w:uiPriority="65"/>
+    <w:lsdException w:name="Medium List 2 Accent 3" w:uiPriority="66"/>
+    <w:lsdException w:name="Medium Grid 1 Accent 3" w:uiPriority="67"/>
+    <w:lsdException w:name="Medium Grid 2 Accent 3" w:uiPriority="68"/>
+    <w:lsdException w:name="Medium Grid 3 Accent 3" w:uiPriority="69"/>
+    <w:lsdException w:name="Dark List Accent 3" w:uiPriority="70"/>
+    <w:lsdException w:name="Colorful Shading Accent 3" w:uiPriority="71"/>
+    <w:lsdException w:name="Colorful List Accent 3" w:uiPriority="72"/>
+    <w:lsdException w:name="Colorful Grid Accent 3" w:uiPriority="73"/>
+    <w:lsdException w:name="Light Shading Accent 4" w:uiPriority="60"/>
+    <w:lsdException w:name="Light List Accent 4" w:uiPriority="61"/>
+    <w:lsdException w:name="Light Grid Accent 4" w:uiPriority="62"/>
+    <w:lsdException w:name="Medium Shading 1 Accent 4" w:uiPriority="63"/>
+    <w:lsdException w:name="Medium Shading 2 Accent 4" w:uiPriority="64"/>
+    <w:lsdException w:name="Medium List 1 Accent 4" w:uiPriority="65"/>
+    <w:lsdException w:name="Medium List 2 Accent 4" w:uiPriority="66"/>
+    <w:lsdException w:name="Medium Grid 1 Accent 4" w:uiPriority="67"/>
+    <w:lsdException w:name="Medium Grid 2 Accent 4" w:uiPriority="68"/>
+    <w:lsdException w:name="Medium Grid 3 Accent 4" w:uiPriority="69"/>
+    <w:lsdException w:name="Dark List Accent 4" w:uiPriority="70"/>
+    <w:lsdException w:name="Colorful Shading Accent 4" w:uiPriority="71"/>
+    <w:lsdException w:name="Colorful List Accent 4" w:uiPriority="72"/>
+    <w:lsdException w:name="Colorful Grid Accent 4" w:uiPriority="73"/>
+    <w:lsdException w:name="Light Shading Accent 5" w:uiPriority="60"/>
+    <w:lsdException w:name="Light List Accent 5" w:uiPriority="61"/>
+    <w:lsdException w:name="Light Grid Accent 5" w:uiPriority="62"/>
+    <w:lsdException w:name="Medium Shading 1 Accent 5" w:uiPriority="63"/>
+    <w:lsdException w:name="Medium Shading 2 Accent 5" w:uiPriority="64"/>
+    <w:lsdException w:name="Medium List 1 Accent 5" w:uiPriority="65"/>
+    <w:lsdException w:name="Medium List 2 Accent 5" w:uiPriority="66"/>
+    <w:lsdException w:name="Medium Grid 1 Accent 5" w:uiPriority="67"/>
+    <w:lsdException w:name="Medium Grid 2 Accent 5" w:uiPriority="68"/>
+    <w:lsdException w:name="Medium Grid 3 Accent 5" w:uiPriority="69"/>
+    <w:lsdException w:name="Dark List Accent 5" w:uiPriority="70"/>
+    <w:lsdException w:name="Colorful Shading Accent 5" w:uiPriority="71"/>
+    <w:lsdException w:name="Colorful List Accent 5" w:uiPriority="72"/>
+    <w:lsdException w:name="Colorful Grid Accent 5" w:uiPriority="73"/>
+    <w:lsdException w:name="Light Shading Accent 6" w:uiPriority="60"/>
+    <w:lsdException w:name="Light List Accent 6" w:uiPriority="61"/>
+    <w:lsdException w:name="Light Grid Accent 6" w:uiPriority="62"/>
+    <w:lsdException w:name="Medium Shading 1 Accent 6" w:uiPriority="63"/>
+    <w:lsdException w:name="Medium Shading 2 Accent 6" w:uiPriority="64"/>
+    <w:lsdException w:name="Medium List 1 Accent 6" w:uiPriority="65"/>
+    <w:lsdException w:name="Medium List 2 Accent 6" w:uiPriority="66"/>
+    <w:lsdException w:name="Medium Grid 1 Accent 6" w:uiPriority="67"/>
+    <w:lsdException w:name="Medium Grid 2 Accent 6" w:uiPriority="68"/>
+    <w:lsdException w:name="Medium Grid 3 Accent 6" w:uiPriority="69"/>
+    <w:lsdException w:name="Dark List Accent 6" w:uiPriority="70"/>
+    <w:lsdException w:name="Colorful Shading Accent 6" w:uiPriority="71"/>
+    <w:lsdException w:name="Colorful List Accent 6" w:uiPriority="72"/>
+    <w:lsdException w:name="Colorful Grid Accent 6" w:uiPriority="73"/>
+    <w:lsdException w:name="Subtle Emphasis" w:uiPriority="19" w:qFormat="1"/>
+    <w:lsdException w:name="Intense Emphasis" w:uiPriority="21" w:qFormat="1"/>
+    <w:lsdException w:name="Subtle Reference" w:uiPriority="31" w:qFormat="1"/>
+    <w:lsdException w:name="Intense Reference" w:uiPriority="32" w:qFormat="1"/>
+    <w:lsdException w:name="Book Title" w:uiPriority="33" w:qFormat="1"/>
+    <w:lsdException w:name="Bibliography" w:semiHidden="1" w:uiPriority="37" w:unhideWhenUsed="1"/>
+    <w:lsdException w:name="TOC Heading" w:semiHidden="1" w:uiPriority="39" w:unhideWhenUsed="1" w:qFormat="1"/>
+    <w:lsdException w:name="Plain Table 1" w:uiPriority="41"/>
+    <w:lsdException w:name="Plain Table 2" w:uiPriority="42"/>
+    <w:lsdException w:name="Plain Table 3" w:uiPriority="43"/>
+    <w:lsdException w:name="Plain Table 4" w:uiPriority="44"/>
+    <w:lsdException w:name="Plain Table 5" w:uiPriority="45"/>
+    <w:lsdException w:name="Grid Table Light" w:uiPriority="40"/>
+    <w:lsdException w:name="Grid Table 1 Light" w:uiPriority="46"/>
+    <w:lsdException w:name="Grid Table 2" w:uiPriority="47"/>
+    <w:lsdException w:name="Grid Table 3" w:uiPriority="48"/>
+    <w:lsdException w:name="Grid Table 4" w:uiPriority="49"/>
+    <w:lsdException w:name="Grid Table 5 Dark" w:uiPriority="50"/>
+    <w:lsdException w:name="Grid Table 6 Colorful" w:uiPriority="51"/>
+    <w:lsdException w:name="Grid Table 7 Colorful" w:uiPriority="52"/>
+    <w:lsdException w:name="Grid Table 1 Light Accent 1" w:uiPriority="46"/>
+    <w:lsdException w:name="Grid Table 2 Accent 1" w:uiPriority="47"/>
+    <w:lsdException w:name="Grid Table 3 Accent 1" w:uiPriority="48"/>
+    <w:lsdException w:name="Grid Table 4 Accent 1" w:uiPriority="49"/>
+    <w:lsdException w:name="Grid Table 5 Dark Accent 1" w:uiPriority="50"/>
+    <w:lsdException w:name="Grid Table 6 Colorful Accent 1" w:uiPriority="51"/>
+    <w:lsdException w:name="Grid Table 7 Colorful Accent 1" w:uiPriority="52"/>
+    <w:lsdException w:name="Grid Table 1 Light Accent 2" w:uiPriority="46"/>
+    <w:lsdException w:name="Grid Table 2 Accent 2" w:uiPriority="47"/>
+    <w:lsdException w:name="Grid Table 3 Accent 2" w:uiPriority="48"/>
+    <w:lsdException w:name="Grid Table 4 Accent 2" w:uiPriority="49"/>
+    <w:lsdException w:name="Grid Table 5 Dark Accent 2" w:uiPriority="50"/>
+    <w:lsdException w:name="Grid Table 6 Colorful Accent 2" w:uiPriority="51"/>
+    <w:lsdException w:name="Grid Table 7 Colorful Accent 2" w:uiPriority="52"/>
+    <w:lsdException w:name="Grid Table 1 Light Accent 3" w:uiPriority="46"/>
+    <w:lsdException w:name="Grid Table 2 Accent 3" w:uiPriority="47"/>
+    <w:lsdException w:name="Grid Table 3 Accent 3" w:uiPriority="48"/>
+    <w:lsdException w:name="Grid Table 4 Accent 3" w:uiPriority="49"/>
+    <w:lsdException w:name="Grid Table 5 Dark Accent 3" w:uiPriority="50"/>
+    <w:lsdException w:name="Grid Table 6 Colorful Accent 3" w:uiPriority="51"/>
+    <w:lsdException w:name="Grid Table 7 Colorful Accent 3" w:uiPriority="52"/>
+    <w:lsdException w:name="Grid Table 1 Light Accent 4" w:uiPriority="46"/>
+    <w:lsdException w:name="Grid Table 2 Accent 4" w:uiPriority="47"/>
+    <w:lsdException w:name="Grid Table 3 Accent 4" w:uiPriority="48"/>
+    <w:lsdException w:name="Grid Table 4 Accent 4" w:uiPriority="49"/>
+    <w:lsdException w:name="Grid Table 5 Dark Accent 4" w:uiPriority="50"/>
+    <w:lsdException w:name="Grid Table 6 Colorful Accent 4" w:uiPriority="51"/>
+    <w:lsdException w:name="Grid Table 7 Colorful Accent 4" w:uiPriority="52"/>
+    <w:lsdException w:name="Grid Table 1 Light Accent 5" w:uiPriority="46"/>
+    <w:lsdException w:name="Grid Table 2 Accent 5" w:uiPriority="47"/>
+    <w:lsdException w:name="Grid Table 3 Accent 5" w:uiPriority="48"/>
+    <w:lsdException w:name="Grid Table 4 Accent 5" w:uiPriority="49"/>
+    <w:lsdException w:name="Grid Table 5 Dark Accent 5" w:uiPriority="50"/>
+    <w:lsdException w:name="Grid Table 6 Colorful Accent 5" w:uiPriority="51"/>
+    <w:lsdException w:name="Grid Table 7 Colorful Accent 5" w:uiPriority="52"/>
+    <w:lsdException w:name="Grid Table 1 Light Accent 6" w:uiPriority="46"/>
+    <w:lsdException w:name="Grid Table 2 Accent 6" w:uiPriority="47"/>
+    <w:lsdException w:name="Grid Table 3 Accent 6" w:uiPriority="48"/>
+    <w:lsdException w:name="Grid Table 4 Accent 6" w:uiPriority="49"/>
+    <w:lsdException w:name="Grid Table 5 Dark Accent 6" w:uiPriority="50"/>
+    <w:lsdException w:name="Grid Table 6 Colorful Accent 6" w:uiPriority="51"/>
+    <w:lsdException w:name="Grid Table 7 Colorful Accent 6" w:uiPriority="52"/>
+    <w:lsdException w:name="List Table 1 Light" w:uiPriority="46"/>
+    <w:lsdException w:name="List Table 2" w:uiPriority="47"/>
+    <w:lsdException w:name="List Table 3" w:uiPriority="48"/>
+    <w:lsdException w:name="List Table 4" w:uiPriority="49"/>
+    <w:lsdException w:name="List Table 5 Dark" w:uiPriority="50"/>
+    <w:lsdException w:name="List Table 6 Colorful" w:uiPriority="51"/>
+    <w:lsdException w:name="List Table 7 Colorful" w:uiPriority="52"/>
+    <w:lsdException w:name="List Table 1 Light Accent 1" w:uiPriority="46"/>
+    <w:lsdException w:name="List Table 2 Accent 1" w:uiPriority="47"/>
+    <w:lsdException w:name="List Table 3 Accent 1" w:uiPriority="48"/>
+    <w:lsdException w:name="List Table 4 Accent 1" w:uiPriority="49"/>
+    <w:lsdException w:name="List Table 5 Dark Accent 1" w:uiPriority="50"/>
+    <w:lsdException w:name="List Table 6 Colorful Accent 1" w:uiPriority="51"/>
+    <w:lsdException w:name="List Table 7 Colorful Accent 1" w:uiPriority="52"/>
+    <w:lsdException w:name="List Table 1 Light Accent 2" w:uiPriority="46"/>
+    <w:lsdException w:name="List Table 2 Accent 2" w:uiPriority="47"/>
+    <w:lsdException w:name="List Table 3 Accent 2" w:uiPriority="48"/>
+    <w:lsdException w:name="List Table 4 Accent 2" w:uiPriority="49"/>
+    <w:lsdException w:name="List Table 5 Dark Accent 2" w:uiPriority="50"/>
+    <w:lsdException w:name="List Table 6 Colorful Accent 2" w:uiPriority="51"/>
+    <w:lsdException w:name="List Table 7 Colorful Accent 2" w:uiPriority="52"/>
+    <w:lsdException w:name="List Table 1 Light Accent 3" w:uiPriority="46"/>
+    <w:lsdException w:name="List Table 2 Accent 3" w:uiPriority="47"/>
+    <w:lsdException w:name="List Table 3 Accent 3" w:uiPriority="48"/>
+    <w:lsdException w:name="List Table 4 Accent 3" w:uiPriority="49"/>
+    <w:lsdException w:name="List Table 5 Dark Accent 3" w:uiPriority="50"/>
+    <w:lsdException w:name="List Table 6 Colorful Accent 3" w:uiPriority="51"/>
+    <w:lsdException w:name="List Table 7 Colorful Accent 3" w:uiPriority="52"/>
+    <w:lsdException w:name="List Table 1 Light Accent 4" w:uiPriority="46"/>
+    <w:lsdException w:name="List Table 2 Accent 4" w:uiPriority="47"/>
+    <w:lsdException w:name="List Table 3 Accent 4" w:uiPriority="48"/>
+    <w:lsdException w:name="List Table 4 Accent 4" w:uiPriority="49"/>
+    <w:lsdException w:name="List Table 5 Dark Accent 4" w:uiPriority="50"/>
+    <w:lsdException w:name="List Table 6 Colorful Accent 4" w:uiPriority="51"/>
+    <w:lsdException w:name="List Table 7 Colorful Accent 4" w:uiPriority="52"/>
+    <w:lsdException w:name="List Table 1 Light Accent 5" w:uiPriority="46"/>
+    <w:lsdException w:name="List Table 2 Accent 5" w:uiPriority="47"/>
+    <w:lsdException w:name="List Table 3 Accent 5" w:uiPriority="48"/>
+    <w:lsdException w:name="List Table 4 Accent 5" w:uiPriority="49"/>
+    <w:lsdException w:name="List Table 5 Dark Accent 5" w:uiPriority="50"/>
+    <w:lsdException w:name="List Table 6 Colorful Accent 5" w:uiPriority="51"/>
+    <w:lsdException w:name="List Table 7 Colorful Accent 5" w:uiPriority="52"/>
+    <w:lsdException w:name="List Table 1 Light Accent 6" w:uiPriority="46"/>
+    <w:lsdException w:name="List Table 2 Accent 6" w:uiPriority="47"/>
+    <w:lsdException w:name="List Table 3 Accent 6" w:uiPriority="48"/>
+    <w:lsdException w:name="List Table 4 Accent 6" w:uiPriority="49"/>
+    <w:lsdException w:name="List Table 5 Dark Accent 6" w:uiPriority="50"/>
+    <w:lsdException w:name="List Table 6 Colorful Accent 6" w:uiPriority="51"/>
+    <w:lsdException w:name="List Table 7 Colorful Accent 6" w:uiPriority="52"/>
+    <w:lsdException w:name="Mention" w:semiHidden="1" w:unhideWhenUsed="1"/>
+    <w:lsdException w:name="Smart Hyperlink" w:semiHidden="1" w:unhideWhenUsed="1"/>
+    <w:lsdException w:name="Hashtag" w:semiHidden="1" w:unhideWhenUsed="1"/>
+    <w:lsdException w:name="Unresolved Mention" w:semiHidden="1" w:unhideWhenUsed="1"/>
+    <w:lsdException w:name="Smart Link" w:semiHidden="1" w:unhideWhenUsed="1"/>
   </w:latentStyles>
   <w:style w:type="paragraph" w:default="1" w:styleId="a">
     <w:name w:val="Normal"/>
@@ -4149,7 +4352,6 @@
     <w:basedOn w:val="a1"/>
     <w:rsid w:val="00C71F1D"/>
     <w:tblPr>
-      <w:tblInd w:w="0" w:type="dxa"/>
       <w:tblBorders>
         <w:top w:val="single" w:sz="4" w:space="0" w:color="auto"/>
         <w:left w:val="single" w:sz="4" w:space="0" w:color="auto"/>
@@ -4158,12 +4360,6 @@
         <w:insideH w:val="single" w:sz="4" w:space="0" w:color="auto"/>
         <w:insideV w:val="single" w:sz="4" w:space="0" w:color="auto"/>
       </w:tblBorders>
-      <w:tblCellMar>
-        <w:top w:w="0" w:type="dxa"/>
-        <w:left w:w="108" w:type="dxa"/>
-        <w:bottom w:w="0" w:type="dxa"/>
-        <w:right w:w="108" w:type="dxa"/>
-      </w:tblCellMar>
     </w:tblPr>
   </w:style>
   <w:style w:type="paragraph" w:styleId="a5">
@@ -4233,11 +4429,8 @@
     <w:tblPr>
       <w:tblStyleRowBandSize w:val="1"/>
       <w:tblStyleColBandSize w:val="1"/>
-      <w:tblInd w:w="0" w:type="dxa"/>
       <w:tblCellMar>
-        <w:top w:w="0" w:type="dxa"/>
         <w:left w:w="115" w:type="dxa"/>
-        <w:bottom w:w="0" w:type="dxa"/>
         <w:right w:w="115" w:type="dxa"/>
       </w:tblCellMar>
     </w:tblPr>
@@ -4247,11 +4440,8 @@
     <w:tblPr>
       <w:tblStyleRowBandSize w:val="1"/>
       <w:tblStyleColBandSize w:val="1"/>
-      <w:tblInd w:w="0" w:type="dxa"/>
       <w:tblCellMar>
-        <w:top w:w="0" w:type="dxa"/>
         <w:left w:w="115" w:type="dxa"/>
-        <w:bottom w:w="0" w:type="dxa"/>
         <w:right w:w="115" w:type="dxa"/>
       </w:tblCellMar>
     </w:tblPr>
@@ -4261,11 +4451,8 @@
     <w:tblPr>
       <w:tblStyleRowBandSize w:val="1"/>
       <w:tblStyleColBandSize w:val="1"/>
-      <w:tblInd w:w="0" w:type="dxa"/>
       <w:tblCellMar>
-        <w:top w:w="0" w:type="dxa"/>
         <w:left w:w="115" w:type="dxa"/>
-        <w:bottom w:w="0" w:type="dxa"/>
         <w:right w:w="115" w:type="dxa"/>
       </w:tblCellMar>
     </w:tblPr>
@@ -4373,574 +4560,25 @@
       <w:contextualSpacing/>
     </w:pPr>
   </w:style>
-</w:styles>
-</file>
-
-<file path=word/stylesWithEffects.xml><?xml version="1.0" encoding="utf-8"?>
-<w:styles xmlns:wpc="http://schemas.microsoft.com/office/word/2010/wordprocessingCanvas" xmlns:mc="http://schemas.openxmlformats.org/markup-compatibility/2006" xmlns:o="urn:schemas-microsoft-com:office:office" xmlns:r="http://schemas.openxmlformats.org/officeDocument/2006/relationships" xmlns:m="http://schemas.openxmlformats.org/officeDocument/2006/math" xmlns:v="urn:schemas-microsoft-com:vml" xmlns:wp14="http://schemas.microsoft.com/office/word/2010/wordprocessingDrawing" xmlns:wp="http://schemas.openxmlformats.org/drawingml/2006/wordprocessingDrawing" xmlns:w10="urn:schemas-microsoft-com:office:word" xmlns:w="http://schemas.openxmlformats.org/wordprocessingml/2006/main" xmlns:w14="http://schemas.microsoft.com/office/word/2010/wordml" xmlns:wpg="http://schemas.microsoft.com/office/word/2010/wordprocessingGroup" xmlns:wpi="http://schemas.microsoft.com/office/word/2010/wordprocessingInk" xmlns:wne="http://schemas.microsoft.com/office/word/2006/wordml" xmlns:wps="http://schemas.microsoft.com/office/word/2010/wordprocessingShape" mc:Ignorable="w14 wp14">
-  <w:docDefaults>
-    <w:rPrDefault>
-      <w:rPr>
-        <w:rFonts w:ascii="Times New Roman" w:eastAsia="Times New Roman" w:hAnsi="Times New Roman" w:cs="Times New Roman"/>
-        <w:sz w:val="24"/>
-        <w:szCs w:val="24"/>
-        <w:lang w:val="en-US" w:eastAsia="en-US" w:bidi="he-IL"/>
-      </w:rPr>
-    </w:rPrDefault>
-    <w:pPrDefault>
-      <w:pPr>
-        <w:bidi/>
-      </w:pPr>
-    </w:pPrDefault>
-  </w:docDefaults>
-  <w:latentStyles w:defLockedState="0" w:defUIPriority="99" w:defSemiHidden="1" w:defUnhideWhenUsed="1" w:defQFormat="0" w:count="267">
-    <w:lsdException w:name="Normal" w:semiHidden="0" w:uiPriority="0" w:unhideWhenUsed="0" w:qFormat="1"/>
-    <w:lsdException w:name="heading 1" w:semiHidden="0" w:uiPriority="9" w:unhideWhenUsed="0" w:qFormat="1"/>
-    <w:lsdException w:name="heading 2" w:uiPriority="9" w:qFormat="1"/>
-    <w:lsdException w:name="heading 3" w:uiPriority="9" w:qFormat="1"/>
-    <w:lsdException w:name="heading 4" w:uiPriority="9" w:qFormat="1"/>
-    <w:lsdException w:name="heading 5" w:uiPriority="9" w:qFormat="1"/>
-    <w:lsdException w:name="heading 6" w:uiPriority="9" w:qFormat="1"/>
-    <w:lsdException w:name="heading 7" w:uiPriority="9" w:qFormat="1"/>
-    <w:lsdException w:name="heading 8" w:uiPriority="9" w:qFormat="1"/>
-    <w:lsdException w:name="heading 9" w:uiPriority="9" w:qFormat="1"/>
-    <w:lsdException w:name="toc 1" w:uiPriority="39"/>
-    <w:lsdException w:name="toc 2" w:uiPriority="39"/>
-    <w:lsdException w:name="toc 3" w:uiPriority="39"/>
-    <w:lsdException w:name="toc 4" w:uiPriority="39"/>
-    <w:lsdException w:name="toc 5" w:uiPriority="39"/>
-    <w:lsdException w:name="toc 6" w:uiPriority="39"/>
-    <w:lsdException w:name="toc 7" w:uiPriority="39"/>
-    <w:lsdException w:name="toc 8" w:uiPriority="39"/>
-    <w:lsdException w:name="toc 9" w:uiPriority="39"/>
-    <w:lsdException w:name="caption" w:uiPriority="35" w:qFormat="1"/>
-    <w:lsdException w:name="Title" w:semiHidden="0" w:uiPriority="10" w:unhideWhenUsed="0" w:qFormat="1"/>
-    <w:lsdException w:name="Default Paragraph Font" w:uiPriority="1"/>
-    <w:lsdException w:name="Subtitle" w:semiHidden="0" w:uiPriority="11" w:unhideWhenUsed="0" w:qFormat="1"/>
-    <w:lsdException w:name="Strong" w:semiHidden="0" w:uiPriority="22" w:unhideWhenUsed="0" w:qFormat="1"/>
-    <w:lsdException w:name="Emphasis" w:semiHidden="0" w:uiPriority="20" w:unhideWhenUsed="0" w:qFormat="1"/>
-    <w:lsdException w:name="Table Grid" w:semiHidden="0" w:uiPriority="39" w:unhideWhenUsed="0"/>
-    <w:lsdException w:name="Placeholder Text" w:unhideWhenUsed="0"/>
-    <w:lsdException w:name="No Spacing" w:semiHidden="0" w:uiPriority="1" w:unhideWhenUsed="0" w:qFormat="1"/>
-    <w:lsdException w:name="Light Shading" w:semiHidden="0" w:uiPriority="60" w:unhideWhenUsed="0"/>
-    <w:lsdException w:name="Light List" w:semiHidden="0" w:uiPriority="61" w:unhideWhenUsed="0"/>
-    <w:lsdException w:name="Light Grid" w:semiHidden="0" w:uiPriority="62" w:unhideWhenUsed="0"/>
-    <w:lsdException w:name="Medium Shading 1" w:semiHidden="0" w:uiPriority="63" w:unhideWhenUsed="0"/>
-    <w:lsdException w:name="Medium Shading 2" w:semiHidden="0" w:uiPriority="64" w:unhideWhenUsed="0"/>
-    <w:lsdException w:name="Medium List 1" w:semiHidden="0" w:uiPriority="65" w:unhideWhenUsed="0"/>
-    <w:lsdException w:name="Medium List 2" w:semiHidden="0" w:uiPriority="66" w:unhideWhenUsed="0"/>
-    <w:lsdException w:name="Medium Grid 1" w:semiHidden="0" w:uiPriority="67" w:unhideWhenUsed="0"/>
-    <w:lsdException w:name="Medium Grid 2" w:semiHidden="0" w:uiPriority="68" w:unhideWhenUsed="0"/>
-    <w:lsdException w:name="Medium Grid 3" w:semiHidden="0" w:uiPriority="69" w:unhideWhenUsed="0"/>
-    <w:lsdException w:name="Dark List" w:semiHidden="0" w:uiPriority="70" w:unhideWhenUsed="0"/>
-    <w:lsdException w:name="Colorful Shading" w:semiHidden="0" w:uiPriority="71" w:unhideWhenUsed="0"/>
-    <w:lsdException w:name="Colorful List" w:semiHidden="0" w:uiPriority="72" w:unhideWhenUsed="0"/>
-    <w:lsdException w:name="Colorful Grid" w:semiHidden="0" w:uiPriority="73" w:unhideWhenUsed="0"/>
-    <w:lsdException w:name="Light Shading Accent 1" w:semiHidden="0" w:uiPriority="60" w:unhideWhenUsed="0"/>
-    <w:lsdException w:name="Light List Accent 1" w:semiHidden="0" w:uiPriority="61" w:unhideWhenUsed="0"/>
-    <w:lsdException w:name="Light Grid Accent 1" w:semiHidden="0" w:uiPriority="62" w:unhideWhenUsed="0"/>
-    <w:lsdException w:name="Medium Shading 1 Accent 1" w:semiHidden="0" w:uiPriority="63" w:unhideWhenUsed="0"/>
-    <w:lsdException w:name="Medium Shading 2 Accent 1" w:semiHidden="0" w:uiPriority="64" w:unhideWhenUsed="0"/>
-    <w:lsdException w:name="Medium List 1 Accent 1" w:semiHidden="0" w:uiPriority="65" w:unhideWhenUsed="0"/>
-    <w:lsdException w:name="Revision" w:unhideWhenUsed="0"/>
-    <w:lsdException w:name="List Paragraph" w:semiHidden="0" w:uiPriority="34" w:unhideWhenUsed="0" w:qFormat="1"/>
-    <w:lsdException w:name="Quote" w:semiHidden="0" w:uiPriority="29" w:unhideWhenUsed="0" w:qFormat="1"/>
-    <w:lsdException w:name="Intense Quote" w:semiHidden="0" w:uiPriority="30" w:unhideWhenUsed="0" w:qFormat="1"/>
-    <w:lsdException w:name="Medium List 2 Accent 1" w:semiHidden="0" w:uiPriority="66" w:unhideWhenUsed="0"/>
-    <w:lsdException w:name="Medium Grid 1 Accent 1" w:semiHidden="0" w:uiPriority="67" w:unhideWhenUsed="0"/>
-    <w:lsdException w:name="Medium Grid 2 Accent 1" w:semiHidden="0" w:uiPriority="68" w:unhideWhenUsed="0"/>
-    <w:lsdException w:name="Medium Grid 3 Accent 1" w:semiHidden="0" w:uiPriority="69" w:unhideWhenUsed="0"/>
-    <w:lsdException w:name="Dark List Accent 1" w:semiHidden="0" w:uiPriority="70" w:unhideWhenUsed="0"/>
-    <w:lsdException w:name="Colorful Shading Accent 1" w:semiHidden="0" w:uiPriority="71" w:unhideWhenUsed="0"/>
-    <w:lsdException w:name="Colorful List Accent 1" w:semiHidden="0" w:uiPriority="72" w:unhideWhenUsed="0"/>
-    <w:lsdException w:name="Colorful Grid Accent 1" w:semiHidden="0" w:uiPriority="73" w:unhideWhenUsed="0"/>
-    <w:lsdException w:name="Light Shading Accent 2" w:semiHidden="0" w:uiPriority="60" w:unhideWhenUsed="0"/>
-    <w:lsdException w:name="Light List Accent 2" w:semiHidden="0" w:uiPriority="61" w:unhideWhenUsed="0"/>
-    <w:lsdException w:name="Light Grid Accent 2" w:semiHidden="0" w:uiPriority="62" w:unhideWhenUsed="0"/>
-    <w:lsdException w:name="Medium Shading 1 Accent 2" w:semiHidden="0" w:uiPriority="63" w:unhideWhenUsed="0"/>
-    <w:lsdException w:name="Medium Shading 2 Accent 2" w:semiHidden="0" w:uiPriority="64" w:unhideWhenUsed="0"/>
-    <w:lsdException w:name="Medium List 1 Accent 2" w:semiHidden="0" w:uiPriority="65" w:unhideWhenUsed="0"/>
-    <w:lsdException w:name="Medium List 2 Accent 2" w:semiHidden="0" w:uiPriority="66" w:unhideWhenUsed="0"/>
-    <w:lsdException w:name="Medium Grid 1 Accent 2" w:semiHidden="0" w:uiPriority="67" w:unhideWhenUsed="0"/>
-    <w:lsdException w:name="Medium Grid 2 Accent 2" w:semiHidden="0" w:uiPriority="68" w:unhideWhenUsed="0"/>
-    <w:lsdException w:name="Medium Grid 3 Accent 2" w:semiHidden="0" w:uiPriority="69" w:unhideWhenUsed="0"/>
-    <w:lsdException w:name="Dark List Accent 2" w:semiHidden="0" w:uiPriority="70" w:unhideWhenUsed="0"/>
-    <w:lsdException w:name="Colorful Shading Accent 2" w:semiHidden="0" w:uiPriority="71" w:unhideWhenUsed="0"/>
-    <w:lsdException w:name="Colorful List Accent 2" w:semiHidden="0" w:uiPriority="72" w:unhideWhenUsed="0"/>
-    <w:lsdException w:name="Colorful Grid Accent 2" w:semiHidden="0" w:uiPriority="73" w:unhideWhenUsed="0"/>
-    <w:lsdException w:name="Light Shading Accent 3" w:semiHidden="0" w:uiPriority="60" w:unhideWhenUsed="0"/>
-    <w:lsdException w:name="Light List Accent 3" w:semiHidden="0" w:uiPriority="61" w:unhideWhenUsed="0"/>
-    <w:lsdException w:name="Light Grid Accent 3" w:semiHidden="0" w:uiPriority="62" w:unhideWhenUsed="0"/>
-    <w:lsdException w:name="Medium Shading 1 Accent 3" w:semiHidden="0" w:uiPriority="63" w:unhideWhenUsed="0"/>
-    <w:lsdException w:name="Medium Shading 2 Accent 3" w:semiHidden="0" w:uiPriority="64" w:unhideWhenUsed="0"/>
-    <w:lsdException w:name="Medium List 1 Accent 3" w:semiHidden="0" w:uiPriority="65" w:unhideWhenUsed="0"/>
-    <w:lsdException w:name="Medium List 2 Accent 3" w:semiHidden="0" w:uiPriority="66" w:unhideWhenUsed="0"/>
-    <w:lsdException w:name="Medium Grid 1 Accent 3" w:semiHidden="0" w:uiPriority="67" w:unhideWhenUsed="0"/>
-    <w:lsdException w:name="Medium Grid 2 Accent 3" w:semiHidden="0" w:uiPriority="68" w:unhideWhenUsed="0"/>
-    <w:lsdException w:name="Medium Grid 3 Accent 3" w:semiHidden="0" w:uiPriority="69" w:unhideWhenUsed="0"/>
-    <w:lsdException w:name="Dark List Accent 3" w:semiHidden="0" w:uiPriority="70" w:unhideWhenUsed="0"/>
-    <w:lsdException w:name="Colorful Shading Accent 3" w:semiHidden="0" w:uiPriority="71" w:unhideWhenUsed="0"/>
-    <w:lsdException w:name="Colorful List Accent 3" w:semiHidden="0" w:uiPriority="72" w:unhideWhenUsed="0"/>
-    <w:lsdException w:name="Colorful Grid Accent 3" w:semiHidden="0" w:uiPriority="73" w:unhideWhenUsed="0"/>
-    <w:lsdException w:name="Light Shading Accent 4" w:semiHidden="0" w:uiPriority="60" w:unhideWhenUsed="0"/>
-    <w:lsdException w:name="Light List Accent 4" w:semiHidden="0" w:uiPriority="61" w:unhideWhenUsed="0"/>
-    <w:lsdException w:name="Light Grid Accent 4" w:semiHidden="0" w:uiPriority="62" w:unhideWhenUsed="0"/>
-    <w:lsdException w:name="Medium Shading 1 Accent 4" w:semiHidden="0" w:uiPriority="63" w:unhideWhenUsed="0"/>
-    <w:lsdException w:name="Medium Shading 2 Accent 4" w:semiHidden="0" w:uiPriority="64" w:unhideWhenUsed="0"/>
-    <w:lsdException w:name="Medium List 1 Accent 4" w:semiHidden="0" w:uiPriority="65" w:unhideWhenUsed="0"/>
-    <w:lsdException w:name="Medium List 2 Accent 4" w:semiHidden="0" w:uiPriority="66" w:unhideWhenUsed="0"/>
-    <w:lsdException w:name="Medium Grid 1 Accent 4" w:semiHidden="0" w:uiPriority="67" w:unhideWhenUsed="0"/>
-    <w:lsdException w:name="Medium Grid 2 Accent 4" w:semiHidden="0" w:uiPriority="68" w:unhideWhenUsed="0"/>
-    <w:lsdException w:name="Medium Grid 3 Accent 4" w:semiHidden="0" w:uiPriority="69" w:unhideWhenUsed="0"/>
-    <w:lsdException w:name="Dark List Accent 4" w:semiHidden="0" w:uiPriority="70" w:unhideWhenUsed="0"/>
-    <w:lsdException w:name="Colorful Shading Accent 4" w:semiHidden="0" w:uiPriority="71" w:unhideWhenUsed="0"/>
-    <w:lsdException w:name="Colorful List Accent 4" w:semiHidden="0" w:uiPriority="72" w:unhideWhenUsed="0"/>
-    <w:lsdException w:name="Colorful Grid Accent 4" w:semiHidden="0" w:uiPriority="73" w:unhideWhenUsed="0"/>
-    <w:lsdException w:name="Light Shading Accent 5" w:semiHidden="0" w:uiPriority="60" w:unhideWhenUsed="0"/>
-    <w:lsdException w:name="Light List Accent 5" w:semiHidden="0" w:uiPriority="61" w:unhideWhenUsed="0"/>
-    <w:lsdException w:name="Light Grid Accent 5" w:semiHidden="0" w:uiPriority="62" w:unhideWhenUsed="0"/>
-    <w:lsdException w:name="Medium Shading 1 Accent 5" w:semiHidden="0" w:uiPriority="63" w:unhideWhenUsed="0"/>
-    <w:lsdException w:name="Medium Shading 2 Accent 5" w:semiHidden="0" w:uiPriority="64" w:unhideWhenUsed="0"/>
-    <w:lsdException w:name="Medium List 1 Accent 5" w:semiHidden="0" w:uiPriority="65" w:unhideWhenUsed="0"/>
-    <w:lsdException w:name="Medium List 2 Accent 5" w:semiHidden="0" w:uiPriority="66" w:unhideWhenUsed="0"/>
-    <w:lsdException w:name="Medium Grid 1 Accent 5" w:semiHidden="0" w:uiPriority="67" w:unhideWhenUsed="0"/>
-    <w:lsdException w:name="Medium Grid 2 Accent 5" w:semiHidden="0" w:uiPriority="68" w:unhideWhenUsed="0"/>
-    <w:lsdException w:name="Medium Grid 3 Accent 5" w:semiHidden="0" w:uiPriority="69" w:unhideWhenUsed="0"/>
-    <w:lsdException w:name="Dark List Accent 5" w:semiHidden="0" w:uiPriority="70" w:unhideWhenUsed="0"/>
-    <w:lsdException w:name="Colorful Shading Accent 5" w:semiHidden="0" w:uiPriority="71" w:unhideWhenUsed="0"/>
-    <w:lsdException w:name="Colorful List Accent 5" w:semiHidden="0" w:uiPriority="72" w:unhideWhenUsed="0"/>
-    <w:lsdException w:name="Colorful Grid Accent 5" w:semiHidden="0" w:uiPriority="73" w:unhideWhenUsed="0"/>
-    <w:lsdException w:name="Light Shading Accent 6" w:semiHidden="0" w:uiPriority="60" w:unhideWhenUsed="0"/>
-    <w:lsdException w:name="Light List Accent 6" w:semiHidden="0" w:uiPriority="61" w:unhideWhenUsed="0"/>
-    <w:lsdException w:name="Light Grid Accent 6" w:semiHidden="0" w:uiPriority="62" w:unhideWhenUsed="0"/>
-    <w:lsdException w:name="Medium Shading 1 Accent 6" w:semiHidden="0" w:uiPriority="63" w:unhideWhenUsed="0"/>
-    <w:lsdException w:name="Medium Shading 2 Accent 6" w:semiHidden="0" w:uiPriority="64" w:unhideWhenUsed="0"/>
-    <w:lsdException w:name="Medium List 1 Accent 6" w:semiHidden="0" w:uiPriority="65" w:unhideWhenUsed="0"/>
-    <w:lsdException w:name="Medium List 2 Accent 6" w:semiHidden="0" w:uiPriority="66" w:unhideWhenUsed="0"/>
-    <w:lsdException w:name="Medium Grid 1 Accent 6" w:semiHidden="0" w:uiPriority="67" w:unhideWhenUsed="0"/>
-    <w:lsdException w:name="Medium Grid 2 Accent 6" w:semiHidden="0" w:uiPriority="68" w:unhideWhenUsed="0"/>
-    <w:lsdException w:name="Medium Grid 3 Accent 6" w:semiHidden="0" w:uiPriority="69" w:unhideWhenUsed="0"/>
-    <w:lsdException w:name="Dark List Accent 6" w:semiHidden="0" w:uiPriority="70" w:unhideWhenUsed="0"/>
-    <w:lsdException w:name="Colorful Shading Accent 6" w:semiHidden="0" w:uiPriority="71" w:unhideWhenUsed="0"/>
-    <w:lsdException w:name="Colorful List Accent 6" w:semiHidden="0" w:uiPriority="72" w:unhideWhenUsed="0"/>
-    <w:lsdException w:name="Colorful Grid Accent 6" w:semiHidden="0" w:uiPriority="73" w:unhideWhenUsed="0"/>
-    <w:lsdException w:name="Subtle Emphasis" w:semiHidden="0" w:uiPriority="19" w:unhideWhenUsed="0" w:qFormat="1"/>
-    <w:lsdException w:name="Intense Emphasis" w:semiHidden="0" w:uiPriority="21" w:unhideWhenUsed="0" w:qFormat="1"/>
-    <w:lsdException w:name="Subtle Reference" w:semiHidden="0" w:uiPriority="31" w:unhideWhenUsed="0" w:qFormat="1"/>
-    <w:lsdException w:name="Intense Reference" w:semiHidden="0" w:uiPriority="32" w:unhideWhenUsed="0" w:qFormat="1"/>
-    <w:lsdException w:name="Book Title" w:semiHidden="0" w:uiPriority="33" w:unhideWhenUsed="0" w:qFormat="1"/>
-    <w:lsdException w:name="Bibliography" w:uiPriority="37"/>
-    <w:lsdException w:name="TOC Heading" w:uiPriority="39" w:qFormat="1"/>
-  </w:latentStyles>
-  <w:style w:type="paragraph" w:default="1" w:styleId="a">
-    <w:name w:val="Normal"/>
-    <w:qFormat/>
-    <w:rsid w:val="00B32203"/>
-  </w:style>
-  <w:style w:type="paragraph" w:styleId="1">
-    <w:name w:val="heading 1"/>
+  <w:style w:type="paragraph" w:styleId="af0">
+    <w:name w:val="caption"/>
     <w:basedOn w:val="a"/>
     <w:next w:val="a"/>
-    <w:link w:val="10"/>
-    <w:uiPriority w:val="9"/>
-    <w:qFormat/>
-    <w:rsid w:val="00C71F1D"/>
-    <w:pPr>
-      <w:keepNext/>
-      <w:spacing w:before="240" w:after="60"/>
-      <w:outlineLvl w:val="0"/>
-    </w:pPr>
-    <w:rPr>
-      <w:rFonts w:ascii="Arial" w:hAnsi="Arial" w:cs="Arial"/>
-      <w:b/>
-      <w:bCs/>
-      <w:kern w:val="32"/>
-      <w:sz w:val="32"/>
-      <w:szCs w:val="32"/>
-    </w:rPr>
-  </w:style>
-  <w:style w:type="paragraph" w:styleId="2">
-    <w:name w:val="heading 2"/>
-    <w:basedOn w:val="a"/>
-    <w:next w:val="a"/>
-    <w:uiPriority w:val="9"/>
-    <w:unhideWhenUsed/>
-    <w:qFormat/>
-    <w:rsid w:val="00D75D69"/>
-    <w:pPr>
-      <w:bidi w:val="0"/>
-      <w:spacing w:before="120" w:after="240"/>
-      <w:outlineLvl w:val="1"/>
-    </w:pPr>
-    <w:rPr>
-      <w:rFonts w:asciiTheme="minorHAnsi" w:hAnsiTheme="minorHAnsi" w:cstheme="minorHAnsi"/>
-      <w:b/>
-      <w:bCs/>
-      <w:sz w:val="28"/>
-      <w:szCs w:val="28"/>
-    </w:rPr>
-  </w:style>
-  <w:style w:type="paragraph" w:styleId="3">
-    <w:name w:val="heading 3"/>
-    <w:basedOn w:val="a"/>
-    <w:next w:val="a"/>
-    <w:uiPriority w:val="9"/>
+    <w:uiPriority w:val="35"/>
     <w:semiHidden/>
     <w:unhideWhenUsed/>
     <w:qFormat/>
+    <w:rsid w:val="004A47CD"/>
     <w:pPr>
-      <w:keepNext/>
-      <w:keepLines/>
-      <w:spacing w:before="280" w:after="80"/>
-      <w:outlineLvl w:val="2"/>
+      <w:spacing w:after="200"/>
     </w:pPr>
     <w:rPr>
-      <w:b/>
-      <w:sz w:val="28"/>
-      <w:szCs w:val="28"/>
+      <w:i/>
+      <w:iCs/>
+      <w:color w:val="1F497D" w:themeColor="text2"/>
+      <w:sz w:val="18"/>
+      <w:szCs w:val="18"/>
     </w:rPr>
-  </w:style>
-  <w:style w:type="paragraph" w:styleId="4">
-    <w:name w:val="heading 4"/>
-    <w:basedOn w:val="a"/>
-    <w:next w:val="a"/>
-    <w:uiPriority w:val="9"/>
-    <w:semiHidden/>
-    <w:unhideWhenUsed/>
-    <w:qFormat/>
-    <w:pPr>
-      <w:keepNext/>
-      <w:keepLines/>
-      <w:spacing w:before="240" w:after="40"/>
-      <w:outlineLvl w:val="3"/>
-    </w:pPr>
-    <w:rPr>
-      <w:b/>
-    </w:rPr>
-  </w:style>
-  <w:style w:type="paragraph" w:styleId="5">
-    <w:name w:val="heading 5"/>
-    <w:basedOn w:val="a"/>
-    <w:next w:val="a"/>
-    <w:uiPriority w:val="9"/>
-    <w:semiHidden/>
-    <w:unhideWhenUsed/>
-    <w:qFormat/>
-    <w:pPr>
-      <w:keepNext/>
-      <w:keepLines/>
-      <w:spacing w:before="220" w:after="40"/>
-      <w:outlineLvl w:val="4"/>
-    </w:pPr>
-    <w:rPr>
-      <w:b/>
-      <w:sz w:val="22"/>
-      <w:szCs w:val="22"/>
-    </w:rPr>
-  </w:style>
-  <w:style w:type="paragraph" w:styleId="6">
-    <w:name w:val="heading 6"/>
-    <w:basedOn w:val="a"/>
-    <w:next w:val="a"/>
-    <w:uiPriority w:val="9"/>
-    <w:semiHidden/>
-    <w:unhideWhenUsed/>
-    <w:qFormat/>
-    <w:pPr>
-      <w:keepNext/>
-      <w:keepLines/>
-      <w:spacing w:before="200" w:after="40"/>
-      <w:outlineLvl w:val="5"/>
-    </w:pPr>
-    <w:rPr>
-      <w:b/>
-      <w:sz w:val="20"/>
-      <w:szCs w:val="20"/>
-    </w:rPr>
-  </w:style>
-  <w:style w:type="character" w:default="1" w:styleId="a0">
-    <w:name w:val="Default Paragraph Font"/>
-    <w:uiPriority w:val="1"/>
-    <w:semiHidden/>
-    <w:unhideWhenUsed/>
-  </w:style>
-  <w:style w:type="table" w:default="1" w:styleId="a1">
-    <w:name w:val="Normal Table"/>
-    <w:uiPriority w:val="99"/>
-    <w:semiHidden/>
-    <w:unhideWhenUsed/>
-    <w:tblPr>
-      <w:tblInd w:w="0" w:type="dxa"/>
-      <w:tblCellMar>
-        <w:top w:w="0" w:type="dxa"/>
-        <w:left w:w="108" w:type="dxa"/>
-        <w:bottom w:w="0" w:type="dxa"/>
-        <w:right w:w="108" w:type="dxa"/>
-      </w:tblCellMar>
-    </w:tblPr>
-  </w:style>
-  <w:style w:type="numbering" w:default="1" w:styleId="a2">
-    <w:name w:val="No List"/>
-    <w:uiPriority w:val="99"/>
-    <w:semiHidden/>
-    <w:unhideWhenUsed/>
-  </w:style>
-  <w:style w:type="table" w:customStyle="1" w:styleId="TableNormal1">
-    <w:name w:val="Table Normal1"/>
-    <w:tblPr>
-      <w:tblCellMar>
-        <w:top w:w="0" w:type="dxa"/>
-        <w:left w:w="0" w:type="dxa"/>
-        <w:bottom w:w="0" w:type="dxa"/>
-        <w:right w:w="0" w:type="dxa"/>
-      </w:tblCellMar>
-    </w:tblPr>
-  </w:style>
-  <w:style w:type="paragraph" w:styleId="a3">
-    <w:name w:val="Title"/>
-    <w:basedOn w:val="a"/>
-    <w:next w:val="a"/>
-    <w:uiPriority w:val="10"/>
-    <w:qFormat/>
-    <w:pPr>
-      <w:keepNext/>
-      <w:keepLines/>
-      <w:spacing w:before="480" w:after="120"/>
-    </w:pPr>
-    <w:rPr>
-      <w:b/>
-      <w:sz w:val="72"/>
-      <w:szCs w:val="72"/>
-    </w:rPr>
-  </w:style>
-  <w:style w:type="table" w:styleId="a4">
-    <w:name w:val="Table Grid"/>
-    <w:basedOn w:val="a1"/>
-    <w:rsid w:val="00C71F1D"/>
-    <w:tblPr>
-      <w:tblInd w:w="0" w:type="dxa"/>
-      <w:tblBorders>
-        <w:top w:val="single" w:sz="4" w:space="0" w:color="auto"/>
-        <w:left w:val="single" w:sz="4" w:space="0" w:color="auto"/>
-        <w:bottom w:val="single" w:sz="4" w:space="0" w:color="auto"/>
-        <w:right w:val="single" w:sz="4" w:space="0" w:color="auto"/>
-        <w:insideH w:val="single" w:sz="4" w:space="0" w:color="auto"/>
-        <w:insideV w:val="single" w:sz="4" w:space="0" w:color="auto"/>
-      </w:tblBorders>
-      <w:tblCellMar>
-        <w:top w:w="0" w:type="dxa"/>
-        <w:left w:w="108" w:type="dxa"/>
-        <w:bottom w:w="0" w:type="dxa"/>
-        <w:right w:w="108" w:type="dxa"/>
-      </w:tblCellMar>
-    </w:tblPr>
-  </w:style>
-  <w:style w:type="paragraph" w:styleId="a5">
-    <w:name w:val="footer"/>
-    <w:basedOn w:val="a"/>
-    <w:rsid w:val="00EE3C33"/>
-    <w:pPr>
-      <w:tabs>
-        <w:tab w:val="center" w:pos="4153"/>
-        <w:tab w:val="right" w:pos="8306"/>
-      </w:tabs>
-    </w:pPr>
-  </w:style>
-  <w:style w:type="character" w:styleId="a6">
-    <w:name w:val="page number"/>
-    <w:basedOn w:val="a0"/>
-    <w:rsid w:val="00EE3C33"/>
-  </w:style>
-  <w:style w:type="paragraph" w:styleId="a7">
-    <w:name w:val="Balloon Text"/>
-    <w:basedOn w:val="a"/>
-    <w:link w:val="a8"/>
-    <w:uiPriority w:val="99"/>
-    <w:semiHidden/>
-    <w:unhideWhenUsed/>
-    <w:rsid w:val="00133D72"/>
-    <w:rPr>
-      <w:rFonts w:ascii="Tahoma" w:hAnsi="Tahoma" w:cs="Tahoma"/>
-      <w:sz w:val="16"/>
-      <w:szCs w:val="16"/>
-    </w:rPr>
-  </w:style>
-  <w:style w:type="character" w:customStyle="1" w:styleId="a8">
-    <w:name w:val="טקסט בלונים תו"/>
-    <w:link w:val="a7"/>
-    <w:uiPriority w:val="99"/>
-    <w:semiHidden/>
-    <w:rsid w:val="00133D72"/>
-    <w:rPr>
-      <w:rFonts w:ascii="Tahoma" w:hAnsi="Tahoma" w:cs="Tahoma"/>
-      <w:sz w:val="16"/>
-      <w:szCs w:val="16"/>
-      <w:lang w:val="en-US" w:eastAsia="en-US"/>
-    </w:rPr>
-  </w:style>
-  <w:style w:type="paragraph" w:styleId="a9">
-    <w:name w:val="Subtitle"/>
-    <w:basedOn w:val="a"/>
-    <w:next w:val="a"/>
-    <w:uiPriority w:val="11"/>
-    <w:qFormat/>
-    <w:pPr>
-      <w:keepNext/>
-      <w:keepLines/>
-      <w:spacing w:before="360" w:after="80"/>
-    </w:pPr>
-    <w:rPr>
-      <w:rFonts w:ascii="Georgia" w:eastAsia="Georgia" w:hAnsi="Georgia" w:cs="Georgia"/>
-      <w:i/>
-      <w:color w:val="666666"/>
-      <w:sz w:val="48"/>
-      <w:szCs w:val="48"/>
-    </w:rPr>
-  </w:style>
-  <w:style w:type="table" w:customStyle="1" w:styleId="aa">
-    <w:basedOn w:val="a1"/>
-    <w:tblPr>
-      <w:tblStyleRowBandSize w:val="1"/>
-      <w:tblStyleColBandSize w:val="1"/>
-      <w:tblInd w:w="0" w:type="dxa"/>
-      <w:tblCellMar>
-        <w:top w:w="0" w:type="dxa"/>
-        <w:left w:w="115" w:type="dxa"/>
-        <w:bottom w:w="0" w:type="dxa"/>
-        <w:right w:w="115" w:type="dxa"/>
-      </w:tblCellMar>
-    </w:tblPr>
-  </w:style>
-  <w:style w:type="table" w:customStyle="1" w:styleId="ab">
-    <w:basedOn w:val="a1"/>
-    <w:tblPr>
-      <w:tblStyleRowBandSize w:val="1"/>
-      <w:tblStyleColBandSize w:val="1"/>
-      <w:tblInd w:w="0" w:type="dxa"/>
-      <w:tblCellMar>
-        <w:top w:w="0" w:type="dxa"/>
-        <w:left w:w="115" w:type="dxa"/>
-        <w:bottom w:w="0" w:type="dxa"/>
-        <w:right w:w="115" w:type="dxa"/>
-      </w:tblCellMar>
-    </w:tblPr>
-  </w:style>
-  <w:style w:type="table" w:customStyle="1" w:styleId="ac">
-    <w:basedOn w:val="a1"/>
-    <w:tblPr>
-      <w:tblStyleRowBandSize w:val="1"/>
-      <w:tblStyleColBandSize w:val="1"/>
-      <w:tblInd w:w="0" w:type="dxa"/>
-      <w:tblCellMar>
-        <w:top w:w="0" w:type="dxa"/>
-        <w:left w:w="115" w:type="dxa"/>
-        <w:bottom w:w="0" w:type="dxa"/>
-        <w:right w:w="115" w:type="dxa"/>
-      </w:tblCellMar>
-    </w:tblPr>
-  </w:style>
-  <w:style w:type="character" w:styleId="ad">
-    <w:name w:val="Placeholder Text"/>
-    <w:basedOn w:val="a0"/>
-    <w:uiPriority w:val="99"/>
-    <w:semiHidden/>
-    <w:rsid w:val="00765358"/>
-    <w:rPr>
-      <w:color w:val="666666"/>
-    </w:rPr>
-  </w:style>
-  <w:style w:type="paragraph" w:styleId="ae">
-    <w:name w:val="Revision"/>
-    <w:hidden/>
-    <w:uiPriority w:val="99"/>
-    <w:semiHidden/>
-    <w:rsid w:val="00AF76EE"/>
-    <w:pPr>
-      <w:bidi w:val="0"/>
-    </w:pPr>
-  </w:style>
-  <w:style w:type="paragraph" w:styleId="HTML">
-    <w:name w:val="HTML Preformatted"/>
-    <w:basedOn w:val="a"/>
-    <w:link w:val="HTML0"/>
-    <w:uiPriority w:val="99"/>
-    <w:unhideWhenUsed/>
-    <w:rsid w:val="00AE457A"/>
-    <w:pPr>
-      <w:tabs>
-        <w:tab w:val="left" w:pos="916"/>
-        <w:tab w:val="left" w:pos="1832"/>
-        <w:tab w:val="left" w:pos="2748"/>
-        <w:tab w:val="left" w:pos="3664"/>
-        <w:tab w:val="left" w:pos="4580"/>
-        <w:tab w:val="left" w:pos="5496"/>
-        <w:tab w:val="left" w:pos="6412"/>
-        <w:tab w:val="left" w:pos="7328"/>
-        <w:tab w:val="left" w:pos="8244"/>
-        <w:tab w:val="left" w:pos="9160"/>
-        <w:tab w:val="left" w:pos="10076"/>
-        <w:tab w:val="left" w:pos="10992"/>
-        <w:tab w:val="left" w:pos="11908"/>
-        <w:tab w:val="left" w:pos="12824"/>
-        <w:tab w:val="left" w:pos="13740"/>
-        <w:tab w:val="left" w:pos="14656"/>
-      </w:tabs>
-      <w:bidi w:val="0"/>
-    </w:pPr>
-    <w:rPr>
-      <w:rFonts w:ascii="Courier New" w:hAnsi="Courier New" w:cs="Courier New"/>
-      <w:sz w:val="20"/>
-      <w:szCs w:val="20"/>
-    </w:rPr>
-  </w:style>
-  <w:style w:type="character" w:customStyle="1" w:styleId="HTML0">
-    <w:name w:val="HTML מעוצב מראש תו"/>
-    <w:basedOn w:val="a0"/>
-    <w:link w:val="HTML"/>
-    <w:uiPriority w:val="99"/>
-    <w:rsid w:val="00AE457A"/>
-    <w:rPr>
-      <w:rFonts w:ascii="Courier New" w:hAnsi="Courier New" w:cs="Courier New"/>
-      <w:sz w:val="20"/>
-      <w:szCs w:val="20"/>
-    </w:rPr>
-  </w:style>
-  <w:style w:type="character" w:styleId="Hyperlink">
-    <w:name w:val="Hyperlink"/>
-    <w:basedOn w:val="a0"/>
-    <w:uiPriority w:val="99"/>
-    <w:unhideWhenUsed/>
-    <w:rsid w:val="00203978"/>
-    <w:rPr>
-      <w:color w:val="0000FF" w:themeColor="hyperlink"/>
-      <w:u w:val="single"/>
-    </w:rPr>
-  </w:style>
-  <w:style w:type="character" w:customStyle="1" w:styleId="10">
-    <w:name w:val="כותרת 1 תו"/>
-    <w:basedOn w:val="a0"/>
-    <w:link w:val="1"/>
-    <w:uiPriority w:val="9"/>
-    <w:rsid w:val="003578F3"/>
-    <w:rPr>
-      <w:rFonts w:ascii="Arial" w:hAnsi="Arial" w:cs="Arial"/>
-      <w:b/>
-      <w:bCs/>
-      <w:kern w:val="32"/>
-      <w:sz w:val="32"/>
-      <w:szCs w:val="32"/>
-    </w:rPr>
-  </w:style>
-  <w:style w:type="paragraph" w:styleId="af">
-    <w:name w:val="List Paragraph"/>
-    <w:basedOn w:val="a"/>
-    <w:uiPriority w:val="34"/>
-    <w:qFormat/>
-    <w:rsid w:val="003578F3"/>
-    <w:pPr>
-      <w:ind w:left="720"/>
-      <w:contextualSpacing/>
-    </w:pPr>
   </w:style>
 </w:styles>
 </file>
